--- a/docs/opis_boepripasy.docx
+++ b/docs/opis_boepripasy.docx
@@ -4,7 +4,8 @@
   <w:body>
     <w:p>
       <w:pPr>
-        <w:spacing w:before="0" w:after="0"/>
+        <w:keepNext w:val="0"/>
+        <w:spacing w:before="0" w:after="40" w:line="240" w:lineRule="auto"/>
         <w:jc w:val="center"/>
       </w:pPr>
       <w:r>
@@ -12,14 +13,31 @@
           <w:rFonts w:ascii="Times New Roman" w:hAnsi="Times New Roman"/>
           <w:b/>
           <w:i w:val="0"/>
-          <w:sz w:val="30"/>
+          <w:sz w:val="32"/>
         </w:rPr>
-        <w:t>ОПИСЬ № ______________________</w:t>
+        <w:t>ОПИСЬ</w:t>
       </w:r>
     </w:p>
     <w:p>
       <w:pPr>
-        <w:spacing w:before="0" w:after="200"/>
+        <w:keepNext w:val="0"/>
+        <w:spacing w:before="0" w:after="40" w:line="240" w:lineRule="auto"/>
+        <w:jc w:val="center"/>
+      </w:pPr>
+      <w:r>
+        <w:rPr>
+          <w:rFonts w:ascii="Times New Roman" w:hAnsi="Times New Roman"/>
+          <w:b/>
+          <w:i w:val="0"/>
+          <w:sz w:val="28"/>
+        </w:rPr>
+        <w:t>№ ______________________</w:t>
+      </w:r>
+    </w:p>
+    <w:p>
+      <w:pPr>
+        <w:keepNext w:val="0"/>
+        <w:spacing w:before="0" w:after="240" w:line="240" w:lineRule="auto"/>
         <w:jc w:val="center"/>
       </w:pPr>
       <w:r>
@@ -29,15 +47,14 @@
           <w:i/>
           <w:sz w:val="24"/>
         </w:rPr>
-        <w:t>Учёт боеприпасов (патронов), подлежащих охране</w:t>
+        <w:t>учёта боеприпасов (патронов), подлежащих охране</w:t>
       </w:r>
     </w:p>
     <w:tbl>
       <w:tblPr>
         <w:tblW w:type="auto" w:w="0"/>
-        <w:tblLayout w:type="fixed"/>
+        <w:jc w:val="center"/>
         <w:tblLook w:firstColumn="1" w:firstRow="1" w:lastColumn="0" w:lastRow="0" w:noHBand="0" w:noVBand="1" w:val="04A0"/>
-        <w:jc w:val="center"/>
         <w:tblBorders>
           <w:top w:val="single" w:sz="6" w:space="0" w:color="000000"/>
           <w:left w:val="single" w:sz="6" w:space="0" w:color="000000"/>
@@ -46,21 +63,32 @@
           <w:insideH w:val="single" w:sz="6" w:space="0" w:color="000000"/>
           <w:insideV w:val="single" w:sz="6" w:space="0" w:color="000000"/>
         </w:tblBorders>
+        <w:tblLayout w:type="fixed"/>
+        <w:tblCellMar>
+          <w:top w:w="40" w:type="dxa"/>
+          <w:left w:w="100" w:type="dxa"/>
+          <w:bottom w:w="40" w:type="dxa"/>
+          <w:right w:w="100" w:type="dxa"/>
+        </w:tblCellMar>
+        <w:tblLayout w:type="fixed"/>
       </w:tblPr>
       <w:tblGrid>
-        <w:gridCol w:w="4933"/>
-        <w:gridCol w:w="4933"/>
+        <w:gridCol w:w="4819"/>
+        <w:gridCol w:w="4819"/>
       </w:tblGrid>
       <w:tr>
+        <w:trPr>
+          <w:cantSplit w:val="true"/>
+        </w:trPr>
         <w:tc>
           <w:tcPr>
-            <w:tcW w:type="dxa" w:w="3515"/>
+            <w:tcW w:type="dxa" w:w="3969"/>
             <w:vAlign w:val="center"/>
             <w:shd w:val="clear" w:color="auto" w:fill="F2F2F2"/>
           </w:tcPr>
           <w:p>
             <w:pPr>
-              <w:spacing w:before="40" w:after="40"/>
+              <w:spacing w:before="0" w:after="0" w:line="240" w:lineRule="auto"/>
               <w:jc w:val="left"/>
             </w:pPr>
             <w:r/>
@@ -69,7 +97,7 @@
                 <w:rFonts w:ascii="Times New Roman" w:hAnsi="Times New Roman"/>
                 <w:b/>
                 <w:i w:val="0"/>
-                <w:sz w:val="20"/>
+                <w:sz w:val="24"/>
               </w:rPr>
               <w:t>Организация</w:t>
             </w:r>
@@ -77,12 +105,12 @@
         </w:tc>
         <w:tc>
           <w:tcPr>
-            <w:tcW w:type="dxa" w:w="6350"/>
+            <w:tcW w:type="dxa" w:w="5669"/>
             <w:vAlign w:val="center"/>
           </w:tcPr>
           <w:p>
             <w:pPr>
-              <w:spacing w:before="40" w:after="40"/>
+              <w:spacing w:before="0" w:after="0" w:line="240" w:lineRule="auto"/>
               <w:jc w:val="left"/>
             </w:pPr>
             <w:r/>
@@ -91,23 +119,26 @@
                 <w:rFonts w:ascii="Times New Roman" w:hAnsi="Times New Roman"/>
                 <w:b w:val="0"/>
                 <w:i w:val="0"/>
-                <w:sz w:val="20"/>
+                <w:sz w:val="24"/>
               </w:rPr>
-              <w:t>______________________________________________</w:t>
+              <w:t>__________________________________________________</w:t>
             </w:r>
           </w:p>
         </w:tc>
       </w:tr>
       <w:tr>
+        <w:trPr>
+          <w:cantSplit w:val="true"/>
+        </w:trPr>
         <w:tc>
           <w:tcPr>
-            <w:tcW w:type="dxa" w:w="3515"/>
+            <w:tcW w:type="dxa" w:w="3969"/>
             <w:vAlign w:val="center"/>
             <w:shd w:val="clear" w:color="auto" w:fill="F2F2F2"/>
           </w:tcPr>
           <w:p>
             <w:pPr>
-              <w:spacing w:before="40" w:after="40"/>
+              <w:spacing w:before="0" w:after="0" w:line="240" w:lineRule="auto"/>
               <w:jc w:val="left"/>
             </w:pPr>
             <w:r/>
@@ -116,7 +147,7 @@
                 <w:rFonts w:ascii="Times New Roman" w:hAnsi="Times New Roman"/>
                 <w:b/>
                 <w:i w:val="0"/>
-                <w:sz w:val="20"/>
+                <w:sz w:val="24"/>
               </w:rPr>
               <w:t>Лицензия (номер, дата выдачи)</w:t>
             </w:r>
@@ -124,12 +155,12 @@
         </w:tc>
         <w:tc>
           <w:tcPr>
-            <w:tcW w:type="dxa" w:w="6350"/>
+            <w:tcW w:type="dxa" w:w="5669"/>
             <w:vAlign w:val="center"/>
           </w:tcPr>
           <w:p>
             <w:pPr>
-              <w:spacing w:before="40" w:after="40"/>
+              <w:spacing w:before="0" w:after="0" w:line="240" w:lineRule="auto"/>
               <w:jc w:val="left"/>
             </w:pPr>
             <w:r/>
@@ -138,23 +169,26 @@
                 <w:rFonts w:ascii="Times New Roman" w:hAnsi="Times New Roman"/>
                 <w:b w:val="0"/>
                 <w:i w:val="0"/>
-                <w:sz w:val="20"/>
+                <w:sz w:val="24"/>
               </w:rPr>
-              <w:t>______________________________</w:t>
+              <w:t>_______________________________</w:t>
             </w:r>
           </w:p>
         </w:tc>
       </w:tr>
       <w:tr>
+        <w:trPr>
+          <w:cantSplit w:val="true"/>
+        </w:trPr>
         <w:tc>
           <w:tcPr>
-            <w:tcW w:type="dxa" w:w="3515"/>
+            <w:tcW w:type="dxa" w:w="3969"/>
             <w:vAlign w:val="center"/>
             <w:shd w:val="clear" w:color="auto" w:fill="F2F2F2"/>
           </w:tcPr>
           <w:p>
             <w:pPr>
-              <w:spacing w:before="40" w:after="40"/>
+              <w:spacing w:before="0" w:after="0" w:line="240" w:lineRule="auto"/>
               <w:jc w:val="left"/>
             </w:pPr>
             <w:r/>
@@ -163,7 +197,7 @@
                 <w:rFonts w:ascii="Times New Roman" w:hAnsi="Times New Roman"/>
                 <w:b/>
                 <w:i w:val="0"/>
-                <w:sz w:val="20"/>
+                <w:sz w:val="24"/>
               </w:rPr>
               <w:t>Дата составления описи</w:t>
             </w:r>
@@ -171,12 +205,12 @@
         </w:tc>
         <w:tc>
           <w:tcPr>
-            <w:tcW w:type="dxa" w:w="6350"/>
+            <w:tcW w:type="dxa" w:w="5669"/>
             <w:vAlign w:val="center"/>
           </w:tcPr>
           <w:p>
             <w:pPr>
-              <w:spacing w:before="40" w:after="40"/>
+              <w:spacing w:before="0" w:after="0" w:line="240" w:lineRule="auto"/>
               <w:jc w:val="left"/>
             </w:pPr>
             <w:r/>
@@ -185,23 +219,26 @@
                 <w:rFonts w:ascii="Times New Roman" w:hAnsi="Times New Roman"/>
                 <w:b w:val="0"/>
                 <w:i w:val="0"/>
-                <w:sz w:val="20"/>
+                <w:sz w:val="24"/>
               </w:rPr>
-              <w:t>«____» ______________ 20___ г.</w:t>
+              <w:t>«____» _______________ 20___ г.</w:t>
             </w:r>
           </w:p>
         </w:tc>
       </w:tr>
       <w:tr>
+        <w:trPr>
+          <w:cantSplit w:val="true"/>
+        </w:trPr>
         <w:tc>
           <w:tcPr>
-            <w:tcW w:type="dxa" w:w="3515"/>
+            <w:tcW w:type="dxa" w:w="3969"/>
             <w:vAlign w:val="center"/>
             <w:shd w:val="clear" w:color="auto" w:fill="F2F2F2"/>
           </w:tcPr>
           <w:p>
             <w:pPr>
-              <w:spacing w:before="40" w:after="40"/>
+              <w:spacing w:before="0" w:after="0" w:line="240" w:lineRule="auto"/>
               <w:jc w:val="left"/>
             </w:pPr>
             <w:r/>
@@ -210,7 +247,7 @@
                 <w:rFonts w:ascii="Times New Roman" w:hAnsi="Times New Roman"/>
                 <w:b/>
                 <w:i w:val="0"/>
-                <w:sz w:val="20"/>
+                <w:sz w:val="24"/>
               </w:rPr>
               <w:t>Номер этикетки (ЭТ)</w:t>
             </w:r>
@@ -218,12 +255,12 @@
         </w:tc>
         <w:tc>
           <w:tcPr>
-            <w:tcW w:type="dxa" w:w="6350"/>
+            <w:tcW w:type="dxa" w:w="5669"/>
             <w:vAlign w:val="center"/>
           </w:tcPr>
           <w:p>
             <w:pPr>
-              <w:spacing w:before="40" w:after="40"/>
+              <w:spacing w:before="0" w:after="0" w:line="240" w:lineRule="auto"/>
               <w:jc w:val="left"/>
             </w:pPr>
             <w:r/>
@@ -232,9 +269,9 @@
                 <w:rFonts w:ascii="Times New Roman" w:hAnsi="Times New Roman"/>
                 <w:b w:val="0"/>
                 <w:i w:val="0"/>
-                <w:sz w:val="20"/>
+                <w:sz w:val="24"/>
               </w:rPr>
-              <w:t>______________________________</w:t>
+              <w:t>_______________________________</w:t>
             </w:r>
           </w:p>
         </w:tc>
@@ -242,20 +279,35 @@
     </w:tbl>
     <w:p>
       <w:pPr>
-        <w:spacing w:before="0" w:after="0" w:line="160" w:lineRule="exact"/>
+        <w:spacing w:before="0" w:after="0" w:line="280" w:lineRule="exact"/>
       </w:pPr>
       <w:r>
         <w:rPr>
-          <w:sz w:val="16"/>
+          <w:sz w:val="4"/>
         </w:rPr>
+      </w:r>
+    </w:p>
+    <w:p>
+      <w:pPr>
+        <w:keepNext/>
+        <w:spacing w:before="120" w:after="120" w:line="240" w:lineRule="auto"/>
+        <w:jc w:val="left"/>
+      </w:pPr>
+      <w:r>
+        <w:rPr>
+          <w:rFonts w:ascii="Times New Roman" w:hAnsi="Times New Roman"/>
+          <w:b/>
+          <w:i w:val="0"/>
+          <w:sz w:val="24"/>
+        </w:rPr>
+        <w:t>1. Сведения о партии</w:t>
       </w:r>
     </w:p>
     <w:tbl>
       <w:tblPr>
         <w:tblW w:type="auto" w:w="0"/>
-        <w:tblLayout w:type="fixed"/>
+        <w:jc w:val="center"/>
         <w:tblLook w:firstColumn="1" w:firstRow="1" w:lastColumn="0" w:lastRow="0" w:noHBand="0" w:noVBand="1" w:val="04A0"/>
-        <w:jc w:val="center"/>
         <w:tblBorders>
           <w:top w:val="single" w:sz="6" w:space="0" w:color="000000"/>
           <w:left w:val="single" w:sz="6" w:space="0" w:color="000000"/>
@@ -264,20 +316,32 @@
           <w:insideH w:val="single" w:sz="6" w:space="0" w:color="000000"/>
           <w:insideV w:val="single" w:sz="6" w:space="0" w:color="000000"/>
         </w:tblBorders>
+        <w:tblLayout w:type="fixed"/>
+        <w:tblCellMar>
+          <w:top w:w="40" w:type="dxa"/>
+          <w:left w:w="100" w:type="dxa"/>
+          <w:bottom w:w="40" w:type="dxa"/>
+          <w:right w:w="100" w:type="dxa"/>
+        </w:tblCellMar>
+        <w:tblLayout w:type="fixed"/>
       </w:tblPr>
       <w:tblGrid>
-        <w:gridCol w:w="9866"/>
+        <w:gridCol w:w="4819"/>
+        <w:gridCol w:w="4819"/>
       </w:tblGrid>
       <w:tr>
+        <w:trPr>
+          <w:cantSplit w:val="true"/>
+        </w:trPr>
         <w:tc>
           <w:tcPr>
-            <w:tcW w:type="dxa" w:w="9865"/>
-            <w:shd w:val="clear" w:color="auto" w:fill="1F3864"/>
+            <w:tcW w:type="dxa" w:w="3969"/>
             <w:vAlign w:val="center"/>
+            <w:shd w:val="clear" w:color="auto" w:fill="F2F2F2"/>
           </w:tcPr>
           <w:p>
             <w:pPr>
-              <w:spacing w:before="40" w:after="40"/>
+              <w:spacing w:before="0" w:after="0" w:line="240" w:lineRule="auto"/>
               <w:jc w:val="left"/>
             </w:pPr>
             <w:r/>
@@ -286,10 +350,281 @@
                 <w:rFonts w:ascii="Times New Roman" w:hAnsi="Times New Roman"/>
                 <w:b/>
                 <w:i w:val="0"/>
-                <w:color w:val="FFFFFF"/>
-                <w:sz w:val="22"/>
+                <w:sz w:val="24"/>
               </w:rPr>
-              <w:t>1. Сведения о партии</w:t>
+              <w:t>Наименование изделия</w:t>
+            </w:r>
+          </w:p>
+        </w:tc>
+        <w:tc>
+          <w:tcPr>
+            <w:tcW w:type="dxa" w:w="5669"/>
+            <w:vAlign w:val="center"/>
+          </w:tcPr>
+          <w:p>
+            <w:pPr>
+              <w:spacing w:before="0" w:after="0" w:line="240" w:lineRule="auto"/>
+              <w:jc w:val="left"/>
+            </w:pPr>
+            <w:r/>
+            <w:r>
+              <w:rPr>
+                <w:rFonts w:ascii="Times New Roman" w:hAnsi="Times New Roman"/>
+                <w:b w:val="0"/>
+                <w:i w:val="0"/>
+                <w:sz w:val="24"/>
+              </w:rPr>
+              <w:t>Патрон</w:t>
+            </w:r>
+          </w:p>
+        </w:tc>
+      </w:tr>
+      <w:tr>
+        <w:trPr>
+          <w:cantSplit w:val="true"/>
+        </w:trPr>
+        <w:tc>
+          <w:tcPr>
+            <w:tcW w:type="dxa" w:w="3969"/>
+            <w:vAlign w:val="center"/>
+            <w:shd w:val="clear" w:color="auto" w:fill="F2F2F2"/>
+          </w:tcPr>
+          <w:p>
+            <w:pPr>
+              <w:spacing w:before="0" w:after="0" w:line="240" w:lineRule="auto"/>
+              <w:jc w:val="left"/>
+            </w:pPr>
+            <w:r/>
+            <w:r>
+              <w:rPr>
+                <w:rFonts w:ascii="Times New Roman" w:hAnsi="Times New Roman"/>
+                <w:b/>
+                <w:i w:val="0"/>
+                <w:sz w:val="24"/>
+              </w:rPr>
+              <w:t>Обозначение (тип) по документации</w:t>
+            </w:r>
+          </w:p>
+        </w:tc>
+        <w:tc>
+          <w:tcPr>
+            <w:tcW w:type="dxa" w:w="5669"/>
+            <w:vAlign w:val="center"/>
+          </w:tcPr>
+          <w:p>
+            <w:pPr>
+              <w:spacing w:before="0" w:after="0" w:line="240" w:lineRule="auto"/>
+              <w:jc w:val="left"/>
+            </w:pPr>
+            <w:r/>
+            <w:r>
+              <w:rPr>
+                <w:rFonts w:ascii="Times New Roman" w:hAnsi="Times New Roman"/>
+                <w:b w:val="0"/>
+                <w:i w:val="0"/>
+                <w:sz w:val="24"/>
+              </w:rPr>
+              <w:t>_______________________</w:t>
+            </w:r>
+          </w:p>
+        </w:tc>
+      </w:tr>
+      <w:tr>
+        <w:trPr>
+          <w:cantSplit w:val="true"/>
+        </w:trPr>
+        <w:tc>
+          <w:tcPr>
+            <w:tcW w:type="dxa" w:w="3969"/>
+            <w:vAlign w:val="center"/>
+            <w:shd w:val="clear" w:color="auto" w:fill="F2F2F2"/>
+          </w:tcPr>
+          <w:p>
+            <w:pPr>
+              <w:spacing w:before="0" w:after="0" w:line="240" w:lineRule="auto"/>
+              <w:jc w:val="left"/>
+            </w:pPr>
+            <w:r/>
+            <w:r>
+              <w:rPr>
+                <w:rFonts w:ascii="Times New Roman" w:hAnsi="Times New Roman"/>
+                <w:b/>
+                <w:i w:val="0"/>
+                <w:sz w:val="24"/>
+              </w:rPr>
+              <w:t>Партия / серия</w:t>
+            </w:r>
+          </w:p>
+        </w:tc>
+        <w:tc>
+          <w:tcPr>
+            <w:tcW w:type="dxa" w:w="5669"/>
+            <w:vAlign w:val="center"/>
+          </w:tcPr>
+          <w:p>
+            <w:pPr>
+              <w:spacing w:before="0" w:after="0" w:line="240" w:lineRule="auto"/>
+              <w:jc w:val="left"/>
+            </w:pPr>
+            <w:r/>
+            <w:r>
+              <w:rPr>
+                <w:rFonts w:ascii="Times New Roman" w:hAnsi="Times New Roman"/>
+                <w:b w:val="0"/>
+                <w:i w:val="0"/>
+                <w:sz w:val="24"/>
+              </w:rPr>
+              <w:t>_______________________</w:t>
+            </w:r>
+          </w:p>
+        </w:tc>
+      </w:tr>
+      <w:tr>
+        <w:trPr>
+          <w:cantSplit w:val="true"/>
+        </w:trPr>
+        <w:tc>
+          <w:tcPr>
+            <w:tcW w:type="dxa" w:w="3969"/>
+            <w:vAlign w:val="center"/>
+            <w:shd w:val="clear" w:color="auto" w:fill="F2F2F2"/>
+          </w:tcPr>
+          <w:p>
+            <w:pPr>
+              <w:spacing w:before="0" w:after="0" w:line="240" w:lineRule="auto"/>
+              <w:jc w:val="left"/>
+            </w:pPr>
+            <w:r/>
+            <w:r>
+              <w:rPr>
+                <w:rFonts w:ascii="Times New Roman" w:hAnsi="Times New Roman"/>
+                <w:b/>
+                <w:i w:val="0"/>
+                <w:sz w:val="24"/>
+              </w:rPr>
+              <w:t>Дата изготовления партии</w:t>
+            </w:r>
+          </w:p>
+        </w:tc>
+        <w:tc>
+          <w:tcPr>
+            <w:tcW w:type="dxa" w:w="5669"/>
+            <w:vAlign w:val="center"/>
+          </w:tcPr>
+          <w:p>
+            <w:pPr>
+              <w:spacing w:before="0" w:after="0" w:line="240" w:lineRule="auto"/>
+              <w:jc w:val="left"/>
+            </w:pPr>
+            <w:r/>
+            <w:r>
+              <w:rPr>
+                <w:rFonts w:ascii="Times New Roman" w:hAnsi="Times New Roman"/>
+                <w:b w:val="0"/>
+                <w:i w:val="0"/>
+                <w:sz w:val="24"/>
+              </w:rPr>
+              <w:t>_______________________</w:t>
+            </w:r>
+          </w:p>
+        </w:tc>
+      </w:tr>
+      <w:tr>
+        <w:trPr>
+          <w:cantSplit w:val="true"/>
+        </w:trPr>
+        <w:tc>
+          <w:tcPr>
+            <w:tcW w:type="dxa" w:w="3969"/>
+            <w:vAlign w:val="center"/>
+            <w:shd w:val="clear" w:color="auto" w:fill="F2F2F2"/>
+          </w:tcPr>
+          <w:p>
+            <w:pPr>
+              <w:spacing w:before="0" w:after="0" w:line="240" w:lineRule="auto"/>
+              <w:jc w:val="left"/>
+            </w:pPr>
+            <w:r/>
+            <w:r>
+              <w:rPr>
+                <w:rFonts w:ascii="Times New Roman" w:hAnsi="Times New Roman"/>
+                <w:b/>
+                <w:i w:val="0"/>
+                <w:sz w:val="24"/>
+              </w:rPr>
+              <w:t>Количество в партии, шт.</w:t>
+            </w:r>
+          </w:p>
+        </w:tc>
+        <w:tc>
+          <w:tcPr>
+            <w:tcW w:type="dxa" w:w="5669"/>
+            <w:vAlign w:val="center"/>
+          </w:tcPr>
+          <w:p>
+            <w:pPr>
+              <w:spacing w:before="0" w:after="0" w:line="240" w:lineRule="auto"/>
+              <w:jc w:val="left"/>
+            </w:pPr>
+            <w:r/>
+            <w:r>
+              <w:rPr>
+                <w:rFonts w:ascii="Times New Roman" w:hAnsi="Times New Roman"/>
+                <w:b w:val="0"/>
+                <w:i w:val="0"/>
+                <w:sz w:val="24"/>
+              </w:rPr>
+              <w:t>_______________________</w:t>
+            </w:r>
+          </w:p>
+        </w:tc>
+      </w:tr>
+      <w:tr>
+        <w:trPr>
+          <w:cantSplit w:val="true"/>
+        </w:trPr>
+        <w:tc>
+          <w:tcPr>
+            <w:tcW w:type="dxa" w:w="3969"/>
+            <w:vAlign w:val="center"/>
+            <w:shd w:val="clear" w:color="auto" w:fill="F2F2F2"/>
+          </w:tcPr>
+          <w:p>
+            <w:pPr>
+              <w:spacing w:before="0" w:after="0" w:line="240" w:lineRule="auto"/>
+              <w:jc w:val="left"/>
+            </w:pPr>
+            <w:r/>
+            <w:r>
+              <w:rPr>
+                <w:rFonts w:ascii="Times New Roman" w:hAnsi="Times New Roman"/>
+                <w:b/>
+                <w:i w:val="0"/>
+                <w:sz w:val="24"/>
+              </w:rPr>
+              <w:t>Упаковка (тара), шт. в упаковке</w:t>
+            </w:r>
+          </w:p>
+        </w:tc>
+        <w:tc>
+          <w:tcPr>
+            <w:tcW w:type="dxa" w:w="5669"/>
+            <w:vAlign w:val="center"/>
+          </w:tcPr>
+          <w:p>
+            <w:pPr>
+              <w:spacing w:before="0" w:after="0" w:line="240" w:lineRule="auto"/>
+              <w:jc w:val="left"/>
+            </w:pPr>
+            <w:r/>
+            <w:r>
+              <w:rPr>
+                <w:rFonts w:ascii="Times New Roman" w:hAnsi="Times New Roman"/>
+                <w:b w:val="0"/>
+                <w:i w:val="0"/>
+                <w:sz w:val="24"/>
+              </w:rPr>
+              <w:t>_______________________</w:t>
             </w:r>
           </w:p>
         </w:tc>
@@ -297,20 +632,51 @@
     </w:tbl>
     <w:p>
       <w:pPr>
-        <w:spacing w:before="0" w:after="0" w:line="60" w:lineRule="exact"/>
+        <w:spacing w:before="0" w:after="0" w:line="280" w:lineRule="exact"/>
       </w:pPr>
       <w:r>
         <w:rPr>
-          <w:sz w:val="6"/>
+          <w:sz w:val="4"/>
         </w:rPr>
+      </w:r>
+    </w:p>
+    <w:p>
+      <w:pPr>
+        <w:keepNext/>
+        <w:spacing w:before="120" w:after="120" w:line="240" w:lineRule="auto"/>
+        <w:jc w:val="left"/>
+      </w:pPr>
+      <w:r>
+        <w:rPr>
+          <w:rFonts w:ascii="Times New Roman" w:hAnsi="Times New Roman"/>
+          <w:b/>
+          <w:i w:val="0"/>
+          <w:sz w:val="24"/>
+        </w:rPr>
+        <w:t>2. Перечень изделий (присвоенные номера)</w:t>
+      </w:r>
+    </w:p>
+    <w:p>
+      <w:pPr>
+        <w:keepNext/>
+        <w:spacing w:before="0" w:after="80" w:line="240" w:lineRule="auto"/>
+        <w:jc w:val="left"/>
+      </w:pPr>
+      <w:r>
+        <w:rPr>
+          <w:rFonts w:ascii="Times New Roman" w:hAnsi="Times New Roman"/>
+          <w:b w:val="0"/>
+          <w:i/>
+          <w:sz w:val="20"/>
+        </w:rPr>
+        <w:t>Формат присвоенного номера: ПАТ-&lt;партия&gt;-&lt;порядковый номер&gt; (предлагается, уточнить)</w:t>
       </w:r>
     </w:p>
     <w:tbl>
       <w:tblPr>
         <w:tblW w:type="auto" w:w="0"/>
-        <w:tblLayout w:type="fixed"/>
+        <w:jc w:val="center"/>
         <w:tblLook w:firstColumn="1" w:firstRow="1" w:lastColumn="0" w:lastRow="0" w:noHBand="0" w:noVBand="1" w:val="04A0"/>
-        <w:jc w:val="center"/>
         <w:tblBorders>
           <w:top w:val="single" w:sz="6" w:space="0" w:color="000000"/>
           <w:left w:val="single" w:sz="6" w:space="0" w:color="000000"/>
@@ -319,396 +685,22 @@
           <w:insideH w:val="single" w:sz="6" w:space="0" w:color="000000"/>
           <w:insideV w:val="single" w:sz="6" w:space="0" w:color="000000"/>
         </w:tblBorders>
+        <w:tblLayout w:type="fixed"/>
+        <w:tblCellMar>
+          <w:top w:w="30" w:type="dxa"/>
+          <w:left w:w="100" w:type="dxa"/>
+          <w:bottom w:w="30" w:type="dxa"/>
+          <w:right w:w="100" w:type="dxa"/>
+        </w:tblCellMar>
+        <w:tblLayout w:type="fixed"/>
       </w:tblPr>
       <w:tblGrid>
-        <w:gridCol w:w="4933"/>
-        <w:gridCol w:w="4933"/>
-      </w:tblGrid>
-      <w:tr>
-        <w:tc>
-          <w:tcPr>
-            <w:tcW w:type="dxa" w:w="3515"/>
-            <w:vAlign w:val="center"/>
-            <w:shd w:val="clear" w:color="auto" w:fill="F2F2F2"/>
-          </w:tcPr>
-          <w:p>
-            <w:pPr>
-              <w:spacing w:before="40" w:after="40"/>
-              <w:jc w:val="left"/>
-            </w:pPr>
-            <w:r/>
-            <w:r>
-              <w:rPr>
-                <w:rFonts w:ascii="Times New Roman" w:hAnsi="Times New Roman"/>
-                <w:b/>
-                <w:i w:val="0"/>
-                <w:sz w:val="20"/>
-              </w:rPr>
-              <w:t>Наименование изделия</w:t>
-            </w:r>
-          </w:p>
-        </w:tc>
-        <w:tc>
-          <w:tcPr>
-            <w:tcW w:type="dxa" w:w="6350"/>
-            <w:vAlign w:val="center"/>
-          </w:tcPr>
-          <w:p>
-            <w:pPr>
-              <w:spacing w:before="40" w:after="40"/>
-              <w:jc w:val="left"/>
-            </w:pPr>
-            <w:r/>
-            <w:r>
-              <w:rPr>
-                <w:rFonts w:ascii="Times New Roman" w:hAnsi="Times New Roman"/>
-                <w:b w:val="0"/>
-                <w:i w:val="0"/>
-                <w:sz w:val="20"/>
-              </w:rPr>
-              <w:t>Патрон</w:t>
-            </w:r>
-          </w:p>
-        </w:tc>
-      </w:tr>
-      <w:tr>
-        <w:tc>
-          <w:tcPr>
-            <w:tcW w:type="dxa" w:w="3515"/>
-            <w:vAlign w:val="center"/>
-            <w:shd w:val="clear" w:color="auto" w:fill="F2F2F2"/>
-          </w:tcPr>
-          <w:p>
-            <w:pPr>
-              <w:spacing w:before="40" w:after="40"/>
-              <w:jc w:val="left"/>
-            </w:pPr>
-            <w:r/>
-            <w:r>
-              <w:rPr>
-                <w:rFonts w:ascii="Times New Roman" w:hAnsi="Times New Roman"/>
-                <w:b/>
-                <w:i w:val="0"/>
-                <w:sz w:val="20"/>
-              </w:rPr>
-              <w:t>Обозначение (тип) по документации</w:t>
-            </w:r>
-          </w:p>
-        </w:tc>
-        <w:tc>
-          <w:tcPr>
-            <w:tcW w:type="dxa" w:w="6350"/>
-            <w:vAlign w:val="center"/>
-          </w:tcPr>
-          <w:p>
-            <w:pPr>
-              <w:spacing w:before="40" w:after="40"/>
-              <w:jc w:val="left"/>
-            </w:pPr>
-            <w:r/>
-            <w:r>
-              <w:rPr>
-                <w:rFonts w:ascii="Times New Roman" w:hAnsi="Times New Roman"/>
-                <w:b w:val="0"/>
-                <w:i w:val="0"/>
-                <w:sz w:val="20"/>
-              </w:rPr>
-              <w:t>______________________</w:t>
-            </w:r>
-          </w:p>
-        </w:tc>
-      </w:tr>
-      <w:tr>
-        <w:tc>
-          <w:tcPr>
-            <w:tcW w:type="dxa" w:w="3515"/>
-            <w:vAlign w:val="center"/>
-            <w:shd w:val="clear" w:color="auto" w:fill="F2F2F2"/>
-          </w:tcPr>
-          <w:p>
-            <w:pPr>
-              <w:spacing w:before="40" w:after="40"/>
-              <w:jc w:val="left"/>
-            </w:pPr>
-            <w:r/>
-            <w:r>
-              <w:rPr>
-                <w:rFonts w:ascii="Times New Roman" w:hAnsi="Times New Roman"/>
-                <w:b/>
-                <w:i w:val="0"/>
-                <w:sz w:val="20"/>
-              </w:rPr>
-              <w:t>Партия / серия</w:t>
-            </w:r>
-          </w:p>
-        </w:tc>
-        <w:tc>
-          <w:tcPr>
-            <w:tcW w:type="dxa" w:w="6350"/>
-            <w:vAlign w:val="center"/>
-          </w:tcPr>
-          <w:p>
-            <w:pPr>
-              <w:spacing w:before="40" w:after="40"/>
-              <w:jc w:val="left"/>
-            </w:pPr>
-            <w:r/>
-            <w:r>
-              <w:rPr>
-                <w:rFonts w:ascii="Times New Roman" w:hAnsi="Times New Roman"/>
-                <w:b w:val="0"/>
-                <w:i w:val="0"/>
-                <w:sz w:val="20"/>
-              </w:rPr>
-              <w:t>______________________</w:t>
-            </w:r>
-          </w:p>
-        </w:tc>
-      </w:tr>
-      <w:tr>
-        <w:tc>
-          <w:tcPr>
-            <w:tcW w:type="dxa" w:w="3515"/>
-            <w:vAlign w:val="center"/>
-            <w:shd w:val="clear" w:color="auto" w:fill="F2F2F2"/>
-          </w:tcPr>
-          <w:p>
-            <w:pPr>
-              <w:spacing w:before="40" w:after="40"/>
-              <w:jc w:val="left"/>
-            </w:pPr>
-            <w:r/>
-            <w:r>
-              <w:rPr>
-                <w:rFonts w:ascii="Times New Roman" w:hAnsi="Times New Roman"/>
-                <w:b/>
-                <w:i w:val="0"/>
-                <w:sz w:val="20"/>
-              </w:rPr>
-              <w:t>Дата изготовления партии</w:t>
-            </w:r>
-          </w:p>
-        </w:tc>
-        <w:tc>
-          <w:tcPr>
-            <w:tcW w:type="dxa" w:w="6350"/>
-            <w:vAlign w:val="center"/>
-          </w:tcPr>
-          <w:p>
-            <w:pPr>
-              <w:spacing w:before="40" w:after="40"/>
-              <w:jc w:val="left"/>
-            </w:pPr>
-            <w:r/>
-            <w:r>
-              <w:rPr>
-                <w:rFonts w:ascii="Times New Roman" w:hAnsi="Times New Roman"/>
-                <w:b w:val="0"/>
-                <w:i w:val="0"/>
-                <w:sz w:val="20"/>
-              </w:rPr>
-              <w:t>______________________</w:t>
-            </w:r>
-          </w:p>
-        </w:tc>
-      </w:tr>
-      <w:tr>
-        <w:tc>
-          <w:tcPr>
-            <w:tcW w:type="dxa" w:w="3515"/>
-            <w:vAlign w:val="center"/>
-            <w:shd w:val="clear" w:color="auto" w:fill="F2F2F2"/>
-          </w:tcPr>
-          <w:p>
-            <w:pPr>
-              <w:spacing w:before="40" w:after="40"/>
-              <w:jc w:val="left"/>
-            </w:pPr>
-            <w:r/>
-            <w:r>
-              <w:rPr>
-                <w:rFonts w:ascii="Times New Roman" w:hAnsi="Times New Roman"/>
-                <w:b/>
-                <w:i w:val="0"/>
-                <w:sz w:val="20"/>
-              </w:rPr>
-              <w:t>Количество в партии, шт.</w:t>
-            </w:r>
-          </w:p>
-        </w:tc>
-        <w:tc>
-          <w:tcPr>
-            <w:tcW w:type="dxa" w:w="6350"/>
-            <w:vAlign w:val="center"/>
-          </w:tcPr>
-          <w:p>
-            <w:pPr>
-              <w:spacing w:before="40" w:after="40"/>
-              <w:jc w:val="left"/>
-            </w:pPr>
-            <w:r/>
-            <w:r>
-              <w:rPr>
-                <w:rFonts w:ascii="Times New Roman" w:hAnsi="Times New Roman"/>
-                <w:b w:val="0"/>
-                <w:i w:val="0"/>
-                <w:sz w:val="20"/>
-              </w:rPr>
-              <w:t>______________________</w:t>
-            </w:r>
-          </w:p>
-        </w:tc>
-      </w:tr>
-      <w:tr>
-        <w:tc>
-          <w:tcPr>
-            <w:tcW w:type="dxa" w:w="3515"/>
-            <w:vAlign w:val="center"/>
-            <w:shd w:val="clear" w:color="auto" w:fill="F2F2F2"/>
-          </w:tcPr>
-          <w:p>
-            <w:pPr>
-              <w:spacing w:before="40" w:after="40"/>
-              <w:jc w:val="left"/>
-            </w:pPr>
-            <w:r/>
-            <w:r>
-              <w:rPr>
-                <w:rFonts w:ascii="Times New Roman" w:hAnsi="Times New Roman"/>
-                <w:b/>
-                <w:i w:val="0"/>
-                <w:sz w:val="20"/>
-              </w:rPr>
-              <w:t>Упаковка (тара), шт. в упаковке</w:t>
-            </w:r>
-          </w:p>
-        </w:tc>
-        <w:tc>
-          <w:tcPr>
-            <w:tcW w:type="dxa" w:w="6350"/>
-            <w:vAlign w:val="center"/>
-          </w:tcPr>
-          <w:p>
-            <w:pPr>
-              <w:spacing w:before="40" w:after="40"/>
-              <w:jc w:val="left"/>
-            </w:pPr>
-            <w:r/>
-            <w:r>
-              <w:rPr>
-                <w:rFonts w:ascii="Times New Roman" w:hAnsi="Times New Roman"/>
-                <w:b w:val="0"/>
-                <w:i w:val="0"/>
-                <w:sz w:val="20"/>
-              </w:rPr>
-              <w:t>______________________</w:t>
-            </w:r>
-          </w:p>
-        </w:tc>
-      </w:tr>
-    </w:tbl>
-    <w:p>
-      <w:pPr>
-        <w:spacing w:before="0" w:after="0" w:line="160" w:lineRule="exact"/>
-      </w:pPr>
-      <w:r>
-        <w:rPr>
-          <w:sz w:val="16"/>
-        </w:rPr>
-      </w:r>
-    </w:p>
-    <w:tbl>
-      <w:tblPr>
-        <w:tblW w:type="auto" w:w="0"/>
-        <w:tblLayout w:type="fixed"/>
-        <w:tblLook w:firstColumn="1" w:firstRow="1" w:lastColumn="0" w:lastRow="0" w:noHBand="0" w:noVBand="1" w:val="04A0"/>
-        <w:jc w:val="center"/>
-        <w:tblBorders>
-          <w:top w:val="single" w:sz="6" w:space="0" w:color="000000"/>
-          <w:left w:val="single" w:sz="6" w:space="0" w:color="000000"/>
-          <w:bottom w:val="single" w:sz="6" w:space="0" w:color="000000"/>
-          <w:right w:val="single" w:sz="6" w:space="0" w:color="000000"/>
-          <w:insideH w:val="single" w:sz="6" w:space="0" w:color="000000"/>
-          <w:insideV w:val="single" w:sz="6" w:space="0" w:color="000000"/>
-        </w:tblBorders>
-      </w:tblPr>
-      <w:tblGrid>
-        <w:gridCol w:w="9866"/>
-      </w:tblGrid>
-      <w:tr>
-        <w:tc>
-          <w:tcPr>
-            <w:tcW w:type="dxa" w:w="9865"/>
-            <w:shd w:val="clear" w:color="auto" w:fill="1F3864"/>
-            <w:vAlign w:val="center"/>
-          </w:tcPr>
-          <w:p>
-            <w:pPr>
-              <w:spacing w:before="40" w:after="40"/>
-              <w:jc w:val="left"/>
-            </w:pPr>
-            <w:r/>
-            <w:r>
-              <w:rPr>
-                <w:rFonts w:ascii="Times New Roman" w:hAnsi="Times New Roman"/>
-                <w:b/>
-                <w:i w:val="0"/>
-                <w:color w:val="FFFFFF"/>
-                <w:sz w:val="22"/>
-              </w:rPr>
-              <w:t>2. Перечень изделий (присвоенные номера)</w:t>
-            </w:r>
-          </w:p>
-        </w:tc>
-      </w:tr>
-    </w:tbl>
-    <w:p>
-      <w:pPr>
-        <w:spacing w:before="0" w:after="0" w:line="60" w:lineRule="exact"/>
-      </w:pPr>
-      <w:r>
-        <w:rPr>
-          <w:sz w:val="6"/>
-        </w:rPr>
-      </w:r>
-    </w:p>
-    <w:p>
-      <w:pPr>
-        <w:spacing w:before="0" w:after="60"/>
-        <w:jc w:val="left"/>
-      </w:pPr>
-      <w:r>
-        <w:rPr>
-          <w:rFonts w:ascii="Times New Roman" w:hAnsi="Times New Roman"/>
-          <w:b w:val="0"/>
-          <w:i/>
-          <w:sz w:val="18"/>
-        </w:rPr>
-        <w:t>Формат присвоенного номера: ПАТ-&lt;партия&gt;-&lt;порядковый номер&gt; (предлагается, уточнить)</w:t>
-      </w:r>
-    </w:p>
-    <w:tbl>
-      <w:tblPr>
-        <w:tblW w:type="auto" w:w="0"/>
-        <w:tblLayout w:type="fixed"/>
-        <w:tblLook w:firstColumn="1" w:firstRow="1" w:lastColumn="0" w:lastRow="0" w:noHBand="0" w:noVBand="1" w:val="04A0"/>
-        <w:jc w:val="center"/>
-        <w:tblBorders>
-          <w:top w:val="single" w:sz="6" w:space="0" w:color="000000"/>
-          <w:left w:val="single" w:sz="6" w:space="0" w:color="000000"/>
-          <w:bottom w:val="single" w:sz="6" w:space="0" w:color="000000"/>
-          <w:right w:val="single" w:sz="6" w:space="0" w:color="000000"/>
-          <w:insideH w:val="single" w:sz="6" w:space="0" w:color="000000"/>
-          <w:insideV w:val="single" w:sz="6" w:space="0" w:color="000000"/>
-        </w:tblBorders>
-      </w:tblPr>
-      <w:tblGrid>
-        <w:gridCol w:w="1644"/>
-        <w:gridCol w:w="1644"/>
-        <w:gridCol w:w="1644"/>
-        <w:gridCol w:w="1644"/>
-        <w:gridCol w:w="1644"/>
-        <w:gridCol w:w="1644"/>
+        <w:gridCol w:w="1606"/>
+        <w:gridCol w:w="1606"/>
+        <w:gridCol w:w="1606"/>
+        <w:gridCol w:w="1606"/>
+        <w:gridCol w:w="1606"/>
+        <w:gridCol w:w="1606"/>
       </w:tblGrid>
       <w:tr>
         <w:trPr>
@@ -716,13 +708,13 @@
         </w:trPr>
         <w:tc>
           <w:tcPr>
-            <w:tcW w:type="dxa" w:w="794"/>
+            <w:tcW w:type="dxa" w:w="850"/>
             <w:vAlign w:val="center"/>
-            <w:shd w:val="clear" w:color="auto" w:fill="D9E1F2"/>
+            <w:shd w:val="clear" w:color="auto" w:fill="E7E6E6"/>
           </w:tcPr>
           <w:p>
             <w:pPr>
-              <w:spacing w:before="40" w:after="40"/>
+              <w:spacing w:before="0" w:after="0" w:line="240" w:lineRule="auto"/>
               <w:jc w:val="center"/>
             </w:pPr>
             <w:r/>
@@ -731,7 +723,7 @@
                 <w:rFonts w:ascii="Times New Roman" w:hAnsi="Times New Roman"/>
                 <w:b/>
                 <w:i w:val="0"/>
-                <w:sz w:val="18"/>
+                <w:sz w:val="22"/>
               </w:rPr>
               <w:t>№ п/п</w:t>
             </w:r>
@@ -739,13 +731,13 @@
         </w:tc>
         <w:tc>
           <w:tcPr>
-            <w:tcW w:type="dxa" w:w="2494"/>
+            <w:tcW w:type="dxa" w:w="2438"/>
             <w:vAlign w:val="center"/>
-            <w:shd w:val="clear" w:color="auto" w:fill="D9E1F2"/>
+            <w:shd w:val="clear" w:color="auto" w:fill="E7E6E6"/>
           </w:tcPr>
           <w:p>
             <w:pPr>
-              <w:spacing w:before="40" w:after="40"/>
+              <w:spacing w:before="0" w:after="0" w:line="240" w:lineRule="auto"/>
               <w:jc w:val="center"/>
             </w:pPr>
             <w:r/>
@@ -754,7 +746,7 @@
                 <w:rFonts w:ascii="Times New Roman" w:hAnsi="Times New Roman"/>
                 <w:b/>
                 <w:i w:val="0"/>
-                <w:sz w:val="18"/>
+                <w:sz w:val="22"/>
               </w:rPr>
               <w:t>Присвоенный номер изделия</w:t>
             </w:r>
@@ -764,11 +756,11 @@
           <w:tcPr>
             <w:tcW w:type="dxa" w:w="1644"/>
             <w:vAlign w:val="center"/>
-            <w:shd w:val="clear" w:color="auto" w:fill="D9E1F2"/>
+            <w:shd w:val="clear" w:color="auto" w:fill="E7E6E6"/>
           </w:tcPr>
           <w:p>
             <w:pPr>
-              <w:spacing w:before="40" w:after="40"/>
+              <w:spacing w:before="0" w:after="0" w:line="240" w:lineRule="auto"/>
               <w:jc w:val="center"/>
             </w:pPr>
             <w:r/>
@@ -777,7 +769,7 @@
                 <w:rFonts w:ascii="Times New Roman" w:hAnsi="Times New Roman"/>
                 <w:b/>
                 <w:i w:val="0"/>
-                <w:sz w:val="18"/>
+                <w:sz w:val="22"/>
               </w:rPr>
               <w:t>Партия / серия</w:t>
             </w:r>
@@ -787,11 +779,11 @@
           <w:tcPr>
             <w:tcW w:type="dxa" w:w="1644"/>
             <w:vAlign w:val="center"/>
-            <w:shd w:val="clear" w:color="auto" w:fill="D9E1F2"/>
+            <w:shd w:val="clear" w:color="auto" w:fill="E7E6E6"/>
           </w:tcPr>
           <w:p>
             <w:pPr>
-              <w:spacing w:before="40" w:after="40"/>
+              <w:spacing w:before="0" w:after="0" w:line="240" w:lineRule="auto"/>
               <w:jc w:val="center"/>
             </w:pPr>
             <w:r/>
@@ -800,7 +792,7 @@
                 <w:rFonts w:ascii="Times New Roman" w:hAnsi="Times New Roman"/>
                 <w:b/>
                 <w:i w:val="0"/>
-                <w:sz w:val="18"/>
+                <w:sz w:val="22"/>
               </w:rPr>
               <w:t>Упаковка (№ тары)</w:t>
             </w:r>
@@ -810,11 +802,11 @@
           <w:tcPr>
             <w:tcW w:type="dxa" w:w="1644"/>
             <w:vAlign w:val="center"/>
-            <w:shd w:val="clear" w:color="auto" w:fill="D9E1F2"/>
+            <w:shd w:val="clear" w:color="auto" w:fill="E7E6E6"/>
           </w:tcPr>
           <w:p>
             <w:pPr>
-              <w:spacing w:before="40" w:after="40"/>
+              <w:spacing w:before="0" w:after="0" w:line="240" w:lineRule="auto"/>
               <w:jc w:val="center"/>
             </w:pPr>
             <w:r/>
@@ -823,7 +815,7 @@
                 <w:rFonts w:ascii="Times New Roman" w:hAnsi="Times New Roman"/>
                 <w:b/>
                 <w:i w:val="0"/>
-                <w:sz w:val="18"/>
+                <w:sz w:val="22"/>
               </w:rPr>
               <w:t>Дата изготовления</w:t>
             </w:r>
@@ -831,13 +823,13 @@
         </w:tc>
         <w:tc>
           <w:tcPr>
-            <w:tcW w:type="dxa" w:w="1644"/>
+            <w:tcW w:type="dxa" w:w="1417"/>
             <w:vAlign w:val="center"/>
-            <w:shd w:val="clear" w:color="auto" w:fill="D9E1F2"/>
+            <w:shd w:val="clear" w:color="auto" w:fill="E7E6E6"/>
           </w:tcPr>
           <w:p>
             <w:pPr>
-              <w:spacing w:before="40" w:after="40"/>
+              <w:spacing w:before="0" w:after="0" w:line="240" w:lineRule="auto"/>
               <w:jc w:val="center"/>
             </w:pPr>
             <w:r/>
@@ -846,7 +838,7 @@
                 <w:rFonts w:ascii="Times New Roman" w:hAnsi="Times New Roman"/>
                 <w:b/>
                 <w:i w:val="0"/>
-                <w:sz w:val="18"/>
+                <w:sz w:val="22"/>
               </w:rPr>
               <w:t>Примечание</w:t>
             </w:r>
@@ -854,14 +846,17 @@
         </w:tc>
       </w:tr>
       <w:tr>
+        <w:trPr>
+          <w:cantSplit w:val="true"/>
+        </w:trPr>
         <w:tc>
           <w:tcPr>
-            <w:tcW w:type="dxa" w:w="794"/>
+            <w:tcW w:type="dxa" w:w="850"/>
             <w:vAlign w:val="center"/>
           </w:tcPr>
           <w:p>
             <w:pPr>
-              <w:spacing w:before="40" w:after="40"/>
+              <w:spacing w:before="0" w:after="0" w:line="240" w:lineRule="auto"/>
               <w:jc w:val="center"/>
             </w:pPr>
             <w:r/>
@@ -870,7 +865,7 @@
                 <w:rFonts w:ascii="Times New Roman" w:hAnsi="Times New Roman"/>
                 <w:b w:val="0"/>
                 <w:i w:val="0"/>
-                <w:sz w:val="18"/>
+                <w:sz w:val="22"/>
               </w:rPr>
               <w:t>1</w:t>
             </w:r>
@@ -878,12 +873,12 @@
         </w:tc>
         <w:tc>
           <w:tcPr>
-            <w:tcW w:type="dxa" w:w="2494"/>
+            <w:tcW w:type="dxa" w:w="2438"/>
             <w:vAlign w:val="center"/>
           </w:tcPr>
           <w:p>
             <w:pPr>
-              <w:spacing w:before="40" w:after="40"/>
+              <w:spacing w:before="0" w:after="0" w:line="240" w:lineRule="auto"/>
               <w:jc w:val="left"/>
             </w:pPr>
             <w:r/>
@@ -892,7 +887,7 @@
                 <w:rFonts w:ascii="Times New Roman" w:hAnsi="Times New Roman"/>
                 <w:b w:val="0"/>
                 <w:i w:val="0"/>
-                <w:sz w:val="18"/>
+                <w:sz w:val="22"/>
               </w:rPr>
             </w:r>
           </w:p>
@@ -904,7 +899,7 @@
           </w:tcPr>
           <w:p>
             <w:pPr>
-              <w:spacing w:before="40" w:after="40"/>
+              <w:spacing w:before="0" w:after="0" w:line="240" w:lineRule="auto"/>
               <w:jc w:val="left"/>
             </w:pPr>
             <w:r/>
@@ -913,7 +908,7 @@
                 <w:rFonts w:ascii="Times New Roman" w:hAnsi="Times New Roman"/>
                 <w:b w:val="0"/>
                 <w:i w:val="0"/>
-                <w:sz w:val="18"/>
+                <w:sz w:val="22"/>
               </w:rPr>
             </w:r>
           </w:p>
@@ -925,7 +920,7 @@
           </w:tcPr>
           <w:p>
             <w:pPr>
-              <w:spacing w:before="40" w:after="40"/>
+              <w:spacing w:before="0" w:after="0" w:line="240" w:lineRule="auto"/>
               <w:jc w:val="left"/>
             </w:pPr>
             <w:r/>
@@ -934,7 +929,7 @@
                 <w:rFonts w:ascii="Times New Roman" w:hAnsi="Times New Roman"/>
                 <w:b w:val="0"/>
                 <w:i w:val="0"/>
-                <w:sz w:val="18"/>
+                <w:sz w:val="22"/>
               </w:rPr>
             </w:r>
           </w:p>
@@ -946,7 +941,7 @@
           </w:tcPr>
           <w:p>
             <w:pPr>
-              <w:spacing w:before="40" w:after="40"/>
+              <w:spacing w:before="0" w:after="0" w:line="240" w:lineRule="auto"/>
               <w:jc w:val="left"/>
             </w:pPr>
             <w:r/>
@@ -955,7 +950,76 @@
                 <w:rFonts w:ascii="Times New Roman" w:hAnsi="Times New Roman"/>
                 <w:b w:val="0"/>
                 <w:i w:val="0"/>
-                <w:sz w:val="18"/>
+                <w:sz w:val="22"/>
+              </w:rPr>
+            </w:r>
+          </w:p>
+        </w:tc>
+        <w:tc>
+          <w:tcPr>
+            <w:tcW w:type="dxa" w:w="1417"/>
+            <w:vAlign w:val="center"/>
+          </w:tcPr>
+          <w:p>
+            <w:pPr>
+              <w:spacing w:before="0" w:after="0" w:line="240" w:lineRule="auto"/>
+              <w:jc w:val="left"/>
+            </w:pPr>
+            <w:r/>
+            <w:r>
+              <w:rPr>
+                <w:rFonts w:ascii="Times New Roman" w:hAnsi="Times New Roman"/>
+                <w:b w:val="0"/>
+                <w:i w:val="0"/>
+                <w:sz w:val="22"/>
+              </w:rPr>
+            </w:r>
+          </w:p>
+        </w:tc>
+      </w:tr>
+      <w:tr>
+        <w:trPr>
+          <w:cantSplit w:val="true"/>
+        </w:trPr>
+        <w:tc>
+          <w:tcPr>
+            <w:tcW w:type="dxa" w:w="850"/>
+            <w:vAlign w:val="center"/>
+          </w:tcPr>
+          <w:p>
+            <w:pPr>
+              <w:spacing w:before="0" w:after="0" w:line="240" w:lineRule="auto"/>
+              <w:jc w:val="center"/>
+            </w:pPr>
+            <w:r/>
+            <w:r>
+              <w:rPr>
+                <w:rFonts w:ascii="Times New Roman" w:hAnsi="Times New Roman"/>
+                <w:b w:val="0"/>
+                <w:i w:val="0"/>
+                <w:sz w:val="22"/>
+              </w:rPr>
+              <w:t>2</w:t>
+            </w:r>
+          </w:p>
+        </w:tc>
+        <w:tc>
+          <w:tcPr>
+            <w:tcW w:type="dxa" w:w="2438"/>
+            <w:vAlign w:val="center"/>
+          </w:tcPr>
+          <w:p>
+            <w:pPr>
+              <w:spacing w:before="0" w:after="0" w:line="240" w:lineRule="auto"/>
+              <w:jc w:val="left"/>
+            </w:pPr>
+            <w:r/>
+            <w:r>
+              <w:rPr>
+                <w:rFonts w:ascii="Times New Roman" w:hAnsi="Times New Roman"/>
+                <w:b w:val="0"/>
+                <w:i w:val="0"/>
+                <w:sz w:val="22"/>
               </w:rPr>
             </w:r>
           </w:p>
@@ -967,7 +1031,7 @@
           </w:tcPr>
           <w:p>
             <w:pPr>
-              <w:spacing w:before="40" w:after="40"/>
+              <w:spacing w:before="0" w:after="0" w:line="240" w:lineRule="auto"/>
               <w:jc w:val="left"/>
             </w:pPr>
             <w:r/>
@@ -976,52 +1040,7 @@
                 <w:rFonts w:ascii="Times New Roman" w:hAnsi="Times New Roman"/>
                 <w:b w:val="0"/>
                 <w:i w:val="0"/>
-                <w:sz w:val="18"/>
-              </w:rPr>
-            </w:r>
-          </w:p>
-        </w:tc>
-      </w:tr>
-      <w:tr>
-        <w:tc>
-          <w:tcPr>
-            <w:tcW w:type="dxa" w:w="794"/>
-            <w:vAlign w:val="center"/>
-          </w:tcPr>
-          <w:p>
-            <w:pPr>
-              <w:spacing w:before="40" w:after="40"/>
-              <w:jc w:val="center"/>
-            </w:pPr>
-            <w:r/>
-            <w:r>
-              <w:rPr>
-                <w:rFonts w:ascii="Times New Roman" w:hAnsi="Times New Roman"/>
-                <w:b w:val="0"/>
-                <w:i w:val="0"/>
-                <w:sz w:val="18"/>
-              </w:rPr>
-              <w:t>2</w:t>
-            </w:r>
-          </w:p>
-        </w:tc>
-        <w:tc>
-          <w:tcPr>
-            <w:tcW w:type="dxa" w:w="2494"/>
-            <w:vAlign w:val="center"/>
-          </w:tcPr>
-          <w:p>
-            <w:pPr>
-              <w:spacing w:before="40" w:after="40"/>
-              <w:jc w:val="left"/>
-            </w:pPr>
-            <w:r/>
-            <w:r>
-              <w:rPr>
-                <w:rFonts w:ascii="Times New Roman" w:hAnsi="Times New Roman"/>
-                <w:b w:val="0"/>
-                <w:i w:val="0"/>
-                <w:sz w:val="18"/>
+                <w:sz w:val="22"/>
               </w:rPr>
             </w:r>
           </w:p>
@@ -1033,7 +1052,7 @@
           </w:tcPr>
           <w:p>
             <w:pPr>
-              <w:spacing w:before="40" w:after="40"/>
+              <w:spacing w:before="0" w:after="0" w:line="240" w:lineRule="auto"/>
               <w:jc w:val="left"/>
             </w:pPr>
             <w:r/>
@@ -1042,7 +1061,7 @@
                 <w:rFonts w:ascii="Times New Roman" w:hAnsi="Times New Roman"/>
                 <w:b w:val="0"/>
                 <w:i w:val="0"/>
-                <w:sz w:val="18"/>
+                <w:sz w:val="22"/>
               </w:rPr>
             </w:r>
           </w:p>
@@ -1054,7 +1073,7 @@
           </w:tcPr>
           <w:p>
             <w:pPr>
-              <w:spacing w:before="40" w:after="40"/>
+              <w:spacing w:before="0" w:after="0" w:line="240" w:lineRule="auto"/>
               <w:jc w:val="left"/>
             </w:pPr>
             <w:r/>
@@ -1063,7 +1082,76 @@
                 <w:rFonts w:ascii="Times New Roman" w:hAnsi="Times New Roman"/>
                 <w:b w:val="0"/>
                 <w:i w:val="0"/>
-                <w:sz w:val="18"/>
+                <w:sz w:val="22"/>
+              </w:rPr>
+            </w:r>
+          </w:p>
+        </w:tc>
+        <w:tc>
+          <w:tcPr>
+            <w:tcW w:type="dxa" w:w="1417"/>
+            <w:vAlign w:val="center"/>
+          </w:tcPr>
+          <w:p>
+            <w:pPr>
+              <w:spacing w:before="0" w:after="0" w:line="240" w:lineRule="auto"/>
+              <w:jc w:val="left"/>
+            </w:pPr>
+            <w:r/>
+            <w:r>
+              <w:rPr>
+                <w:rFonts w:ascii="Times New Roman" w:hAnsi="Times New Roman"/>
+                <w:b w:val="0"/>
+                <w:i w:val="0"/>
+                <w:sz w:val="22"/>
+              </w:rPr>
+            </w:r>
+          </w:p>
+        </w:tc>
+      </w:tr>
+      <w:tr>
+        <w:trPr>
+          <w:cantSplit w:val="true"/>
+        </w:trPr>
+        <w:tc>
+          <w:tcPr>
+            <w:tcW w:type="dxa" w:w="850"/>
+            <w:vAlign w:val="center"/>
+          </w:tcPr>
+          <w:p>
+            <w:pPr>
+              <w:spacing w:before="0" w:after="0" w:line="240" w:lineRule="auto"/>
+              <w:jc w:val="center"/>
+            </w:pPr>
+            <w:r/>
+            <w:r>
+              <w:rPr>
+                <w:rFonts w:ascii="Times New Roman" w:hAnsi="Times New Roman"/>
+                <w:b w:val="0"/>
+                <w:i w:val="0"/>
+                <w:sz w:val="22"/>
+              </w:rPr>
+              <w:t>3</w:t>
+            </w:r>
+          </w:p>
+        </w:tc>
+        <w:tc>
+          <w:tcPr>
+            <w:tcW w:type="dxa" w:w="2438"/>
+            <w:vAlign w:val="center"/>
+          </w:tcPr>
+          <w:p>
+            <w:pPr>
+              <w:spacing w:before="0" w:after="0" w:line="240" w:lineRule="auto"/>
+              <w:jc w:val="left"/>
+            </w:pPr>
+            <w:r/>
+            <w:r>
+              <w:rPr>
+                <w:rFonts w:ascii="Times New Roman" w:hAnsi="Times New Roman"/>
+                <w:b w:val="0"/>
+                <w:i w:val="0"/>
+                <w:sz w:val="22"/>
               </w:rPr>
             </w:r>
           </w:p>
@@ -1075,7 +1163,7 @@
           </w:tcPr>
           <w:p>
             <w:pPr>
-              <w:spacing w:before="40" w:after="40"/>
+              <w:spacing w:before="0" w:after="0" w:line="240" w:lineRule="auto"/>
               <w:jc w:val="left"/>
             </w:pPr>
             <w:r/>
@@ -1084,7 +1172,7 @@
                 <w:rFonts w:ascii="Times New Roman" w:hAnsi="Times New Roman"/>
                 <w:b w:val="0"/>
                 <w:i w:val="0"/>
-                <w:sz w:val="18"/>
+                <w:sz w:val="22"/>
               </w:rPr>
             </w:r>
           </w:p>
@@ -1096,7 +1184,7 @@
           </w:tcPr>
           <w:p>
             <w:pPr>
-              <w:spacing w:before="40" w:after="40"/>
+              <w:spacing w:before="0" w:after="0" w:line="240" w:lineRule="auto"/>
               <w:jc w:val="left"/>
             </w:pPr>
             <w:r/>
@@ -1105,52 +1193,7 @@
                 <w:rFonts w:ascii="Times New Roman" w:hAnsi="Times New Roman"/>
                 <w:b w:val="0"/>
                 <w:i w:val="0"/>
-                <w:sz w:val="18"/>
-              </w:rPr>
-            </w:r>
-          </w:p>
-        </w:tc>
-      </w:tr>
-      <w:tr>
-        <w:tc>
-          <w:tcPr>
-            <w:tcW w:type="dxa" w:w="794"/>
-            <w:vAlign w:val="center"/>
-          </w:tcPr>
-          <w:p>
-            <w:pPr>
-              <w:spacing w:before="40" w:after="40"/>
-              <w:jc w:val="center"/>
-            </w:pPr>
-            <w:r/>
-            <w:r>
-              <w:rPr>
-                <w:rFonts w:ascii="Times New Roman" w:hAnsi="Times New Roman"/>
-                <w:b w:val="0"/>
-                <w:i w:val="0"/>
-                <w:sz w:val="18"/>
-              </w:rPr>
-              <w:t>3</w:t>
-            </w:r>
-          </w:p>
-        </w:tc>
-        <w:tc>
-          <w:tcPr>
-            <w:tcW w:type="dxa" w:w="2494"/>
-            <w:vAlign w:val="center"/>
-          </w:tcPr>
-          <w:p>
-            <w:pPr>
-              <w:spacing w:before="40" w:after="40"/>
-              <w:jc w:val="left"/>
-            </w:pPr>
-            <w:r/>
-            <w:r>
-              <w:rPr>
-                <w:rFonts w:ascii="Times New Roman" w:hAnsi="Times New Roman"/>
-                <w:b w:val="0"/>
-                <w:i w:val="0"/>
-                <w:sz w:val="18"/>
+                <w:sz w:val="22"/>
               </w:rPr>
             </w:r>
           </w:p>
@@ -1162,7 +1205,7 @@
           </w:tcPr>
           <w:p>
             <w:pPr>
-              <w:spacing w:before="40" w:after="40"/>
+              <w:spacing w:before="0" w:after="0" w:line="240" w:lineRule="auto"/>
               <w:jc w:val="left"/>
             </w:pPr>
             <w:r/>
@@ -1171,7 +1214,76 @@
                 <w:rFonts w:ascii="Times New Roman" w:hAnsi="Times New Roman"/>
                 <w:b w:val="0"/>
                 <w:i w:val="0"/>
-                <w:sz w:val="18"/>
+                <w:sz w:val="22"/>
+              </w:rPr>
+            </w:r>
+          </w:p>
+        </w:tc>
+        <w:tc>
+          <w:tcPr>
+            <w:tcW w:type="dxa" w:w="1417"/>
+            <w:vAlign w:val="center"/>
+          </w:tcPr>
+          <w:p>
+            <w:pPr>
+              <w:spacing w:before="0" w:after="0" w:line="240" w:lineRule="auto"/>
+              <w:jc w:val="left"/>
+            </w:pPr>
+            <w:r/>
+            <w:r>
+              <w:rPr>
+                <w:rFonts w:ascii="Times New Roman" w:hAnsi="Times New Roman"/>
+                <w:b w:val="0"/>
+                <w:i w:val="0"/>
+                <w:sz w:val="22"/>
+              </w:rPr>
+            </w:r>
+          </w:p>
+        </w:tc>
+      </w:tr>
+      <w:tr>
+        <w:trPr>
+          <w:cantSplit w:val="true"/>
+        </w:trPr>
+        <w:tc>
+          <w:tcPr>
+            <w:tcW w:type="dxa" w:w="850"/>
+            <w:vAlign w:val="center"/>
+          </w:tcPr>
+          <w:p>
+            <w:pPr>
+              <w:spacing w:before="0" w:after="0" w:line="240" w:lineRule="auto"/>
+              <w:jc w:val="center"/>
+            </w:pPr>
+            <w:r/>
+            <w:r>
+              <w:rPr>
+                <w:rFonts w:ascii="Times New Roman" w:hAnsi="Times New Roman"/>
+                <w:b w:val="0"/>
+                <w:i w:val="0"/>
+                <w:sz w:val="22"/>
+              </w:rPr>
+              <w:t>4</w:t>
+            </w:r>
+          </w:p>
+        </w:tc>
+        <w:tc>
+          <w:tcPr>
+            <w:tcW w:type="dxa" w:w="2438"/>
+            <w:vAlign w:val="center"/>
+          </w:tcPr>
+          <w:p>
+            <w:pPr>
+              <w:spacing w:before="0" w:after="0" w:line="240" w:lineRule="auto"/>
+              <w:jc w:val="left"/>
+            </w:pPr>
+            <w:r/>
+            <w:r>
+              <w:rPr>
+                <w:rFonts w:ascii="Times New Roman" w:hAnsi="Times New Roman"/>
+                <w:b w:val="0"/>
+                <w:i w:val="0"/>
+                <w:sz w:val="22"/>
               </w:rPr>
             </w:r>
           </w:p>
@@ -1183,7 +1295,7 @@
           </w:tcPr>
           <w:p>
             <w:pPr>
-              <w:spacing w:before="40" w:after="40"/>
+              <w:spacing w:before="0" w:after="0" w:line="240" w:lineRule="auto"/>
               <w:jc w:val="left"/>
             </w:pPr>
             <w:r/>
@@ -1192,7 +1304,7 @@
                 <w:rFonts w:ascii="Times New Roman" w:hAnsi="Times New Roman"/>
                 <w:b w:val="0"/>
                 <w:i w:val="0"/>
-                <w:sz w:val="18"/>
+                <w:sz w:val="22"/>
               </w:rPr>
             </w:r>
           </w:p>
@@ -1204,7 +1316,7 @@
           </w:tcPr>
           <w:p>
             <w:pPr>
-              <w:spacing w:before="40" w:after="40"/>
+              <w:spacing w:before="0" w:after="0" w:line="240" w:lineRule="auto"/>
               <w:jc w:val="left"/>
             </w:pPr>
             <w:r/>
@@ -1213,7 +1325,7 @@
                 <w:rFonts w:ascii="Times New Roman" w:hAnsi="Times New Roman"/>
                 <w:b w:val="0"/>
                 <w:i w:val="0"/>
-                <w:sz w:val="18"/>
+                <w:sz w:val="22"/>
               </w:rPr>
             </w:r>
           </w:p>
@@ -1225,7 +1337,7 @@
           </w:tcPr>
           <w:p>
             <w:pPr>
-              <w:spacing w:before="40" w:after="40"/>
+              <w:spacing w:before="0" w:after="0" w:line="240" w:lineRule="auto"/>
               <w:jc w:val="left"/>
             </w:pPr>
             <w:r/>
@@ -1234,21 +1346,45 @@
                 <w:rFonts w:ascii="Times New Roman" w:hAnsi="Times New Roman"/>
                 <w:b w:val="0"/>
                 <w:i w:val="0"/>
-                <w:sz w:val="18"/>
+                <w:sz w:val="22"/>
+              </w:rPr>
+            </w:r>
+          </w:p>
+        </w:tc>
+        <w:tc>
+          <w:tcPr>
+            <w:tcW w:type="dxa" w:w="1417"/>
+            <w:vAlign w:val="center"/>
+          </w:tcPr>
+          <w:p>
+            <w:pPr>
+              <w:spacing w:before="0" w:after="0" w:line="240" w:lineRule="auto"/>
+              <w:jc w:val="left"/>
+            </w:pPr>
+            <w:r/>
+            <w:r>
+              <w:rPr>
+                <w:rFonts w:ascii="Times New Roman" w:hAnsi="Times New Roman"/>
+                <w:b w:val="0"/>
+                <w:i w:val="0"/>
+                <w:sz w:val="22"/>
               </w:rPr>
             </w:r>
           </w:p>
         </w:tc>
       </w:tr>
       <w:tr>
+        <w:trPr>
+          <w:cantSplit w:val="true"/>
+        </w:trPr>
         <w:tc>
           <w:tcPr>
-            <w:tcW w:type="dxa" w:w="794"/>
+            <w:tcW w:type="dxa" w:w="850"/>
             <w:vAlign w:val="center"/>
           </w:tcPr>
           <w:p>
             <w:pPr>
-              <w:spacing w:before="40" w:after="40"/>
+              <w:spacing w:before="0" w:after="0" w:line="240" w:lineRule="auto"/>
               <w:jc w:val="center"/>
             </w:pPr>
             <w:r/>
@@ -1257,20 +1393,20 @@
                 <w:rFonts w:ascii="Times New Roman" w:hAnsi="Times New Roman"/>
                 <w:b w:val="0"/>
                 <w:i w:val="0"/>
-                <w:sz w:val="18"/>
+                <w:sz w:val="22"/>
               </w:rPr>
-              <w:t>4</w:t>
+              <w:t>5</w:t>
             </w:r>
           </w:p>
         </w:tc>
         <w:tc>
           <w:tcPr>
-            <w:tcW w:type="dxa" w:w="2494"/>
+            <w:tcW w:type="dxa" w:w="2438"/>
             <w:vAlign w:val="center"/>
           </w:tcPr>
           <w:p>
             <w:pPr>
-              <w:spacing w:before="40" w:after="40"/>
+              <w:spacing w:before="0" w:after="0" w:line="240" w:lineRule="auto"/>
               <w:jc w:val="left"/>
             </w:pPr>
             <w:r/>
@@ -1279,7 +1415,7 @@
                 <w:rFonts w:ascii="Times New Roman" w:hAnsi="Times New Roman"/>
                 <w:b w:val="0"/>
                 <w:i w:val="0"/>
-                <w:sz w:val="18"/>
+                <w:sz w:val="22"/>
               </w:rPr>
             </w:r>
           </w:p>
@@ -1291,7 +1427,7 @@
           </w:tcPr>
           <w:p>
             <w:pPr>
-              <w:spacing w:before="40" w:after="40"/>
+              <w:spacing w:before="0" w:after="0" w:line="240" w:lineRule="auto"/>
               <w:jc w:val="left"/>
             </w:pPr>
             <w:r/>
@@ -1300,7 +1436,7 @@
                 <w:rFonts w:ascii="Times New Roman" w:hAnsi="Times New Roman"/>
                 <w:b w:val="0"/>
                 <w:i w:val="0"/>
-                <w:sz w:val="18"/>
+                <w:sz w:val="22"/>
               </w:rPr>
             </w:r>
           </w:p>
@@ -1312,7 +1448,7 @@
           </w:tcPr>
           <w:p>
             <w:pPr>
-              <w:spacing w:before="40" w:after="40"/>
+              <w:spacing w:before="0" w:after="0" w:line="240" w:lineRule="auto"/>
               <w:jc w:val="left"/>
             </w:pPr>
             <w:r/>
@@ -1321,7 +1457,7 @@
                 <w:rFonts w:ascii="Times New Roman" w:hAnsi="Times New Roman"/>
                 <w:b w:val="0"/>
                 <w:i w:val="0"/>
-                <w:sz w:val="18"/>
+                <w:sz w:val="22"/>
               </w:rPr>
             </w:r>
           </w:p>
@@ -1333,7 +1469,7 @@
           </w:tcPr>
           <w:p>
             <w:pPr>
-              <w:spacing w:before="40" w:after="40"/>
+              <w:spacing w:before="0" w:after="0" w:line="240" w:lineRule="auto"/>
               <w:jc w:val="left"/>
             </w:pPr>
             <w:r/>
@@ -1342,7 +1478,76 @@
                 <w:rFonts w:ascii="Times New Roman" w:hAnsi="Times New Roman"/>
                 <w:b w:val="0"/>
                 <w:i w:val="0"/>
-                <w:sz w:val="18"/>
+                <w:sz w:val="22"/>
+              </w:rPr>
+            </w:r>
+          </w:p>
+        </w:tc>
+        <w:tc>
+          <w:tcPr>
+            <w:tcW w:type="dxa" w:w="1417"/>
+            <w:vAlign w:val="center"/>
+          </w:tcPr>
+          <w:p>
+            <w:pPr>
+              <w:spacing w:before="0" w:after="0" w:line="240" w:lineRule="auto"/>
+              <w:jc w:val="left"/>
+            </w:pPr>
+            <w:r/>
+            <w:r>
+              <w:rPr>
+                <w:rFonts w:ascii="Times New Roman" w:hAnsi="Times New Roman"/>
+                <w:b w:val="0"/>
+                <w:i w:val="0"/>
+                <w:sz w:val="22"/>
+              </w:rPr>
+            </w:r>
+          </w:p>
+        </w:tc>
+      </w:tr>
+      <w:tr>
+        <w:trPr>
+          <w:cantSplit w:val="true"/>
+        </w:trPr>
+        <w:tc>
+          <w:tcPr>
+            <w:tcW w:type="dxa" w:w="850"/>
+            <w:vAlign w:val="center"/>
+          </w:tcPr>
+          <w:p>
+            <w:pPr>
+              <w:spacing w:before="0" w:after="0" w:line="240" w:lineRule="auto"/>
+              <w:jc w:val="center"/>
+            </w:pPr>
+            <w:r/>
+            <w:r>
+              <w:rPr>
+                <w:rFonts w:ascii="Times New Roman" w:hAnsi="Times New Roman"/>
+                <w:b w:val="0"/>
+                <w:i w:val="0"/>
+                <w:sz w:val="22"/>
+              </w:rPr>
+              <w:t>6</w:t>
+            </w:r>
+          </w:p>
+        </w:tc>
+        <w:tc>
+          <w:tcPr>
+            <w:tcW w:type="dxa" w:w="2438"/>
+            <w:vAlign w:val="center"/>
+          </w:tcPr>
+          <w:p>
+            <w:pPr>
+              <w:spacing w:before="0" w:after="0" w:line="240" w:lineRule="auto"/>
+              <w:jc w:val="left"/>
+            </w:pPr>
+            <w:r/>
+            <w:r>
+              <w:rPr>
+                <w:rFonts w:ascii="Times New Roman" w:hAnsi="Times New Roman"/>
+                <w:b w:val="0"/>
+                <w:i w:val="0"/>
+                <w:sz w:val="22"/>
               </w:rPr>
             </w:r>
           </w:p>
@@ -1354,7 +1559,7 @@
           </w:tcPr>
           <w:p>
             <w:pPr>
-              <w:spacing w:before="40" w:after="40"/>
+              <w:spacing w:before="0" w:after="0" w:line="240" w:lineRule="auto"/>
               <w:jc w:val="left"/>
             </w:pPr>
             <w:r/>
@@ -1363,52 +1568,7 @@
                 <w:rFonts w:ascii="Times New Roman" w:hAnsi="Times New Roman"/>
                 <w:b w:val="0"/>
                 <w:i w:val="0"/>
-                <w:sz w:val="18"/>
-              </w:rPr>
-            </w:r>
-          </w:p>
-        </w:tc>
-      </w:tr>
-      <w:tr>
-        <w:tc>
-          <w:tcPr>
-            <w:tcW w:type="dxa" w:w="794"/>
-            <w:vAlign w:val="center"/>
-          </w:tcPr>
-          <w:p>
-            <w:pPr>
-              <w:spacing w:before="40" w:after="40"/>
-              <w:jc w:val="center"/>
-            </w:pPr>
-            <w:r/>
-            <w:r>
-              <w:rPr>
-                <w:rFonts w:ascii="Times New Roman" w:hAnsi="Times New Roman"/>
-                <w:b w:val="0"/>
-                <w:i w:val="0"/>
-                <w:sz w:val="18"/>
-              </w:rPr>
-              <w:t>5</w:t>
-            </w:r>
-          </w:p>
-        </w:tc>
-        <w:tc>
-          <w:tcPr>
-            <w:tcW w:type="dxa" w:w="2494"/>
-            <w:vAlign w:val="center"/>
-          </w:tcPr>
-          <w:p>
-            <w:pPr>
-              <w:spacing w:before="40" w:after="40"/>
-              <w:jc w:val="left"/>
-            </w:pPr>
-            <w:r/>
-            <w:r>
-              <w:rPr>
-                <w:rFonts w:ascii="Times New Roman" w:hAnsi="Times New Roman"/>
-                <w:b w:val="0"/>
-                <w:i w:val="0"/>
-                <w:sz w:val="18"/>
+                <w:sz w:val="22"/>
               </w:rPr>
             </w:r>
           </w:p>
@@ -1420,7 +1580,7 @@
           </w:tcPr>
           <w:p>
             <w:pPr>
-              <w:spacing w:before="40" w:after="40"/>
+              <w:spacing w:before="0" w:after="0" w:line="240" w:lineRule="auto"/>
               <w:jc w:val="left"/>
             </w:pPr>
             <w:r/>
@@ -1429,7 +1589,7 @@
                 <w:rFonts w:ascii="Times New Roman" w:hAnsi="Times New Roman"/>
                 <w:b w:val="0"/>
                 <w:i w:val="0"/>
-                <w:sz w:val="18"/>
+                <w:sz w:val="22"/>
               </w:rPr>
             </w:r>
           </w:p>
@@ -1441,7 +1601,7 @@
           </w:tcPr>
           <w:p>
             <w:pPr>
-              <w:spacing w:before="40" w:after="40"/>
+              <w:spacing w:before="0" w:after="0" w:line="240" w:lineRule="auto"/>
               <w:jc w:val="left"/>
             </w:pPr>
             <w:r/>
@@ -1450,7 +1610,76 @@
                 <w:rFonts w:ascii="Times New Roman" w:hAnsi="Times New Roman"/>
                 <w:b w:val="0"/>
                 <w:i w:val="0"/>
-                <w:sz w:val="18"/>
+                <w:sz w:val="22"/>
+              </w:rPr>
+            </w:r>
+          </w:p>
+        </w:tc>
+        <w:tc>
+          <w:tcPr>
+            <w:tcW w:type="dxa" w:w="1417"/>
+            <w:vAlign w:val="center"/>
+          </w:tcPr>
+          <w:p>
+            <w:pPr>
+              <w:spacing w:before="0" w:after="0" w:line="240" w:lineRule="auto"/>
+              <w:jc w:val="left"/>
+            </w:pPr>
+            <w:r/>
+            <w:r>
+              <w:rPr>
+                <w:rFonts w:ascii="Times New Roman" w:hAnsi="Times New Roman"/>
+                <w:b w:val="0"/>
+                <w:i w:val="0"/>
+                <w:sz w:val="22"/>
+              </w:rPr>
+            </w:r>
+          </w:p>
+        </w:tc>
+      </w:tr>
+      <w:tr>
+        <w:trPr>
+          <w:cantSplit w:val="true"/>
+        </w:trPr>
+        <w:tc>
+          <w:tcPr>
+            <w:tcW w:type="dxa" w:w="850"/>
+            <w:vAlign w:val="center"/>
+          </w:tcPr>
+          <w:p>
+            <w:pPr>
+              <w:spacing w:before="0" w:after="0" w:line="240" w:lineRule="auto"/>
+              <w:jc w:val="center"/>
+            </w:pPr>
+            <w:r/>
+            <w:r>
+              <w:rPr>
+                <w:rFonts w:ascii="Times New Roman" w:hAnsi="Times New Roman"/>
+                <w:b w:val="0"/>
+                <w:i w:val="0"/>
+                <w:sz w:val="22"/>
+              </w:rPr>
+              <w:t>7</w:t>
+            </w:r>
+          </w:p>
+        </w:tc>
+        <w:tc>
+          <w:tcPr>
+            <w:tcW w:type="dxa" w:w="2438"/>
+            <w:vAlign w:val="center"/>
+          </w:tcPr>
+          <w:p>
+            <w:pPr>
+              <w:spacing w:before="0" w:after="0" w:line="240" w:lineRule="auto"/>
+              <w:jc w:val="left"/>
+            </w:pPr>
+            <w:r/>
+            <w:r>
+              <w:rPr>
+                <w:rFonts w:ascii="Times New Roman" w:hAnsi="Times New Roman"/>
+                <w:b w:val="0"/>
+                <w:i w:val="0"/>
+                <w:sz w:val="22"/>
               </w:rPr>
             </w:r>
           </w:p>
@@ -1462,7 +1691,7 @@
           </w:tcPr>
           <w:p>
             <w:pPr>
-              <w:spacing w:before="40" w:after="40"/>
+              <w:spacing w:before="0" w:after="0" w:line="240" w:lineRule="auto"/>
               <w:jc w:val="left"/>
             </w:pPr>
             <w:r/>
@@ -1471,7 +1700,7 @@
                 <w:rFonts w:ascii="Times New Roman" w:hAnsi="Times New Roman"/>
                 <w:b w:val="0"/>
                 <w:i w:val="0"/>
-                <w:sz w:val="18"/>
+                <w:sz w:val="22"/>
               </w:rPr>
             </w:r>
           </w:p>
@@ -1483,7 +1712,7 @@
           </w:tcPr>
           <w:p>
             <w:pPr>
-              <w:spacing w:before="40" w:after="40"/>
+              <w:spacing w:before="0" w:after="0" w:line="240" w:lineRule="auto"/>
               <w:jc w:val="left"/>
             </w:pPr>
             <w:r/>
@@ -1492,52 +1721,7 @@
                 <w:rFonts w:ascii="Times New Roman" w:hAnsi="Times New Roman"/>
                 <w:b w:val="0"/>
                 <w:i w:val="0"/>
-                <w:sz w:val="18"/>
-              </w:rPr>
-            </w:r>
-          </w:p>
-        </w:tc>
-      </w:tr>
-      <w:tr>
-        <w:tc>
-          <w:tcPr>
-            <w:tcW w:type="dxa" w:w="794"/>
-            <w:vAlign w:val="center"/>
-          </w:tcPr>
-          <w:p>
-            <w:pPr>
-              <w:spacing w:before="40" w:after="40"/>
-              <w:jc w:val="center"/>
-            </w:pPr>
-            <w:r/>
-            <w:r>
-              <w:rPr>
-                <w:rFonts w:ascii="Times New Roman" w:hAnsi="Times New Roman"/>
-                <w:b w:val="0"/>
-                <w:i w:val="0"/>
-                <w:sz w:val="18"/>
-              </w:rPr>
-              <w:t>6</w:t>
-            </w:r>
-          </w:p>
-        </w:tc>
-        <w:tc>
-          <w:tcPr>
-            <w:tcW w:type="dxa" w:w="2494"/>
-            <w:vAlign w:val="center"/>
-          </w:tcPr>
-          <w:p>
-            <w:pPr>
-              <w:spacing w:before="40" w:after="40"/>
-              <w:jc w:val="left"/>
-            </w:pPr>
-            <w:r/>
-            <w:r>
-              <w:rPr>
-                <w:rFonts w:ascii="Times New Roman" w:hAnsi="Times New Roman"/>
-                <w:b w:val="0"/>
-                <w:i w:val="0"/>
-                <w:sz w:val="18"/>
+                <w:sz w:val="22"/>
               </w:rPr>
             </w:r>
           </w:p>
@@ -1549,7 +1733,7 @@
           </w:tcPr>
           <w:p>
             <w:pPr>
-              <w:spacing w:before="40" w:after="40"/>
+              <w:spacing w:before="0" w:after="0" w:line="240" w:lineRule="auto"/>
               <w:jc w:val="left"/>
             </w:pPr>
             <w:r/>
@@ -1558,7 +1742,76 @@
                 <w:rFonts w:ascii="Times New Roman" w:hAnsi="Times New Roman"/>
                 <w:b w:val="0"/>
                 <w:i w:val="0"/>
-                <w:sz w:val="18"/>
+                <w:sz w:val="22"/>
+              </w:rPr>
+            </w:r>
+          </w:p>
+        </w:tc>
+        <w:tc>
+          <w:tcPr>
+            <w:tcW w:type="dxa" w:w="1417"/>
+            <w:vAlign w:val="center"/>
+          </w:tcPr>
+          <w:p>
+            <w:pPr>
+              <w:spacing w:before="0" w:after="0" w:line="240" w:lineRule="auto"/>
+              <w:jc w:val="left"/>
+            </w:pPr>
+            <w:r/>
+            <w:r>
+              <w:rPr>
+                <w:rFonts w:ascii="Times New Roman" w:hAnsi="Times New Roman"/>
+                <w:b w:val="0"/>
+                <w:i w:val="0"/>
+                <w:sz w:val="22"/>
+              </w:rPr>
+            </w:r>
+          </w:p>
+        </w:tc>
+      </w:tr>
+      <w:tr>
+        <w:trPr>
+          <w:cantSplit w:val="true"/>
+        </w:trPr>
+        <w:tc>
+          <w:tcPr>
+            <w:tcW w:type="dxa" w:w="850"/>
+            <w:vAlign w:val="center"/>
+          </w:tcPr>
+          <w:p>
+            <w:pPr>
+              <w:spacing w:before="0" w:after="0" w:line="240" w:lineRule="auto"/>
+              <w:jc w:val="center"/>
+            </w:pPr>
+            <w:r/>
+            <w:r>
+              <w:rPr>
+                <w:rFonts w:ascii="Times New Roman" w:hAnsi="Times New Roman"/>
+                <w:b w:val="0"/>
+                <w:i w:val="0"/>
+                <w:sz w:val="22"/>
+              </w:rPr>
+              <w:t>8</w:t>
+            </w:r>
+          </w:p>
+        </w:tc>
+        <w:tc>
+          <w:tcPr>
+            <w:tcW w:type="dxa" w:w="2438"/>
+            <w:vAlign w:val="center"/>
+          </w:tcPr>
+          <w:p>
+            <w:pPr>
+              <w:spacing w:before="0" w:after="0" w:line="240" w:lineRule="auto"/>
+              <w:jc w:val="left"/>
+            </w:pPr>
+            <w:r/>
+            <w:r>
+              <w:rPr>
+                <w:rFonts w:ascii="Times New Roman" w:hAnsi="Times New Roman"/>
+                <w:b w:val="0"/>
+                <w:i w:val="0"/>
+                <w:sz w:val="22"/>
               </w:rPr>
             </w:r>
           </w:p>
@@ -1570,7 +1823,7 @@
           </w:tcPr>
           <w:p>
             <w:pPr>
-              <w:spacing w:before="40" w:after="40"/>
+              <w:spacing w:before="0" w:after="0" w:line="240" w:lineRule="auto"/>
               <w:jc w:val="left"/>
             </w:pPr>
             <w:r/>
@@ -1579,7 +1832,7 @@
                 <w:rFonts w:ascii="Times New Roman" w:hAnsi="Times New Roman"/>
                 <w:b w:val="0"/>
                 <w:i w:val="0"/>
-                <w:sz w:val="18"/>
+                <w:sz w:val="22"/>
               </w:rPr>
             </w:r>
           </w:p>
@@ -1591,7 +1844,7 @@
           </w:tcPr>
           <w:p>
             <w:pPr>
-              <w:spacing w:before="40" w:after="40"/>
+              <w:spacing w:before="0" w:after="0" w:line="240" w:lineRule="auto"/>
               <w:jc w:val="left"/>
             </w:pPr>
             <w:r/>
@@ -1600,7 +1853,7 @@
                 <w:rFonts w:ascii="Times New Roman" w:hAnsi="Times New Roman"/>
                 <w:b w:val="0"/>
                 <w:i w:val="0"/>
-                <w:sz w:val="18"/>
+                <w:sz w:val="22"/>
               </w:rPr>
             </w:r>
           </w:p>
@@ -1612,7 +1865,7 @@
           </w:tcPr>
           <w:p>
             <w:pPr>
-              <w:spacing w:before="40" w:after="40"/>
+              <w:spacing w:before="0" w:after="0" w:line="240" w:lineRule="auto"/>
               <w:jc w:val="left"/>
             </w:pPr>
             <w:r/>
@@ -1621,21 +1874,45 @@
                 <w:rFonts w:ascii="Times New Roman" w:hAnsi="Times New Roman"/>
                 <w:b w:val="0"/>
                 <w:i w:val="0"/>
-                <w:sz w:val="18"/>
+                <w:sz w:val="22"/>
+              </w:rPr>
+            </w:r>
+          </w:p>
+        </w:tc>
+        <w:tc>
+          <w:tcPr>
+            <w:tcW w:type="dxa" w:w="1417"/>
+            <w:vAlign w:val="center"/>
+          </w:tcPr>
+          <w:p>
+            <w:pPr>
+              <w:spacing w:before="0" w:after="0" w:line="240" w:lineRule="auto"/>
+              <w:jc w:val="left"/>
+            </w:pPr>
+            <w:r/>
+            <w:r>
+              <w:rPr>
+                <w:rFonts w:ascii="Times New Roman" w:hAnsi="Times New Roman"/>
+                <w:b w:val="0"/>
+                <w:i w:val="0"/>
+                <w:sz w:val="22"/>
               </w:rPr>
             </w:r>
           </w:p>
         </w:tc>
       </w:tr>
       <w:tr>
+        <w:trPr>
+          <w:cantSplit w:val="true"/>
+        </w:trPr>
         <w:tc>
           <w:tcPr>
-            <w:tcW w:type="dxa" w:w="794"/>
+            <w:tcW w:type="dxa" w:w="850"/>
             <w:vAlign w:val="center"/>
           </w:tcPr>
           <w:p>
             <w:pPr>
-              <w:spacing w:before="40" w:after="40"/>
+              <w:spacing w:before="0" w:after="0" w:line="240" w:lineRule="auto"/>
               <w:jc w:val="center"/>
             </w:pPr>
             <w:r/>
@@ -1644,20 +1921,20 @@
                 <w:rFonts w:ascii="Times New Roman" w:hAnsi="Times New Roman"/>
                 <w:b w:val="0"/>
                 <w:i w:val="0"/>
-                <w:sz w:val="18"/>
+                <w:sz w:val="22"/>
               </w:rPr>
-              <w:t>7</w:t>
+              <w:t>9</w:t>
             </w:r>
           </w:p>
         </w:tc>
         <w:tc>
           <w:tcPr>
-            <w:tcW w:type="dxa" w:w="2494"/>
+            <w:tcW w:type="dxa" w:w="2438"/>
             <w:vAlign w:val="center"/>
           </w:tcPr>
           <w:p>
             <w:pPr>
-              <w:spacing w:before="40" w:after="40"/>
+              <w:spacing w:before="0" w:after="0" w:line="240" w:lineRule="auto"/>
               <w:jc w:val="left"/>
             </w:pPr>
             <w:r/>
@@ -1666,7 +1943,7 @@
                 <w:rFonts w:ascii="Times New Roman" w:hAnsi="Times New Roman"/>
                 <w:b w:val="0"/>
                 <w:i w:val="0"/>
-                <w:sz w:val="18"/>
+                <w:sz w:val="22"/>
               </w:rPr>
             </w:r>
           </w:p>
@@ -1678,7 +1955,7 @@
           </w:tcPr>
           <w:p>
             <w:pPr>
-              <w:spacing w:before="40" w:after="40"/>
+              <w:spacing w:before="0" w:after="0" w:line="240" w:lineRule="auto"/>
               <w:jc w:val="left"/>
             </w:pPr>
             <w:r/>
@@ -1687,7 +1964,7 @@
                 <w:rFonts w:ascii="Times New Roman" w:hAnsi="Times New Roman"/>
                 <w:b w:val="0"/>
                 <w:i w:val="0"/>
-                <w:sz w:val="18"/>
+                <w:sz w:val="22"/>
               </w:rPr>
             </w:r>
           </w:p>
@@ -1699,7 +1976,7 @@
           </w:tcPr>
           <w:p>
             <w:pPr>
-              <w:spacing w:before="40" w:after="40"/>
+              <w:spacing w:before="0" w:after="0" w:line="240" w:lineRule="auto"/>
               <w:jc w:val="left"/>
             </w:pPr>
             <w:r/>
@@ -1708,7 +1985,7 @@
                 <w:rFonts w:ascii="Times New Roman" w:hAnsi="Times New Roman"/>
                 <w:b w:val="0"/>
                 <w:i w:val="0"/>
-                <w:sz w:val="18"/>
+                <w:sz w:val="22"/>
               </w:rPr>
             </w:r>
           </w:p>
@@ -1720,7 +1997,7 @@
           </w:tcPr>
           <w:p>
             <w:pPr>
-              <w:spacing w:before="40" w:after="40"/>
+              <w:spacing w:before="0" w:after="0" w:line="240" w:lineRule="auto"/>
               <w:jc w:val="left"/>
             </w:pPr>
             <w:r/>
@@ -1729,7 +2006,76 @@
                 <w:rFonts w:ascii="Times New Roman" w:hAnsi="Times New Roman"/>
                 <w:b w:val="0"/>
                 <w:i w:val="0"/>
-                <w:sz w:val="18"/>
+                <w:sz w:val="22"/>
+              </w:rPr>
+            </w:r>
+          </w:p>
+        </w:tc>
+        <w:tc>
+          <w:tcPr>
+            <w:tcW w:type="dxa" w:w="1417"/>
+            <w:vAlign w:val="center"/>
+          </w:tcPr>
+          <w:p>
+            <w:pPr>
+              <w:spacing w:before="0" w:after="0" w:line="240" w:lineRule="auto"/>
+              <w:jc w:val="left"/>
+            </w:pPr>
+            <w:r/>
+            <w:r>
+              <w:rPr>
+                <w:rFonts w:ascii="Times New Roman" w:hAnsi="Times New Roman"/>
+                <w:b w:val="0"/>
+                <w:i w:val="0"/>
+                <w:sz w:val="22"/>
+              </w:rPr>
+            </w:r>
+          </w:p>
+        </w:tc>
+      </w:tr>
+      <w:tr>
+        <w:trPr>
+          <w:cantSplit w:val="true"/>
+        </w:trPr>
+        <w:tc>
+          <w:tcPr>
+            <w:tcW w:type="dxa" w:w="850"/>
+            <w:vAlign w:val="center"/>
+          </w:tcPr>
+          <w:p>
+            <w:pPr>
+              <w:spacing w:before="0" w:after="0" w:line="240" w:lineRule="auto"/>
+              <w:jc w:val="center"/>
+            </w:pPr>
+            <w:r/>
+            <w:r>
+              <w:rPr>
+                <w:rFonts w:ascii="Times New Roman" w:hAnsi="Times New Roman"/>
+                <w:b w:val="0"/>
+                <w:i w:val="0"/>
+                <w:sz w:val="22"/>
+              </w:rPr>
+              <w:t>10</w:t>
+            </w:r>
+          </w:p>
+        </w:tc>
+        <w:tc>
+          <w:tcPr>
+            <w:tcW w:type="dxa" w:w="2438"/>
+            <w:vAlign w:val="center"/>
+          </w:tcPr>
+          <w:p>
+            <w:pPr>
+              <w:spacing w:before="0" w:after="0" w:line="240" w:lineRule="auto"/>
+              <w:jc w:val="left"/>
+            </w:pPr>
+            <w:r/>
+            <w:r>
+              <w:rPr>
+                <w:rFonts w:ascii="Times New Roman" w:hAnsi="Times New Roman"/>
+                <w:b w:val="0"/>
+                <w:i w:val="0"/>
+                <w:sz w:val="22"/>
               </w:rPr>
             </w:r>
           </w:p>
@@ -1741,7 +2087,7 @@
           </w:tcPr>
           <w:p>
             <w:pPr>
-              <w:spacing w:before="40" w:after="40"/>
+              <w:spacing w:before="0" w:after="0" w:line="240" w:lineRule="auto"/>
               <w:jc w:val="left"/>
             </w:pPr>
             <w:r/>
@@ -1750,52 +2096,7 @@
                 <w:rFonts w:ascii="Times New Roman" w:hAnsi="Times New Roman"/>
                 <w:b w:val="0"/>
                 <w:i w:val="0"/>
-                <w:sz w:val="18"/>
-              </w:rPr>
-            </w:r>
-          </w:p>
-        </w:tc>
-      </w:tr>
-      <w:tr>
-        <w:tc>
-          <w:tcPr>
-            <w:tcW w:type="dxa" w:w="794"/>
-            <w:vAlign w:val="center"/>
-          </w:tcPr>
-          <w:p>
-            <w:pPr>
-              <w:spacing w:before="40" w:after="40"/>
-              <w:jc w:val="center"/>
-            </w:pPr>
-            <w:r/>
-            <w:r>
-              <w:rPr>
-                <w:rFonts w:ascii="Times New Roman" w:hAnsi="Times New Roman"/>
-                <w:b w:val="0"/>
-                <w:i w:val="0"/>
-                <w:sz w:val="18"/>
-              </w:rPr>
-              <w:t>8</w:t>
-            </w:r>
-          </w:p>
-        </w:tc>
-        <w:tc>
-          <w:tcPr>
-            <w:tcW w:type="dxa" w:w="2494"/>
-            <w:vAlign w:val="center"/>
-          </w:tcPr>
-          <w:p>
-            <w:pPr>
-              <w:spacing w:before="40" w:after="40"/>
-              <w:jc w:val="left"/>
-            </w:pPr>
-            <w:r/>
-            <w:r>
-              <w:rPr>
-                <w:rFonts w:ascii="Times New Roman" w:hAnsi="Times New Roman"/>
-                <w:b w:val="0"/>
-                <w:i w:val="0"/>
-                <w:sz w:val="18"/>
+                <w:sz w:val="22"/>
               </w:rPr>
             </w:r>
           </w:p>
@@ -1807,7 +2108,7 @@
           </w:tcPr>
           <w:p>
             <w:pPr>
-              <w:spacing w:before="40" w:after="40"/>
+              <w:spacing w:before="0" w:after="0" w:line="240" w:lineRule="auto"/>
               <w:jc w:val="left"/>
             </w:pPr>
             <w:r/>
@@ -1816,7 +2117,7 @@
                 <w:rFonts w:ascii="Times New Roman" w:hAnsi="Times New Roman"/>
                 <w:b w:val="0"/>
                 <w:i w:val="0"/>
-                <w:sz w:val="18"/>
+                <w:sz w:val="22"/>
               </w:rPr>
             </w:r>
           </w:p>
@@ -1828,7 +2129,7 @@
           </w:tcPr>
           <w:p>
             <w:pPr>
-              <w:spacing w:before="40" w:after="40"/>
+              <w:spacing w:before="0" w:after="0" w:line="240" w:lineRule="auto"/>
               <w:jc w:val="left"/>
             </w:pPr>
             <w:r/>
@@ -1837,7 +2138,76 @@
                 <w:rFonts w:ascii="Times New Roman" w:hAnsi="Times New Roman"/>
                 <w:b w:val="0"/>
                 <w:i w:val="0"/>
-                <w:sz w:val="18"/>
+                <w:sz w:val="22"/>
+              </w:rPr>
+            </w:r>
+          </w:p>
+        </w:tc>
+        <w:tc>
+          <w:tcPr>
+            <w:tcW w:type="dxa" w:w="1417"/>
+            <w:vAlign w:val="center"/>
+          </w:tcPr>
+          <w:p>
+            <w:pPr>
+              <w:spacing w:before="0" w:after="0" w:line="240" w:lineRule="auto"/>
+              <w:jc w:val="left"/>
+            </w:pPr>
+            <w:r/>
+            <w:r>
+              <w:rPr>
+                <w:rFonts w:ascii="Times New Roman" w:hAnsi="Times New Roman"/>
+                <w:b w:val="0"/>
+                <w:i w:val="0"/>
+                <w:sz w:val="22"/>
+              </w:rPr>
+            </w:r>
+          </w:p>
+        </w:tc>
+      </w:tr>
+      <w:tr>
+        <w:trPr>
+          <w:cantSplit w:val="true"/>
+        </w:trPr>
+        <w:tc>
+          <w:tcPr>
+            <w:tcW w:type="dxa" w:w="850"/>
+            <w:vAlign w:val="center"/>
+          </w:tcPr>
+          <w:p>
+            <w:pPr>
+              <w:spacing w:before="0" w:after="0" w:line="240" w:lineRule="auto"/>
+              <w:jc w:val="center"/>
+            </w:pPr>
+            <w:r/>
+            <w:r>
+              <w:rPr>
+                <w:rFonts w:ascii="Times New Roman" w:hAnsi="Times New Roman"/>
+                <w:b w:val="0"/>
+                <w:i w:val="0"/>
+                <w:sz w:val="22"/>
+              </w:rPr>
+              <w:t>11</w:t>
+            </w:r>
+          </w:p>
+        </w:tc>
+        <w:tc>
+          <w:tcPr>
+            <w:tcW w:type="dxa" w:w="2438"/>
+            <w:vAlign w:val="center"/>
+          </w:tcPr>
+          <w:p>
+            <w:pPr>
+              <w:spacing w:before="0" w:after="0" w:line="240" w:lineRule="auto"/>
+              <w:jc w:val="left"/>
+            </w:pPr>
+            <w:r/>
+            <w:r>
+              <w:rPr>
+                <w:rFonts w:ascii="Times New Roman" w:hAnsi="Times New Roman"/>
+                <w:b w:val="0"/>
+                <w:i w:val="0"/>
+                <w:sz w:val="22"/>
               </w:rPr>
             </w:r>
           </w:p>
@@ -1849,7 +2219,7 @@
           </w:tcPr>
           <w:p>
             <w:pPr>
-              <w:spacing w:before="40" w:after="40"/>
+              <w:spacing w:before="0" w:after="0" w:line="240" w:lineRule="auto"/>
               <w:jc w:val="left"/>
             </w:pPr>
             <w:r/>
@@ -1858,7 +2228,7 @@
                 <w:rFonts w:ascii="Times New Roman" w:hAnsi="Times New Roman"/>
                 <w:b w:val="0"/>
                 <w:i w:val="0"/>
-                <w:sz w:val="18"/>
+                <w:sz w:val="22"/>
               </w:rPr>
             </w:r>
           </w:p>
@@ -1870,7 +2240,7 @@
           </w:tcPr>
           <w:p>
             <w:pPr>
-              <w:spacing w:before="40" w:after="40"/>
+              <w:spacing w:before="0" w:after="0" w:line="240" w:lineRule="auto"/>
               <w:jc w:val="left"/>
             </w:pPr>
             <w:r/>
@@ -1879,52 +2249,7 @@
                 <w:rFonts w:ascii="Times New Roman" w:hAnsi="Times New Roman"/>
                 <w:b w:val="0"/>
                 <w:i w:val="0"/>
-                <w:sz w:val="18"/>
-              </w:rPr>
-            </w:r>
-          </w:p>
-        </w:tc>
-      </w:tr>
-      <w:tr>
-        <w:tc>
-          <w:tcPr>
-            <w:tcW w:type="dxa" w:w="794"/>
-            <w:vAlign w:val="center"/>
-          </w:tcPr>
-          <w:p>
-            <w:pPr>
-              <w:spacing w:before="40" w:after="40"/>
-              <w:jc w:val="center"/>
-            </w:pPr>
-            <w:r/>
-            <w:r>
-              <w:rPr>
-                <w:rFonts w:ascii="Times New Roman" w:hAnsi="Times New Roman"/>
-                <w:b w:val="0"/>
-                <w:i w:val="0"/>
-                <w:sz w:val="18"/>
-              </w:rPr>
-              <w:t>9</w:t>
-            </w:r>
-          </w:p>
-        </w:tc>
-        <w:tc>
-          <w:tcPr>
-            <w:tcW w:type="dxa" w:w="2494"/>
-            <w:vAlign w:val="center"/>
-          </w:tcPr>
-          <w:p>
-            <w:pPr>
-              <w:spacing w:before="40" w:after="40"/>
-              <w:jc w:val="left"/>
-            </w:pPr>
-            <w:r/>
-            <w:r>
-              <w:rPr>
-                <w:rFonts w:ascii="Times New Roman" w:hAnsi="Times New Roman"/>
-                <w:b w:val="0"/>
-                <w:i w:val="0"/>
-                <w:sz w:val="18"/>
+                <w:sz w:val="22"/>
               </w:rPr>
             </w:r>
           </w:p>
@@ -1936,7 +2261,7 @@
           </w:tcPr>
           <w:p>
             <w:pPr>
-              <w:spacing w:before="40" w:after="40"/>
+              <w:spacing w:before="0" w:after="0" w:line="240" w:lineRule="auto"/>
               <w:jc w:val="left"/>
             </w:pPr>
             <w:r/>
@@ -1945,7 +2270,76 @@
                 <w:rFonts w:ascii="Times New Roman" w:hAnsi="Times New Roman"/>
                 <w:b w:val="0"/>
                 <w:i w:val="0"/>
-                <w:sz w:val="18"/>
+                <w:sz w:val="22"/>
+              </w:rPr>
+            </w:r>
+          </w:p>
+        </w:tc>
+        <w:tc>
+          <w:tcPr>
+            <w:tcW w:type="dxa" w:w="1417"/>
+            <w:vAlign w:val="center"/>
+          </w:tcPr>
+          <w:p>
+            <w:pPr>
+              <w:spacing w:before="0" w:after="0" w:line="240" w:lineRule="auto"/>
+              <w:jc w:val="left"/>
+            </w:pPr>
+            <w:r/>
+            <w:r>
+              <w:rPr>
+                <w:rFonts w:ascii="Times New Roman" w:hAnsi="Times New Roman"/>
+                <w:b w:val="0"/>
+                <w:i w:val="0"/>
+                <w:sz w:val="22"/>
+              </w:rPr>
+            </w:r>
+          </w:p>
+        </w:tc>
+      </w:tr>
+      <w:tr>
+        <w:trPr>
+          <w:cantSplit w:val="true"/>
+        </w:trPr>
+        <w:tc>
+          <w:tcPr>
+            <w:tcW w:type="dxa" w:w="850"/>
+            <w:vAlign w:val="center"/>
+          </w:tcPr>
+          <w:p>
+            <w:pPr>
+              <w:spacing w:before="0" w:after="0" w:line="240" w:lineRule="auto"/>
+              <w:jc w:val="center"/>
+            </w:pPr>
+            <w:r/>
+            <w:r>
+              <w:rPr>
+                <w:rFonts w:ascii="Times New Roman" w:hAnsi="Times New Roman"/>
+                <w:b w:val="0"/>
+                <w:i w:val="0"/>
+                <w:sz w:val="22"/>
+              </w:rPr>
+              <w:t>12</w:t>
+            </w:r>
+          </w:p>
+        </w:tc>
+        <w:tc>
+          <w:tcPr>
+            <w:tcW w:type="dxa" w:w="2438"/>
+            <w:vAlign w:val="center"/>
+          </w:tcPr>
+          <w:p>
+            <w:pPr>
+              <w:spacing w:before="0" w:after="0" w:line="240" w:lineRule="auto"/>
+              <w:jc w:val="left"/>
+            </w:pPr>
+            <w:r/>
+            <w:r>
+              <w:rPr>
+                <w:rFonts w:ascii="Times New Roman" w:hAnsi="Times New Roman"/>
+                <w:b w:val="0"/>
+                <w:i w:val="0"/>
+                <w:sz w:val="22"/>
               </w:rPr>
             </w:r>
           </w:p>
@@ -1957,7 +2351,7 @@
           </w:tcPr>
           <w:p>
             <w:pPr>
-              <w:spacing w:before="40" w:after="40"/>
+              <w:spacing w:before="0" w:after="0" w:line="240" w:lineRule="auto"/>
               <w:jc w:val="left"/>
             </w:pPr>
             <w:r/>
@@ -1966,7 +2360,7 @@
                 <w:rFonts w:ascii="Times New Roman" w:hAnsi="Times New Roman"/>
                 <w:b w:val="0"/>
                 <w:i w:val="0"/>
-                <w:sz w:val="18"/>
+                <w:sz w:val="22"/>
               </w:rPr>
             </w:r>
           </w:p>
@@ -1978,7 +2372,7 @@
           </w:tcPr>
           <w:p>
             <w:pPr>
-              <w:spacing w:before="40" w:after="40"/>
+              <w:spacing w:before="0" w:after="0" w:line="240" w:lineRule="auto"/>
               <w:jc w:val="left"/>
             </w:pPr>
             <w:r/>
@@ -1987,7 +2381,7 @@
                 <w:rFonts w:ascii="Times New Roman" w:hAnsi="Times New Roman"/>
                 <w:b w:val="0"/>
                 <w:i w:val="0"/>
-                <w:sz w:val="18"/>
+                <w:sz w:val="22"/>
               </w:rPr>
             </w:r>
           </w:p>
@@ -1999,7 +2393,7 @@
           </w:tcPr>
           <w:p>
             <w:pPr>
-              <w:spacing w:before="40" w:after="40"/>
+              <w:spacing w:before="0" w:after="0" w:line="240" w:lineRule="auto"/>
               <w:jc w:val="left"/>
             </w:pPr>
             <w:r/>
@@ -2008,21 +2402,45 @@
                 <w:rFonts w:ascii="Times New Roman" w:hAnsi="Times New Roman"/>
                 <w:b w:val="0"/>
                 <w:i w:val="0"/>
-                <w:sz w:val="18"/>
+                <w:sz w:val="22"/>
+              </w:rPr>
+            </w:r>
+          </w:p>
+        </w:tc>
+        <w:tc>
+          <w:tcPr>
+            <w:tcW w:type="dxa" w:w="1417"/>
+            <w:vAlign w:val="center"/>
+          </w:tcPr>
+          <w:p>
+            <w:pPr>
+              <w:spacing w:before="0" w:after="0" w:line="240" w:lineRule="auto"/>
+              <w:jc w:val="left"/>
+            </w:pPr>
+            <w:r/>
+            <w:r>
+              <w:rPr>
+                <w:rFonts w:ascii="Times New Roman" w:hAnsi="Times New Roman"/>
+                <w:b w:val="0"/>
+                <w:i w:val="0"/>
+                <w:sz w:val="22"/>
               </w:rPr>
             </w:r>
           </w:p>
         </w:tc>
       </w:tr>
       <w:tr>
+        <w:trPr>
+          <w:cantSplit w:val="true"/>
+        </w:trPr>
         <w:tc>
           <w:tcPr>
-            <w:tcW w:type="dxa" w:w="794"/>
+            <w:tcW w:type="dxa" w:w="850"/>
             <w:vAlign w:val="center"/>
           </w:tcPr>
           <w:p>
             <w:pPr>
-              <w:spacing w:before="40" w:after="40"/>
+              <w:spacing w:before="0" w:after="0" w:line="240" w:lineRule="auto"/>
               <w:jc w:val="center"/>
             </w:pPr>
             <w:r/>
@@ -2031,20 +2449,20 @@
                 <w:rFonts w:ascii="Times New Roman" w:hAnsi="Times New Roman"/>
                 <w:b w:val="0"/>
                 <w:i w:val="0"/>
-                <w:sz w:val="18"/>
+                <w:sz w:val="22"/>
               </w:rPr>
-              <w:t>10</w:t>
+              <w:t>13</w:t>
             </w:r>
           </w:p>
         </w:tc>
         <w:tc>
           <w:tcPr>
-            <w:tcW w:type="dxa" w:w="2494"/>
+            <w:tcW w:type="dxa" w:w="2438"/>
             <w:vAlign w:val="center"/>
           </w:tcPr>
           <w:p>
             <w:pPr>
-              <w:spacing w:before="40" w:after="40"/>
+              <w:spacing w:before="0" w:after="0" w:line="240" w:lineRule="auto"/>
               <w:jc w:val="left"/>
             </w:pPr>
             <w:r/>
@@ -2053,7 +2471,7 @@
                 <w:rFonts w:ascii="Times New Roman" w:hAnsi="Times New Roman"/>
                 <w:b w:val="0"/>
                 <w:i w:val="0"/>
-                <w:sz w:val="18"/>
+                <w:sz w:val="22"/>
               </w:rPr>
             </w:r>
           </w:p>
@@ -2065,7 +2483,7 @@
           </w:tcPr>
           <w:p>
             <w:pPr>
-              <w:spacing w:before="40" w:after="40"/>
+              <w:spacing w:before="0" w:after="0" w:line="240" w:lineRule="auto"/>
               <w:jc w:val="left"/>
             </w:pPr>
             <w:r/>
@@ -2074,7 +2492,7 @@
                 <w:rFonts w:ascii="Times New Roman" w:hAnsi="Times New Roman"/>
                 <w:b w:val="0"/>
                 <w:i w:val="0"/>
-                <w:sz w:val="18"/>
+                <w:sz w:val="22"/>
               </w:rPr>
             </w:r>
           </w:p>
@@ -2086,7 +2504,7 @@
           </w:tcPr>
           <w:p>
             <w:pPr>
-              <w:spacing w:before="40" w:after="40"/>
+              <w:spacing w:before="0" w:after="0" w:line="240" w:lineRule="auto"/>
               <w:jc w:val="left"/>
             </w:pPr>
             <w:r/>
@@ -2095,7 +2513,7 @@
                 <w:rFonts w:ascii="Times New Roman" w:hAnsi="Times New Roman"/>
                 <w:b w:val="0"/>
                 <w:i w:val="0"/>
-                <w:sz w:val="18"/>
+                <w:sz w:val="22"/>
               </w:rPr>
             </w:r>
           </w:p>
@@ -2107,7 +2525,7 @@
           </w:tcPr>
           <w:p>
             <w:pPr>
-              <w:spacing w:before="40" w:after="40"/>
+              <w:spacing w:before="0" w:after="0" w:line="240" w:lineRule="auto"/>
               <w:jc w:val="left"/>
             </w:pPr>
             <w:r/>
@@ -2116,7 +2534,76 @@
                 <w:rFonts w:ascii="Times New Roman" w:hAnsi="Times New Roman"/>
                 <w:b w:val="0"/>
                 <w:i w:val="0"/>
-                <w:sz w:val="18"/>
+                <w:sz w:val="22"/>
+              </w:rPr>
+            </w:r>
+          </w:p>
+        </w:tc>
+        <w:tc>
+          <w:tcPr>
+            <w:tcW w:type="dxa" w:w="1417"/>
+            <w:vAlign w:val="center"/>
+          </w:tcPr>
+          <w:p>
+            <w:pPr>
+              <w:spacing w:before="0" w:after="0" w:line="240" w:lineRule="auto"/>
+              <w:jc w:val="left"/>
+            </w:pPr>
+            <w:r/>
+            <w:r>
+              <w:rPr>
+                <w:rFonts w:ascii="Times New Roman" w:hAnsi="Times New Roman"/>
+                <w:b w:val="0"/>
+                <w:i w:val="0"/>
+                <w:sz w:val="22"/>
+              </w:rPr>
+            </w:r>
+          </w:p>
+        </w:tc>
+      </w:tr>
+      <w:tr>
+        <w:trPr>
+          <w:cantSplit w:val="true"/>
+        </w:trPr>
+        <w:tc>
+          <w:tcPr>
+            <w:tcW w:type="dxa" w:w="850"/>
+            <w:vAlign w:val="center"/>
+          </w:tcPr>
+          <w:p>
+            <w:pPr>
+              <w:spacing w:before="0" w:after="0" w:line="240" w:lineRule="auto"/>
+              <w:jc w:val="center"/>
+            </w:pPr>
+            <w:r/>
+            <w:r>
+              <w:rPr>
+                <w:rFonts w:ascii="Times New Roman" w:hAnsi="Times New Roman"/>
+                <w:b w:val="0"/>
+                <w:i w:val="0"/>
+                <w:sz w:val="22"/>
+              </w:rPr>
+              <w:t>14</w:t>
+            </w:r>
+          </w:p>
+        </w:tc>
+        <w:tc>
+          <w:tcPr>
+            <w:tcW w:type="dxa" w:w="2438"/>
+            <w:vAlign w:val="center"/>
+          </w:tcPr>
+          <w:p>
+            <w:pPr>
+              <w:spacing w:before="0" w:after="0" w:line="240" w:lineRule="auto"/>
+              <w:jc w:val="left"/>
+            </w:pPr>
+            <w:r/>
+            <w:r>
+              <w:rPr>
+                <w:rFonts w:ascii="Times New Roman" w:hAnsi="Times New Roman"/>
+                <w:b w:val="0"/>
+                <w:i w:val="0"/>
+                <w:sz w:val="22"/>
               </w:rPr>
             </w:r>
           </w:p>
@@ -2128,7 +2615,7 @@
           </w:tcPr>
           <w:p>
             <w:pPr>
-              <w:spacing w:before="40" w:after="40"/>
+              <w:spacing w:before="0" w:after="0" w:line="240" w:lineRule="auto"/>
               <w:jc w:val="left"/>
             </w:pPr>
             <w:r/>
@@ -2137,52 +2624,7 @@
                 <w:rFonts w:ascii="Times New Roman" w:hAnsi="Times New Roman"/>
                 <w:b w:val="0"/>
                 <w:i w:val="0"/>
-                <w:sz w:val="18"/>
-              </w:rPr>
-            </w:r>
-          </w:p>
-        </w:tc>
-      </w:tr>
-      <w:tr>
-        <w:tc>
-          <w:tcPr>
-            <w:tcW w:type="dxa" w:w="794"/>
-            <w:vAlign w:val="center"/>
-          </w:tcPr>
-          <w:p>
-            <w:pPr>
-              <w:spacing w:before="40" w:after="40"/>
-              <w:jc w:val="center"/>
-            </w:pPr>
-            <w:r/>
-            <w:r>
-              <w:rPr>
-                <w:rFonts w:ascii="Times New Roman" w:hAnsi="Times New Roman"/>
-                <w:b w:val="0"/>
-                <w:i w:val="0"/>
-                <w:sz w:val="18"/>
-              </w:rPr>
-              <w:t>11</w:t>
-            </w:r>
-          </w:p>
-        </w:tc>
-        <w:tc>
-          <w:tcPr>
-            <w:tcW w:type="dxa" w:w="2494"/>
-            <w:vAlign w:val="center"/>
-          </w:tcPr>
-          <w:p>
-            <w:pPr>
-              <w:spacing w:before="40" w:after="40"/>
-              <w:jc w:val="left"/>
-            </w:pPr>
-            <w:r/>
-            <w:r>
-              <w:rPr>
-                <w:rFonts w:ascii="Times New Roman" w:hAnsi="Times New Roman"/>
-                <w:b w:val="0"/>
-                <w:i w:val="0"/>
-                <w:sz w:val="18"/>
+                <w:sz w:val="22"/>
               </w:rPr>
             </w:r>
           </w:p>
@@ -2194,7 +2636,7 @@
           </w:tcPr>
           <w:p>
             <w:pPr>
-              <w:spacing w:before="40" w:after="40"/>
+              <w:spacing w:before="0" w:after="0" w:line="240" w:lineRule="auto"/>
               <w:jc w:val="left"/>
             </w:pPr>
             <w:r/>
@@ -2203,7 +2645,7 @@
                 <w:rFonts w:ascii="Times New Roman" w:hAnsi="Times New Roman"/>
                 <w:b w:val="0"/>
                 <w:i w:val="0"/>
-                <w:sz w:val="18"/>
+                <w:sz w:val="22"/>
               </w:rPr>
             </w:r>
           </w:p>
@@ -2215,7 +2657,7 @@
           </w:tcPr>
           <w:p>
             <w:pPr>
-              <w:spacing w:before="40" w:after="40"/>
+              <w:spacing w:before="0" w:after="0" w:line="240" w:lineRule="auto"/>
               <w:jc w:val="left"/>
             </w:pPr>
             <w:r/>
@@ -2224,7 +2666,76 @@
                 <w:rFonts w:ascii="Times New Roman" w:hAnsi="Times New Roman"/>
                 <w:b w:val="0"/>
                 <w:i w:val="0"/>
-                <w:sz w:val="18"/>
+                <w:sz w:val="22"/>
+              </w:rPr>
+            </w:r>
+          </w:p>
+        </w:tc>
+        <w:tc>
+          <w:tcPr>
+            <w:tcW w:type="dxa" w:w="1417"/>
+            <w:vAlign w:val="center"/>
+          </w:tcPr>
+          <w:p>
+            <w:pPr>
+              <w:spacing w:before="0" w:after="0" w:line="240" w:lineRule="auto"/>
+              <w:jc w:val="left"/>
+            </w:pPr>
+            <w:r/>
+            <w:r>
+              <w:rPr>
+                <w:rFonts w:ascii="Times New Roman" w:hAnsi="Times New Roman"/>
+                <w:b w:val="0"/>
+                <w:i w:val="0"/>
+                <w:sz w:val="22"/>
+              </w:rPr>
+            </w:r>
+          </w:p>
+        </w:tc>
+      </w:tr>
+      <w:tr>
+        <w:trPr>
+          <w:cantSplit w:val="true"/>
+        </w:trPr>
+        <w:tc>
+          <w:tcPr>
+            <w:tcW w:type="dxa" w:w="850"/>
+            <w:vAlign w:val="center"/>
+          </w:tcPr>
+          <w:p>
+            <w:pPr>
+              <w:spacing w:before="0" w:after="0" w:line="240" w:lineRule="auto"/>
+              <w:jc w:val="center"/>
+            </w:pPr>
+            <w:r/>
+            <w:r>
+              <w:rPr>
+                <w:rFonts w:ascii="Times New Roman" w:hAnsi="Times New Roman"/>
+                <w:b w:val="0"/>
+                <w:i w:val="0"/>
+                <w:sz w:val="22"/>
+              </w:rPr>
+              <w:t>15</w:t>
+            </w:r>
+          </w:p>
+        </w:tc>
+        <w:tc>
+          <w:tcPr>
+            <w:tcW w:type="dxa" w:w="2438"/>
+            <w:vAlign w:val="center"/>
+          </w:tcPr>
+          <w:p>
+            <w:pPr>
+              <w:spacing w:before="0" w:after="0" w:line="240" w:lineRule="auto"/>
+              <w:jc w:val="left"/>
+            </w:pPr>
+            <w:r/>
+            <w:r>
+              <w:rPr>
+                <w:rFonts w:ascii="Times New Roman" w:hAnsi="Times New Roman"/>
+                <w:b w:val="0"/>
+                <w:i w:val="0"/>
+                <w:sz w:val="22"/>
               </w:rPr>
             </w:r>
           </w:p>
@@ -2236,7 +2747,7 @@
           </w:tcPr>
           <w:p>
             <w:pPr>
-              <w:spacing w:before="40" w:after="40"/>
+              <w:spacing w:before="0" w:after="0" w:line="240" w:lineRule="auto"/>
               <w:jc w:val="left"/>
             </w:pPr>
             <w:r/>
@@ -2245,7 +2756,7 @@
                 <w:rFonts w:ascii="Times New Roman" w:hAnsi="Times New Roman"/>
                 <w:b w:val="0"/>
                 <w:i w:val="0"/>
-                <w:sz w:val="18"/>
+                <w:sz w:val="22"/>
               </w:rPr>
             </w:r>
           </w:p>
@@ -2257,7 +2768,7 @@
           </w:tcPr>
           <w:p>
             <w:pPr>
-              <w:spacing w:before="40" w:after="40"/>
+              <w:spacing w:before="0" w:after="0" w:line="240" w:lineRule="auto"/>
               <w:jc w:val="left"/>
             </w:pPr>
             <w:r/>
@@ -2266,52 +2777,7 @@
                 <w:rFonts w:ascii="Times New Roman" w:hAnsi="Times New Roman"/>
                 <w:b w:val="0"/>
                 <w:i w:val="0"/>
-                <w:sz w:val="18"/>
-              </w:rPr>
-            </w:r>
-          </w:p>
-        </w:tc>
-      </w:tr>
-      <w:tr>
-        <w:tc>
-          <w:tcPr>
-            <w:tcW w:type="dxa" w:w="794"/>
-            <w:vAlign w:val="center"/>
-          </w:tcPr>
-          <w:p>
-            <w:pPr>
-              <w:spacing w:before="40" w:after="40"/>
-              <w:jc w:val="center"/>
-            </w:pPr>
-            <w:r/>
-            <w:r>
-              <w:rPr>
-                <w:rFonts w:ascii="Times New Roman" w:hAnsi="Times New Roman"/>
-                <w:b w:val="0"/>
-                <w:i w:val="0"/>
-                <w:sz w:val="18"/>
-              </w:rPr>
-              <w:t>12</w:t>
-            </w:r>
-          </w:p>
-        </w:tc>
-        <w:tc>
-          <w:tcPr>
-            <w:tcW w:type="dxa" w:w="2494"/>
-            <w:vAlign w:val="center"/>
-          </w:tcPr>
-          <w:p>
-            <w:pPr>
-              <w:spacing w:before="40" w:after="40"/>
-              <w:jc w:val="left"/>
-            </w:pPr>
-            <w:r/>
-            <w:r>
-              <w:rPr>
-                <w:rFonts w:ascii="Times New Roman" w:hAnsi="Times New Roman"/>
-                <w:b w:val="0"/>
-                <w:i w:val="0"/>
-                <w:sz w:val="18"/>
+                <w:sz w:val="22"/>
               </w:rPr>
             </w:r>
           </w:p>
@@ -2323,7 +2789,7 @@
           </w:tcPr>
           <w:p>
             <w:pPr>
-              <w:spacing w:before="40" w:after="40"/>
+              <w:spacing w:before="0" w:after="0" w:line="240" w:lineRule="auto"/>
               <w:jc w:val="left"/>
             </w:pPr>
             <w:r/>
@@ -2332,7 +2798,76 @@
                 <w:rFonts w:ascii="Times New Roman" w:hAnsi="Times New Roman"/>
                 <w:b w:val="0"/>
                 <w:i w:val="0"/>
-                <w:sz w:val="18"/>
+                <w:sz w:val="22"/>
+              </w:rPr>
+            </w:r>
+          </w:p>
+        </w:tc>
+        <w:tc>
+          <w:tcPr>
+            <w:tcW w:type="dxa" w:w="1417"/>
+            <w:vAlign w:val="center"/>
+          </w:tcPr>
+          <w:p>
+            <w:pPr>
+              <w:spacing w:before="0" w:after="0" w:line="240" w:lineRule="auto"/>
+              <w:jc w:val="left"/>
+            </w:pPr>
+            <w:r/>
+            <w:r>
+              <w:rPr>
+                <w:rFonts w:ascii="Times New Roman" w:hAnsi="Times New Roman"/>
+                <w:b w:val="0"/>
+                <w:i w:val="0"/>
+                <w:sz w:val="22"/>
+              </w:rPr>
+            </w:r>
+          </w:p>
+        </w:tc>
+      </w:tr>
+      <w:tr>
+        <w:trPr>
+          <w:cantSplit w:val="true"/>
+        </w:trPr>
+        <w:tc>
+          <w:tcPr>
+            <w:tcW w:type="dxa" w:w="850"/>
+            <w:vAlign w:val="center"/>
+          </w:tcPr>
+          <w:p>
+            <w:pPr>
+              <w:spacing w:before="0" w:after="0" w:line="240" w:lineRule="auto"/>
+              <w:jc w:val="center"/>
+            </w:pPr>
+            <w:r/>
+            <w:r>
+              <w:rPr>
+                <w:rFonts w:ascii="Times New Roman" w:hAnsi="Times New Roman"/>
+                <w:b w:val="0"/>
+                <w:i w:val="0"/>
+                <w:sz w:val="22"/>
+              </w:rPr>
+              <w:t>16</w:t>
+            </w:r>
+          </w:p>
+        </w:tc>
+        <w:tc>
+          <w:tcPr>
+            <w:tcW w:type="dxa" w:w="2438"/>
+            <w:vAlign w:val="center"/>
+          </w:tcPr>
+          <w:p>
+            <w:pPr>
+              <w:spacing w:before="0" w:after="0" w:line="240" w:lineRule="auto"/>
+              <w:jc w:val="left"/>
+            </w:pPr>
+            <w:r/>
+            <w:r>
+              <w:rPr>
+                <w:rFonts w:ascii="Times New Roman" w:hAnsi="Times New Roman"/>
+                <w:b w:val="0"/>
+                <w:i w:val="0"/>
+                <w:sz w:val="22"/>
               </w:rPr>
             </w:r>
           </w:p>
@@ -2344,7 +2879,7 @@
           </w:tcPr>
           <w:p>
             <w:pPr>
-              <w:spacing w:before="40" w:after="40"/>
+              <w:spacing w:before="0" w:after="0" w:line="240" w:lineRule="auto"/>
               <w:jc w:val="left"/>
             </w:pPr>
             <w:r/>
@@ -2353,7 +2888,7 @@
                 <w:rFonts w:ascii="Times New Roman" w:hAnsi="Times New Roman"/>
                 <w:b w:val="0"/>
                 <w:i w:val="0"/>
-                <w:sz w:val="18"/>
+                <w:sz w:val="22"/>
               </w:rPr>
             </w:r>
           </w:p>
@@ -2365,7 +2900,7 @@
           </w:tcPr>
           <w:p>
             <w:pPr>
-              <w:spacing w:before="40" w:after="40"/>
+              <w:spacing w:before="0" w:after="0" w:line="240" w:lineRule="auto"/>
               <w:jc w:val="left"/>
             </w:pPr>
             <w:r/>
@@ -2374,7 +2909,7 @@
                 <w:rFonts w:ascii="Times New Roman" w:hAnsi="Times New Roman"/>
                 <w:b w:val="0"/>
                 <w:i w:val="0"/>
-                <w:sz w:val="18"/>
+                <w:sz w:val="22"/>
               </w:rPr>
             </w:r>
           </w:p>
@@ -2386,7 +2921,7 @@
           </w:tcPr>
           <w:p>
             <w:pPr>
-              <w:spacing w:before="40" w:after="40"/>
+              <w:spacing w:before="0" w:after="0" w:line="240" w:lineRule="auto"/>
               <w:jc w:val="left"/>
             </w:pPr>
             <w:r/>
@@ -2395,21 +2930,45 @@
                 <w:rFonts w:ascii="Times New Roman" w:hAnsi="Times New Roman"/>
                 <w:b w:val="0"/>
                 <w:i w:val="0"/>
-                <w:sz w:val="18"/>
+                <w:sz w:val="22"/>
+              </w:rPr>
+            </w:r>
+          </w:p>
+        </w:tc>
+        <w:tc>
+          <w:tcPr>
+            <w:tcW w:type="dxa" w:w="1417"/>
+            <w:vAlign w:val="center"/>
+          </w:tcPr>
+          <w:p>
+            <w:pPr>
+              <w:spacing w:before="0" w:after="0" w:line="240" w:lineRule="auto"/>
+              <w:jc w:val="left"/>
+            </w:pPr>
+            <w:r/>
+            <w:r>
+              <w:rPr>
+                <w:rFonts w:ascii="Times New Roman" w:hAnsi="Times New Roman"/>
+                <w:b w:val="0"/>
+                <w:i w:val="0"/>
+                <w:sz w:val="22"/>
               </w:rPr>
             </w:r>
           </w:p>
         </w:tc>
       </w:tr>
       <w:tr>
+        <w:trPr>
+          <w:cantSplit w:val="true"/>
+        </w:trPr>
         <w:tc>
           <w:tcPr>
-            <w:tcW w:type="dxa" w:w="794"/>
+            <w:tcW w:type="dxa" w:w="850"/>
             <w:vAlign w:val="center"/>
           </w:tcPr>
           <w:p>
             <w:pPr>
-              <w:spacing w:before="40" w:after="40"/>
+              <w:spacing w:before="0" w:after="0" w:line="240" w:lineRule="auto"/>
               <w:jc w:val="center"/>
             </w:pPr>
             <w:r/>
@@ -2418,20 +2977,20 @@
                 <w:rFonts w:ascii="Times New Roman" w:hAnsi="Times New Roman"/>
                 <w:b w:val="0"/>
                 <w:i w:val="0"/>
-                <w:sz w:val="18"/>
+                <w:sz w:val="22"/>
               </w:rPr>
-              <w:t>13</w:t>
+              <w:t>17</w:t>
             </w:r>
           </w:p>
         </w:tc>
         <w:tc>
           <w:tcPr>
-            <w:tcW w:type="dxa" w:w="2494"/>
+            <w:tcW w:type="dxa" w:w="2438"/>
             <w:vAlign w:val="center"/>
           </w:tcPr>
           <w:p>
             <w:pPr>
-              <w:spacing w:before="40" w:after="40"/>
+              <w:spacing w:before="0" w:after="0" w:line="240" w:lineRule="auto"/>
               <w:jc w:val="left"/>
             </w:pPr>
             <w:r/>
@@ -2440,7 +2999,7 @@
                 <w:rFonts w:ascii="Times New Roman" w:hAnsi="Times New Roman"/>
                 <w:b w:val="0"/>
                 <w:i w:val="0"/>
-                <w:sz w:val="18"/>
+                <w:sz w:val="22"/>
               </w:rPr>
             </w:r>
           </w:p>
@@ -2452,7 +3011,7 @@
           </w:tcPr>
           <w:p>
             <w:pPr>
-              <w:spacing w:before="40" w:after="40"/>
+              <w:spacing w:before="0" w:after="0" w:line="240" w:lineRule="auto"/>
               <w:jc w:val="left"/>
             </w:pPr>
             <w:r/>
@@ -2461,7 +3020,7 @@
                 <w:rFonts w:ascii="Times New Roman" w:hAnsi="Times New Roman"/>
                 <w:b w:val="0"/>
                 <w:i w:val="0"/>
-                <w:sz w:val="18"/>
+                <w:sz w:val="22"/>
               </w:rPr>
             </w:r>
           </w:p>
@@ -2473,7 +3032,7 @@
           </w:tcPr>
           <w:p>
             <w:pPr>
-              <w:spacing w:before="40" w:after="40"/>
+              <w:spacing w:before="0" w:after="0" w:line="240" w:lineRule="auto"/>
               <w:jc w:val="left"/>
             </w:pPr>
             <w:r/>
@@ -2482,7 +3041,7 @@
                 <w:rFonts w:ascii="Times New Roman" w:hAnsi="Times New Roman"/>
                 <w:b w:val="0"/>
                 <w:i w:val="0"/>
-                <w:sz w:val="18"/>
+                <w:sz w:val="22"/>
               </w:rPr>
             </w:r>
           </w:p>
@@ -2494,7 +3053,7 @@
           </w:tcPr>
           <w:p>
             <w:pPr>
-              <w:spacing w:before="40" w:after="40"/>
+              <w:spacing w:before="0" w:after="0" w:line="240" w:lineRule="auto"/>
               <w:jc w:val="left"/>
             </w:pPr>
             <w:r/>
@@ -2503,7 +3062,76 @@
                 <w:rFonts w:ascii="Times New Roman" w:hAnsi="Times New Roman"/>
                 <w:b w:val="0"/>
                 <w:i w:val="0"/>
-                <w:sz w:val="18"/>
+                <w:sz w:val="22"/>
+              </w:rPr>
+            </w:r>
+          </w:p>
+        </w:tc>
+        <w:tc>
+          <w:tcPr>
+            <w:tcW w:type="dxa" w:w="1417"/>
+            <w:vAlign w:val="center"/>
+          </w:tcPr>
+          <w:p>
+            <w:pPr>
+              <w:spacing w:before="0" w:after="0" w:line="240" w:lineRule="auto"/>
+              <w:jc w:val="left"/>
+            </w:pPr>
+            <w:r/>
+            <w:r>
+              <w:rPr>
+                <w:rFonts w:ascii="Times New Roman" w:hAnsi="Times New Roman"/>
+                <w:b w:val="0"/>
+                <w:i w:val="0"/>
+                <w:sz w:val="22"/>
+              </w:rPr>
+            </w:r>
+          </w:p>
+        </w:tc>
+      </w:tr>
+      <w:tr>
+        <w:trPr>
+          <w:cantSplit w:val="true"/>
+        </w:trPr>
+        <w:tc>
+          <w:tcPr>
+            <w:tcW w:type="dxa" w:w="850"/>
+            <w:vAlign w:val="center"/>
+          </w:tcPr>
+          <w:p>
+            <w:pPr>
+              <w:spacing w:before="0" w:after="0" w:line="240" w:lineRule="auto"/>
+              <w:jc w:val="center"/>
+            </w:pPr>
+            <w:r/>
+            <w:r>
+              <w:rPr>
+                <w:rFonts w:ascii="Times New Roman" w:hAnsi="Times New Roman"/>
+                <w:b w:val="0"/>
+                <w:i w:val="0"/>
+                <w:sz w:val="22"/>
+              </w:rPr>
+              <w:t>18</w:t>
+            </w:r>
+          </w:p>
+        </w:tc>
+        <w:tc>
+          <w:tcPr>
+            <w:tcW w:type="dxa" w:w="2438"/>
+            <w:vAlign w:val="center"/>
+          </w:tcPr>
+          <w:p>
+            <w:pPr>
+              <w:spacing w:before="0" w:after="0" w:line="240" w:lineRule="auto"/>
+              <w:jc w:val="left"/>
+            </w:pPr>
+            <w:r/>
+            <w:r>
+              <w:rPr>
+                <w:rFonts w:ascii="Times New Roman" w:hAnsi="Times New Roman"/>
+                <w:b w:val="0"/>
+                <w:i w:val="0"/>
+                <w:sz w:val="22"/>
               </w:rPr>
             </w:r>
           </w:p>
@@ -2515,7 +3143,7 @@
           </w:tcPr>
           <w:p>
             <w:pPr>
-              <w:spacing w:before="40" w:after="40"/>
+              <w:spacing w:before="0" w:after="0" w:line="240" w:lineRule="auto"/>
               <w:jc w:val="left"/>
             </w:pPr>
             <w:r/>
@@ -2524,52 +3152,7 @@
                 <w:rFonts w:ascii="Times New Roman" w:hAnsi="Times New Roman"/>
                 <w:b w:val="0"/>
                 <w:i w:val="0"/>
-                <w:sz w:val="18"/>
-              </w:rPr>
-            </w:r>
-          </w:p>
-        </w:tc>
-      </w:tr>
-      <w:tr>
-        <w:tc>
-          <w:tcPr>
-            <w:tcW w:type="dxa" w:w="794"/>
-            <w:vAlign w:val="center"/>
-          </w:tcPr>
-          <w:p>
-            <w:pPr>
-              <w:spacing w:before="40" w:after="40"/>
-              <w:jc w:val="center"/>
-            </w:pPr>
-            <w:r/>
-            <w:r>
-              <w:rPr>
-                <w:rFonts w:ascii="Times New Roman" w:hAnsi="Times New Roman"/>
-                <w:b w:val="0"/>
-                <w:i w:val="0"/>
-                <w:sz w:val="18"/>
-              </w:rPr>
-              <w:t>14</w:t>
-            </w:r>
-          </w:p>
-        </w:tc>
-        <w:tc>
-          <w:tcPr>
-            <w:tcW w:type="dxa" w:w="2494"/>
-            <w:vAlign w:val="center"/>
-          </w:tcPr>
-          <w:p>
-            <w:pPr>
-              <w:spacing w:before="40" w:after="40"/>
-              <w:jc w:val="left"/>
-            </w:pPr>
-            <w:r/>
-            <w:r>
-              <w:rPr>
-                <w:rFonts w:ascii="Times New Roman" w:hAnsi="Times New Roman"/>
-                <w:b w:val="0"/>
-                <w:i w:val="0"/>
-                <w:sz w:val="18"/>
+                <w:sz w:val="22"/>
               </w:rPr>
             </w:r>
           </w:p>
@@ -2581,7 +3164,7 @@
           </w:tcPr>
           <w:p>
             <w:pPr>
-              <w:spacing w:before="40" w:after="40"/>
+              <w:spacing w:before="0" w:after="0" w:line="240" w:lineRule="auto"/>
               <w:jc w:val="left"/>
             </w:pPr>
             <w:r/>
@@ -2590,7 +3173,7 @@
                 <w:rFonts w:ascii="Times New Roman" w:hAnsi="Times New Roman"/>
                 <w:b w:val="0"/>
                 <w:i w:val="0"/>
-                <w:sz w:val="18"/>
+                <w:sz w:val="22"/>
               </w:rPr>
             </w:r>
           </w:p>
@@ -2602,7 +3185,7 @@
           </w:tcPr>
           <w:p>
             <w:pPr>
-              <w:spacing w:before="40" w:after="40"/>
+              <w:spacing w:before="0" w:after="0" w:line="240" w:lineRule="auto"/>
               <w:jc w:val="left"/>
             </w:pPr>
             <w:r/>
@@ -2611,7 +3194,76 @@
                 <w:rFonts w:ascii="Times New Roman" w:hAnsi="Times New Roman"/>
                 <w:b w:val="0"/>
                 <w:i w:val="0"/>
-                <w:sz w:val="18"/>
+                <w:sz w:val="22"/>
+              </w:rPr>
+            </w:r>
+          </w:p>
+        </w:tc>
+        <w:tc>
+          <w:tcPr>
+            <w:tcW w:type="dxa" w:w="1417"/>
+            <w:vAlign w:val="center"/>
+          </w:tcPr>
+          <w:p>
+            <w:pPr>
+              <w:spacing w:before="0" w:after="0" w:line="240" w:lineRule="auto"/>
+              <w:jc w:val="left"/>
+            </w:pPr>
+            <w:r/>
+            <w:r>
+              <w:rPr>
+                <w:rFonts w:ascii="Times New Roman" w:hAnsi="Times New Roman"/>
+                <w:b w:val="0"/>
+                <w:i w:val="0"/>
+                <w:sz w:val="22"/>
+              </w:rPr>
+            </w:r>
+          </w:p>
+        </w:tc>
+      </w:tr>
+      <w:tr>
+        <w:trPr>
+          <w:cantSplit w:val="true"/>
+        </w:trPr>
+        <w:tc>
+          <w:tcPr>
+            <w:tcW w:type="dxa" w:w="850"/>
+            <w:vAlign w:val="center"/>
+          </w:tcPr>
+          <w:p>
+            <w:pPr>
+              <w:spacing w:before="0" w:after="0" w:line="240" w:lineRule="auto"/>
+              <w:jc w:val="center"/>
+            </w:pPr>
+            <w:r/>
+            <w:r>
+              <w:rPr>
+                <w:rFonts w:ascii="Times New Roman" w:hAnsi="Times New Roman"/>
+                <w:b w:val="0"/>
+                <w:i w:val="0"/>
+                <w:sz w:val="22"/>
+              </w:rPr>
+              <w:t>19</w:t>
+            </w:r>
+          </w:p>
+        </w:tc>
+        <w:tc>
+          <w:tcPr>
+            <w:tcW w:type="dxa" w:w="2438"/>
+            <w:vAlign w:val="center"/>
+          </w:tcPr>
+          <w:p>
+            <w:pPr>
+              <w:spacing w:before="0" w:after="0" w:line="240" w:lineRule="auto"/>
+              <w:jc w:val="left"/>
+            </w:pPr>
+            <w:r/>
+            <w:r>
+              <w:rPr>
+                <w:rFonts w:ascii="Times New Roman" w:hAnsi="Times New Roman"/>
+                <w:b w:val="0"/>
+                <w:i w:val="0"/>
+                <w:sz w:val="22"/>
               </w:rPr>
             </w:r>
           </w:p>
@@ -2623,7 +3275,7 @@
           </w:tcPr>
           <w:p>
             <w:pPr>
-              <w:spacing w:before="40" w:after="40"/>
+              <w:spacing w:before="0" w:after="0" w:line="240" w:lineRule="auto"/>
               <w:jc w:val="left"/>
             </w:pPr>
             <w:r/>
@@ -2632,7 +3284,7 @@
                 <w:rFonts w:ascii="Times New Roman" w:hAnsi="Times New Roman"/>
                 <w:b w:val="0"/>
                 <w:i w:val="0"/>
-                <w:sz w:val="18"/>
+                <w:sz w:val="22"/>
               </w:rPr>
             </w:r>
           </w:p>
@@ -2644,7 +3296,7 @@
           </w:tcPr>
           <w:p>
             <w:pPr>
-              <w:spacing w:before="40" w:after="40"/>
+              <w:spacing w:before="0" w:after="0" w:line="240" w:lineRule="auto"/>
               <w:jc w:val="left"/>
             </w:pPr>
             <w:r/>
@@ -2653,52 +3305,7 @@
                 <w:rFonts w:ascii="Times New Roman" w:hAnsi="Times New Roman"/>
                 <w:b w:val="0"/>
                 <w:i w:val="0"/>
-                <w:sz w:val="18"/>
-              </w:rPr>
-            </w:r>
-          </w:p>
-        </w:tc>
-      </w:tr>
-      <w:tr>
-        <w:tc>
-          <w:tcPr>
-            <w:tcW w:type="dxa" w:w="794"/>
-            <w:vAlign w:val="center"/>
-          </w:tcPr>
-          <w:p>
-            <w:pPr>
-              <w:spacing w:before="40" w:after="40"/>
-              <w:jc w:val="center"/>
-            </w:pPr>
-            <w:r/>
-            <w:r>
-              <w:rPr>
-                <w:rFonts w:ascii="Times New Roman" w:hAnsi="Times New Roman"/>
-                <w:b w:val="0"/>
-                <w:i w:val="0"/>
-                <w:sz w:val="18"/>
-              </w:rPr>
-              <w:t>15</w:t>
-            </w:r>
-          </w:p>
-        </w:tc>
-        <w:tc>
-          <w:tcPr>
-            <w:tcW w:type="dxa" w:w="2494"/>
-            <w:vAlign w:val="center"/>
-          </w:tcPr>
-          <w:p>
-            <w:pPr>
-              <w:spacing w:before="40" w:after="40"/>
-              <w:jc w:val="left"/>
-            </w:pPr>
-            <w:r/>
-            <w:r>
-              <w:rPr>
-                <w:rFonts w:ascii="Times New Roman" w:hAnsi="Times New Roman"/>
-                <w:b w:val="0"/>
-                <w:i w:val="0"/>
-                <w:sz w:val="18"/>
+                <w:sz w:val="22"/>
               </w:rPr>
             </w:r>
           </w:p>
@@ -2710,7 +3317,7 @@
           </w:tcPr>
           <w:p>
             <w:pPr>
-              <w:spacing w:before="40" w:after="40"/>
+              <w:spacing w:before="0" w:after="0" w:line="240" w:lineRule="auto"/>
               <w:jc w:val="left"/>
             </w:pPr>
             <w:r/>
@@ -2719,7 +3326,76 @@
                 <w:rFonts w:ascii="Times New Roman" w:hAnsi="Times New Roman"/>
                 <w:b w:val="0"/>
                 <w:i w:val="0"/>
-                <w:sz w:val="18"/>
+                <w:sz w:val="22"/>
+              </w:rPr>
+            </w:r>
+          </w:p>
+        </w:tc>
+        <w:tc>
+          <w:tcPr>
+            <w:tcW w:type="dxa" w:w="1417"/>
+            <w:vAlign w:val="center"/>
+          </w:tcPr>
+          <w:p>
+            <w:pPr>
+              <w:spacing w:before="0" w:after="0" w:line="240" w:lineRule="auto"/>
+              <w:jc w:val="left"/>
+            </w:pPr>
+            <w:r/>
+            <w:r>
+              <w:rPr>
+                <w:rFonts w:ascii="Times New Roman" w:hAnsi="Times New Roman"/>
+                <w:b w:val="0"/>
+                <w:i w:val="0"/>
+                <w:sz w:val="22"/>
+              </w:rPr>
+            </w:r>
+          </w:p>
+        </w:tc>
+      </w:tr>
+      <w:tr>
+        <w:trPr>
+          <w:cantSplit w:val="true"/>
+        </w:trPr>
+        <w:tc>
+          <w:tcPr>
+            <w:tcW w:type="dxa" w:w="850"/>
+            <w:vAlign w:val="center"/>
+          </w:tcPr>
+          <w:p>
+            <w:pPr>
+              <w:spacing w:before="0" w:after="0" w:line="240" w:lineRule="auto"/>
+              <w:jc w:val="center"/>
+            </w:pPr>
+            <w:r/>
+            <w:r>
+              <w:rPr>
+                <w:rFonts w:ascii="Times New Roman" w:hAnsi="Times New Roman"/>
+                <w:b w:val="0"/>
+                <w:i w:val="0"/>
+                <w:sz w:val="22"/>
+              </w:rPr>
+              <w:t>20</w:t>
+            </w:r>
+          </w:p>
+        </w:tc>
+        <w:tc>
+          <w:tcPr>
+            <w:tcW w:type="dxa" w:w="2438"/>
+            <w:vAlign w:val="center"/>
+          </w:tcPr>
+          <w:p>
+            <w:pPr>
+              <w:spacing w:before="0" w:after="0" w:line="240" w:lineRule="auto"/>
+              <w:jc w:val="left"/>
+            </w:pPr>
+            <w:r/>
+            <w:r>
+              <w:rPr>
+                <w:rFonts w:ascii="Times New Roman" w:hAnsi="Times New Roman"/>
+                <w:b w:val="0"/>
+                <w:i w:val="0"/>
+                <w:sz w:val="22"/>
               </w:rPr>
             </w:r>
           </w:p>
@@ -2731,7 +3407,7 @@
           </w:tcPr>
           <w:p>
             <w:pPr>
-              <w:spacing w:before="40" w:after="40"/>
+              <w:spacing w:before="0" w:after="0" w:line="240" w:lineRule="auto"/>
               <w:jc w:val="left"/>
             </w:pPr>
             <w:r/>
@@ -2740,7 +3416,7 @@
                 <w:rFonts w:ascii="Times New Roman" w:hAnsi="Times New Roman"/>
                 <w:b w:val="0"/>
                 <w:i w:val="0"/>
-                <w:sz w:val="18"/>
+                <w:sz w:val="22"/>
               </w:rPr>
             </w:r>
           </w:p>
@@ -2752,7 +3428,7 @@
           </w:tcPr>
           <w:p>
             <w:pPr>
-              <w:spacing w:before="40" w:after="40"/>
+              <w:spacing w:before="0" w:after="0" w:line="240" w:lineRule="auto"/>
               <w:jc w:val="left"/>
             </w:pPr>
             <w:r/>
@@ -2761,7 +3437,7 @@
                 <w:rFonts w:ascii="Times New Roman" w:hAnsi="Times New Roman"/>
                 <w:b w:val="0"/>
                 <w:i w:val="0"/>
-                <w:sz w:val="18"/>
+                <w:sz w:val="22"/>
               </w:rPr>
             </w:r>
           </w:p>
@@ -2773,7 +3449,7 @@
           </w:tcPr>
           <w:p>
             <w:pPr>
-              <w:spacing w:before="40" w:after="40"/>
+              <w:spacing w:before="0" w:after="0" w:line="240" w:lineRule="auto"/>
               <w:jc w:val="left"/>
             </w:pPr>
             <w:r/>
@@ -2782,21 +3458,45 @@
                 <w:rFonts w:ascii="Times New Roman" w:hAnsi="Times New Roman"/>
                 <w:b w:val="0"/>
                 <w:i w:val="0"/>
-                <w:sz w:val="18"/>
+                <w:sz w:val="22"/>
+              </w:rPr>
+            </w:r>
+          </w:p>
+        </w:tc>
+        <w:tc>
+          <w:tcPr>
+            <w:tcW w:type="dxa" w:w="1417"/>
+            <w:vAlign w:val="center"/>
+          </w:tcPr>
+          <w:p>
+            <w:pPr>
+              <w:spacing w:before="0" w:after="0" w:line="240" w:lineRule="auto"/>
+              <w:jc w:val="left"/>
+            </w:pPr>
+            <w:r/>
+            <w:r>
+              <w:rPr>
+                <w:rFonts w:ascii="Times New Roman" w:hAnsi="Times New Roman"/>
+                <w:b w:val="0"/>
+                <w:i w:val="0"/>
+                <w:sz w:val="22"/>
               </w:rPr>
             </w:r>
           </w:p>
         </w:tc>
       </w:tr>
       <w:tr>
+        <w:trPr>
+          <w:cantSplit w:val="true"/>
+        </w:trPr>
         <w:tc>
           <w:tcPr>
-            <w:tcW w:type="dxa" w:w="794"/>
+            <w:tcW w:type="dxa" w:w="850"/>
             <w:vAlign w:val="center"/>
           </w:tcPr>
           <w:p>
             <w:pPr>
-              <w:spacing w:before="40" w:after="40"/>
+              <w:spacing w:before="0" w:after="0" w:line="240" w:lineRule="auto"/>
               <w:jc w:val="center"/>
             </w:pPr>
             <w:r/>
@@ -2805,20 +3505,20 @@
                 <w:rFonts w:ascii="Times New Roman" w:hAnsi="Times New Roman"/>
                 <w:b w:val="0"/>
                 <w:i w:val="0"/>
-                <w:sz w:val="18"/>
+                <w:sz w:val="22"/>
               </w:rPr>
-              <w:t>16</w:t>
+              <w:t>21</w:t>
             </w:r>
           </w:p>
         </w:tc>
         <w:tc>
           <w:tcPr>
-            <w:tcW w:type="dxa" w:w="2494"/>
+            <w:tcW w:type="dxa" w:w="2438"/>
             <w:vAlign w:val="center"/>
           </w:tcPr>
           <w:p>
             <w:pPr>
-              <w:spacing w:before="40" w:after="40"/>
+              <w:spacing w:before="0" w:after="0" w:line="240" w:lineRule="auto"/>
               <w:jc w:val="left"/>
             </w:pPr>
             <w:r/>
@@ -2827,7 +3527,7 @@
                 <w:rFonts w:ascii="Times New Roman" w:hAnsi="Times New Roman"/>
                 <w:b w:val="0"/>
                 <w:i w:val="0"/>
-                <w:sz w:val="18"/>
+                <w:sz w:val="22"/>
               </w:rPr>
             </w:r>
           </w:p>
@@ -2839,7 +3539,7 @@
           </w:tcPr>
           <w:p>
             <w:pPr>
-              <w:spacing w:before="40" w:after="40"/>
+              <w:spacing w:before="0" w:after="0" w:line="240" w:lineRule="auto"/>
               <w:jc w:val="left"/>
             </w:pPr>
             <w:r/>
@@ -2848,7 +3548,7 @@
                 <w:rFonts w:ascii="Times New Roman" w:hAnsi="Times New Roman"/>
                 <w:b w:val="0"/>
                 <w:i w:val="0"/>
-                <w:sz w:val="18"/>
+                <w:sz w:val="22"/>
               </w:rPr>
             </w:r>
           </w:p>
@@ -2860,7 +3560,7 @@
           </w:tcPr>
           <w:p>
             <w:pPr>
-              <w:spacing w:before="40" w:after="40"/>
+              <w:spacing w:before="0" w:after="0" w:line="240" w:lineRule="auto"/>
               <w:jc w:val="left"/>
             </w:pPr>
             <w:r/>
@@ -2869,7 +3569,7 @@
                 <w:rFonts w:ascii="Times New Roman" w:hAnsi="Times New Roman"/>
                 <w:b w:val="0"/>
                 <w:i w:val="0"/>
-                <w:sz w:val="18"/>
+                <w:sz w:val="22"/>
               </w:rPr>
             </w:r>
           </w:p>
@@ -2881,7 +3581,7 @@
           </w:tcPr>
           <w:p>
             <w:pPr>
-              <w:spacing w:before="40" w:after="40"/>
+              <w:spacing w:before="0" w:after="0" w:line="240" w:lineRule="auto"/>
               <w:jc w:val="left"/>
             </w:pPr>
             <w:r/>
@@ -2890,7 +3590,76 @@
                 <w:rFonts w:ascii="Times New Roman" w:hAnsi="Times New Roman"/>
                 <w:b w:val="0"/>
                 <w:i w:val="0"/>
-                <w:sz w:val="18"/>
+                <w:sz w:val="22"/>
+              </w:rPr>
+            </w:r>
+          </w:p>
+        </w:tc>
+        <w:tc>
+          <w:tcPr>
+            <w:tcW w:type="dxa" w:w="1417"/>
+            <w:vAlign w:val="center"/>
+          </w:tcPr>
+          <w:p>
+            <w:pPr>
+              <w:spacing w:before="0" w:after="0" w:line="240" w:lineRule="auto"/>
+              <w:jc w:val="left"/>
+            </w:pPr>
+            <w:r/>
+            <w:r>
+              <w:rPr>
+                <w:rFonts w:ascii="Times New Roman" w:hAnsi="Times New Roman"/>
+                <w:b w:val="0"/>
+                <w:i w:val="0"/>
+                <w:sz w:val="22"/>
+              </w:rPr>
+            </w:r>
+          </w:p>
+        </w:tc>
+      </w:tr>
+      <w:tr>
+        <w:trPr>
+          <w:cantSplit w:val="true"/>
+        </w:trPr>
+        <w:tc>
+          <w:tcPr>
+            <w:tcW w:type="dxa" w:w="850"/>
+            <w:vAlign w:val="center"/>
+          </w:tcPr>
+          <w:p>
+            <w:pPr>
+              <w:spacing w:before="0" w:after="0" w:line="240" w:lineRule="auto"/>
+              <w:jc w:val="center"/>
+            </w:pPr>
+            <w:r/>
+            <w:r>
+              <w:rPr>
+                <w:rFonts w:ascii="Times New Roman" w:hAnsi="Times New Roman"/>
+                <w:b w:val="0"/>
+                <w:i w:val="0"/>
+                <w:sz w:val="22"/>
+              </w:rPr>
+              <w:t>22</w:t>
+            </w:r>
+          </w:p>
+        </w:tc>
+        <w:tc>
+          <w:tcPr>
+            <w:tcW w:type="dxa" w:w="2438"/>
+            <w:vAlign w:val="center"/>
+          </w:tcPr>
+          <w:p>
+            <w:pPr>
+              <w:spacing w:before="0" w:after="0" w:line="240" w:lineRule="auto"/>
+              <w:jc w:val="left"/>
+            </w:pPr>
+            <w:r/>
+            <w:r>
+              <w:rPr>
+                <w:rFonts w:ascii="Times New Roman" w:hAnsi="Times New Roman"/>
+                <w:b w:val="0"/>
+                <w:i w:val="0"/>
+                <w:sz w:val="22"/>
               </w:rPr>
             </w:r>
           </w:p>
@@ -2902,7 +3671,7 @@
           </w:tcPr>
           <w:p>
             <w:pPr>
-              <w:spacing w:before="40" w:after="40"/>
+              <w:spacing w:before="0" w:after="0" w:line="240" w:lineRule="auto"/>
               <w:jc w:val="left"/>
             </w:pPr>
             <w:r/>
@@ -2911,52 +3680,7 @@
                 <w:rFonts w:ascii="Times New Roman" w:hAnsi="Times New Roman"/>
                 <w:b w:val="0"/>
                 <w:i w:val="0"/>
-                <w:sz w:val="18"/>
-              </w:rPr>
-            </w:r>
-          </w:p>
-        </w:tc>
-      </w:tr>
-      <w:tr>
-        <w:tc>
-          <w:tcPr>
-            <w:tcW w:type="dxa" w:w="794"/>
-            <w:vAlign w:val="center"/>
-          </w:tcPr>
-          <w:p>
-            <w:pPr>
-              <w:spacing w:before="40" w:after="40"/>
-              <w:jc w:val="center"/>
-            </w:pPr>
-            <w:r/>
-            <w:r>
-              <w:rPr>
-                <w:rFonts w:ascii="Times New Roman" w:hAnsi="Times New Roman"/>
-                <w:b w:val="0"/>
-                <w:i w:val="0"/>
-                <w:sz w:val="18"/>
-              </w:rPr>
-              <w:t>17</w:t>
-            </w:r>
-          </w:p>
-        </w:tc>
-        <w:tc>
-          <w:tcPr>
-            <w:tcW w:type="dxa" w:w="2494"/>
-            <w:vAlign w:val="center"/>
-          </w:tcPr>
-          <w:p>
-            <w:pPr>
-              <w:spacing w:before="40" w:after="40"/>
-              <w:jc w:val="left"/>
-            </w:pPr>
-            <w:r/>
-            <w:r>
-              <w:rPr>
-                <w:rFonts w:ascii="Times New Roman" w:hAnsi="Times New Roman"/>
-                <w:b w:val="0"/>
-                <w:i w:val="0"/>
-                <w:sz w:val="18"/>
+                <w:sz w:val="22"/>
               </w:rPr>
             </w:r>
           </w:p>
@@ -2968,7 +3692,7 @@
           </w:tcPr>
           <w:p>
             <w:pPr>
-              <w:spacing w:before="40" w:after="40"/>
+              <w:spacing w:before="0" w:after="0" w:line="240" w:lineRule="auto"/>
               <w:jc w:val="left"/>
             </w:pPr>
             <w:r/>
@@ -2977,7 +3701,7 @@
                 <w:rFonts w:ascii="Times New Roman" w:hAnsi="Times New Roman"/>
                 <w:b w:val="0"/>
                 <w:i w:val="0"/>
-                <w:sz w:val="18"/>
+                <w:sz w:val="22"/>
               </w:rPr>
             </w:r>
           </w:p>
@@ -2989,7 +3713,7 @@
           </w:tcPr>
           <w:p>
             <w:pPr>
-              <w:spacing w:before="40" w:after="40"/>
+              <w:spacing w:before="0" w:after="0" w:line="240" w:lineRule="auto"/>
               <w:jc w:val="left"/>
             </w:pPr>
             <w:r/>
@@ -2998,7 +3722,76 @@
                 <w:rFonts w:ascii="Times New Roman" w:hAnsi="Times New Roman"/>
                 <w:b w:val="0"/>
                 <w:i w:val="0"/>
-                <w:sz w:val="18"/>
+                <w:sz w:val="22"/>
+              </w:rPr>
+            </w:r>
+          </w:p>
+        </w:tc>
+        <w:tc>
+          <w:tcPr>
+            <w:tcW w:type="dxa" w:w="1417"/>
+            <w:vAlign w:val="center"/>
+          </w:tcPr>
+          <w:p>
+            <w:pPr>
+              <w:spacing w:before="0" w:after="0" w:line="240" w:lineRule="auto"/>
+              <w:jc w:val="left"/>
+            </w:pPr>
+            <w:r/>
+            <w:r>
+              <w:rPr>
+                <w:rFonts w:ascii="Times New Roman" w:hAnsi="Times New Roman"/>
+                <w:b w:val="0"/>
+                <w:i w:val="0"/>
+                <w:sz w:val="22"/>
+              </w:rPr>
+            </w:r>
+          </w:p>
+        </w:tc>
+      </w:tr>
+      <w:tr>
+        <w:trPr>
+          <w:cantSplit w:val="true"/>
+        </w:trPr>
+        <w:tc>
+          <w:tcPr>
+            <w:tcW w:type="dxa" w:w="850"/>
+            <w:vAlign w:val="center"/>
+          </w:tcPr>
+          <w:p>
+            <w:pPr>
+              <w:spacing w:before="0" w:after="0" w:line="240" w:lineRule="auto"/>
+              <w:jc w:val="center"/>
+            </w:pPr>
+            <w:r/>
+            <w:r>
+              <w:rPr>
+                <w:rFonts w:ascii="Times New Roman" w:hAnsi="Times New Roman"/>
+                <w:b w:val="0"/>
+                <w:i w:val="0"/>
+                <w:sz w:val="22"/>
+              </w:rPr>
+              <w:t>23</w:t>
+            </w:r>
+          </w:p>
+        </w:tc>
+        <w:tc>
+          <w:tcPr>
+            <w:tcW w:type="dxa" w:w="2438"/>
+            <w:vAlign w:val="center"/>
+          </w:tcPr>
+          <w:p>
+            <w:pPr>
+              <w:spacing w:before="0" w:after="0" w:line="240" w:lineRule="auto"/>
+              <w:jc w:val="left"/>
+            </w:pPr>
+            <w:r/>
+            <w:r>
+              <w:rPr>
+                <w:rFonts w:ascii="Times New Roman" w:hAnsi="Times New Roman"/>
+                <w:b w:val="0"/>
+                <w:i w:val="0"/>
+                <w:sz w:val="22"/>
               </w:rPr>
             </w:r>
           </w:p>
@@ -3010,7 +3803,7 @@
           </w:tcPr>
           <w:p>
             <w:pPr>
-              <w:spacing w:before="40" w:after="40"/>
+              <w:spacing w:before="0" w:after="0" w:line="240" w:lineRule="auto"/>
               <w:jc w:val="left"/>
             </w:pPr>
             <w:r/>
@@ -3019,7 +3812,7 @@
                 <w:rFonts w:ascii="Times New Roman" w:hAnsi="Times New Roman"/>
                 <w:b w:val="0"/>
                 <w:i w:val="0"/>
-                <w:sz w:val="18"/>
+                <w:sz w:val="22"/>
               </w:rPr>
             </w:r>
           </w:p>
@@ -3031,7 +3824,7 @@
           </w:tcPr>
           <w:p>
             <w:pPr>
-              <w:spacing w:before="40" w:after="40"/>
+              <w:spacing w:before="0" w:after="0" w:line="240" w:lineRule="auto"/>
               <w:jc w:val="left"/>
             </w:pPr>
             <w:r/>
@@ -3040,52 +3833,7 @@
                 <w:rFonts w:ascii="Times New Roman" w:hAnsi="Times New Roman"/>
                 <w:b w:val="0"/>
                 <w:i w:val="0"/>
-                <w:sz w:val="18"/>
-              </w:rPr>
-            </w:r>
-          </w:p>
-        </w:tc>
-      </w:tr>
-      <w:tr>
-        <w:tc>
-          <w:tcPr>
-            <w:tcW w:type="dxa" w:w="794"/>
-            <w:vAlign w:val="center"/>
-          </w:tcPr>
-          <w:p>
-            <w:pPr>
-              <w:spacing w:before="40" w:after="40"/>
-              <w:jc w:val="center"/>
-            </w:pPr>
-            <w:r/>
-            <w:r>
-              <w:rPr>
-                <w:rFonts w:ascii="Times New Roman" w:hAnsi="Times New Roman"/>
-                <w:b w:val="0"/>
-                <w:i w:val="0"/>
-                <w:sz w:val="18"/>
-              </w:rPr>
-              <w:t>18</w:t>
-            </w:r>
-          </w:p>
-        </w:tc>
-        <w:tc>
-          <w:tcPr>
-            <w:tcW w:type="dxa" w:w="2494"/>
-            <w:vAlign w:val="center"/>
-          </w:tcPr>
-          <w:p>
-            <w:pPr>
-              <w:spacing w:before="40" w:after="40"/>
-              <w:jc w:val="left"/>
-            </w:pPr>
-            <w:r/>
-            <w:r>
-              <w:rPr>
-                <w:rFonts w:ascii="Times New Roman" w:hAnsi="Times New Roman"/>
-                <w:b w:val="0"/>
-                <w:i w:val="0"/>
-                <w:sz w:val="18"/>
+                <w:sz w:val="22"/>
               </w:rPr>
             </w:r>
           </w:p>
@@ -3097,7 +3845,7 @@
           </w:tcPr>
           <w:p>
             <w:pPr>
-              <w:spacing w:before="40" w:after="40"/>
+              <w:spacing w:before="0" w:after="0" w:line="240" w:lineRule="auto"/>
               <w:jc w:val="left"/>
             </w:pPr>
             <w:r/>
@@ -3106,7 +3854,76 @@
                 <w:rFonts w:ascii="Times New Roman" w:hAnsi="Times New Roman"/>
                 <w:b w:val="0"/>
                 <w:i w:val="0"/>
-                <w:sz w:val="18"/>
+                <w:sz w:val="22"/>
+              </w:rPr>
+            </w:r>
+          </w:p>
+        </w:tc>
+        <w:tc>
+          <w:tcPr>
+            <w:tcW w:type="dxa" w:w="1417"/>
+            <w:vAlign w:val="center"/>
+          </w:tcPr>
+          <w:p>
+            <w:pPr>
+              <w:spacing w:before="0" w:after="0" w:line="240" w:lineRule="auto"/>
+              <w:jc w:val="left"/>
+            </w:pPr>
+            <w:r/>
+            <w:r>
+              <w:rPr>
+                <w:rFonts w:ascii="Times New Roman" w:hAnsi="Times New Roman"/>
+                <w:b w:val="0"/>
+                <w:i w:val="0"/>
+                <w:sz w:val="22"/>
+              </w:rPr>
+            </w:r>
+          </w:p>
+        </w:tc>
+      </w:tr>
+      <w:tr>
+        <w:trPr>
+          <w:cantSplit w:val="true"/>
+        </w:trPr>
+        <w:tc>
+          <w:tcPr>
+            <w:tcW w:type="dxa" w:w="850"/>
+            <w:vAlign w:val="center"/>
+          </w:tcPr>
+          <w:p>
+            <w:pPr>
+              <w:spacing w:before="0" w:after="0" w:line="240" w:lineRule="auto"/>
+              <w:jc w:val="center"/>
+            </w:pPr>
+            <w:r/>
+            <w:r>
+              <w:rPr>
+                <w:rFonts w:ascii="Times New Roman" w:hAnsi="Times New Roman"/>
+                <w:b w:val="0"/>
+                <w:i w:val="0"/>
+                <w:sz w:val="22"/>
+              </w:rPr>
+              <w:t>24</w:t>
+            </w:r>
+          </w:p>
+        </w:tc>
+        <w:tc>
+          <w:tcPr>
+            <w:tcW w:type="dxa" w:w="2438"/>
+            <w:vAlign w:val="center"/>
+          </w:tcPr>
+          <w:p>
+            <w:pPr>
+              <w:spacing w:before="0" w:after="0" w:line="240" w:lineRule="auto"/>
+              <w:jc w:val="left"/>
+            </w:pPr>
+            <w:r/>
+            <w:r>
+              <w:rPr>
+                <w:rFonts w:ascii="Times New Roman" w:hAnsi="Times New Roman"/>
+                <w:b w:val="0"/>
+                <w:i w:val="0"/>
+                <w:sz w:val="22"/>
               </w:rPr>
             </w:r>
           </w:p>
@@ -3118,7 +3935,7 @@
           </w:tcPr>
           <w:p>
             <w:pPr>
-              <w:spacing w:before="40" w:after="40"/>
+              <w:spacing w:before="0" w:after="0" w:line="240" w:lineRule="auto"/>
               <w:jc w:val="left"/>
             </w:pPr>
             <w:r/>
@@ -3127,7 +3944,7 @@
                 <w:rFonts w:ascii="Times New Roman" w:hAnsi="Times New Roman"/>
                 <w:b w:val="0"/>
                 <w:i w:val="0"/>
-                <w:sz w:val="18"/>
+                <w:sz w:val="22"/>
               </w:rPr>
             </w:r>
           </w:p>
@@ -3139,7 +3956,7 @@
           </w:tcPr>
           <w:p>
             <w:pPr>
-              <w:spacing w:before="40" w:after="40"/>
+              <w:spacing w:before="0" w:after="0" w:line="240" w:lineRule="auto"/>
               <w:jc w:val="left"/>
             </w:pPr>
             <w:r/>
@@ -3148,7 +3965,7 @@
                 <w:rFonts w:ascii="Times New Roman" w:hAnsi="Times New Roman"/>
                 <w:b w:val="0"/>
                 <w:i w:val="0"/>
-                <w:sz w:val="18"/>
+                <w:sz w:val="22"/>
               </w:rPr>
             </w:r>
           </w:p>
@@ -3160,7 +3977,7 @@
           </w:tcPr>
           <w:p>
             <w:pPr>
-              <w:spacing w:before="40" w:after="40"/>
+              <w:spacing w:before="0" w:after="0" w:line="240" w:lineRule="auto"/>
               <w:jc w:val="left"/>
             </w:pPr>
             <w:r/>
@@ -3169,21 +3986,45 @@
                 <w:rFonts w:ascii="Times New Roman" w:hAnsi="Times New Roman"/>
                 <w:b w:val="0"/>
                 <w:i w:val="0"/>
-                <w:sz w:val="18"/>
+                <w:sz w:val="22"/>
+              </w:rPr>
+            </w:r>
+          </w:p>
+        </w:tc>
+        <w:tc>
+          <w:tcPr>
+            <w:tcW w:type="dxa" w:w="1417"/>
+            <w:vAlign w:val="center"/>
+          </w:tcPr>
+          <w:p>
+            <w:pPr>
+              <w:spacing w:before="0" w:after="0" w:line="240" w:lineRule="auto"/>
+              <w:jc w:val="left"/>
+            </w:pPr>
+            <w:r/>
+            <w:r>
+              <w:rPr>
+                <w:rFonts w:ascii="Times New Roman" w:hAnsi="Times New Roman"/>
+                <w:b w:val="0"/>
+                <w:i w:val="0"/>
+                <w:sz w:val="22"/>
               </w:rPr>
             </w:r>
           </w:p>
         </w:tc>
       </w:tr>
       <w:tr>
+        <w:trPr>
+          <w:cantSplit w:val="true"/>
+        </w:trPr>
         <w:tc>
           <w:tcPr>
-            <w:tcW w:type="dxa" w:w="794"/>
+            <w:tcW w:type="dxa" w:w="850"/>
             <w:vAlign w:val="center"/>
           </w:tcPr>
           <w:p>
             <w:pPr>
-              <w:spacing w:before="40" w:after="40"/>
+              <w:spacing w:before="0" w:after="0" w:line="240" w:lineRule="auto"/>
               <w:jc w:val="center"/>
             </w:pPr>
             <w:r/>
@@ -3192,20 +4033,20 @@
                 <w:rFonts w:ascii="Times New Roman" w:hAnsi="Times New Roman"/>
                 <w:b w:val="0"/>
                 <w:i w:val="0"/>
-                <w:sz w:val="18"/>
+                <w:sz w:val="22"/>
               </w:rPr>
-              <w:t>19</w:t>
+              <w:t>25</w:t>
             </w:r>
           </w:p>
         </w:tc>
         <w:tc>
           <w:tcPr>
-            <w:tcW w:type="dxa" w:w="2494"/>
+            <w:tcW w:type="dxa" w:w="2438"/>
             <w:vAlign w:val="center"/>
           </w:tcPr>
           <w:p>
             <w:pPr>
-              <w:spacing w:before="40" w:after="40"/>
+              <w:spacing w:before="0" w:after="0" w:line="240" w:lineRule="auto"/>
               <w:jc w:val="left"/>
             </w:pPr>
             <w:r/>
@@ -3214,7 +4055,7 @@
                 <w:rFonts w:ascii="Times New Roman" w:hAnsi="Times New Roman"/>
                 <w:b w:val="0"/>
                 <w:i w:val="0"/>
-                <w:sz w:val="18"/>
+                <w:sz w:val="22"/>
               </w:rPr>
             </w:r>
           </w:p>
@@ -3226,7 +4067,7 @@
           </w:tcPr>
           <w:p>
             <w:pPr>
-              <w:spacing w:before="40" w:after="40"/>
+              <w:spacing w:before="0" w:after="0" w:line="240" w:lineRule="auto"/>
               <w:jc w:val="left"/>
             </w:pPr>
             <w:r/>
@@ -3235,7 +4076,7 @@
                 <w:rFonts w:ascii="Times New Roman" w:hAnsi="Times New Roman"/>
                 <w:b w:val="0"/>
                 <w:i w:val="0"/>
-                <w:sz w:val="18"/>
+                <w:sz w:val="22"/>
               </w:rPr>
             </w:r>
           </w:p>
@@ -3247,7 +4088,7 @@
           </w:tcPr>
           <w:p>
             <w:pPr>
-              <w:spacing w:before="40" w:after="40"/>
+              <w:spacing w:before="0" w:after="0" w:line="240" w:lineRule="auto"/>
               <w:jc w:val="left"/>
             </w:pPr>
             <w:r/>
@@ -3256,7 +4097,7 @@
                 <w:rFonts w:ascii="Times New Roman" w:hAnsi="Times New Roman"/>
                 <w:b w:val="0"/>
                 <w:i w:val="0"/>
-                <w:sz w:val="18"/>
+                <w:sz w:val="22"/>
               </w:rPr>
             </w:r>
           </w:p>
@@ -3268,7 +4109,7 @@
           </w:tcPr>
           <w:p>
             <w:pPr>
-              <w:spacing w:before="40" w:after="40"/>
+              <w:spacing w:before="0" w:after="0" w:line="240" w:lineRule="auto"/>
               <w:jc w:val="left"/>
             </w:pPr>
             <w:r/>
@@ -3277,7 +4118,76 @@
                 <w:rFonts w:ascii="Times New Roman" w:hAnsi="Times New Roman"/>
                 <w:b w:val="0"/>
                 <w:i w:val="0"/>
-                <w:sz w:val="18"/>
+                <w:sz w:val="22"/>
+              </w:rPr>
+            </w:r>
+          </w:p>
+        </w:tc>
+        <w:tc>
+          <w:tcPr>
+            <w:tcW w:type="dxa" w:w="1417"/>
+            <w:vAlign w:val="center"/>
+          </w:tcPr>
+          <w:p>
+            <w:pPr>
+              <w:spacing w:before="0" w:after="0" w:line="240" w:lineRule="auto"/>
+              <w:jc w:val="left"/>
+            </w:pPr>
+            <w:r/>
+            <w:r>
+              <w:rPr>
+                <w:rFonts w:ascii="Times New Roman" w:hAnsi="Times New Roman"/>
+                <w:b w:val="0"/>
+                <w:i w:val="0"/>
+                <w:sz w:val="22"/>
+              </w:rPr>
+            </w:r>
+          </w:p>
+        </w:tc>
+      </w:tr>
+      <w:tr>
+        <w:trPr>
+          <w:cantSplit w:val="true"/>
+        </w:trPr>
+        <w:tc>
+          <w:tcPr>
+            <w:tcW w:type="dxa" w:w="850"/>
+            <w:vAlign w:val="center"/>
+          </w:tcPr>
+          <w:p>
+            <w:pPr>
+              <w:spacing w:before="0" w:after="0" w:line="240" w:lineRule="auto"/>
+              <w:jc w:val="center"/>
+            </w:pPr>
+            <w:r/>
+            <w:r>
+              <w:rPr>
+                <w:rFonts w:ascii="Times New Roman" w:hAnsi="Times New Roman"/>
+                <w:b w:val="0"/>
+                <w:i w:val="0"/>
+                <w:sz w:val="22"/>
+              </w:rPr>
+              <w:t>26</w:t>
+            </w:r>
+          </w:p>
+        </w:tc>
+        <w:tc>
+          <w:tcPr>
+            <w:tcW w:type="dxa" w:w="2438"/>
+            <w:vAlign w:val="center"/>
+          </w:tcPr>
+          <w:p>
+            <w:pPr>
+              <w:spacing w:before="0" w:after="0" w:line="240" w:lineRule="auto"/>
+              <w:jc w:val="left"/>
+            </w:pPr>
+            <w:r/>
+            <w:r>
+              <w:rPr>
+                <w:rFonts w:ascii="Times New Roman" w:hAnsi="Times New Roman"/>
+                <w:b w:val="0"/>
+                <w:i w:val="0"/>
+                <w:sz w:val="22"/>
               </w:rPr>
             </w:r>
           </w:p>
@@ -3289,7 +4199,7 @@
           </w:tcPr>
           <w:p>
             <w:pPr>
-              <w:spacing w:before="40" w:after="40"/>
+              <w:spacing w:before="0" w:after="0" w:line="240" w:lineRule="auto"/>
               <w:jc w:val="left"/>
             </w:pPr>
             <w:r/>
@@ -3298,52 +4208,7 @@
                 <w:rFonts w:ascii="Times New Roman" w:hAnsi="Times New Roman"/>
                 <w:b w:val="0"/>
                 <w:i w:val="0"/>
-                <w:sz w:val="18"/>
-              </w:rPr>
-            </w:r>
-          </w:p>
-        </w:tc>
-      </w:tr>
-      <w:tr>
-        <w:tc>
-          <w:tcPr>
-            <w:tcW w:type="dxa" w:w="794"/>
-            <w:vAlign w:val="center"/>
-          </w:tcPr>
-          <w:p>
-            <w:pPr>
-              <w:spacing w:before="40" w:after="40"/>
-              <w:jc w:val="center"/>
-            </w:pPr>
-            <w:r/>
-            <w:r>
-              <w:rPr>
-                <w:rFonts w:ascii="Times New Roman" w:hAnsi="Times New Roman"/>
-                <w:b w:val="0"/>
-                <w:i w:val="0"/>
-                <w:sz w:val="18"/>
-              </w:rPr>
-              <w:t>20</w:t>
-            </w:r>
-          </w:p>
-        </w:tc>
-        <w:tc>
-          <w:tcPr>
-            <w:tcW w:type="dxa" w:w="2494"/>
-            <w:vAlign w:val="center"/>
-          </w:tcPr>
-          <w:p>
-            <w:pPr>
-              <w:spacing w:before="40" w:after="40"/>
-              <w:jc w:val="left"/>
-            </w:pPr>
-            <w:r/>
-            <w:r>
-              <w:rPr>
-                <w:rFonts w:ascii="Times New Roman" w:hAnsi="Times New Roman"/>
-                <w:b w:val="0"/>
-                <w:i w:val="0"/>
-                <w:sz w:val="18"/>
+                <w:sz w:val="22"/>
               </w:rPr>
             </w:r>
           </w:p>
@@ -3355,7 +4220,7 @@
           </w:tcPr>
           <w:p>
             <w:pPr>
-              <w:spacing w:before="40" w:after="40"/>
+              <w:spacing w:before="0" w:after="0" w:line="240" w:lineRule="auto"/>
               <w:jc w:val="left"/>
             </w:pPr>
             <w:r/>
@@ -3364,7 +4229,7 @@
                 <w:rFonts w:ascii="Times New Roman" w:hAnsi="Times New Roman"/>
                 <w:b w:val="0"/>
                 <w:i w:val="0"/>
-                <w:sz w:val="18"/>
+                <w:sz w:val="22"/>
               </w:rPr>
             </w:r>
           </w:p>
@@ -3376,7 +4241,7 @@
           </w:tcPr>
           <w:p>
             <w:pPr>
-              <w:spacing w:before="40" w:after="40"/>
+              <w:spacing w:before="0" w:after="0" w:line="240" w:lineRule="auto"/>
               <w:jc w:val="left"/>
             </w:pPr>
             <w:r/>
@@ -3385,7 +4250,76 @@
                 <w:rFonts w:ascii="Times New Roman" w:hAnsi="Times New Roman"/>
                 <w:b w:val="0"/>
                 <w:i w:val="0"/>
-                <w:sz w:val="18"/>
+                <w:sz w:val="22"/>
+              </w:rPr>
+            </w:r>
+          </w:p>
+        </w:tc>
+        <w:tc>
+          <w:tcPr>
+            <w:tcW w:type="dxa" w:w="1417"/>
+            <w:vAlign w:val="center"/>
+          </w:tcPr>
+          <w:p>
+            <w:pPr>
+              <w:spacing w:before="0" w:after="0" w:line="240" w:lineRule="auto"/>
+              <w:jc w:val="left"/>
+            </w:pPr>
+            <w:r/>
+            <w:r>
+              <w:rPr>
+                <w:rFonts w:ascii="Times New Roman" w:hAnsi="Times New Roman"/>
+                <w:b w:val="0"/>
+                <w:i w:val="0"/>
+                <w:sz w:val="22"/>
+              </w:rPr>
+            </w:r>
+          </w:p>
+        </w:tc>
+      </w:tr>
+      <w:tr>
+        <w:trPr>
+          <w:cantSplit w:val="true"/>
+        </w:trPr>
+        <w:tc>
+          <w:tcPr>
+            <w:tcW w:type="dxa" w:w="850"/>
+            <w:vAlign w:val="center"/>
+          </w:tcPr>
+          <w:p>
+            <w:pPr>
+              <w:spacing w:before="0" w:after="0" w:line="240" w:lineRule="auto"/>
+              <w:jc w:val="center"/>
+            </w:pPr>
+            <w:r/>
+            <w:r>
+              <w:rPr>
+                <w:rFonts w:ascii="Times New Roman" w:hAnsi="Times New Roman"/>
+                <w:b w:val="0"/>
+                <w:i w:val="0"/>
+                <w:sz w:val="22"/>
+              </w:rPr>
+              <w:t>27</w:t>
+            </w:r>
+          </w:p>
+        </w:tc>
+        <w:tc>
+          <w:tcPr>
+            <w:tcW w:type="dxa" w:w="2438"/>
+            <w:vAlign w:val="center"/>
+          </w:tcPr>
+          <w:p>
+            <w:pPr>
+              <w:spacing w:before="0" w:after="0" w:line="240" w:lineRule="auto"/>
+              <w:jc w:val="left"/>
+            </w:pPr>
+            <w:r/>
+            <w:r>
+              <w:rPr>
+                <w:rFonts w:ascii="Times New Roman" w:hAnsi="Times New Roman"/>
+                <w:b w:val="0"/>
+                <w:i w:val="0"/>
+                <w:sz w:val="22"/>
               </w:rPr>
             </w:r>
           </w:p>
@@ -3397,7 +4331,7 @@
           </w:tcPr>
           <w:p>
             <w:pPr>
-              <w:spacing w:before="40" w:after="40"/>
+              <w:spacing w:before="0" w:after="0" w:line="240" w:lineRule="auto"/>
               <w:jc w:val="left"/>
             </w:pPr>
             <w:r/>
@@ -3406,7 +4340,7 @@
                 <w:rFonts w:ascii="Times New Roman" w:hAnsi="Times New Roman"/>
                 <w:b w:val="0"/>
                 <w:i w:val="0"/>
-                <w:sz w:val="18"/>
+                <w:sz w:val="22"/>
               </w:rPr>
             </w:r>
           </w:p>
@@ -3418,7 +4352,7 @@
           </w:tcPr>
           <w:p>
             <w:pPr>
-              <w:spacing w:before="40" w:after="40"/>
+              <w:spacing w:before="0" w:after="0" w:line="240" w:lineRule="auto"/>
               <w:jc w:val="left"/>
             </w:pPr>
             <w:r/>
@@ -3427,52 +4361,7 @@
                 <w:rFonts w:ascii="Times New Roman" w:hAnsi="Times New Roman"/>
                 <w:b w:val="0"/>
                 <w:i w:val="0"/>
-                <w:sz w:val="18"/>
-              </w:rPr>
-            </w:r>
-          </w:p>
-        </w:tc>
-      </w:tr>
-      <w:tr>
-        <w:tc>
-          <w:tcPr>
-            <w:tcW w:type="dxa" w:w="794"/>
-            <w:vAlign w:val="center"/>
-          </w:tcPr>
-          <w:p>
-            <w:pPr>
-              <w:spacing w:before="40" w:after="40"/>
-              <w:jc w:val="center"/>
-            </w:pPr>
-            <w:r/>
-            <w:r>
-              <w:rPr>
-                <w:rFonts w:ascii="Times New Roman" w:hAnsi="Times New Roman"/>
-                <w:b w:val="0"/>
-                <w:i w:val="0"/>
-                <w:sz w:val="18"/>
-              </w:rPr>
-              <w:t>21</w:t>
-            </w:r>
-          </w:p>
-        </w:tc>
-        <w:tc>
-          <w:tcPr>
-            <w:tcW w:type="dxa" w:w="2494"/>
-            <w:vAlign w:val="center"/>
-          </w:tcPr>
-          <w:p>
-            <w:pPr>
-              <w:spacing w:before="40" w:after="40"/>
-              <w:jc w:val="left"/>
-            </w:pPr>
-            <w:r/>
-            <w:r>
-              <w:rPr>
-                <w:rFonts w:ascii="Times New Roman" w:hAnsi="Times New Roman"/>
-                <w:b w:val="0"/>
-                <w:i w:val="0"/>
-                <w:sz w:val="18"/>
+                <w:sz w:val="22"/>
               </w:rPr>
             </w:r>
           </w:p>
@@ -3484,7 +4373,7 @@
           </w:tcPr>
           <w:p>
             <w:pPr>
-              <w:spacing w:before="40" w:after="40"/>
+              <w:spacing w:before="0" w:after="0" w:line="240" w:lineRule="auto"/>
               <w:jc w:val="left"/>
             </w:pPr>
             <w:r/>
@@ -3493,7 +4382,76 @@
                 <w:rFonts w:ascii="Times New Roman" w:hAnsi="Times New Roman"/>
                 <w:b w:val="0"/>
                 <w:i w:val="0"/>
-                <w:sz w:val="18"/>
+                <w:sz w:val="22"/>
+              </w:rPr>
+            </w:r>
+          </w:p>
+        </w:tc>
+        <w:tc>
+          <w:tcPr>
+            <w:tcW w:type="dxa" w:w="1417"/>
+            <w:vAlign w:val="center"/>
+          </w:tcPr>
+          <w:p>
+            <w:pPr>
+              <w:spacing w:before="0" w:after="0" w:line="240" w:lineRule="auto"/>
+              <w:jc w:val="left"/>
+            </w:pPr>
+            <w:r/>
+            <w:r>
+              <w:rPr>
+                <w:rFonts w:ascii="Times New Roman" w:hAnsi="Times New Roman"/>
+                <w:b w:val="0"/>
+                <w:i w:val="0"/>
+                <w:sz w:val="22"/>
+              </w:rPr>
+            </w:r>
+          </w:p>
+        </w:tc>
+      </w:tr>
+      <w:tr>
+        <w:trPr>
+          <w:cantSplit w:val="true"/>
+        </w:trPr>
+        <w:tc>
+          <w:tcPr>
+            <w:tcW w:type="dxa" w:w="850"/>
+            <w:vAlign w:val="center"/>
+          </w:tcPr>
+          <w:p>
+            <w:pPr>
+              <w:spacing w:before="0" w:after="0" w:line="240" w:lineRule="auto"/>
+              <w:jc w:val="center"/>
+            </w:pPr>
+            <w:r/>
+            <w:r>
+              <w:rPr>
+                <w:rFonts w:ascii="Times New Roman" w:hAnsi="Times New Roman"/>
+                <w:b w:val="0"/>
+                <w:i w:val="0"/>
+                <w:sz w:val="22"/>
+              </w:rPr>
+              <w:t>28</w:t>
+            </w:r>
+          </w:p>
+        </w:tc>
+        <w:tc>
+          <w:tcPr>
+            <w:tcW w:type="dxa" w:w="2438"/>
+            <w:vAlign w:val="center"/>
+          </w:tcPr>
+          <w:p>
+            <w:pPr>
+              <w:spacing w:before="0" w:after="0" w:line="240" w:lineRule="auto"/>
+              <w:jc w:val="left"/>
+            </w:pPr>
+            <w:r/>
+            <w:r>
+              <w:rPr>
+                <w:rFonts w:ascii="Times New Roman" w:hAnsi="Times New Roman"/>
+                <w:b w:val="0"/>
+                <w:i w:val="0"/>
+                <w:sz w:val="22"/>
               </w:rPr>
             </w:r>
           </w:p>
@@ -3505,7 +4463,7 @@
           </w:tcPr>
           <w:p>
             <w:pPr>
-              <w:spacing w:before="40" w:after="40"/>
+              <w:spacing w:before="0" w:after="0" w:line="240" w:lineRule="auto"/>
               <w:jc w:val="left"/>
             </w:pPr>
             <w:r/>
@@ -3514,7 +4472,7 @@
                 <w:rFonts w:ascii="Times New Roman" w:hAnsi="Times New Roman"/>
                 <w:b w:val="0"/>
                 <w:i w:val="0"/>
-                <w:sz w:val="18"/>
+                <w:sz w:val="22"/>
               </w:rPr>
             </w:r>
           </w:p>
@@ -3526,7 +4484,7 @@
           </w:tcPr>
           <w:p>
             <w:pPr>
-              <w:spacing w:before="40" w:after="40"/>
+              <w:spacing w:before="0" w:after="0" w:line="240" w:lineRule="auto"/>
               <w:jc w:val="left"/>
             </w:pPr>
             <w:r/>
@@ -3535,7 +4493,7 @@
                 <w:rFonts w:ascii="Times New Roman" w:hAnsi="Times New Roman"/>
                 <w:b w:val="0"/>
                 <w:i w:val="0"/>
-                <w:sz w:val="18"/>
+                <w:sz w:val="22"/>
               </w:rPr>
             </w:r>
           </w:p>
@@ -3547,7 +4505,7 @@
           </w:tcPr>
           <w:p>
             <w:pPr>
-              <w:spacing w:before="40" w:after="40"/>
+              <w:spacing w:before="0" w:after="0" w:line="240" w:lineRule="auto"/>
               <w:jc w:val="left"/>
             </w:pPr>
             <w:r/>
@@ -3556,21 +4514,45 @@
                 <w:rFonts w:ascii="Times New Roman" w:hAnsi="Times New Roman"/>
                 <w:b w:val="0"/>
                 <w:i w:val="0"/>
-                <w:sz w:val="18"/>
+                <w:sz w:val="22"/>
+              </w:rPr>
+            </w:r>
+          </w:p>
+        </w:tc>
+        <w:tc>
+          <w:tcPr>
+            <w:tcW w:type="dxa" w:w="1417"/>
+            <w:vAlign w:val="center"/>
+          </w:tcPr>
+          <w:p>
+            <w:pPr>
+              <w:spacing w:before="0" w:after="0" w:line="240" w:lineRule="auto"/>
+              <w:jc w:val="left"/>
+            </w:pPr>
+            <w:r/>
+            <w:r>
+              <w:rPr>
+                <w:rFonts w:ascii="Times New Roman" w:hAnsi="Times New Roman"/>
+                <w:b w:val="0"/>
+                <w:i w:val="0"/>
+                <w:sz w:val="22"/>
               </w:rPr>
             </w:r>
           </w:p>
         </w:tc>
       </w:tr>
       <w:tr>
+        <w:trPr>
+          <w:cantSplit w:val="true"/>
+        </w:trPr>
         <w:tc>
           <w:tcPr>
-            <w:tcW w:type="dxa" w:w="794"/>
+            <w:tcW w:type="dxa" w:w="850"/>
             <w:vAlign w:val="center"/>
           </w:tcPr>
           <w:p>
             <w:pPr>
-              <w:spacing w:before="40" w:after="40"/>
+              <w:spacing w:before="0" w:after="0" w:line="240" w:lineRule="auto"/>
               <w:jc w:val="center"/>
             </w:pPr>
             <w:r/>
@@ -3579,20 +4561,20 @@
                 <w:rFonts w:ascii="Times New Roman" w:hAnsi="Times New Roman"/>
                 <w:b w:val="0"/>
                 <w:i w:val="0"/>
-                <w:sz w:val="18"/>
+                <w:sz w:val="22"/>
               </w:rPr>
-              <w:t>22</w:t>
+              <w:t>29</w:t>
             </w:r>
           </w:p>
         </w:tc>
         <w:tc>
           <w:tcPr>
-            <w:tcW w:type="dxa" w:w="2494"/>
+            <w:tcW w:type="dxa" w:w="2438"/>
             <w:vAlign w:val="center"/>
           </w:tcPr>
           <w:p>
             <w:pPr>
-              <w:spacing w:before="40" w:after="40"/>
+              <w:spacing w:before="0" w:after="0" w:line="240" w:lineRule="auto"/>
               <w:jc w:val="left"/>
             </w:pPr>
             <w:r/>
@@ -3601,7 +4583,7 @@
                 <w:rFonts w:ascii="Times New Roman" w:hAnsi="Times New Roman"/>
                 <w:b w:val="0"/>
                 <w:i w:val="0"/>
-                <w:sz w:val="18"/>
+                <w:sz w:val="22"/>
               </w:rPr>
             </w:r>
           </w:p>
@@ -3613,7 +4595,7 @@
           </w:tcPr>
           <w:p>
             <w:pPr>
-              <w:spacing w:before="40" w:after="40"/>
+              <w:spacing w:before="0" w:after="0" w:line="240" w:lineRule="auto"/>
               <w:jc w:val="left"/>
             </w:pPr>
             <w:r/>
@@ -3622,7 +4604,7 @@
                 <w:rFonts w:ascii="Times New Roman" w:hAnsi="Times New Roman"/>
                 <w:b w:val="0"/>
                 <w:i w:val="0"/>
-                <w:sz w:val="18"/>
+                <w:sz w:val="22"/>
               </w:rPr>
             </w:r>
           </w:p>
@@ -3634,7 +4616,7 @@
           </w:tcPr>
           <w:p>
             <w:pPr>
-              <w:spacing w:before="40" w:after="40"/>
+              <w:spacing w:before="0" w:after="0" w:line="240" w:lineRule="auto"/>
               <w:jc w:val="left"/>
             </w:pPr>
             <w:r/>
@@ -3643,7 +4625,7 @@
                 <w:rFonts w:ascii="Times New Roman" w:hAnsi="Times New Roman"/>
                 <w:b w:val="0"/>
                 <w:i w:val="0"/>
-                <w:sz w:val="18"/>
+                <w:sz w:val="22"/>
               </w:rPr>
             </w:r>
           </w:p>
@@ -3655,7 +4637,7 @@
           </w:tcPr>
           <w:p>
             <w:pPr>
-              <w:spacing w:before="40" w:after="40"/>
+              <w:spacing w:before="0" w:after="0" w:line="240" w:lineRule="auto"/>
               <w:jc w:val="left"/>
             </w:pPr>
             <w:r/>
@@ -3664,7 +4646,76 @@
                 <w:rFonts w:ascii="Times New Roman" w:hAnsi="Times New Roman"/>
                 <w:b w:val="0"/>
                 <w:i w:val="0"/>
-                <w:sz w:val="18"/>
+                <w:sz w:val="22"/>
+              </w:rPr>
+            </w:r>
+          </w:p>
+        </w:tc>
+        <w:tc>
+          <w:tcPr>
+            <w:tcW w:type="dxa" w:w="1417"/>
+            <w:vAlign w:val="center"/>
+          </w:tcPr>
+          <w:p>
+            <w:pPr>
+              <w:spacing w:before="0" w:after="0" w:line="240" w:lineRule="auto"/>
+              <w:jc w:val="left"/>
+            </w:pPr>
+            <w:r/>
+            <w:r>
+              <w:rPr>
+                <w:rFonts w:ascii="Times New Roman" w:hAnsi="Times New Roman"/>
+                <w:b w:val="0"/>
+                <w:i w:val="0"/>
+                <w:sz w:val="22"/>
+              </w:rPr>
+            </w:r>
+          </w:p>
+        </w:tc>
+      </w:tr>
+      <w:tr>
+        <w:trPr>
+          <w:cantSplit w:val="true"/>
+        </w:trPr>
+        <w:tc>
+          <w:tcPr>
+            <w:tcW w:type="dxa" w:w="850"/>
+            <w:vAlign w:val="center"/>
+          </w:tcPr>
+          <w:p>
+            <w:pPr>
+              <w:spacing w:before="0" w:after="0" w:line="240" w:lineRule="auto"/>
+              <w:jc w:val="center"/>
+            </w:pPr>
+            <w:r/>
+            <w:r>
+              <w:rPr>
+                <w:rFonts w:ascii="Times New Roman" w:hAnsi="Times New Roman"/>
+                <w:b w:val="0"/>
+                <w:i w:val="0"/>
+                <w:sz w:val="22"/>
+              </w:rPr>
+              <w:t>30</w:t>
+            </w:r>
+          </w:p>
+        </w:tc>
+        <w:tc>
+          <w:tcPr>
+            <w:tcW w:type="dxa" w:w="2438"/>
+            <w:vAlign w:val="center"/>
+          </w:tcPr>
+          <w:p>
+            <w:pPr>
+              <w:spacing w:before="0" w:after="0" w:line="240" w:lineRule="auto"/>
+              <w:jc w:val="left"/>
+            </w:pPr>
+            <w:r/>
+            <w:r>
+              <w:rPr>
+                <w:rFonts w:ascii="Times New Roman" w:hAnsi="Times New Roman"/>
+                <w:b w:val="0"/>
+                <w:i w:val="0"/>
+                <w:sz w:val="22"/>
               </w:rPr>
             </w:r>
           </w:p>
@@ -3676,7 +4727,7 @@
           </w:tcPr>
           <w:p>
             <w:pPr>
-              <w:spacing w:before="40" w:after="40"/>
+              <w:spacing w:before="0" w:after="0" w:line="240" w:lineRule="auto"/>
               <w:jc w:val="left"/>
             </w:pPr>
             <w:r/>
@@ -3685,52 +4736,7 @@
                 <w:rFonts w:ascii="Times New Roman" w:hAnsi="Times New Roman"/>
                 <w:b w:val="0"/>
                 <w:i w:val="0"/>
-                <w:sz w:val="18"/>
-              </w:rPr>
-            </w:r>
-          </w:p>
-        </w:tc>
-      </w:tr>
-      <w:tr>
-        <w:tc>
-          <w:tcPr>
-            <w:tcW w:type="dxa" w:w="794"/>
-            <w:vAlign w:val="center"/>
-          </w:tcPr>
-          <w:p>
-            <w:pPr>
-              <w:spacing w:before="40" w:after="40"/>
-              <w:jc w:val="center"/>
-            </w:pPr>
-            <w:r/>
-            <w:r>
-              <w:rPr>
-                <w:rFonts w:ascii="Times New Roman" w:hAnsi="Times New Roman"/>
-                <w:b w:val="0"/>
-                <w:i w:val="0"/>
-                <w:sz w:val="18"/>
-              </w:rPr>
-              <w:t>23</w:t>
-            </w:r>
-          </w:p>
-        </w:tc>
-        <w:tc>
-          <w:tcPr>
-            <w:tcW w:type="dxa" w:w="2494"/>
-            <w:vAlign w:val="center"/>
-          </w:tcPr>
-          <w:p>
-            <w:pPr>
-              <w:spacing w:before="40" w:after="40"/>
-              <w:jc w:val="left"/>
-            </w:pPr>
-            <w:r/>
-            <w:r>
-              <w:rPr>
-                <w:rFonts w:ascii="Times New Roman" w:hAnsi="Times New Roman"/>
-                <w:b w:val="0"/>
-                <w:i w:val="0"/>
-                <w:sz w:val="18"/>
+                <w:sz w:val="22"/>
               </w:rPr>
             </w:r>
           </w:p>
@@ -3742,7 +4748,7 @@
           </w:tcPr>
           <w:p>
             <w:pPr>
-              <w:spacing w:before="40" w:after="40"/>
+              <w:spacing w:before="0" w:after="0" w:line="240" w:lineRule="auto"/>
               <w:jc w:val="left"/>
             </w:pPr>
             <w:r/>
@@ -3751,7 +4757,7 @@
                 <w:rFonts w:ascii="Times New Roman" w:hAnsi="Times New Roman"/>
                 <w:b w:val="0"/>
                 <w:i w:val="0"/>
-                <w:sz w:val="18"/>
+                <w:sz w:val="22"/>
               </w:rPr>
             </w:r>
           </w:p>
@@ -3763,7 +4769,7 @@
           </w:tcPr>
           <w:p>
             <w:pPr>
-              <w:spacing w:before="40" w:after="40"/>
+              <w:spacing w:before="0" w:after="0" w:line="240" w:lineRule="auto"/>
               <w:jc w:val="left"/>
             </w:pPr>
             <w:r/>
@@ -3772,19 +4778,19 @@
                 <w:rFonts w:ascii="Times New Roman" w:hAnsi="Times New Roman"/>
                 <w:b w:val="0"/>
                 <w:i w:val="0"/>
-                <w:sz w:val="18"/>
+                <w:sz w:val="22"/>
               </w:rPr>
             </w:r>
           </w:p>
         </w:tc>
         <w:tc>
           <w:tcPr>
-            <w:tcW w:type="dxa" w:w="1644"/>
+            <w:tcW w:type="dxa" w:w="1417"/>
             <w:vAlign w:val="center"/>
           </w:tcPr>
           <w:p>
             <w:pPr>
-              <w:spacing w:before="40" w:after="40"/>
+              <w:spacing w:before="0" w:after="0" w:line="240" w:lineRule="auto"/>
               <w:jc w:val="left"/>
             </w:pPr>
             <w:r/>
@@ -3793,931 +4799,7 @@
                 <w:rFonts w:ascii="Times New Roman" w:hAnsi="Times New Roman"/>
                 <w:b w:val="0"/>
                 <w:i w:val="0"/>
-                <w:sz w:val="18"/>
-              </w:rPr>
-            </w:r>
-          </w:p>
-        </w:tc>
-        <w:tc>
-          <w:tcPr>
-            <w:tcW w:type="dxa" w:w="1644"/>
-            <w:vAlign w:val="center"/>
-          </w:tcPr>
-          <w:p>
-            <w:pPr>
-              <w:spacing w:before="40" w:after="40"/>
-              <w:jc w:val="left"/>
-            </w:pPr>
-            <w:r/>
-            <w:r>
-              <w:rPr>
-                <w:rFonts w:ascii="Times New Roman" w:hAnsi="Times New Roman"/>
-                <w:b w:val="0"/>
-                <w:i w:val="0"/>
-                <w:sz w:val="18"/>
-              </w:rPr>
-            </w:r>
-          </w:p>
-        </w:tc>
-      </w:tr>
-      <w:tr>
-        <w:tc>
-          <w:tcPr>
-            <w:tcW w:type="dxa" w:w="794"/>
-            <w:vAlign w:val="center"/>
-          </w:tcPr>
-          <w:p>
-            <w:pPr>
-              <w:spacing w:before="40" w:after="40"/>
-              <w:jc w:val="center"/>
-            </w:pPr>
-            <w:r/>
-            <w:r>
-              <w:rPr>
-                <w:rFonts w:ascii="Times New Roman" w:hAnsi="Times New Roman"/>
-                <w:b w:val="0"/>
-                <w:i w:val="0"/>
-                <w:sz w:val="18"/>
-              </w:rPr>
-              <w:t>24</w:t>
-            </w:r>
-          </w:p>
-        </w:tc>
-        <w:tc>
-          <w:tcPr>
-            <w:tcW w:type="dxa" w:w="2494"/>
-            <w:vAlign w:val="center"/>
-          </w:tcPr>
-          <w:p>
-            <w:pPr>
-              <w:spacing w:before="40" w:after="40"/>
-              <w:jc w:val="left"/>
-            </w:pPr>
-            <w:r/>
-            <w:r>
-              <w:rPr>
-                <w:rFonts w:ascii="Times New Roman" w:hAnsi="Times New Roman"/>
-                <w:b w:val="0"/>
-                <w:i w:val="0"/>
-                <w:sz w:val="18"/>
-              </w:rPr>
-            </w:r>
-          </w:p>
-        </w:tc>
-        <w:tc>
-          <w:tcPr>
-            <w:tcW w:type="dxa" w:w="1644"/>
-            <w:vAlign w:val="center"/>
-          </w:tcPr>
-          <w:p>
-            <w:pPr>
-              <w:spacing w:before="40" w:after="40"/>
-              <w:jc w:val="left"/>
-            </w:pPr>
-            <w:r/>
-            <w:r>
-              <w:rPr>
-                <w:rFonts w:ascii="Times New Roman" w:hAnsi="Times New Roman"/>
-                <w:b w:val="0"/>
-                <w:i w:val="0"/>
-                <w:sz w:val="18"/>
-              </w:rPr>
-            </w:r>
-          </w:p>
-        </w:tc>
-        <w:tc>
-          <w:tcPr>
-            <w:tcW w:type="dxa" w:w="1644"/>
-            <w:vAlign w:val="center"/>
-          </w:tcPr>
-          <w:p>
-            <w:pPr>
-              <w:spacing w:before="40" w:after="40"/>
-              <w:jc w:val="left"/>
-            </w:pPr>
-            <w:r/>
-            <w:r>
-              <w:rPr>
-                <w:rFonts w:ascii="Times New Roman" w:hAnsi="Times New Roman"/>
-                <w:b w:val="0"/>
-                <w:i w:val="0"/>
-                <w:sz w:val="18"/>
-              </w:rPr>
-            </w:r>
-          </w:p>
-        </w:tc>
-        <w:tc>
-          <w:tcPr>
-            <w:tcW w:type="dxa" w:w="1644"/>
-            <w:vAlign w:val="center"/>
-          </w:tcPr>
-          <w:p>
-            <w:pPr>
-              <w:spacing w:before="40" w:after="40"/>
-              <w:jc w:val="left"/>
-            </w:pPr>
-            <w:r/>
-            <w:r>
-              <w:rPr>
-                <w:rFonts w:ascii="Times New Roman" w:hAnsi="Times New Roman"/>
-                <w:b w:val="0"/>
-                <w:i w:val="0"/>
-                <w:sz w:val="18"/>
-              </w:rPr>
-            </w:r>
-          </w:p>
-        </w:tc>
-        <w:tc>
-          <w:tcPr>
-            <w:tcW w:type="dxa" w:w="1644"/>
-            <w:vAlign w:val="center"/>
-          </w:tcPr>
-          <w:p>
-            <w:pPr>
-              <w:spacing w:before="40" w:after="40"/>
-              <w:jc w:val="left"/>
-            </w:pPr>
-            <w:r/>
-            <w:r>
-              <w:rPr>
-                <w:rFonts w:ascii="Times New Roman" w:hAnsi="Times New Roman"/>
-                <w:b w:val="0"/>
-                <w:i w:val="0"/>
-                <w:sz w:val="18"/>
-              </w:rPr>
-            </w:r>
-          </w:p>
-        </w:tc>
-      </w:tr>
-      <w:tr>
-        <w:tc>
-          <w:tcPr>
-            <w:tcW w:type="dxa" w:w="794"/>
-            <w:vAlign w:val="center"/>
-          </w:tcPr>
-          <w:p>
-            <w:pPr>
-              <w:spacing w:before="40" w:after="40"/>
-              <w:jc w:val="center"/>
-            </w:pPr>
-            <w:r/>
-            <w:r>
-              <w:rPr>
-                <w:rFonts w:ascii="Times New Roman" w:hAnsi="Times New Roman"/>
-                <w:b w:val="0"/>
-                <w:i w:val="0"/>
-                <w:sz w:val="18"/>
-              </w:rPr>
-              <w:t>25</w:t>
-            </w:r>
-          </w:p>
-        </w:tc>
-        <w:tc>
-          <w:tcPr>
-            <w:tcW w:type="dxa" w:w="2494"/>
-            <w:vAlign w:val="center"/>
-          </w:tcPr>
-          <w:p>
-            <w:pPr>
-              <w:spacing w:before="40" w:after="40"/>
-              <w:jc w:val="left"/>
-            </w:pPr>
-            <w:r/>
-            <w:r>
-              <w:rPr>
-                <w:rFonts w:ascii="Times New Roman" w:hAnsi="Times New Roman"/>
-                <w:b w:val="0"/>
-                <w:i w:val="0"/>
-                <w:sz w:val="18"/>
-              </w:rPr>
-            </w:r>
-          </w:p>
-        </w:tc>
-        <w:tc>
-          <w:tcPr>
-            <w:tcW w:type="dxa" w:w="1644"/>
-            <w:vAlign w:val="center"/>
-          </w:tcPr>
-          <w:p>
-            <w:pPr>
-              <w:spacing w:before="40" w:after="40"/>
-              <w:jc w:val="left"/>
-            </w:pPr>
-            <w:r/>
-            <w:r>
-              <w:rPr>
-                <w:rFonts w:ascii="Times New Roman" w:hAnsi="Times New Roman"/>
-                <w:b w:val="0"/>
-                <w:i w:val="0"/>
-                <w:sz w:val="18"/>
-              </w:rPr>
-            </w:r>
-          </w:p>
-        </w:tc>
-        <w:tc>
-          <w:tcPr>
-            <w:tcW w:type="dxa" w:w="1644"/>
-            <w:vAlign w:val="center"/>
-          </w:tcPr>
-          <w:p>
-            <w:pPr>
-              <w:spacing w:before="40" w:after="40"/>
-              <w:jc w:val="left"/>
-            </w:pPr>
-            <w:r/>
-            <w:r>
-              <w:rPr>
-                <w:rFonts w:ascii="Times New Roman" w:hAnsi="Times New Roman"/>
-                <w:b w:val="0"/>
-                <w:i w:val="0"/>
-                <w:sz w:val="18"/>
-              </w:rPr>
-            </w:r>
-          </w:p>
-        </w:tc>
-        <w:tc>
-          <w:tcPr>
-            <w:tcW w:type="dxa" w:w="1644"/>
-            <w:vAlign w:val="center"/>
-          </w:tcPr>
-          <w:p>
-            <w:pPr>
-              <w:spacing w:before="40" w:after="40"/>
-              <w:jc w:val="left"/>
-            </w:pPr>
-            <w:r/>
-            <w:r>
-              <w:rPr>
-                <w:rFonts w:ascii="Times New Roman" w:hAnsi="Times New Roman"/>
-                <w:b w:val="0"/>
-                <w:i w:val="0"/>
-                <w:sz w:val="18"/>
-              </w:rPr>
-            </w:r>
-          </w:p>
-        </w:tc>
-        <w:tc>
-          <w:tcPr>
-            <w:tcW w:type="dxa" w:w="1644"/>
-            <w:vAlign w:val="center"/>
-          </w:tcPr>
-          <w:p>
-            <w:pPr>
-              <w:spacing w:before="40" w:after="40"/>
-              <w:jc w:val="left"/>
-            </w:pPr>
-            <w:r/>
-            <w:r>
-              <w:rPr>
-                <w:rFonts w:ascii="Times New Roman" w:hAnsi="Times New Roman"/>
-                <w:b w:val="0"/>
-                <w:i w:val="0"/>
-                <w:sz w:val="18"/>
-              </w:rPr>
-            </w:r>
-          </w:p>
-        </w:tc>
-      </w:tr>
-      <w:tr>
-        <w:tc>
-          <w:tcPr>
-            <w:tcW w:type="dxa" w:w="794"/>
-            <w:vAlign w:val="center"/>
-          </w:tcPr>
-          <w:p>
-            <w:pPr>
-              <w:spacing w:before="40" w:after="40"/>
-              <w:jc w:val="center"/>
-            </w:pPr>
-            <w:r/>
-            <w:r>
-              <w:rPr>
-                <w:rFonts w:ascii="Times New Roman" w:hAnsi="Times New Roman"/>
-                <w:b w:val="0"/>
-                <w:i w:val="0"/>
-                <w:sz w:val="18"/>
-              </w:rPr>
-              <w:t>26</w:t>
-            </w:r>
-          </w:p>
-        </w:tc>
-        <w:tc>
-          <w:tcPr>
-            <w:tcW w:type="dxa" w:w="2494"/>
-            <w:vAlign w:val="center"/>
-          </w:tcPr>
-          <w:p>
-            <w:pPr>
-              <w:spacing w:before="40" w:after="40"/>
-              <w:jc w:val="left"/>
-            </w:pPr>
-            <w:r/>
-            <w:r>
-              <w:rPr>
-                <w:rFonts w:ascii="Times New Roman" w:hAnsi="Times New Roman"/>
-                <w:b w:val="0"/>
-                <w:i w:val="0"/>
-                <w:sz w:val="18"/>
-              </w:rPr>
-            </w:r>
-          </w:p>
-        </w:tc>
-        <w:tc>
-          <w:tcPr>
-            <w:tcW w:type="dxa" w:w="1644"/>
-            <w:vAlign w:val="center"/>
-          </w:tcPr>
-          <w:p>
-            <w:pPr>
-              <w:spacing w:before="40" w:after="40"/>
-              <w:jc w:val="left"/>
-            </w:pPr>
-            <w:r/>
-            <w:r>
-              <w:rPr>
-                <w:rFonts w:ascii="Times New Roman" w:hAnsi="Times New Roman"/>
-                <w:b w:val="0"/>
-                <w:i w:val="0"/>
-                <w:sz w:val="18"/>
-              </w:rPr>
-            </w:r>
-          </w:p>
-        </w:tc>
-        <w:tc>
-          <w:tcPr>
-            <w:tcW w:type="dxa" w:w="1644"/>
-            <w:vAlign w:val="center"/>
-          </w:tcPr>
-          <w:p>
-            <w:pPr>
-              <w:spacing w:before="40" w:after="40"/>
-              <w:jc w:val="left"/>
-            </w:pPr>
-            <w:r/>
-            <w:r>
-              <w:rPr>
-                <w:rFonts w:ascii="Times New Roman" w:hAnsi="Times New Roman"/>
-                <w:b w:val="0"/>
-                <w:i w:val="0"/>
-                <w:sz w:val="18"/>
-              </w:rPr>
-            </w:r>
-          </w:p>
-        </w:tc>
-        <w:tc>
-          <w:tcPr>
-            <w:tcW w:type="dxa" w:w="1644"/>
-            <w:vAlign w:val="center"/>
-          </w:tcPr>
-          <w:p>
-            <w:pPr>
-              <w:spacing w:before="40" w:after="40"/>
-              <w:jc w:val="left"/>
-            </w:pPr>
-            <w:r/>
-            <w:r>
-              <w:rPr>
-                <w:rFonts w:ascii="Times New Roman" w:hAnsi="Times New Roman"/>
-                <w:b w:val="0"/>
-                <w:i w:val="0"/>
-                <w:sz w:val="18"/>
-              </w:rPr>
-            </w:r>
-          </w:p>
-        </w:tc>
-        <w:tc>
-          <w:tcPr>
-            <w:tcW w:type="dxa" w:w="1644"/>
-            <w:vAlign w:val="center"/>
-          </w:tcPr>
-          <w:p>
-            <w:pPr>
-              <w:spacing w:before="40" w:after="40"/>
-              <w:jc w:val="left"/>
-            </w:pPr>
-            <w:r/>
-            <w:r>
-              <w:rPr>
-                <w:rFonts w:ascii="Times New Roman" w:hAnsi="Times New Roman"/>
-                <w:b w:val="0"/>
-                <w:i w:val="0"/>
-                <w:sz w:val="18"/>
-              </w:rPr>
-            </w:r>
-          </w:p>
-        </w:tc>
-      </w:tr>
-      <w:tr>
-        <w:tc>
-          <w:tcPr>
-            <w:tcW w:type="dxa" w:w="794"/>
-            <w:vAlign w:val="center"/>
-          </w:tcPr>
-          <w:p>
-            <w:pPr>
-              <w:spacing w:before="40" w:after="40"/>
-              <w:jc w:val="center"/>
-            </w:pPr>
-            <w:r/>
-            <w:r>
-              <w:rPr>
-                <w:rFonts w:ascii="Times New Roman" w:hAnsi="Times New Roman"/>
-                <w:b w:val="0"/>
-                <w:i w:val="0"/>
-                <w:sz w:val="18"/>
-              </w:rPr>
-              <w:t>27</w:t>
-            </w:r>
-          </w:p>
-        </w:tc>
-        <w:tc>
-          <w:tcPr>
-            <w:tcW w:type="dxa" w:w="2494"/>
-            <w:vAlign w:val="center"/>
-          </w:tcPr>
-          <w:p>
-            <w:pPr>
-              <w:spacing w:before="40" w:after="40"/>
-              <w:jc w:val="left"/>
-            </w:pPr>
-            <w:r/>
-            <w:r>
-              <w:rPr>
-                <w:rFonts w:ascii="Times New Roman" w:hAnsi="Times New Roman"/>
-                <w:b w:val="0"/>
-                <w:i w:val="0"/>
-                <w:sz w:val="18"/>
-              </w:rPr>
-            </w:r>
-          </w:p>
-        </w:tc>
-        <w:tc>
-          <w:tcPr>
-            <w:tcW w:type="dxa" w:w="1644"/>
-            <w:vAlign w:val="center"/>
-          </w:tcPr>
-          <w:p>
-            <w:pPr>
-              <w:spacing w:before="40" w:after="40"/>
-              <w:jc w:val="left"/>
-            </w:pPr>
-            <w:r/>
-            <w:r>
-              <w:rPr>
-                <w:rFonts w:ascii="Times New Roman" w:hAnsi="Times New Roman"/>
-                <w:b w:val="0"/>
-                <w:i w:val="0"/>
-                <w:sz w:val="18"/>
-              </w:rPr>
-            </w:r>
-          </w:p>
-        </w:tc>
-        <w:tc>
-          <w:tcPr>
-            <w:tcW w:type="dxa" w:w="1644"/>
-            <w:vAlign w:val="center"/>
-          </w:tcPr>
-          <w:p>
-            <w:pPr>
-              <w:spacing w:before="40" w:after="40"/>
-              <w:jc w:val="left"/>
-            </w:pPr>
-            <w:r/>
-            <w:r>
-              <w:rPr>
-                <w:rFonts w:ascii="Times New Roman" w:hAnsi="Times New Roman"/>
-                <w:b w:val="0"/>
-                <w:i w:val="0"/>
-                <w:sz w:val="18"/>
-              </w:rPr>
-            </w:r>
-          </w:p>
-        </w:tc>
-        <w:tc>
-          <w:tcPr>
-            <w:tcW w:type="dxa" w:w="1644"/>
-            <w:vAlign w:val="center"/>
-          </w:tcPr>
-          <w:p>
-            <w:pPr>
-              <w:spacing w:before="40" w:after="40"/>
-              <w:jc w:val="left"/>
-            </w:pPr>
-            <w:r/>
-            <w:r>
-              <w:rPr>
-                <w:rFonts w:ascii="Times New Roman" w:hAnsi="Times New Roman"/>
-                <w:b w:val="0"/>
-                <w:i w:val="0"/>
-                <w:sz w:val="18"/>
-              </w:rPr>
-            </w:r>
-          </w:p>
-        </w:tc>
-        <w:tc>
-          <w:tcPr>
-            <w:tcW w:type="dxa" w:w="1644"/>
-            <w:vAlign w:val="center"/>
-          </w:tcPr>
-          <w:p>
-            <w:pPr>
-              <w:spacing w:before="40" w:after="40"/>
-              <w:jc w:val="left"/>
-            </w:pPr>
-            <w:r/>
-            <w:r>
-              <w:rPr>
-                <w:rFonts w:ascii="Times New Roman" w:hAnsi="Times New Roman"/>
-                <w:b w:val="0"/>
-                <w:i w:val="0"/>
-                <w:sz w:val="18"/>
-              </w:rPr>
-            </w:r>
-          </w:p>
-        </w:tc>
-      </w:tr>
-      <w:tr>
-        <w:tc>
-          <w:tcPr>
-            <w:tcW w:type="dxa" w:w="794"/>
-            <w:vAlign w:val="center"/>
-          </w:tcPr>
-          <w:p>
-            <w:pPr>
-              <w:spacing w:before="40" w:after="40"/>
-              <w:jc w:val="center"/>
-            </w:pPr>
-            <w:r/>
-            <w:r>
-              <w:rPr>
-                <w:rFonts w:ascii="Times New Roman" w:hAnsi="Times New Roman"/>
-                <w:b w:val="0"/>
-                <w:i w:val="0"/>
-                <w:sz w:val="18"/>
-              </w:rPr>
-              <w:t>28</w:t>
-            </w:r>
-          </w:p>
-        </w:tc>
-        <w:tc>
-          <w:tcPr>
-            <w:tcW w:type="dxa" w:w="2494"/>
-            <w:vAlign w:val="center"/>
-          </w:tcPr>
-          <w:p>
-            <w:pPr>
-              <w:spacing w:before="40" w:after="40"/>
-              <w:jc w:val="left"/>
-            </w:pPr>
-            <w:r/>
-            <w:r>
-              <w:rPr>
-                <w:rFonts w:ascii="Times New Roman" w:hAnsi="Times New Roman"/>
-                <w:b w:val="0"/>
-                <w:i w:val="0"/>
-                <w:sz w:val="18"/>
-              </w:rPr>
-            </w:r>
-          </w:p>
-        </w:tc>
-        <w:tc>
-          <w:tcPr>
-            <w:tcW w:type="dxa" w:w="1644"/>
-            <w:vAlign w:val="center"/>
-          </w:tcPr>
-          <w:p>
-            <w:pPr>
-              <w:spacing w:before="40" w:after="40"/>
-              <w:jc w:val="left"/>
-            </w:pPr>
-            <w:r/>
-            <w:r>
-              <w:rPr>
-                <w:rFonts w:ascii="Times New Roman" w:hAnsi="Times New Roman"/>
-                <w:b w:val="0"/>
-                <w:i w:val="0"/>
-                <w:sz w:val="18"/>
-              </w:rPr>
-            </w:r>
-          </w:p>
-        </w:tc>
-        <w:tc>
-          <w:tcPr>
-            <w:tcW w:type="dxa" w:w="1644"/>
-            <w:vAlign w:val="center"/>
-          </w:tcPr>
-          <w:p>
-            <w:pPr>
-              <w:spacing w:before="40" w:after="40"/>
-              <w:jc w:val="left"/>
-            </w:pPr>
-            <w:r/>
-            <w:r>
-              <w:rPr>
-                <w:rFonts w:ascii="Times New Roman" w:hAnsi="Times New Roman"/>
-                <w:b w:val="0"/>
-                <w:i w:val="0"/>
-                <w:sz w:val="18"/>
-              </w:rPr>
-            </w:r>
-          </w:p>
-        </w:tc>
-        <w:tc>
-          <w:tcPr>
-            <w:tcW w:type="dxa" w:w="1644"/>
-            <w:vAlign w:val="center"/>
-          </w:tcPr>
-          <w:p>
-            <w:pPr>
-              <w:spacing w:before="40" w:after="40"/>
-              <w:jc w:val="left"/>
-            </w:pPr>
-            <w:r/>
-            <w:r>
-              <w:rPr>
-                <w:rFonts w:ascii="Times New Roman" w:hAnsi="Times New Roman"/>
-                <w:b w:val="0"/>
-                <w:i w:val="0"/>
-                <w:sz w:val="18"/>
-              </w:rPr>
-            </w:r>
-          </w:p>
-        </w:tc>
-        <w:tc>
-          <w:tcPr>
-            <w:tcW w:type="dxa" w:w="1644"/>
-            <w:vAlign w:val="center"/>
-          </w:tcPr>
-          <w:p>
-            <w:pPr>
-              <w:spacing w:before="40" w:after="40"/>
-              <w:jc w:val="left"/>
-            </w:pPr>
-            <w:r/>
-            <w:r>
-              <w:rPr>
-                <w:rFonts w:ascii="Times New Roman" w:hAnsi="Times New Roman"/>
-                <w:b w:val="0"/>
-                <w:i w:val="0"/>
-                <w:sz w:val="18"/>
-              </w:rPr>
-            </w:r>
-          </w:p>
-        </w:tc>
-      </w:tr>
-      <w:tr>
-        <w:tc>
-          <w:tcPr>
-            <w:tcW w:type="dxa" w:w="794"/>
-            <w:vAlign w:val="center"/>
-          </w:tcPr>
-          <w:p>
-            <w:pPr>
-              <w:spacing w:before="40" w:after="40"/>
-              <w:jc w:val="center"/>
-            </w:pPr>
-            <w:r/>
-            <w:r>
-              <w:rPr>
-                <w:rFonts w:ascii="Times New Roman" w:hAnsi="Times New Roman"/>
-                <w:b w:val="0"/>
-                <w:i w:val="0"/>
-                <w:sz w:val="18"/>
-              </w:rPr>
-              <w:t>29</w:t>
-            </w:r>
-          </w:p>
-        </w:tc>
-        <w:tc>
-          <w:tcPr>
-            <w:tcW w:type="dxa" w:w="2494"/>
-            <w:vAlign w:val="center"/>
-          </w:tcPr>
-          <w:p>
-            <w:pPr>
-              <w:spacing w:before="40" w:after="40"/>
-              <w:jc w:val="left"/>
-            </w:pPr>
-            <w:r/>
-            <w:r>
-              <w:rPr>
-                <w:rFonts w:ascii="Times New Roman" w:hAnsi="Times New Roman"/>
-                <w:b w:val="0"/>
-                <w:i w:val="0"/>
-                <w:sz w:val="18"/>
-              </w:rPr>
-            </w:r>
-          </w:p>
-        </w:tc>
-        <w:tc>
-          <w:tcPr>
-            <w:tcW w:type="dxa" w:w="1644"/>
-            <w:vAlign w:val="center"/>
-          </w:tcPr>
-          <w:p>
-            <w:pPr>
-              <w:spacing w:before="40" w:after="40"/>
-              <w:jc w:val="left"/>
-            </w:pPr>
-            <w:r/>
-            <w:r>
-              <w:rPr>
-                <w:rFonts w:ascii="Times New Roman" w:hAnsi="Times New Roman"/>
-                <w:b w:val="0"/>
-                <w:i w:val="0"/>
-                <w:sz w:val="18"/>
-              </w:rPr>
-            </w:r>
-          </w:p>
-        </w:tc>
-        <w:tc>
-          <w:tcPr>
-            <w:tcW w:type="dxa" w:w="1644"/>
-            <w:vAlign w:val="center"/>
-          </w:tcPr>
-          <w:p>
-            <w:pPr>
-              <w:spacing w:before="40" w:after="40"/>
-              <w:jc w:val="left"/>
-            </w:pPr>
-            <w:r/>
-            <w:r>
-              <w:rPr>
-                <w:rFonts w:ascii="Times New Roman" w:hAnsi="Times New Roman"/>
-                <w:b w:val="0"/>
-                <w:i w:val="0"/>
-                <w:sz w:val="18"/>
-              </w:rPr>
-            </w:r>
-          </w:p>
-        </w:tc>
-        <w:tc>
-          <w:tcPr>
-            <w:tcW w:type="dxa" w:w="1644"/>
-            <w:vAlign w:val="center"/>
-          </w:tcPr>
-          <w:p>
-            <w:pPr>
-              <w:spacing w:before="40" w:after="40"/>
-              <w:jc w:val="left"/>
-            </w:pPr>
-            <w:r/>
-            <w:r>
-              <w:rPr>
-                <w:rFonts w:ascii="Times New Roman" w:hAnsi="Times New Roman"/>
-                <w:b w:val="0"/>
-                <w:i w:val="0"/>
-                <w:sz w:val="18"/>
-              </w:rPr>
-            </w:r>
-          </w:p>
-        </w:tc>
-        <w:tc>
-          <w:tcPr>
-            <w:tcW w:type="dxa" w:w="1644"/>
-            <w:vAlign w:val="center"/>
-          </w:tcPr>
-          <w:p>
-            <w:pPr>
-              <w:spacing w:before="40" w:after="40"/>
-              <w:jc w:val="left"/>
-            </w:pPr>
-            <w:r/>
-            <w:r>
-              <w:rPr>
-                <w:rFonts w:ascii="Times New Roman" w:hAnsi="Times New Roman"/>
-                <w:b w:val="0"/>
-                <w:i w:val="0"/>
-                <w:sz w:val="18"/>
-              </w:rPr>
-            </w:r>
-          </w:p>
-        </w:tc>
-      </w:tr>
-      <w:tr>
-        <w:tc>
-          <w:tcPr>
-            <w:tcW w:type="dxa" w:w="794"/>
-            <w:vAlign w:val="center"/>
-          </w:tcPr>
-          <w:p>
-            <w:pPr>
-              <w:spacing w:before="40" w:after="40"/>
-              <w:jc w:val="center"/>
-            </w:pPr>
-            <w:r/>
-            <w:r>
-              <w:rPr>
-                <w:rFonts w:ascii="Times New Roman" w:hAnsi="Times New Roman"/>
-                <w:b w:val="0"/>
-                <w:i w:val="0"/>
-                <w:sz w:val="18"/>
-              </w:rPr>
-              <w:t>30</w:t>
-            </w:r>
-          </w:p>
-        </w:tc>
-        <w:tc>
-          <w:tcPr>
-            <w:tcW w:type="dxa" w:w="2494"/>
-            <w:vAlign w:val="center"/>
-          </w:tcPr>
-          <w:p>
-            <w:pPr>
-              <w:spacing w:before="40" w:after="40"/>
-              <w:jc w:val="left"/>
-            </w:pPr>
-            <w:r/>
-            <w:r>
-              <w:rPr>
-                <w:rFonts w:ascii="Times New Roman" w:hAnsi="Times New Roman"/>
-                <w:b w:val="0"/>
-                <w:i w:val="0"/>
-                <w:sz w:val="18"/>
-              </w:rPr>
-            </w:r>
-          </w:p>
-        </w:tc>
-        <w:tc>
-          <w:tcPr>
-            <w:tcW w:type="dxa" w:w="1644"/>
-            <w:vAlign w:val="center"/>
-          </w:tcPr>
-          <w:p>
-            <w:pPr>
-              <w:spacing w:before="40" w:after="40"/>
-              <w:jc w:val="left"/>
-            </w:pPr>
-            <w:r/>
-            <w:r>
-              <w:rPr>
-                <w:rFonts w:ascii="Times New Roman" w:hAnsi="Times New Roman"/>
-                <w:b w:val="0"/>
-                <w:i w:val="0"/>
-                <w:sz w:val="18"/>
-              </w:rPr>
-            </w:r>
-          </w:p>
-        </w:tc>
-        <w:tc>
-          <w:tcPr>
-            <w:tcW w:type="dxa" w:w="1644"/>
-            <w:vAlign w:val="center"/>
-          </w:tcPr>
-          <w:p>
-            <w:pPr>
-              <w:spacing w:before="40" w:after="40"/>
-              <w:jc w:val="left"/>
-            </w:pPr>
-            <w:r/>
-            <w:r>
-              <w:rPr>
-                <w:rFonts w:ascii="Times New Roman" w:hAnsi="Times New Roman"/>
-                <w:b w:val="0"/>
-                <w:i w:val="0"/>
-                <w:sz w:val="18"/>
-              </w:rPr>
-            </w:r>
-          </w:p>
-        </w:tc>
-        <w:tc>
-          <w:tcPr>
-            <w:tcW w:type="dxa" w:w="1644"/>
-            <w:vAlign w:val="center"/>
-          </w:tcPr>
-          <w:p>
-            <w:pPr>
-              <w:spacing w:before="40" w:after="40"/>
-              <w:jc w:val="left"/>
-            </w:pPr>
-            <w:r/>
-            <w:r>
-              <w:rPr>
-                <w:rFonts w:ascii="Times New Roman" w:hAnsi="Times New Roman"/>
-                <w:b w:val="0"/>
-                <w:i w:val="0"/>
-                <w:sz w:val="18"/>
-              </w:rPr>
-            </w:r>
-          </w:p>
-        </w:tc>
-        <w:tc>
-          <w:tcPr>
-            <w:tcW w:type="dxa" w:w="1644"/>
-            <w:vAlign w:val="center"/>
-          </w:tcPr>
-          <w:p>
-            <w:pPr>
-              <w:spacing w:before="40" w:after="40"/>
-              <w:jc w:val="left"/>
-            </w:pPr>
-            <w:r/>
-            <w:r>
-              <w:rPr>
-                <w:rFonts w:ascii="Times New Roman" w:hAnsi="Times New Roman"/>
-                <w:b w:val="0"/>
-                <w:i w:val="0"/>
-                <w:sz w:val="18"/>
+                <w:sz w:val="22"/>
               </w:rPr>
             </w:r>
           </w:p>
@@ -4726,20 +4808,35 @@
     </w:tbl>
     <w:p>
       <w:pPr>
-        <w:spacing w:before="0" w:after="0" w:line="160" w:lineRule="exact"/>
+        <w:spacing w:before="0" w:after="0" w:line="280" w:lineRule="exact"/>
       </w:pPr>
       <w:r>
         <w:rPr>
-          <w:sz w:val="16"/>
+          <w:sz w:val="4"/>
         </w:rPr>
+      </w:r>
+    </w:p>
+    <w:p>
+      <w:pPr>
+        <w:keepNext/>
+        <w:spacing w:before="120" w:after="120" w:line="240" w:lineRule="auto"/>
+        <w:jc w:val="left"/>
+      </w:pPr>
+      <w:r>
+        <w:rPr>
+          <w:rFonts w:ascii="Times New Roman" w:hAnsi="Times New Roman"/>
+          <w:b/>
+          <w:i w:val="0"/>
+          <w:sz w:val="24"/>
+        </w:rPr>
+        <w:t>3. Итоги</w:t>
       </w:r>
     </w:p>
     <w:tbl>
       <w:tblPr>
         <w:tblW w:type="auto" w:w="0"/>
-        <w:tblLayout w:type="fixed"/>
+        <w:jc w:val="center"/>
         <w:tblLook w:firstColumn="1" w:firstRow="1" w:lastColumn="0" w:lastRow="0" w:noHBand="0" w:noVBand="1" w:val="04A0"/>
-        <w:jc w:val="center"/>
         <w:tblBorders>
           <w:top w:val="single" w:sz="6" w:space="0" w:color="000000"/>
           <w:left w:val="single" w:sz="6" w:space="0" w:color="000000"/>
@@ -4748,76 +4845,32 @@
           <w:insideH w:val="single" w:sz="6" w:space="0" w:color="000000"/>
           <w:insideV w:val="single" w:sz="6" w:space="0" w:color="000000"/>
         </w:tblBorders>
+        <w:tblLayout w:type="fixed"/>
+        <w:tblCellMar>
+          <w:top w:w="40" w:type="dxa"/>
+          <w:left w:w="100" w:type="dxa"/>
+          <w:bottom w:w="40" w:type="dxa"/>
+          <w:right w:w="100" w:type="dxa"/>
+        </w:tblCellMar>
+        <w:tblLayout w:type="fixed"/>
       </w:tblPr>
       <w:tblGrid>
-        <w:gridCol w:w="9866"/>
+        <w:gridCol w:w="4819"/>
+        <w:gridCol w:w="4819"/>
       </w:tblGrid>
       <w:tr>
+        <w:trPr>
+          <w:tblHeader w:val="true"/>
+        </w:trPr>
         <w:tc>
           <w:tcPr>
-            <w:tcW w:type="dxa" w:w="9865"/>
-            <w:shd w:val="clear" w:color="auto" w:fill="1F3864"/>
+            <w:tcW w:type="dxa" w:w="6803"/>
             <w:vAlign w:val="center"/>
+            <w:shd w:val="clear" w:color="auto" w:fill="E7E6E6"/>
           </w:tcPr>
           <w:p>
             <w:pPr>
-              <w:spacing w:before="40" w:after="40"/>
-              <w:jc w:val="left"/>
-            </w:pPr>
-            <w:r/>
-            <w:r>
-              <w:rPr>
-                <w:rFonts w:ascii="Times New Roman" w:hAnsi="Times New Roman"/>
-                <w:b/>
-                <w:i w:val="0"/>
-                <w:color w:val="FFFFFF"/>
-                <w:sz w:val="22"/>
-              </w:rPr>
-              <w:t>3. Итоги</w:t>
-            </w:r>
-          </w:p>
-        </w:tc>
-      </w:tr>
-    </w:tbl>
-    <w:p>
-      <w:pPr>
-        <w:spacing w:before="0" w:after="0" w:line="60" w:lineRule="exact"/>
-      </w:pPr>
-      <w:r>
-        <w:rPr>
-          <w:sz w:val="6"/>
-        </w:rPr>
-      </w:r>
-    </w:p>
-    <w:tbl>
-      <w:tblPr>
-        <w:tblW w:type="auto" w:w="0"/>
-        <w:tblLayout w:type="fixed"/>
-        <w:tblLook w:firstColumn="1" w:firstRow="1" w:lastColumn="0" w:lastRow="0" w:noHBand="0" w:noVBand="1" w:val="04A0"/>
-        <w:jc w:val="center"/>
-        <w:tblBorders>
-          <w:top w:val="single" w:sz="6" w:space="0" w:color="000000"/>
-          <w:left w:val="single" w:sz="6" w:space="0" w:color="000000"/>
-          <w:bottom w:val="single" w:sz="6" w:space="0" w:color="000000"/>
-          <w:right w:val="single" w:sz="6" w:space="0" w:color="000000"/>
-          <w:insideH w:val="single" w:sz="6" w:space="0" w:color="000000"/>
-          <w:insideV w:val="single" w:sz="6" w:space="0" w:color="000000"/>
-        </w:tblBorders>
-      </w:tblPr>
-      <w:tblGrid>
-        <w:gridCol w:w="4933"/>
-        <w:gridCol w:w="4933"/>
-      </w:tblGrid>
-      <w:tr>
-        <w:tc>
-          <w:tcPr>
-            <w:tcW w:type="dxa" w:w="7030"/>
-            <w:vAlign w:val="center"/>
-            <w:shd w:val="clear" w:color="auto" w:fill="D9E1F2"/>
-          </w:tcPr>
-          <w:p>
-            <w:pPr>
-              <w:spacing w:before="40" w:after="40"/>
+              <w:spacing w:before="0" w:after="0" w:line="240" w:lineRule="auto"/>
               <w:jc w:val="center"/>
             </w:pPr>
             <w:r/>
@@ -4826,7 +4879,7 @@
                 <w:rFonts w:ascii="Times New Roman" w:hAnsi="Times New Roman"/>
                 <w:b/>
                 <w:i w:val="0"/>
-                <w:sz w:val="20"/>
+                <w:sz w:val="24"/>
               </w:rPr>
               <w:t>Показатель</w:t>
             </w:r>
@@ -4836,11 +4889,11 @@
           <w:tcPr>
             <w:tcW w:type="dxa" w:w="2835"/>
             <w:vAlign w:val="center"/>
-            <w:shd w:val="clear" w:color="auto" w:fill="D9E1F2"/>
+            <w:shd w:val="clear" w:color="auto" w:fill="E7E6E6"/>
           </w:tcPr>
           <w:p>
             <w:pPr>
-              <w:spacing w:before="40" w:after="40"/>
+              <w:spacing w:before="0" w:after="0" w:line="240" w:lineRule="auto"/>
               <w:jc w:val="center"/>
             </w:pPr>
             <w:r/>
@@ -4849,7 +4902,7 @@
                 <w:rFonts w:ascii="Times New Roman" w:hAnsi="Times New Roman"/>
                 <w:b/>
                 <w:i w:val="0"/>
-                <w:sz w:val="20"/>
+                <w:sz w:val="24"/>
               </w:rPr>
               <w:t>Количество, шт.</w:t>
             </w:r>
@@ -4857,15 +4910,18 @@
         </w:tc>
       </w:tr>
       <w:tr>
+        <w:trPr>
+          <w:cantSplit w:val="true"/>
+        </w:trPr>
         <w:tc>
           <w:tcPr>
-            <w:tcW w:type="dxa" w:w="7030"/>
+            <w:tcW w:type="dxa" w:w="6803"/>
             <w:vAlign w:val="center"/>
             <w:shd w:val="clear" w:color="auto" w:fill="F2F2F2"/>
           </w:tcPr>
           <w:p>
             <w:pPr>
-              <w:spacing w:before="40" w:after="40"/>
+              <w:spacing w:before="0" w:after="0" w:line="240" w:lineRule="auto"/>
               <w:jc w:val="left"/>
             </w:pPr>
             <w:r/>
@@ -4874,7 +4930,7 @@
                 <w:rFonts w:ascii="Times New Roman" w:hAnsi="Times New Roman"/>
                 <w:b/>
                 <w:i w:val="0"/>
-                <w:sz w:val="20"/>
+                <w:sz w:val="24"/>
               </w:rPr>
               <w:t>Всего по описи (подсчёт присвоенных номеров)</w:t>
             </w:r>
@@ -4887,7 +4943,7 @@
           </w:tcPr>
           <w:p>
             <w:pPr>
-              <w:spacing w:before="40" w:after="40"/>
+              <w:spacing w:before="0" w:after="0" w:line="240" w:lineRule="auto"/>
               <w:jc w:val="center"/>
             </w:pPr>
             <w:r/>
@@ -4896,23 +4952,25 @@
                 <w:rFonts w:ascii="Times New Roman" w:hAnsi="Times New Roman"/>
                 <w:b w:val="0"/>
                 <w:i w:val="0"/>
-                <w:sz w:val="20"/>
+                <w:sz w:val="24"/>
               </w:rPr>
-              <w:t>______</w:t>
             </w:r>
           </w:p>
         </w:tc>
       </w:tr>
       <w:tr>
+        <w:trPr>
+          <w:cantSplit w:val="true"/>
+        </w:trPr>
         <w:tc>
           <w:tcPr>
-            <w:tcW w:type="dxa" w:w="7030"/>
+            <w:tcW w:type="dxa" w:w="6803"/>
             <w:vAlign w:val="center"/>
             <w:shd w:val="clear" w:color="auto" w:fill="F2F2F2"/>
           </w:tcPr>
           <w:p>
             <w:pPr>
-              <w:spacing w:before="40" w:after="40"/>
+              <w:spacing w:before="0" w:after="0" w:line="240" w:lineRule="auto"/>
               <w:jc w:val="left"/>
             </w:pPr>
             <w:r/>
@@ -4921,7 +4979,7 @@
                 <w:rFonts w:ascii="Times New Roman" w:hAnsi="Times New Roman"/>
                 <w:b/>
                 <w:i w:val="0"/>
-                <w:sz w:val="20"/>
+                <w:sz w:val="24"/>
               </w:rPr>
               <w:t>Упаковок (тары)</w:t>
             </w:r>
@@ -4934,7 +4992,7 @@
           </w:tcPr>
           <w:p>
             <w:pPr>
-              <w:spacing w:before="40" w:after="40"/>
+              <w:spacing w:before="0" w:after="0" w:line="240" w:lineRule="auto"/>
               <w:jc w:val="center"/>
             </w:pPr>
             <w:r/>
@@ -4943,22 +5001,25 @@
                 <w:rFonts w:ascii="Times New Roman" w:hAnsi="Times New Roman"/>
                 <w:b w:val="0"/>
                 <w:i w:val="0"/>
-                <w:sz w:val="20"/>
+                <w:sz w:val="24"/>
               </w:rPr>
             </w:r>
           </w:p>
         </w:tc>
       </w:tr>
       <w:tr>
+        <w:trPr>
+          <w:cantSplit w:val="true"/>
+        </w:trPr>
         <w:tc>
           <w:tcPr>
-            <w:tcW w:type="dxa" w:w="7030"/>
+            <w:tcW w:type="dxa" w:w="6803"/>
             <w:vAlign w:val="center"/>
             <w:shd w:val="clear" w:color="auto" w:fill="F2F2F2"/>
           </w:tcPr>
           <w:p>
             <w:pPr>
-              <w:spacing w:before="40" w:after="40"/>
+              <w:spacing w:before="0" w:after="0" w:line="240" w:lineRule="auto"/>
               <w:jc w:val="left"/>
             </w:pPr>
             <w:r/>
@@ -4967,7 +5028,7 @@
                 <w:rFonts w:ascii="Times New Roman" w:hAnsi="Times New Roman"/>
                 <w:b/>
                 <w:i w:val="0"/>
-                <w:sz w:val="20"/>
+                <w:sz w:val="24"/>
               </w:rPr>
               <w:t>Выдано / отгружено</w:t>
             </w:r>
@@ -4980,7 +5041,7 @@
           </w:tcPr>
           <w:p>
             <w:pPr>
-              <w:spacing w:before="40" w:after="40"/>
+              <w:spacing w:before="0" w:after="0" w:line="240" w:lineRule="auto"/>
               <w:jc w:val="center"/>
             </w:pPr>
             <w:r/>
@@ -4989,22 +5050,25 @@
                 <w:rFonts w:ascii="Times New Roman" w:hAnsi="Times New Roman"/>
                 <w:b w:val="0"/>
                 <w:i w:val="0"/>
-                <w:sz w:val="20"/>
+                <w:sz w:val="24"/>
               </w:rPr>
             </w:r>
           </w:p>
         </w:tc>
       </w:tr>
       <w:tr>
+        <w:trPr>
+          <w:cantSplit w:val="true"/>
+        </w:trPr>
         <w:tc>
           <w:tcPr>
-            <w:tcW w:type="dxa" w:w="7030"/>
+            <w:tcW w:type="dxa" w:w="6803"/>
             <w:vAlign w:val="center"/>
             <w:shd w:val="clear" w:color="auto" w:fill="F2F2F2"/>
           </w:tcPr>
           <w:p>
             <w:pPr>
-              <w:spacing w:before="40" w:after="40"/>
+              <w:spacing w:before="0" w:after="0" w:line="240" w:lineRule="auto"/>
               <w:jc w:val="left"/>
             </w:pPr>
             <w:r/>
@@ -5013,7 +5077,7 @@
                 <w:rFonts w:ascii="Times New Roman" w:hAnsi="Times New Roman"/>
                 <w:b/>
                 <w:i w:val="0"/>
-                <w:sz w:val="20"/>
+                <w:sz w:val="24"/>
               </w:rPr>
               <w:t>Остаток на складе</w:t>
             </w:r>
@@ -5026,7 +5090,7 @@
           </w:tcPr>
           <w:p>
             <w:pPr>
-              <w:spacing w:before="40" w:after="40"/>
+              <w:spacing w:before="0" w:after="0" w:line="240" w:lineRule="auto"/>
               <w:jc w:val="center"/>
             </w:pPr>
             <w:r/>
@@ -5035,7 +5099,7 @@
                 <w:rFonts w:ascii="Times New Roman" w:hAnsi="Times New Roman"/>
                 <w:b w:val="0"/>
                 <w:i w:val="0"/>
-                <w:sz w:val="20"/>
+                <w:sz w:val="24"/>
               </w:rPr>
             </w:r>
           </w:p>
@@ -5044,20 +5108,35 @@
     </w:tbl>
     <w:p>
       <w:pPr>
-        <w:spacing w:before="0" w:after="0" w:line="160" w:lineRule="exact"/>
+        <w:spacing w:before="0" w:after="0" w:line="280" w:lineRule="exact"/>
       </w:pPr>
       <w:r>
         <w:rPr>
-          <w:sz w:val="16"/>
+          <w:sz w:val="4"/>
         </w:rPr>
+      </w:r>
+    </w:p>
+    <w:p>
+      <w:pPr>
+        <w:keepNext/>
+        <w:spacing w:before="120" w:after="120" w:line="240" w:lineRule="auto"/>
+        <w:jc w:val="left"/>
+      </w:pPr>
+      <w:r>
+        <w:rPr>
+          <w:rFonts w:ascii="Times New Roman" w:hAnsi="Times New Roman"/>
+          <w:b/>
+          <w:i w:val="0"/>
+          <w:sz w:val="24"/>
+        </w:rPr>
+        <w:t>4. Ответственные лица</w:t>
       </w:r>
     </w:p>
     <w:tbl>
       <w:tblPr>
         <w:tblW w:type="auto" w:w="0"/>
-        <w:tblLayout w:type="fixed"/>
+        <w:jc w:val="center"/>
         <w:tblLook w:firstColumn="1" w:firstRow="1" w:lastColumn="0" w:lastRow="0" w:noHBand="0" w:noVBand="1" w:val="04A0"/>
-        <w:jc w:val="center"/>
         <w:tblBorders>
           <w:top w:val="single" w:sz="6" w:space="0" w:color="000000"/>
           <w:left w:val="single" w:sz="6" w:space="0" w:color="000000"/>
@@ -5066,78 +5145,34 @@
           <w:insideH w:val="single" w:sz="6" w:space="0" w:color="000000"/>
           <w:insideV w:val="single" w:sz="6" w:space="0" w:color="000000"/>
         </w:tblBorders>
+        <w:tblLayout w:type="fixed"/>
+        <w:tblCellMar>
+          <w:top w:w="40" w:type="dxa"/>
+          <w:left w:w="100" w:type="dxa"/>
+          <w:bottom w:w="40" w:type="dxa"/>
+          <w:right w:w="100" w:type="dxa"/>
+        </w:tblCellMar>
+        <w:tblLayout w:type="fixed"/>
       </w:tblPr>
       <w:tblGrid>
-        <w:gridCol w:w="9866"/>
+        <w:gridCol w:w="2409"/>
+        <w:gridCol w:w="2409"/>
+        <w:gridCol w:w="2409"/>
+        <w:gridCol w:w="2409"/>
       </w:tblGrid>
       <w:tr>
+        <w:trPr>
+          <w:tblHeader w:val="true"/>
+        </w:trPr>
         <w:tc>
           <w:tcPr>
-            <w:tcW w:type="dxa" w:w="9865"/>
-            <w:shd w:val="clear" w:color="auto" w:fill="1F3864"/>
+            <w:tcW w:type="dxa" w:w="3061"/>
             <w:vAlign w:val="center"/>
+            <w:shd w:val="clear" w:color="auto" w:fill="E7E6E6"/>
           </w:tcPr>
           <w:p>
             <w:pPr>
-              <w:spacing w:before="40" w:after="40"/>
-              <w:jc w:val="left"/>
-            </w:pPr>
-            <w:r/>
-            <w:r>
-              <w:rPr>
-                <w:rFonts w:ascii="Times New Roman" w:hAnsi="Times New Roman"/>
-                <w:b/>
-                <w:i w:val="0"/>
-                <w:color w:val="FFFFFF"/>
-                <w:sz w:val="22"/>
-              </w:rPr>
-              <w:t>4. Ответственные лица</w:t>
-            </w:r>
-          </w:p>
-        </w:tc>
-      </w:tr>
-    </w:tbl>
-    <w:p>
-      <w:pPr>
-        <w:spacing w:before="0" w:after="0" w:line="60" w:lineRule="exact"/>
-      </w:pPr>
-      <w:r>
-        <w:rPr>
-          <w:sz w:val="6"/>
-        </w:rPr>
-      </w:r>
-    </w:p>
-    <w:tbl>
-      <w:tblPr>
-        <w:tblW w:type="auto" w:w="0"/>
-        <w:tblLayout w:type="fixed"/>
-        <w:tblLook w:firstColumn="1" w:firstRow="1" w:lastColumn="0" w:lastRow="0" w:noHBand="0" w:noVBand="1" w:val="04A0"/>
-        <w:jc w:val="center"/>
-        <w:tblBorders>
-          <w:top w:val="single" w:sz="6" w:space="0" w:color="000000"/>
-          <w:left w:val="single" w:sz="6" w:space="0" w:color="000000"/>
-          <w:bottom w:val="single" w:sz="6" w:space="0" w:color="000000"/>
-          <w:right w:val="single" w:sz="6" w:space="0" w:color="000000"/>
-          <w:insideH w:val="single" w:sz="6" w:space="0" w:color="000000"/>
-          <w:insideV w:val="single" w:sz="6" w:space="0" w:color="000000"/>
-        </w:tblBorders>
-      </w:tblPr>
-      <w:tblGrid>
-        <w:gridCol w:w="2466"/>
-        <w:gridCol w:w="2466"/>
-        <w:gridCol w:w="2466"/>
-        <w:gridCol w:w="2466"/>
-      </w:tblGrid>
-      <w:tr>
-        <w:tc>
-          <w:tcPr>
-            <w:tcW w:type="dxa" w:w="2948"/>
-            <w:vAlign w:val="center"/>
-            <w:shd w:val="clear" w:color="auto" w:fill="D9E1F2"/>
-          </w:tcPr>
-          <w:p>
-            <w:pPr>
-              <w:spacing w:before="40" w:after="40"/>
+              <w:spacing w:before="0" w:after="0" w:line="240" w:lineRule="auto"/>
               <w:jc w:val="center"/>
             </w:pPr>
             <w:r/>
@@ -5146,7 +5181,7 @@
                 <w:rFonts w:ascii="Times New Roman" w:hAnsi="Times New Roman"/>
                 <w:b/>
                 <w:i w:val="0"/>
-                <w:sz w:val="20"/>
+                <w:sz w:val="24"/>
               </w:rPr>
               <w:t>Должность</w:t>
             </w:r>
@@ -5156,11 +5191,11 @@
           <w:tcPr>
             <w:tcW w:type="dxa" w:w="3175"/>
             <w:vAlign w:val="center"/>
-            <w:shd w:val="clear" w:color="auto" w:fill="D9E1F2"/>
+            <w:shd w:val="clear" w:color="auto" w:fill="E7E6E6"/>
           </w:tcPr>
           <w:p>
             <w:pPr>
-              <w:spacing w:before="40" w:after="40"/>
+              <w:spacing w:before="0" w:after="0" w:line="240" w:lineRule="auto"/>
               <w:jc w:val="center"/>
             </w:pPr>
             <w:r/>
@@ -5169,7 +5204,7 @@
                 <w:rFonts w:ascii="Times New Roman" w:hAnsi="Times New Roman"/>
                 <w:b/>
                 <w:i w:val="0"/>
-                <w:sz w:val="20"/>
+                <w:sz w:val="24"/>
               </w:rPr>
               <w:t>ФИО</w:t>
             </w:r>
@@ -5177,13 +5212,13 @@
         </w:tc>
         <w:tc>
           <w:tcPr>
-            <w:tcW w:type="dxa" w:w="2494"/>
+            <w:tcW w:type="dxa" w:w="2041"/>
             <w:vAlign w:val="center"/>
-            <w:shd w:val="clear" w:color="auto" w:fill="D9E1F2"/>
+            <w:shd w:val="clear" w:color="auto" w:fill="E7E6E6"/>
           </w:tcPr>
           <w:p>
             <w:pPr>
-              <w:spacing w:before="40" w:after="40"/>
+              <w:spacing w:before="0" w:after="0" w:line="240" w:lineRule="auto"/>
               <w:jc w:val="center"/>
             </w:pPr>
             <w:r/>
@@ -5192,7 +5227,7 @@
                 <w:rFonts w:ascii="Times New Roman" w:hAnsi="Times New Roman"/>
                 <w:b/>
                 <w:i w:val="0"/>
-                <w:sz w:val="20"/>
+                <w:sz w:val="24"/>
               </w:rPr>
               <w:t>Подпись</w:t>
             </w:r>
@@ -5200,13 +5235,13 @@
         </w:tc>
         <w:tc>
           <w:tcPr>
-            <w:tcW w:type="dxa" w:w="1247"/>
+            <w:tcW w:type="dxa" w:w="1361"/>
             <w:vAlign w:val="center"/>
-            <w:shd w:val="clear" w:color="auto" w:fill="D9E1F2"/>
+            <w:shd w:val="clear" w:color="auto" w:fill="E7E6E6"/>
           </w:tcPr>
           <w:p>
             <w:pPr>
-              <w:spacing w:before="40" w:after="40"/>
+              <w:spacing w:before="0" w:after="0" w:line="240" w:lineRule="auto"/>
               <w:jc w:val="center"/>
             </w:pPr>
             <w:r/>
@@ -5215,7 +5250,7 @@
                 <w:rFonts w:ascii="Times New Roman" w:hAnsi="Times New Roman"/>
                 <w:b/>
                 <w:i w:val="0"/>
-                <w:sz w:val="20"/>
+                <w:sz w:val="24"/>
               </w:rPr>
               <w:t>Дата</w:t>
             </w:r>
@@ -5224,17 +5259,18 @@
       </w:tr>
       <w:tr>
         <w:trPr>
+          <w:cantSplit w:val="true"/>
           <w:trHeight w:val="624"/>
         </w:trPr>
         <w:tc>
           <w:tcPr>
-            <w:tcW w:type="dxa" w:w="2948"/>
+            <w:tcW w:type="dxa" w:w="3061"/>
             <w:vAlign w:val="center"/>
             <w:shd w:val="clear" w:color="auto" w:fill="F2F2F2"/>
           </w:tcPr>
           <w:p>
             <w:pPr>
-              <w:spacing w:before="40" w:after="40"/>
+              <w:spacing w:before="0" w:after="0" w:line="240" w:lineRule="auto"/>
               <w:jc w:val="left"/>
             </w:pPr>
             <w:r/>
@@ -5243,7 +5279,7 @@
                 <w:rFonts w:ascii="Times New Roman" w:hAnsi="Times New Roman"/>
                 <w:b/>
                 <w:i w:val="0"/>
-                <w:sz w:val="20"/>
+                <w:sz w:val="24"/>
               </w:rPr>
               <w:t>Составил</w:t>
             </w:r>
@@ -5256,7 +5292,7 @@
           </w:tcPr>
           <w:p>
             <w:pPr>
-              <w:spacing w:before="40" w:after="40"/>
+              <w:spacing w:before="0" w:after="0" w:line="240" w:lineRule="auto"/>
               <w:jc w:val="left"/>
             </w:pPr>
             <w:r/>
@@ -5265,19 +5301,19 @@
                 <w:rFonts w:ascii="Times New Roman" w:hAnsi="Times New Roman"/>
                 <w:b w:val="0"/>
                 <w:i w:val="0"/>
-                <w:sz w:val="20"/>
+                <w:sz w:val="24"/>
               </w:rPr>
             </w:r>
           </w:p>
         </w:tc>
         <w:tc>
           <w:tcPr>
-            <w:tcW w:type="dxa" w:w="2494"/>
+            <w:tcW w:type="dxa" w:w="2041"/>
             <w:vAlign w:val="center"/>
           </w:tcPr>
           <w:p>
             <w:pPr>
-              <w:spacing w:before="40" w:after="40"/>
+              <w:spacing w:before="0" w:after="0" w:line="240" w:lineRule="auto"/>
               <w:jc w:val="left"/>
             </w:pPr>
             <w:r/>
@@ -5286,19 +5322,19 @@
                 <w:rFonts w:ascii="Times New Roman" w:hAnsi="Times New Roman"/>
                 <w:b w:val="0"/>
                 <w:i w:val="0"/>
-                <w:sz w:val="20"/>
+                <w:sz w:val="24"/>
               </w:rPr>
             </w:r>
           </w:p>
         </w:tc>
         <w:tc>
           <w:tcPr>
-            <w:tcW w:type="dxa" w:w="1247"/>
+            <w:tcW w:type="dxa" w:w="1361"/>
             <w:vAlign w:val="center"/>
           </w:tcPr>
           <w:p>
             <w:pPr>
-              <w:spacing w:before="40" w:after="40"/>
+              <w:spacing w:before="0" w:after="0" w:line="240" w:lineRule="auto"/>
               <w:jc w:val="left"/>
             </w:pPr>
             <w:r/>
@@ -5307,7 +5343,7 @@
                 <w:rFonts w:ascii="Times New Roman" w:hAnsi="Times New Roman"/>
                 <w:b w:val="0"/>
                 <w:i w:val="0"/>
-                <w:sz w:val="20"/>
+                <w:sz w:val="24"/>
               </w:rPr>
             </w:r>
           </w:p>
@@ -5315,17 +5351,18 @@
       </w:tr>
       <w:tr>
         <w:trPr>
+          <w:cantSplit w:val="true"/>
           <w:trHeight w:val="624"/>
         </w:trPr>
         <w:tc>
           <w:tcPr>
-            <w:tcW w:type="dxa" w:w="2948"/>
+            <w:tcW w:type="dxa" w:w="3061"/>
             <w:vAlign w:val="center"/>
             <w:shd w:val="clear" w:color="auto" w:fill="F2F2F2"/>
           </w:tcPr>
           <w:p>
             <w:pPr>
-              <w:spacing w:before="40" w:after="40"/>
+              <w:spacing w:before="0" w:after="0" w:line="240" w:lineRule="auto"/>
               <w:jc w:val="left"/>
             </w:pPr>
             <w:r/>
@@ -5334,7 +5371,7 @@
                 <w:rFonts w:ascii="Times New Roman" w:hAnsi="Times New Roman"/>
                 <w:b/>
                 <w:i w:val="0"/>
-                <w:sz w:val="20"/>
+                <w:sz w:val="24"/>
               </w:rPr>
               <w:t>Проверил</w:t>
             </w:r>
@@ -5347,7 +5384,7 @@
           </w:tcPr>
           <w:p>
             <w:pPr>
-              <w:spacing w:before="40" w:after="40"/>
+              <w:spacing w:before="0" w:after="0" w:line="240" w:lineRule="auto"/>
               <w:jc w:val="left"/>
             </w:pPr>
             <w:r/>
@@ -5356,19 +5393,19 @@
                 <w:rFonts w:ascii="Times New Roman" w:hAnsi="Times New Roman"/>
                 <w:b w:val="0"/>
                 <w:i w:val="0"/>
-                <w:sz w:val="20"/>
+                <w:sz w:val="24"/>
               </w:rPr>
             </w:r>
           </w:p>
         </w:tc>
         <w:tc>
           <w:tcPr>
-            <w:tcW w:type="dxa" w:w="2494"/>
+            <w:tcW w:type="dxa" w:w="2041"/>
             <w:vAlign w:val="center"/>
           </w:tcPr>
           <w:p>
             <w:pPr>
-              <w:spacing w:before="40" w:after="40"/>
+              <w:spacing w:before="0" w:after="0" w:line="240" w:lineRule="auto"/>
               <w:jc w:val="left"/>
             </w:pPr>
             <w:r/>
@@ -5377,19 +5414,19 @@
                 <w:rFonts w:ascii="Times New Roman" w:hAnsi="Times New Roman"/>
                 <w:b w:val="0"/>
                 <w:i w:val="0"/>
-                <w:sz w:val="20"/>
+                <w:sz w:val="24"/>
               </w:rPr>
             </w:r>
           </w:p>
         </w:tc>
         <w:tc>
           <w:tcPr>
-            <w:tcW w:type="dxa" w:w="1247"/>
+            <w:tcW w:type="dxa" w:w="1361"/>
             <w:vAlign w:val="center"/>
           </w:tcPr>
           <w:p>
             <w:pPr>
-              <w:spacing w:before="40" w:after="40"/>
+              <w:spacing w:before="0" w:after="0" w:line="240" w:lineRule="auto"/>
               <w:jc w:val="left"/>
             </w:pPr>
             <w:r/>
@@ -5398,7 +5435,7 @@
                 <w:rFonts w:ascii="Times New Roman" w:hAnsi="Times New Roman"/>
                 <w:b w:val="0"/>
                 <w:i w:val="0"/>
-                <w:sz w:val="20"/>
+                <w:sz w:val="24"/>
               </w:rPr>
             </w:r>
           </w:p>
@@ -5406,17 +5443,18 @@
       </w:tr>
       <w:tr>
         <w:trPr>
+          <w:cantSplit w:val="true"/>
           <w:trHeight w:val="624"/>
         </w:trPr>
         <w:tc>
           <w:tcPr>
-            <w:tcW w:type="dxa" w:w="2948"/>
+            <w:tcW w:type="dxa" w:w="3061"/>
             <w:vAlign w:val="center"/>
             <w:shd w:val="clear" w:color="auto" w:fill="F2F2F2"/>
           </w:tcPr>
           <w:p>
             <w:pPr>
-              <w:spacing w:before="40" w:after="40"/>
+              <w:spacing w:before="0" w:after="0" w:line="240" w:lineRule="auto"/>
               <w:jc w:val="left"/>
             </w:pPr>
             <w:r/>
@@ -5425,7 +5463,7 @@
                 <w:rFonts w:ascii="Times New Roman" w:hAnsi="Times New Roman"/>
                 <w:b/>
                 <w:i w:val="0"/>
-                <w:sz w:val="20"/>
+                <w:sz w:val="24"/>
               </w:rPr>
               <w:t>Ответственный за хранение</w:t>
             </w:r>
@@ -5438,7 +5476,7 @@
           </w:tcPr>
           <w:p>
             <w:pPr>
-              <w:spacing w:before="40" w:after="40"/>
+              <w:spacing w:before="0" w:after="0" w:line="240" w:lineRule="auto"/>
               <w:jc w:val="left"/>
             </w:pPr>
             <w:r/>
@@ -5447,19 +5485,19 @@
                 <w:rFonts w:ascii="Times New Roman" w:hAnsi="Times New Roman"/>
                 <w:b w:val="0"/>
                 <w:i w:val="0"/>
-                <w:sz w:val="20"/>
+                <w:sz w:val="24"/>
               </w:rPr>
             </w:r>
           </w:p>
         </w:tc>
         <w:tc>
           <w:tcPr>
-            <w:tcW w:type="dxa" w:w="2494"/>
+            <w:tcW w:type="dxa" w:w="2041"/>
             <w:vAlign w:val="center"/>
           </w:tcPr>
           <w:p>
             <w:pPr>
-              <w:spacing w:before="40" w:after="40"/>
+              <w:spacing w:before="0" w:after="0" w:line="240" w:lineRule="auto"/>
               <w:jc w:val="left"/>
             </w:pPr>
             <w:r/>
@@ -5468,19 +5506,19 @@
                 <w:rFonts w:ascii="Times New Roman" w:hAnsi="Times New Roman"/>
                 <w:b w:val="0"/>
                 <w:i w:val="0"/>
-                <w:sz w:val="20"/>
+                <w:sz w:val="24"/>
               </w:rPr>
             </w:r>
           </w:p>
         </w:tc>
         <w:tc>
           <w:tcPr>
-            <w:tcW w:type="dxa" w:w="1247"/>
+            <w:tcW w:type="dxa" w:w="1361"/>
             <w:vAlign w:val="center"/>
           </w:tcPr>
           <w:p>
             <w:pPr>
-              <w:spacing w:before="40" w:after="40"/>
+              <w:spacing w:before="0" w:after="0" w:line="240" w:lineRule="auto"/>
               <w:jc w:val="left"/>
             </w:pPr>
             <w:r/>
@@ -5489,7 +5527,7 @@
                 <w:rFonts w:ascii="Times New Roman" w:hAnsi="Times New Roman"/>
                 <w:b w:val="0"/>
                 <w:i w:val="0"/>
-                <w:sz w:val="20"/>
+                <w:sz w:val="24"/>
               </w:rPr>
             </w:r>
           </w:p>
@@ -5498,77 +5536,62 @@
     </w:tbl>
     <w:p>
       <w:pPr>
-        <w:spacing w:before="0" w:after="0" w:line="200" w:lineRule="exact"/>
+        <w:spacing w:before="0" w:after="0" w:line="320" w:lineRule="exact"/>
       </w:pPr>
       <w:r>
         <w:rPr>
-          <w:sz w:val="20"/>
+          <w:sz w:val="4"/>
         </w:rPr>
       </w:r>
     </w:p>
     <w:p>
       <w:pPr>
-        <w:spacing w:before="0" w:after="0"/>
-        <w:jc w:val="left"/>
+        <w:keepNext w:val="0"/>
+        <w:spacing w:before="0" w:after="0" w:line="240" w:lineRule="auto"/>
+        <w:jc w:val="both"/>
       </w:pPr>
       <w:r>
         <w:rPr>
           <w:rFonts w:ascii="Times New Roman" w:hAnsi="Times New Roman"/>
           <w:b w:val="0"/>
           <w:i/>
-          <w:sz w:val="18"/>
+          <w:sz w:val="20"/>
         </w:rPr>
-        <w:t>Примечание: опись оформляется в соответствии с условиями лицензии и требованиями к учёту и хранению боеприпасов, действующими в организации. Номер описи вносится в этикетку (ЭТ).</w:t>
+        <w:t>Примечание. Опись оформляется в соответствии с условиями лицензии и требованиями к учёту и хранению боеприпасов, действующими в организации. Номер описи вносится в этикетку (ЭТ).</w:t>
       </w:r>
     </w:p>
     <w:sectPr>
-      <w:footerReference w:type="default" r:id="rId9"/>
+      <w:headerReference w:type="default" r:id="rId9"/>
       <w:pgSz w:w="11906" w:h="16838"/>
-      <w:pgMar w:top="1020" w:right="1020" w:bottom="1020" w:left="1020" w:header="720" w:footer="720" w:gutter="0"/>
+      <w:pgMar w:top="1134" w:right="567" w:bottom="1134" w:left="1701" w:header="567" w:footer="567" w:gutter="0"/>
       <w:cols w:space="720"/>
+      <w:titlePg/>
       <w:docGrid w:linePitch="360"/>
     </w:sectPr>
   </w:body>
 </w:document>
 </file>
 
-<file path=word/footer1.xml><?xml version="1.0" encoding="utf-8"?>
-<w:ftr xmlns:m="http://schemas.openxmlformats.org/officeDocument/2006/math" xmlns:mc="http://schemas.openxmlformats.org/markup-compatibility/2006" xmlns:mo="http://schemas.microsoft.com/office/mac/office/2008/main" xmlns:mv="urn:schemas-microsoft-com:mac:vml" xmlns:o="urn:schemas-microsoft-com:office:office" xmlns:r="http://schemas.openxmlformats.org/officeDocument/2006/relationships" xmlns:v="urn:schemas-microsoft-com:vml" xmlns:w10="urn:schemas-microsoft-com:office:word" xmlns:w14="http://schemas.microsoft.com/office/word/2010/wordml" xmlns:w="http://schemas.openxmlformats.org/wordprocessingml/2006/main" xmlns:wne="http://schemas.microsoft.com/office/word/2006/wordml" xmlns:wp14="http://schemas.microsoft.com/office/word/2010/wordprocessingDrawing" xmlns:wp="http://schemas.openxmlformats.org/drawingml/2006/wordprocessingDrawing" xmlns:wpc="http://schemas.microsoft.com/office/word/2010/wordprocessingCanvas" xmlns:wpg="http://schemas.microsoft.com/office/word/2010/wordprocessingGroup" xmlns:wpi="http://schemas.microsoft.com/office/word/2010/wordprocessingInk" xmlns:wps="http://schemas.microsoft.com/office/word/2010/wordprocessingShape" mc:Ignorable="w14 wp14">
+<file path=word/header1.xml><?xml version="1.0" encoding="utf-8"?>
+<w:hdr xmlns:m="http://schemas.openxmlformats.org/officeDocument/2006/math" xmlns:mc="http://schemas.openxmlformats.org/markup-compatibility/2006" xmlns:mo="http://schemas.microsoft.com/office/mac/office/2008/main" xmlns:mv="urn:schemas-microsoft-com:mac:vml" xmlns:o="urn:schemas-microsoft-com:office:office" xmlns:r="http://schemas.openxmlformats.org/officeDocument/2006/relationships" xmlns:v="urn:schemas-microsoft-com:vml" xmlns:w10="urn:schemas-microsoft-com:office:word" xmlns:w14="http://schemas.microsoft.com/office/word/2010/wordml" xmlns:w="http://schemas.openxmlformats.org/wordprocessingml/2006/main" xmlns:wne="http://schemas.microsoft.com/office/word/2006/wordml" xmlns:wp14="http://schemas.microsoft.com/office/word/2010/wordprocessingDrawing" xmlns:wp="http://schemas.openxmlformats.org/drawingml/2006/wordprocessingDrawing" xmlns:wpc="http://schemas.microsoft.com/office/word/2010/wordprocessingCanvas" xmlns:wpg="http://schemas.microsoft.com/office/word/2010/wordprocessingGroup" xmlns:wpi="http://schemas.microsoft.com/office/word/2010/wordprocessingInk" xmlns:wps="http://schemas.microsoft.com/office/word/2010/wordprocessingShape" mc:Ignorable="w14 wp14">
   <w:p>
     <w:pPr>
-      <w:pStyle w:val="Footer"/>
+      <w:pStyle w:val="Header"/>
       <w:jc w:val="center"/>
     </w:pPr>
     <w:r>
       <w:rPr>
-        <w:sz w:val="18"/>
-      </w:rPr>
-      <w:t xml:space="preserve">Опись № ______   Стр. </w:t>
-    </w:r>
-    <w:r>
-      <w:rPr>
-        <w:sz w:val="18"/>
+        <w:rFonts w:ascii="Times New Roman" w:hAnsi="Times New Roman"/>
+        <w:sz w:val="24"/>
       </w:rPr>
       <w:fldChar w:fldCharType="begin"/>
       <w:instrText xml:space="preserve">PAGE</w:instrText>
-      <w:fldChar w:fldCharType="end"/>
-    </w:r>
-    <w:r>
-      <w:rPr>
-        <w:sz w:val="18"/>
-      </w:rPr>
-      <w:t xml:space="preserve"> из </w:t>
-    </w:r>
-    <w:r>
-      <w:rPr>
-        <w:sz w:val="18"/>
-      </w:rPr>
-      <w:fldChar w:fldCharType="begin"/>
-      <w:instrText xml:space="preserve">NUMPAGES</w:instrText>
+      <w:fldChar w:fldCharType="separate"/>
+      <w:t>2</w:t>
       <w:fldChar w:fldCharType="end"/>
     </w:r>
   </w:p>
-</w:ftr>
+</w:hdr>
 </file>
 
 <file path=word/numbering.xml><?xml version="1.0" encoding="utf-8"?>
@@ -5935,11 +5958,11 @@
     <w:qFormat/>
     <w:rsid w:val="00FC693F"/>
     <w:pPr>
-      <w:spacing w:after="0"/>
+      <w:spacing w:before="0" w:after="0" w:line="240" w:lineRule="auto"/>
     </w:pPr>
     <w:rPr>
-      <w:rFonts w:ascii="Times New Roman" w:hAnsi="Times New Roman" w:eastAsia="Times New Roman"/>
-      <w:sz w:val="22"/>
+      <w:rFonts w:ascii="Times New Roman" w:hAnsi="Times New Roman" w:eastAsia="Times New Roman" w:cs="Times New Roman"/>
+      <w:sz w:val="24"/>
     </w:rPr>
   </w:style>
   <w:style w:type="paragraph" w:styleId="Header">

--- a/docs/opis_boepripasy.docx
+++ b/docs/opis_boepripasy.docx
@@ -5,23 +5,7 @@
     <w:p>
       <w:pPr>
         <w:keepNext w:val="0"/>
-        <w:spacing w:before="0" w:after="40" w:line="240" w:lineRule="auto"/>
-        <w:jc w:val="center"/>
-      </w:pPr>
-      <w:r>
-        <w:rPr>
-          <w:rFonts w:ascii="Times New Roman" w:hAnsi="Times New Roman"/>
-          <w:b/>
-          <w:i w:val="0"/>
-          <w:sz w:val="32"/>
-        </w:rPr>
-        <w:t>ОПИСЬ</w:t>
-      </w:r>
-    </w:p>
-    <w:p>
-      <w:pPr>
-        <w:keepNext w:val="0"/>
-        <w:spacing w:before="0" w:after="40" w:line="240" w:lineRule="auto"/>
+        <w:spacing w:before="0" w:after="280" w:line="240" w:lineRule="auto"/>
         <w:jc w:val="center"/>
       </w:pPr>
       <w:r>
@@ -31,21 +15,120 @@
           <w:i w:val="0"/>
           <w:sz w:val="28"/>
         </w:rPr>
-        <w:t>№ ______________________</w:t>
+        <w:t>[НАИМЕНОВАНИЕ ОРГАНИЗАЦИИ]</w:t>
       </w:r>
     </w:p>
     <w:p>
       <w:pPr>
         <w:keepNext w:val="0"/>
-        <w:spacing w:before="0" w:after="240" w:line="240" w:lineRule="auto"/>
+        <w:spacing w:before="0" w:after="200" w:line="240" w:lineRule="auto"/>
         <w:jc w:val="center"/>
       </w:pPr>
       <w:r>
         <w:rPr>
           <w:rFonts w:ascii="Times New Roman" w:hAnsi="Times New Roman"/>
-          <w:b w:val="0"/>
-          <w:i/>
-          <w:sz w:val="24"/>
+          <w:b/>
+          <w:i w:val="0"/>
+          <w:sz w:val="28"/>
+        </w:rPr>
+        <w:t>ОПИСЬ</w:t>
+      </w:r>
+    </w:p>
+    <w:tbl>
+      <w:tblPr>
+        <w:tblW w:type="auto" w:w="0"/>
+        <w:jc w:val="center"/>
+        <w:tblLook w:firstColumn="1" w:firstRow="1" w:lastColumn="0" w:lastRow="0" w:noHBand="0" w:noVBand="1" w:val="04A0"/>
+        <w:tblBorders>
+          <w:top w:val="nil"/>
+          <w:left w:val="nil"/>
+          <w:bottom w:val="nil"/>
+          <w:right w:val="nil"/>
+          <w:insideH w:val="nil"/>
+          <w:insideV w:val="nil"/>
+        </w:tblBorders>
+        <w:tblLayout w:type="fixed"/>
+        <w:tblCellMar>
+          <w:top w:w="0" w:type="dxa"/>
+          <w:left w:w="0" w:type="dxa"/>
+          <w:bottom w:w="0" w:type="dxa"/>
+          <w:right w:w="0" w:type="dxa"/>
+        </w:tblCellMar>
+        <w:tblLayout w:type="fixed"/>
+      </w:tblPr>
+      <w:tblGrid>
+        <w:gridCol w:w="5102"/>
+        <w:gridCol w:w="5102"/>
+      </w:tblGrid>
+      <w:tr>
+        <w:tc>
+          <w:tcPr>
+            <w:tcW w:type="dxa" w:w="5102"/>
+            <w:vAlign w:val="center"/>
+          </w:tcPr>
+          <w:p>
+            <w:pPr>
+              <w:spacing w:before="0" w:after="0" w:line="240" w:lineRule="auto"/>
+              <w:jc w:val="left"/>
+            </w:pPr>
+            <w:r/>
+            <w:r>
+              <w:rPr>
+                <w:rFonts w:ascii="Times New Roman" w:hAnsi="Times New Roman"/>
+                <w:b w:val="0"/>
+                <w:i w:val="0"/>
+                <w:sz w:val="28"/>
+              </w:rPr>
+              <w:t>«____» _______________ 20___ г.</w:t>
+            </w:r>
+          </w:p>
+        </w:tc>
+        <w:tc>
+          <w:tcPr>
+            <w:tcW w:type="dxa" w:w="5102"/>
+            <w:vAlign w:val="center"/>
+          </w:tcPr>
+          <w:p>
+            <w:pPr>
+              <w:spacing w:before="0" w:after="0" w:line="240" w:lineRule="auto"/>
+              <w:jc w:val="right"/>
+            </w:pPr>
+            <w:r/>
+            <w:r>
+              <w:rPr>
+                <w:rFonts w:ascii="Times New Roman" w:hAnsi="Times New Roman"/>
+                <w:b w:val="0"/>
+                <w:i w:val="0"/>
+                <w:sz w:val="28"/>
+              </w:rPr>
+              <w:t>№ ______________________</w:t>
+            </w:r>
+          </w:p>
+        </w:tc>
+      </w:tr>
+    </w:tbl>
+    <w:p>
+      <w:pPr>
+        <w:spacing w:before="0" w:after="0" w:line="240" w:lineRule="exact"/>
+      </w:pPr>
+      <w:r>
+        <w:rPr>
+          <w:sz w:val="4"/>
+        </w:rPr>
+      </w:r>
+    </w:p>
+    <w:p>
+      <w:pPr>
+        <w:keepNext w:val="0"/>
+        <w:spacing w:before="0" w:after="280" w:line="240" w:lineRule="auto"/>
+        <w:jc w:val="center"/>
+      </w:pPr>
+      <w:r>
+        <w:rPr>
+          <w:rFonts w:ascii="Times New Roman" w:hAnsi="Times New Roman"/>
+          <w:b/>
+          <w:i w:val="0"/>
+          <w:sz w:val="28"/>
         </w:rPr>
         <w:t>учёта боеприпасов (патронов), подлежащих охране</w:t>
       </w:r>
@@ -73,8 +156,8 @@
         <w:tblLayout w:type="fixed"/>
       </w:tblPr>
       <w:tblGrid>
-        <w:gridCol w:w="4819"/>
-        <w:gridCol w:w="4819"/>
+        <w:gridCol w:w="5102"/>
+        <w:gridCol w:w="5102"/>
       </w:tblGrid>
       <w:tr>
         <w:trPr>
@@ -82,57 +165,7 @@
         </w:trPr>
         <w:tc>
           <w:tcPr>
-            <w:tcW w:type="dxa" w:w="3969"/>
-            <w:vAlign w:val="center"/>
-            <w:shd w:val="clear" w:color="auto" w:fill="F2F2F2"/>
-          </w:tcPr>
-          <w:p>
-            <w:pPr>
-              <w:spacing w:before="0" w:after="0" w:line="240" w:lineRule="auto"/>
-              <w:jc w:val="left"/>
-            </w:pPr>
-            <w:r/>
-            <w:r>
-              <w:rPr>
-                <w:rFonts w:ascii="Times New Roman" w:hAnsi="Times New Roman"/>
-                <w:b/>
-                <w:i w:val="0"/>
-                <w:sz w:val="24"/>
-              </w:rPr>
-              <w:t>Организация</w:t>
-            </w:r>
-          </w:p>
-        </w:tc>
-        <w:tc>
-          <w:tcPr>
-            <w:tcW w:type="dxa" w:w="5669"/>
-            <w:vAlign w:val="center"/>
-          </w:tcPr>
-          <w:p>
-            <w:pPr>
-              <w:spacing w:before="0" w:after="0" w:line="240" w:lineRule="auto"/>
-              <w:jc w:val="left"/>
-            </w:pPr>
-            <w:r/>
-            <w:r>
-              <w:rPr>
-                <w:rFonts w:ascii="Times New Roman" w:hAnsi="Times New Roman"/>
-                <w:b w:val="0"/>
-                <w:i w:val="0"/>
-                <w:sz w:val="24"/>
-              </w:rPr>
-              <w:t>__________________________________________________</w:t>
-            </w:r>
-          </w:p>
-        </w:tc>
-      </w:tr>
-      <w:tr>
-        <w:trPr>
-          <w:cantSplit w:val="true"/>
-        </w:trPr>
-        <w:tc>
-          <w:tcPr>
-            <w:tcW w:type="dxa" w:w="3969"/>
+            <w:tcW w:type="dxa" w:w="4252"/>
             <w:vAlign w:val="center"/>
             <w:shd w:val="clear" w:color="auto" w:fill="F2F2F2"/>
           </w:tcPr>
@@ -155,7 +188,7 @@
         </w:tc>
         <w:tc>
           <w:tcPr>
-            <w:tcW w:type="dxa" w:w="5669"/>
+            <w:tcW w:type="dxa" w:w="5953"/>
             <w:vAlign w:val="center"/>
           </w:tcPr>
           <w:p>
@@ -182,57 +215,7 @@
         </w:trPr>
         <w:tc>
           <w:tcPr>
-            <w:tcW w:type="dxa" w:w="3969"/>
-            <w:vAlign w:val="center"/>
-            <w:shd w:val="clear" w:color="auto" w:fill="F2F2F2"/>
-          </w:tcPr>
-          <w:p>
-            <w:pPr>
-              <w:spacing w:before="0" w:after="0" w:line="240" w:lineRule="auto"/>
-              <w:jc w:val="left"/>
-            </w:pPr>
-            <w:r/>
-            <w:r>
-              <w:rPr>
-                <w:rFonts w:ascii="Times New Roman" w:hAnsi="Times New Roman"/>
-                <w:b/>
-                <w:i w:val="0"/>
-                <w:sz w:val="24"/>
-              </w:rPr>
-              <w:t>Дата составления описи</w:t>
-            </w:r>
-          </w:p>
-        </w:tc>
-        <w:tc>
-          <w:tcPr>
-            <w:tcW w:type="dxa" w:w="5669"/>
-            <w:vAlign w:val="center"/>
-          </w:tcPr>
-          <w:p>
-            <w:pPr>
-              <w:spacing w:before="0" w:after="0" w:line="240" w:lineRule="auto"/>
-              <w:jc w:val="left"/>
-            </w:pPr>
-            <w:r/>
-            <w:r>
-              <w:rPr>
-                <w:rFonts w:ascii="Times New Roman" w:hAnsi="Times New Roman"/>
-                <w:b w:val="0"/>
-                <w:i w:val="0"/>
-                <w:sz w:val="24"/>
-              </w:rPr>
-              <w:t>«____» _______________ 20___ г.</w:t>
-            </w:r>
-          </w:p>
-        </w:tc>
-      </w:tr>
-      <w:tr>
-        <w:trPr>
-          <w:cantSplit w:val="true"/>
-        </w:trPr>
-        <w:tc>
-          <w:tcPr>
-            <w:tcW w:type="dxa" w:w="3969"/>
+            <w:tcW w:type="dxa" w:w="4252"/>
             <w:vAlign w:val="center"/>
             <w:shd w:val="clear" w:color="auto" w:fill="F2F2F2"/>
           </w:tcPr>
@@ -255,7 +238,7 @@
         </w:tc>
         <w:tc>
           <w:tcPr>
-            <w:tcW w:type="dxa" w:w="5669"/>
+            <w:tcW w:type="dxa" w:w="5953"/>
             <w:vAlign w:val="center"/>
           </w:tcPr>
           <w:p>
@@ -290,7 +273,8 @@
     <w:p>
       <w:pPr>
         <w:keepNext/>
-        <w:spacing w:before="120" w:after="120" w:line="240" w:lineRule="auto"/>
+        <w:spacing w:before="120" w:after="160" w:line="240" w:lineRule="auto"/>
+        <w:ind w:firstLine="709"/>
         <w:jc w:val="left"/>
       </w:pPr>
       <w:r>
@@ -298,7 +282,7 @@
           <w:rFonts w:ascii="Times New Roman" w:hAnsi="Times New Roman"/>
           <w:b/>
           <w:i w:val="0"/>
-          <w:sz w:val="24"/>
+          <w:sz w:val="28"/>
         </w:rPr>
         <w:t>1. Сведения о партии</w:t>
       </w:r>
@@ -326,8 +310,8 @@
         <w:tblLayout w:type="fixed"/>
       </w:tblPr>
       <w:tblGrid>
-        <w:gridCol w:w="4819"/>
-        <w:gridCol w:w="4819"/>
+        <w:gridCol w:w="5102"/>
+        <w:gridCol w:w="5102"/>
       </w:tblGrid>
       <w:tr>
         <w:trPr>
@@ -335,7 +319,7 @@
         </w:trPr>
         <w:tc>
           <w:tcPr>
-            <w:tcW w:type="dxa" w:w="3969"/>
+            <w:tcW w:type="dxa" w:w="4252"/>
             <w:vAlign w:val="center"/>
             <w:shd w:val="clear" w:color="auto" w:fill="F2F2F2"/>
           </w:tcPr>
@@ -358,7 +342,7 @@
         </w:tc>
         <w:tc>
           <w:tcPr>
-            <w:tcW w:type="dxa" w:w="5669"/>
+            <w:tcW w:type="dxa" w:w="5953"/>
             <w:vAlign w:val="center"/>
           </w:tcPr>
           <w:p>
@@ -385,7 +369,7 @@
         </w:trPr>
         <w:tc>
           <w:tcPr>
-            <w:tcW w:type="dxa" w:w="3969"/>
+            <w:tcW w:type="dxa" w:w="4252"/>
             <w:vAlign w:val="center"/>
             <w:shd w:val="clear" w:color="auto" w:fill="F2F2F2"/>
           </w:tcPr>
@@ -408,7 +392,7 @@
         </w:tc>
         <w:tc>
           <w:tcPr>
-            <w:tcW w:type="dxa" w:w="5669"/>
+            <w:tcW w:type="dxa" w:w="5953"/>
             <w:vAlign w:val="center"/>
           </w:tcPr>
           <w:p>
@@ -435,7 +419,7 @@
         </w:trPr>
         <w:tc>
           <w:tcPr>
-            <w:tcW w:type="dxa" w:w="3969"/>
+            <w:tcW w:type="dxa" w:w="4252"/>
             <w:vAlign w:val="center"/>
             <w:shd w:val="clear" w:color="auto" w:fill="F2F2F2"/>
           </w:tcPr>
@@ -458,7 +442,7 @@
         </w:tc>
         <w:tc>
           <w:tcPr>
-            <w:tcW w:type="dxa" w:w="5669"/>
+            <w:tcW w:type="dxa" w:w="5953"/>
             <w:vAlign w:val="center"/>
           </w:tcPr>
           <w:p>
@@ -485,7 +469,7 @@
         </w:trPr>
         <w:tc>
           <w:tcPr>
-            <w:tcW w:type="dxa" w:w="3969"/>
+            <w:tcW w:type="dxa" w:w="4252"/>
             <w:vAlign w:val="center"/>
             <w:shd w:val="clear" w:color="auto" w:fill="F2F2F2"/>
           </w:tcPr>
@@ -508,7 +492,7 @@
         </w:tc>
         <w:tc>
           <w:tcPr>
-            <w:tcW w:type="dxa" w:w="5669"/>
+            <w:tcW w:type="dxa" w:w="5953"/>
             <w:vAlign w:val="center"/>
           </w:tcPr>
           <w:p>
@@ -535,7 +519,7 @@
         </w:trPr>
         <w:tc>
           <w:tcPr>
-            <w:tcW w:type="dxa" w:w="3969"/>
+            <w:tcW w:type="dxa" w:w="4252"/>
             <w:vAlign w:val="center"/>
             <w:shd w:val="clear" w:color="auto" w:fill="F2F2F2"/>
           </w:tcPr>
@@ -558,7 +542,7 @@
         </w:tc>
         <w:tc>
           <w:tcPr>
-            <w:tcW w:type="dxa" w:w="5669"/>
+            <w:tcW w:type="dxa" w:w="5953"/>
             <w:vAlign w:val="center"/>
           </w:tcPr>
           <w:p>
@@ -585,7 +569,7 @@
         </w:trPr>
         <w:tc>
           <w:tcPr>
-            <w:tcW w:type="dxa" w:w="3969"/>
+            <w:tcW w:type="dxa" w:w="4252"/>
             <w:vAlign w:val="center"/>
             <w:shd w:val="clear" w:color="auto" w:fill="F2F2F2"/>
           </w:tcPr>
@@ -608,7 +592,7 @@
         </w:tc>
         <w:tc>
           <w:tcPr>
-            <w:tcW w:type="dxa" w:w="5669"/>
+            <w:tcW w:type="dxa" w:w="5953"/>
             <w:vAlign w:val="center"/>
           </w:tcPr>
           <w:p>
@@ -643,7 +627,8 @@
     <w:p>
       <w:pPr>
         <w:keepNext/>
-        <w:spacing w:before="120" w:after="120" w:line="240" w:lineRule="auto"/>
+        <w:spacing w:before="120" w:after="160" w:line="240" w:lineRule="auto"/>
+        <w:ind w:firstLine="709"/>
         <w:jc w:val="left"/>
       </w:pPr>
       <w:r>
@@ -651,7 +636,7 @@
           <w:rFonts w:ascii="Times New Roman" w:hAnsi="Times New Roman"/>
           <w:b/>
           <w:i w:val="0"/>
-          <w:sz w:val="24"/>
+          <w:sz w:val="28"/>
         </w:rPr>
         <w:t>2. Перечень изделий (присвоенные номера)</w:t>
       </w:r>
@@ -667,7 +652,7 @@
           <w:rFonts w:ascii="Times New Roman" w:hAnsi="Times New Roman"/>
           <w:b w:val="0"/>
           <w:i/>
-          <w:sz w:val="20"/>
+          <w:sz w:val="22"/>
         </w:rPr>
         <w:t>Формат присвоенного номера: ПАТ-&lt;партия&gt;-&lt;порядковый номер&gt; (предлагается, уточнить)</w:t>
       </w:r>
@@ -695,12 +680,12 @@
         <w:tblLayout w:type="fixed"/>
       </w:tblPr>
       <w:tblGrid>
-        <w:gridCol w:w="1606"/>
-        <w:gridCol w:w="1606"/>
-        <w:gridCol w:w="1606"/>
-        <w:gridCol w:w="1606"/>
-        <w:gridCol w:w="1606"/>
-        <w:gridCol w:w="1606"/>
+        <w:gridCol w:w="1701"/>
+        <w:gridCol w:w="1701"/>
+        <w:gridCol w:w="1701"/>
+        <w:gridCol w:w="1701"/>
+        <w:gridCol w:w="1701"/>
+        <w:gridCol w:w="1701"/>
       </w:tblGrid>
       <w:tr>
         <w:trPr>
@@ -823,7 +808,7 @@
         </w:tc>
         <w:tc>
           <w:tcPr>
-            <w:tcW w:type="dxa" w:w="1417"/>
+            <w:tcW w:type="dxa" w:w="1984"/>
             <w:vAlign w:val="center"/>
             <w:shd w:val="clear" w:color="auto" w:fill="E7E6E6"/>
           </w:tcPr>
@@ -957,7 +942,7 @@
         </w:tc>
         <w:tc>
           <w:tcPr>
-            <w:tcW w:type="dxa" w:w="1417"/>
+            <w:tcW w:type="dxa" w:w="1984"/>
             <w:vAlign w:val="center"/>
           </w:tcPr>
           <w:p>
@@ -1089,7 +1074,7 @@
         </w:tc>
         <w:tc>
           <w:tcPr>
-            <w:tcW w:type="dxa" w:w="1417"/>
+            <w:tcW w:type="dxa" w:w="1984"/>
             <w:vAlign w:val="center"/>
           </w:tcPr>
           <w:p>
@@ -1221,7 +1206,7 @@
         </w:tc>
         <w:tc>
           <w:tcPr>
-            <w:tcW w:type="dxa" w:w="1417"/>
+            <w:tcW w:type="dxa" w:w="1984"/>
             <w:vAlign w:val="center"/>
           </w:tcPr>
           <w:p>
@@ -1353,7 +1338,7 @@
         </w:tc>
         <w:tc>
           <w:tcPr>
-            <w:tcW w:type="dxa" w:w="1417"/>
+            <w:tcW w:type="dxa" w:w="1984"/>
             <w:vAlign w:val="center"/>
           </w:tcPr>
           <w:p>
@@ -1485,7 +1470,7 @@
         </w:tc>
         <w:tc>
           <w:tcPr>
-            <w:tcW w:type="dxa" w:w="1417"/>
+            <w:tcW w:type="dxa" w:w="1984"/>
             <w:vAlign w:val="center"/>
           </w:tcPr>
           <w:p>
@@ -1617,7 +1602,7 @@
         </w:tc>
         <w:tc>
           <w:tcPr>
-            <w:tcW w:type="dxa" w:w="1417"/>
+            <w:tcW w:type="dxa" w:w="1984"/>
             <w:vAlign w:val="center"/>
           </w:tcPr>
           <w:p>
@@ -1749,7 +1734,7 @@
         </w:tc>
         <w:tc>
           <w:tcPr>
-            <w:tcW w:type="dxa" w:w="1417"/>
+            <w:tcW w:type="dxa" w:w="1984"/>
             <w:vAlign w:val="center"/>
           </w:tcPr>
           <w:p>
@@ -1881,7 +1866,7 @@
         </w:tc>
         <w:tc>
           <w:tcPr>
-            <w:tcW w:type="dxa" w:w="1417"/>
+            <w:tcW w:type="dxa" w:w="1984"/>
             <w:vAlign w:val="center"/>
           </w:tcPr>
           <w:p>
@@ -2013,7 +1998,7 @@
         </w:tc>
         <w:tc>
           <w:tcPr>
-            <w:tcW w:type="dxa" w:w="1417"/>
+            <w:tcW w:type="dxa" w:w="1984"/>
             <w:vAlign w:val="center"/>
           </w:tcPr>
           <w:p>
@@ -2145,7 +2130,7 @@
         </w:tc>
         <w:tc>
           <w:tcPr>
-            <w:tcW w:type="dxa" w:w="1417"/>
+            <w:tcW w:type="dxa" w:w="1984"/>
             <w:vAlign w:val="center"/>
           </w:tcPr>
           <w:p>
@@ -2277,7 +2262,7 @@
         </w:tc>
         <w:tc>
           <w:tcPr>
-            <w:tcW w:type="dxa" w:w="1417"/>
+            <w:tcW w:type="dxa" w:w="1984"/>
             <w:vAlign w:val="center"/>
           </w:tcPr>
           <w:p>
@@ -2409,7 +2394,7 @@
         </w:tc>
         <w:tc>
           <w:tcPr>
-            <w:tcW w:type="dxa" w:w="1417"/>
+            <w:tcW w:type="dxa" w:w="1984"/>
             <w:vAlign w:val="center"/>
           </w:tcPr>
           <w:p>
@@ -2541,7 +2526,7 @@
         </w:tc>
         <w:tc>
           <w:tcPr>
-            <w:tcW w:type="dxa" w:w="1417"/>
+            <w:tcW w:type="dxa" w:w="1984"/>
             <w:vAlign w:val="center"/>
           </w:tcPr>
           <w:p>
@@ -2673,7 +2658,7 @@
         </w:tc>
         <w:tc>
           <w:tcPr>
-            <w:tcW w:type="dxa" w:w="1417"/>
+            <w:tcW w:type="dxa" w:w="1984"/>
             <w:vAlign w:val="center"/>
           </w:tcPr>
           <w:p>
@@ -2805,7 +2790,7 @@
         </w:tc>
         <w:tc>
           <w:tcPr>
-            <w:tcW w:type="dxa" w:w="1417"/>
+            <w:tcW w:type="dxa" w:w="1984"/>
             <w:vAlign w:val="center"/>
           </w:tcPr>
           <w:p>
@@ -2937,7 +2922,7 @@
         </w:tc>
         <w:tc>
           <w:tcPr>
-            <w:tcW w:type="dxa" w:w="1417"/>
+            <w:tcW w:type="dxa" w:w="1984"/>
             <w:vAlign w:val="center"/>
           </w:tcPr>
           <w:p>
@@ -3069,7 +3054,7 @@
         </w:tc>
         <w:tc>
           <w:tcPr>
-            <w:tcW w:type="dxa" w:w="1417"/>
+            <w:tcW w:type="dxa" w:w="1984"/>
             <w:vAlign w:val="center"/>
           </w:tcPr>
           <w:p>
@@ -3201,7 +3186,7 @@
         </w:tc>
         <w:tc>
           <w:tcPr>
-            <w:tcW w:type="dxa" w:w="1417"/>
+            <w:tcW w:type="dxa" w:w="1984"/>
             <w:vAlign w:val="center"/>
           </w:tcPr>
           <w:p>
@@ -3333,7 +3318,7 @@
         </w:tc>
         <w:tc>
           <w:tcPr>
-            <w:tcW w:type="dxa" w:w="1417"/>
+            <w:tcW w:type="dxa" w:w="1984"/>
             <w:vAlign w:val="center"/>
           </w:tcPr>
           <w:p>
@@ -3465,7 +3450,7 @@
         </w:tc>
         <w:tc>
           <w:tcPr>
-            <w:tcW w:type="dxa" w:w="1417"/>
+            <w:tcW w:type="dxa" w:w="1984"/>
             <w:vAlign w:val="center"/>
           </w:tcPr>
           <w:p>
@@ -3597,7 +3582,7 @@
         </w:tc>
         <w:tc>
           <w:tcPr>
-            <w:tcW w:type="dxa" w:w="1417"/>
+            <w:tcW w:type="dxa" w:w="1984"/>
             <w:vAlign w:val="center"/>
           </w:tcPr>
           <w:p>
@@ -3729,7 +3714,7 @@
         </w:tc>
         <w:tc>
           <w:tcPr>
-            <w:tcW w:type="dxa" w:w="1417"/>
+            <w:tcW w:type="dxa" w:w="1984"/>
             <w:vAlign w:val="center"/>
           </w:tcPr>
           <w:p>
@@ -3861,7 +3846,7 @@
         </w:tc>
         <w:tc>
           <w:tcPr>
-            <w:tcW w:type="dxa" w:w="1417"/>
+            <w:tcW w:type="dxa" w:w="1984"/>
             <w:vAlign w:val="center"/>
           </w:tcPr>
           <w:p>
@@ -3993,7 +3978,7 @@
         </w:tc>
         <w:tc>
           <w:tcPr>
-            <w:tcW w:type="dxa" w:w="1417"/>
+            <w:tcW w:type="dxa" w:w="1984"/>
             <w:vAlign w:val="center"/>
           </w:tcPr>
           <w:p>
@@ -4125,7 +4110,7 @@
         </w:tc>
         <w:tc>
           <w:tcPr>
-            <w:tcW w:type="dxa" w:w="1417"/>
+            <w:tcW w:type="dxa" w:w="1984"/>
             <w:vAlign w:val="center"/>
           </w:tcPr>
           <w:p>
@@ -4257,7 +4242,7 @@
         </w:tc>
         <w:tc>
           <w:tcPr>
-            <w:tcW w:type="dxa" w:w="1417"/>
+            <w:tcW w:type="dxa" w:w="1984"/>
             <w:vAlign w:val="center"/>
           </w:tcPr>
           <w:p>
@@ -4389,7 +4374,7 @@
         </w:tc>
         <w:tc>
           <w:tcPr>
-            <w:tcW w:type="dxa" w:w="1417"/>
+            <w:tcW w:type="dxa" w:w="1984"/>
             <w:vAlign w:val="center"/>
           </w:tcPr>
           <w:p>
@@ -4521,7 +4506,7 @@
         </w:tc>
         <w:tc>
           <w:tcPr>
-            <w:tcW w:type="dxa" w:w="1417"/>
+            <w:tcW w:type="dxa" w:w="1984"/>
             <w:vAlign w:val="center"/>
           </w:tcPr>
           <w:p>
@@ -4653,7 +4638,7 @@
         </w:tc>
         <w:tc>
           <w:tcPr>
-            <w:tcW w:type="dxa" w:w="1417"/>
+            <w:tcW w:type="dxa" w:w="1984"/>
             <w:vAlign w:val="center"/>
           </w:tcPr>
           <w:p>
@@ -4785,7 +4770,7 @@
         </w:tc>
         <w:tc>
           <w:tcPr>
-            <w:tcW w:type="dxa" w:w="1417"/>
+            <w:tcW w:type="dxa" w:w="1984"/>
             <w:vAlign w:val="center"/>
           </w:tcPr>
           <w:p>
@@ -4819,7 +4804,8 @@
     <w:p>
       <w:pPr>
         <w:keepNext/>
-        <w:spacing w:before="120" w:after="120" w:line="240" w:lineRule="auto"/>
+        <w:spacing w:before="120" w:after="160" w:line="240" w:lineRule="auto"/>
+        <w:ind w:firstLine="709"/>
         <w:jc w:val="left"/>
       </w:pPr>
       <w:r>
@@ -4827,7 +4813,7 @@
           <w:rFonts w:ascii="Times New Roman" w:hAnsi="Times New Roman"/>
           <w:b/>
           <w:i w:val="0"/>
-          <w:sz w:val="24"/>
+          <w:sz w:val="28"/>
         </w:rPr>
         <w:t>3. Итоги</w:t>
       </w:r>
@@ -4855,8 +4841,8 @@
         <w:tblLayout w:type="fixed"/>
       </w:tblPr>
       <w:tblGrid>
-        <w:gridCol w:w="4819"/>
-        <w:gridCol w:w="4819"/>
+        <w:gridCol w:w="5102"/>
+        <w:gridCol w:w="5102"/>
       </w:tblGrid>
       <w:tr>
         <w:trPr>
@@ -4864,7 +4850,7 @@
         </w:trPr>
         <w:tc>
           <w:tcPr>
-            <w:tcW w:type="dxa" w:w="6803"/>
+            <w:tcW w:type="dxa" w:w="7370"/>
             <w:vAlign w:val="center"/>
             <w:shd w:val="clear" w:color="auto" w:fill="E7E6E6"/>
           </w:tcPr>
@@ -4915,7 +4901,7 @@
         </w:trPr>
         <w:tc>
           <w:tcPr>
-            <w:tcW w:type="dxa" w:w="6803"/>
+            <w:tcW w:type="dxa" w:w="7370"/>
             <w:vAlign w:val="center"/>
             <w:shd w:val="clear" w:color="auto" w:fill="F2F2F2"/>
           </w:tcPr>
@@ -4964,7 +4950,7 @@
         </w:trPr>
         <w:tc>
           <w:tcPr>
-            <w:tcW w:type="dxa" w:w="6803"/>
+            <w:tcW w:type="dxa" w:w="7370"/>
             <w:vAlign w:val="center"/>
             <w:shd w:val="clear" w:color="auto" w:fill="F2F2F2"/>
           </w:tcPr>
@@ -5013,7 +4999,7 @@
         </w:trPr>
         <w:tc>
           <w:tcPr>
-            <w:tcW w:type="dxa" w:w="6803"/>
+            <w:tcW w:type="dxa" w:w="7370"/>
             <w:vAlign w:val="center"/>
             <w:shd w:val="clear" w:color="auto" w:fill="F2F2F2"/>
           </w:tcPr>
@@ -5062,7 +5048,7 @@
         </w:trPr>
         <w:tc>
           <w:tcPr>
-            <w:tcW w:type="dxa" w:w="6803"/>
+            <w:tcW w:type="dxa" w:w="7370"/>
             <w:vAlign w:val="center"/>
             <w:shd w:val="clear" w:color="auto" w:fill="F2F2F2"/>
           </w:tcPr>
@@ -5119,7 +5105,8 @@
     <w:p>
       <w:pPr>
         <w:keepNext/>
-        <w:spacing w:before="120" w:after="120" w:line="240" w:lineRule="auto"/>
+        <w:spacing w:before="120" w:after="160" w:line="240" w:lineRule="auto"/>
+        <w:ind w:firstLine="709"/>
         <w:jc w:val="left"/>
       </w:pPr>
       <w:r>
@@ -5127,7 +5114,7 @@
           <w:rFonts w:ascii="Times New Roman" w:hAnsi="Times New Roman"/>
           <w:b/>
           <w:i w:val="0"/>
-          <w:sz w:val="24"/>
+          <w:sz w:val="28"/>
         </w:rPr>
         <w:t>4. Ответственные лица</w:t>
       </w:r>
@@ -5155,10 +5142,10 @@
         <w:tblLayout w:type="fixed"/>
       </w:tblPr>
       <w:tblGrid>
-        <w:gridCol w:w="2409"/>
-        <w:gridCol w:w="2409"/>
-        <w:gridCol w:w="2409"/>
-        <w:gridCol w:w="2409"/>
+        <w:gridCol w:w="2551"/>
+        <w:gridCol w:w="2551"/>
+        <w:gridCol w:w="2551"/>
+        <w:gridCol w:w="2551"/>
       </w:tblGrid>
       <w:tr>
         <w:trPr>
@@ -5235,7 +5222,7 @@
         </w:tc>
         <w:tc>
           <w:tcPr>
-            <w:tcW w:type="dxa" w:w="1361"/>
+            <w:tcW w:type="dxa" w:w="1928"/>
             <w:vAlign w:val="center"/>
             <w:shd w:val="clear" w:color="auto" w:fill="E7E6E6"/>
           </w:tcPr>
@@ -5329,7 +5316,7 @@
         </w:tc>
         <w:tc>
           <w:tcPr>
-            <w:tcW w:type="dxa" w:w="1361"/>
+            <w:tcW w:type="dxa" w:w="1928"/>
             <w:vAlign w:val="center"/>
           </w:tcPr>
           <w:p>
@@ -5421,7 +5408,7 @@
         </w:tc>
         <w:tc>
           <w:tcPr>
-            <w:tcW w:type="dxa" w:w="1361"/>
+            <w:tcW w:type="dxa" w:w="1928"/>
             <w:vAlign w:val="center"/>
           </w:tcPr>
           <w:p>
@@ -5513,7 +5500,7 @@
         </w:tc>
         <w:tc>
           <w:tcPr>
-            <w:tcW w:type="dxa" w:w="1361"/>
+            <w:tcW w:type="dxa" w:w="1928"/>
             <w:vAlign w:val="center"/>
           </w:tcPr>
           <w:p>
@@ -5548,6 +5535,7 @@
       <w:pPr>
         <w:keepNext w:val="0"/>
         <w:spacing w:before="0" w:after="0" w:line="240" w:lineRule="auto"/>
+        <w:ind w:firstLine="709"/>
         <w:jc w:val="both"/>
       </w:pPr>
       <w:r>
@@ -5555,21 +5543,75 @@
           <w:rFonts w:ascii="Times New Roman" w:hAnsi="Times New Roman"/>
           <w:b w:val="0"/>
           <w:i/>
-          <w:sz w:val="20"/>
+          <w:sz w:val="24"/>
         </w:rPr>
         <w:t>Примечание. Опись оформляется в соответствии с условиями лицензии и требованиями к учёту и хранению боеприпасов, действующими в организации. Номер описи вносится в этикетку (ЭТ).</w:t>
       </w:r>
     </w:p>
     <w:sectPr>
       <w:headerReference w:type="default" r:id="rId9"/>
+      <w:footerReference w:type="first" r:id="rId10"/>
       <w:pgSz w:w="11906" w:h="16838"/>
-      <w:pgMar w:top="1134" w:right="567" w:bottom="1134" w:left="1701" w:header="567" w:footer="567" w:gutter="0"/>
+      <w:pgMar w:top="1134" w:right="567" w:bottom="1134" w:left="1134" w:header="567" w:footer="283" w:gutter="0"/>
       <w:cols w:space="720"/>
       <w:titlePg/>
       <w:docGrid w:linePitch="360"/>
     </w:sectPr>
   </w:body>
 </w:document>
+</file>
+
+<file path=word/footer1.xml><?xml version="1.0" encoding="utf-8"?>
+<w:ftr xmlns:m="http://schemas.openxmlformats.org/officeDocument/2006/math" xmlns:mc="http://schemas.openxmlformats.org/markup-compatibility/2006" xmlns:mo="http://schemas.microsoft.com/office/mac/office/2008/main" xmlns:mv="urn:schemas-microsoft-com:mac:vml" xmlns:o="urn:schemas-microsoft-com:office:office" xmlns:r="http://schemas.openxmlformats.org/officeDocument/2006/relationships" xmlns:v="urn:schemas-microsoft-com:vml" xmlns:w10="urn:schemas-microsoft-com:office:word" xmlns:w14="http://schemas.microsoft.com/office/word/2010/wordml" xmlns:w="http://schemas.openxmlformats.org/wordprocessingml/2006/main" xmlns:wne="http://schemas.microsoft.com/office/word/2006/wordml" xmlns:wp14="http://schemas.microsoft.com/office/word/2010/wordprocessingDrawing" xmlns:wp="http://schemas.openxmlformats.org/drawingml/2006/wordprocessingDrawing" xmlns:wpc="http://schemas.microsoft.com/office/word/2010/wordprocessingCanvas" xmlns:wpg="http://schemas.microsoft.com/office/word/2010/wordprocessingGroup" xmlns:wpi="http://schemas.microsoft.com/office/word/2010/wordprocessingInk" xmlns:wps="http://schemas.microsoft.com/office/word/2010/wordprocessingShape" mc:Ignorable="w14 wp14">
+  <w:tbl>
+    <w:tblPr>
+      <w:tblW w:type="auto" w:w="0"/>
+      <w:jc w:val="right"/>
+      <w:tblLayout w:type="fixed"/>
+      <w:tblLook w:firstColumn="1" w:firstRow="1" w:lastColumn="0" w:lastRow="0" w:noHBand="0" w:noVBand="1" w:val="04A0"/>
+      <w:tblBorders>
+        <w:top w:val="single" w:sz="6" w:space="0" w:color="000000"/>
+        <w:left w:val="single" w:sz="6" w:space="0" w:color="000000"/>
+        <w:bottom w:val="single" w:sz="6" w:space="0" w:color="000000"/>
+        <w:right w:val="single" w:sz="6" w:space="0" w:color="000000"/>
+      </w:tblBorders>
+    </w:tblPr>
+    <w:tblGrid>
+      <w:gridCol w:w="1417"/>
+    </w:tblGrid>
+    <w:tr>
+      <w:trPr>
+        <w:trHeight w:val="1417" w:hRule="exact"/>
+      </w:trPr>
+      <w:tc>
+        <w:tcPr>
+          <w:tcW w:type="dxa" w:w="1417"/>
+          <w:vAlign w:val="center"/>
+        </w:tcPr>
+        <w:p>
+          <w:pPr>
+            <w:jc w:val="center"/>
+          </w:pPr>
+          <w:r/>
+          <w:r>
+            <w:rPr>
+              <w:rFonts w:ascii="Times New Roman" w:hAnsi="Times New Roman"/>
+              <w:sz w:val="16"/>
+            </w:rPr>
+            <w:t>QR-код</w:t>
+            <w:br/>
+            <w:t>документа</w:t>
+          </w:r>
+        </w:p>
+      </w:tc>
+    </w:tr>
+  </w:tbl>
+  <w:p>
+    <w:pPr>
+      <w:spacing w:after="0" w:line="20" w:lineRule="exact"/>
+    </w:pPr>
+  </w:p>
+</w:ftr>
 </file>
 
 <file path=word/header1.xml><?xml version="1.0" encoding="utf-8"?>
@@ -5582,7 +5624,7 @@
     <w:r>
       <w:rPr>
         <w:rFonts w:ascii="Times New Roman" w:hAnsi="Times New Roman"/>
-        <w:sz w:val="24"/>
+        <w:sz w:val="28"/>
       </w:rPr>
       <w:fldChar w:fldCharType="begin"/>
       <w:instrText xml:space="preserve">PAGE</w:instrText>
@@ -5962,7 +6004,7 @@
     </w:pPr>
     <w:rPr>
       <w:rFonts w:ascii="Times New Roman" w:hAnsi="Times New Roman" w:eastAsia="Times New Roman" w:cs="Times New Roman"/>
-      <w:sz w:val="24"/>
+      <w:sz w:val="28"/>
     </w:rPr>
   </w:style>
   <w:style w:type="paragraph" w:styleId="Header">

--- a/docs/opis_boepripasy.docx
+++ b/docs/opis_boepripasy.docx
@@ -130,7 +130,7 @@
           <w:i w:val="0"/>
           <w:sz w:val="28"/>
         </w:rPr>
-        <w:t>учёта боеприпасов (патронов), подлежащих охране</w:t>
+        <w:t>учёта боеприпасов (патронов), подлежащих отгрузке</w:t>
       </w:r>
     </w:p>
     <w:tbl>

--- a/docs/opis_boepripasy.docx
+++ b/docs/opis_boepripasy.docx
@@ -284,7 +284,7 @@
           <w:i w:val="0"/>
           <w:sz w:val="28"/>
         </w:rPr>
-        <w:t>1. Сведения о партии</w:t>
+        <w:t>1. Сведения о партии и коробке</w:t>
       </w:r>
     </w:p>
     <w:tbl>
@@ -536,7 +536,7 @@
                 <w:i w:val="0"/>
                 <w:sz w:val="24"/>
               </w:rPr>
-              <w:t>Количество в партии, шт.</w:t>
+              <w:t>Коробка (тара) №</w:t>
             </w:r>
           </w:p>
         </w:tc>
@@ -586,7 +586,7 @@
                 <w:i w:val="0"/>
                 <w:sz w:val="24"/>
               </w:rPr>
-              <w:t>Упаковка (тара), шт. в упаковке</w:t>
+              <w:t>Количество изделий в коробке, шт.</w:t>
             </w:r>
           </w:p>
         </w:tc>
@@ -608,7 +608,7 @@
                 <w:i w:val="0"/>
                 <w:sz w:val="24"/>
               </w:rPr>
-              <w:t>_______________________</w:t>
+              <w:t>80</w:t>
             </w:r>
           </w:p>
         </w:tc>
@@ -638,7 +638,7 @@
           <w:i w:val="0"/>
           <w:sz w:val="28"/>
         </w:rPr>
-        <w:t>2. Перечень изделий (присвоенные номера)</w:t>
+        <w:t>2. Перечень изделий по номерам</w:t>
       </w:r>
     </w:p>
     <w:p>
@@ -654,7 +654,7 @@
           <w:i/>
           <w:sz w:val="22"/>
         </w:rPr>
-        <w:t>Формат присвоенного номера: ПАТ-&lt;партия&gt;-&lt;порядковый номер&gt; (предлагается, уточнить)</w:t>
+        <w:t>Формат присвоенного номера: ПАТ-&lt;партия&gt;-&lt;порядковый номер&gt; (предлагается, уточнить). Отметка «✓» ставится против каждого номера после проверки.</w:t>
       </w:r>
     </w:p>
     <w:tbl>
@@ -672,20 +672,19 @@
         </w:tblBorders>
         <w:tblLayout w:type="fixed"/>
         <w:tblCellMar>
-          <w:top w:w="30" w:type="dxa"/>
+          <w:top w:w="20" w:type="dxa"/>
           <w:left w:w="100" w:type="dxa"/>
-          <w:bottom w:w="30" w:type="dxa"/>
+          <w:bottom w:w="20" w:type="dxa"/>
           <w:right w:w="100" w:type="dxa"/>
         </w:tblCellMar>
         <w:tblLayout w:type="fixed"/>
       </w:tblPr>
       <w:tblGrid>
-        <w:gridCol w:w="1701"/>
-        <w:gridCol w:w="1701"/>
-        <w:gridCol w:w="1701"/>
-        <w:gridCol w:w="1701"/>
-        <w:gridCol w:w="1701"/>
-        <w:gridCol w:w="1701"/>
+        <w:gridCol w:w="2041"/>
+        <w:gridCol w:w="2041"/>
+        <w:gridCol w:w="2041"/>
+        <w:gridCol w:w="2041"/>
+        <w:gridCol w:w="2041"/>
       </w:tblGrid>
       <w:tr>
         <w:trPr>
@@ -693,7 +692,7 @@
         </w:trPr>
         <w:tc>
           <w:tcPr>
-            <w:tcW w:type="dxa" w:w="850"/>
+            <w:tcW w:type="dxa" w:w="907"/>
             <w:vAlign w:val="center"/>
             <w:shd w:val="clear" w:color="auto" w:fill="E7E6E6"/>
           </w:tcPr>
@@ -716,7 +715,7 @@
         </w:tc>
         <w:tc>
           <w:tcPr>
-            <w:tcW w:type="dxa" w:w="2438"/>
+            <w:tcW w:type="dxa" w:w="3628"/>
             <w:vAlign w:val="center"/>
             <w:shd w:val="clear" w:color="auto" w:fill="E7E6E6"/>
           </w:tcPr>
@@ -739,7 +738,7 @@
         </w:tc>
         <w:tc>
           <w:tcPr>
-            <w:tcW w:type="dxa" w:w="1644"/>
+            <w:tcW w:type="dxa" w:w="2268"/>
             <w:vAlign w:val="center"/>
             <w:shd w:val="clear" w:color="auto" w:fill="E7E6E6"/>
           </w:tcPr>
@@ -762,7 +761,7 @@
         </w:tc>
         <w:tc>
           <w:tcPr>
-            <w:tcW w:type="dxa" w:w="1644"/>
+            <w:tcW w:type="dxa" w:w="1701"/>
             <w:vAlign w:val="center"/>
             <w:shd w:val="clear" w:color="auto" w:fill="E7E6E6"/>
           </w:tcPr>
@@ -779,13 +778,13 @@
                 <w:i w:val="0"/>
                 <w:sz w:val="22"/>
               </w:rPr>
-              <w:t>Упаковка (№ тары)</w:t>
-            </w:r>
-          </w:p>
-        </w:tc>
-        <w:tc>
-          <w:tcPr>
-            <w:tcW w:type="dxa" w:w="1644"/>
+              <w:t>Коробка №</w:t>
+            </w:r>
+          </w:p>
+        </w:tc>
+        <w:tc>
+          <w:tcPr>
+            <w:tcW w:type="dxa" w:w="1701"/>
             <w:vAlign w:val="center"/>
             <w:shd w:val="clear" w:color="auto" w:fill="E7E6E6"/>
           </w:tcPr>
@@ -802,30 +801,7 @@
                 <w:i w:val="0"/>
                 <w:sz w:val="22"/>
               </w:rPr>
-              <w:t>Дата изготовления</w:t>
-            </w:r>
-          </w:p>
-        </w:tc>
-        <w:tc>
-          <w:tcPr>
-            <w:tcW w:type="dxa" w:w="1984"/>
-            <w:vAlign w:val="center"/>
-            <w:shd w:val="clear" w:color="auto" w:fill="E7E6E6"/>
-          </w:tcPr>
-          <w:p>
-            <w:pPr>
-              <w:spacing w:before="0" w:after="0" w:line="240" w:lineRule="auto"/>
-              <w:jc w:val="center"/>
-            </w:pPr>
-            <w:r/>
-            <w:r>
-              <w:rPr>
-                <w:rFonts w:ascii="Times New Roman" w:hAnsi="Times New Roman"/>
-                <w:b/>
-                <w:i w:val="0"/>
-                <w:sz w:val="22"/>
-              </w:rPr>
-              <w:t>Примечание</w:t>
+              <w:t>Проверено</w:t>
             </w:r>
           </w:p>
         </w:tc>
@@ -836,7 +812,7 @@
         </w:trPr>
         <w:tc>
           <w:tcPr>
-            <w:tcW w:type="dxa" w:w="850"/>
+            <w:tcW w:type="dxa" w:w="907"/>
             <w:vAlign w:val="center"/>
           </w:tcPr>
           <w:p>
@@ -858,7 +834,7 @@
         </w:tc>
         <w:tc>
           <w:tcPr>
-            <w:tcW w:type="dxa" w:w="2438"/>
+            <w:tcW w:type="dxa" w:w="3628"/>
             <w:vAlign w:val="center"/>
           </w:tcPr>
           <w:p>
@@ -879,7 +855,7 @@
         </w:tc>
         <w:tc>
           <w:tcPr>
-            <w:tcW w:type="dxa" w:w="1644"/>
+            <w:tcW w:type="dxa" w:w="2268"/>
             <w:vAlign w:val="center"/>
           </w:tcPr>
           <w:p>
@@ -900,7 +876,7 @@
         </w:tc>
         <w:tc>
           <w:tcPr>
-            <w:tcW w:type="dxa" w:w="1644"/>
+            <w:tcW w:type="dxa" w:w="1701"/>
             <w:vAlign w:val="center"/>
           </w:tcPr>
           <w:p>
@@ -921,34 +897,13 @@
         </w:tc>
         <w:tc>
           <w:tcPr>
-            <w:tcW w:type="dxa" w:w="1644"/>
-            <w:vAlign w:val="center"/>
-          </w:tcPr>
-          <w:p>
-            <w:pPr>
-              <w:spacing w:before="0" w:after="0" w:line="240" w:lineRule="auto"/>
-              <w:jc w:val="left"/>
-            </w:pPr>
-            <w:r/>
-            <w:r>
-              <w:rPr>
-                <w:rFonts w:ascii="Times New Roman" w:hAnsi="Times New Roman"/>
-                <w:b w:val="0"/>
-                <w:i w:val="0"/>
-                <w:sz w:val="22"/>
-              </w:rPr>
-            </w:r>
-          </w:p>
-        </w:tc>
-        <w:tc>
-          <w:tcPr>
-            <w:tcW w:type="dxa" w:w="1984"/>
-            <w:vAlign w:val="center"/>
-          </w:tcPr>
-          <w:p>
-            <w:pPr>
-              <w:spacing w:before="0" w:after="0" w:line="240" w:lineRule="auto"/>
-              <w:jc w:val="left"/>
+            <w:tcW w:type="dxa" w:w="1701"/>
+            <w:vAlign w:val="center"/>
+          </w:tcPr>
+          <w:p>
+            <w:pPr>
+              <w:spacing w:before="0" w:after="0" w:line="240" w:lineRule="auto"/>
+              <w:jc w:val="center"/>
             </w:pPr>
             <w:r/>
             <w:r>
@@ -968,7 +923,7 @@
         </w:trPr>
         <w:tc>
           <w:tcPr>
-            <w:tcW w:type="dxa" w:w="850"/>
+            <w:tcW w:type="dxa" w:w="907"/>
             <w:vAlign w:val="center"/>
           </w:tcPr>
           <w:p>
@@ -990,7 +945,7 @@
         </w:tc>
         <w:tc>
           <w:tcPr>
-            <w:tcW w:type="dxa" w:w="2438"/>
+            <w:tcW w:type="dxa" w:w="3628"/>
             <w:vAlign w:val="center"/>
           </w:tcPr>
           <w:p>
@@ -1011,7 +966,7 @@
         </w:tc>
         <w:tc>
           <w:tcPr>
-            <w:tcW w:type="dxa" w:w="1644"/>
+            <w:tcW w:type="dxa" w:w="2268"/>
             <w:vAlign w:val="center"/>
           </w:tcPr>
           <w:p>
@@ -1032,7 +987,7 @@
         </w:tc>
         <w:tc>
           <w:tcPr>
-            <w:tcW w:type="dxa" w:w="1644"/>
+            <w:tcW w:type="dxa" w:w="1701"/>
             <w:vAlign w:val="center"/>
           </w:tcPr>
           <w:p>
@@ -1053,34 +1008,13 @@
         </w:tc>
         <w:tc>
           <w:tcPr>
-            <w:tcW w:type="dxa" w:w="1644"/>
-            <w:vAlign w:val="center"/>
-          </w:tcPr>
-          <w:p>
-            <w:pPr>
-              <w:spacing w:before="0" w:after="0" w:line="240" w:lineRule="auto"/>
-              <w:jc w:val="left"/>
-            </w:pPr>
-            <w:r/>
-            <w:r>
-              <w:rPr>
-                <w:rFonts w:ascii="Times New Roman" w:hAnsi="Times New Roman"/>
-                <w:b w:val="0"/>
-                <w:i w:val="0"/>
-                <w:sz w:val="22"/>
-              </w:rPr>
-            </w:r>
-          </w:p>
-        </w:tc>
-        <w:tc>
-          <w:tcPr>
-            <w:tcW w:type="dxa" w:w="1984"/>
-            <w:vAlign w:val="center"/>
-          </w:tcPr>
-          <w:p>
-            <w:pPr>
-              <w:spacing w:before="0" w:after="0" w:line="240" w:lineRule="auto"/>
-              <w:jc w:val="left"/>
+            <w:tcW w:type="dxa" w:w="1701"/>
+            <w:vAlign w:val="center"/>
+          </w:tcPr>
+          <w:p>
+            <w:pPr>
+              <w:spacing w:before="0" w:after="0" w:line="240" w:lineRule="auto"/>
+              <w:jc w:val="center"/>
             </w:pPr>
             <w:r/>
             <w:r>
@@ -1100,7 +1034,7 @@
         </w:trPr>
         <w:tc>
           <w:tcPr>
-            <w:tcW w:type="dxa" w:w="850"/>
+            <w:tcW w:type="dxa" w:w="907"/>
             <w:vAlign w:val="center"/>
           </w:tcPr>
           <w:p>
@@ -1122,7 +1056,7 @@
         </w:tc>
         <w:tc>
           <w:tcPr>
-            <w:tcW w:type="dxa" w:w="2438"/>
+            <w:tcW w:type="dxa" w:w="3628"/>
             <w:vAlign w:val="center"/>
           </w:tcPr>
           <w:p>
@@ -1143,7 +1077,7 @@
         </w:tc>
         <w:tc>
           <w:tcPr>
-            <w:tcW w:type="dxa" w:w="1644"/>
+            <w:tcW w:type="dxa" w:w="2268"/>
             <w:vAlign w:val="center"/>
           </w:tcPr>
           <w:p>
@@ -1164,7 +1098,7 @@
         </w:tc>
         <w:tc>
           <w:tcPr>
-            <w:tcW w:type="dxa" w:w="1644"/>
+            <w:tcW w:type="dxa" w:w="1701"/>
             <w:vAlign w:val="center"/>
           </w:tcPr>
           <w:p>
@@ -1185,34 +1119,13 @@
         </w:tc>
         <w:tc>
           <w:tcPr>
-            <w:tcW w:type="dxa" w:w="1644"/>
-            <w:vAlign w:val="center"/>
-          </w:tcPr>
-          <w:p>
-            <w:pPr>
-              <w:spacing w:before="0" w:after="0" w:line="240" w:lineRule="auto"/>
-              <w:jc w:val="left"/>
-            </w:pPr>
-            <w:r/>
-            <w:r>
-              <w:rPr>
-                <w:rFonts w:ascii="Times New Roman" w:hAnsi="Times New Roman"/>
-                <w:b w:val="0"/>
-                <w:i w:val="0"/>
-                <w:sz w:val="22"/>
-              </w:rPr>
-            </w:r>
-          </w:p>
-        </w:tc>
-        <w:tc>
-          <w:tcPr>
-            <w:tcW w:type="dxa" w:w="1984"/>
-            <w:vAlign w:val="center"/>
-          </w:tcPr>
-          <w:p>
-            <w:pPr>
-              <w:spacing w:before="0" w:after="0" w:line="240" w:lineRule="auto"/>
-              <w:jc w:val="left"/>
+            <w:tcW w:type="dxa" w:w="1701"/>
+            <w:vAlign w:val="center"/>
+          </w:tcPr>
+          <w:p>
+            <w:pPr>
+              <w:spacing w:before="0" w:after="0" w:line="240" w:lineRule="auto"/>
+              <w:jc w:val="center"/>
             </w:pPr>
             <w:r/>
             <w:r>
@@ -1232,7 +1145,7 @@
         </w:trPr>
         <w:tc>
           <w:tcPr>
-            <w:tcW w:type="dxa" w:w="850"/>
+            <w:tcW w:type="dxa" w:w="907"/>
             <w:vAlign w:val="center"/>
           </w:tcPr>
           <w:p>
@@ -1254,7 +1167,7 @@
         </w:tc>
         <w:tc>
           <w:tcPr>
-            <w:tcW w:type="dxa" w:w="2438"/>
+            <w:tcW w:type="dxa" w:w="3628"/>
             <w:vAlign w:val="center"/>
           </w:tcPr>
           <w:p>
@@ -1275,7 +1188,7 @@
         </w:tc>
         <w:tc>
           <w:tcPr>
-            <w:tcW w:type="dxa" w:w="1644"/>
+            <w:tcW w:type="dxa" w:w="2268"/>
             <w:vAlign w:val="center"/>
           </w:tcPr>
           <w:p>
@@ -1296,7 +1209,7 @@
         </w:tc>
         <w:tc>
           <w:tcPr>
-            <w:tcW w:type="dxa" w:w="1644"/>
+            <w:tcW w:type="dxa" w:w="1701"/>
             <w:vAlign w:val="center"/>
           </w:tcPr>
           <w:p>
@@ -1317,34 +1230,13 @@
         </w:tc>
         <w:tc>
           <w:tcPr>
-            <w:tcW w:type="dxa" w:w="1644"/>
-            <w:vAlign w:val="center"/>
-          </w:tcPr>
-          <w:p>
-            <w:pPr>
-              <w:spacing w:before="0" w:after="0" w:line="240" w:lineRule="auto"/>
-              <w:jc w:val="left"/>
-            </w:pPr>
-            <w:r/>
-            <w:r>
-              <w:rPr>
-                <w:rFonts w:ascii="Times New Roman" w:hAnsi="Times New Roman"/>
-                <w:b w:val="0"/>
-                <w:i w:val="0"/>
-                <w:sz w:val="22"/>
-              </w:rPr>
-            </w:r>
-          </w:p>
-        </w:tc>
-        <w:tc>
-          <w:tcPr>
-            <w:tcW w:type="dxa" w:w="1984"/>
-            <w:vAlign w:val="center"/>
-          </w:tcPr>
-          <w:p>
-            <w:pPr>
-              <w:spacing w:before="0" w:after="0" w:line="240" w:lineRule="auto"/>
-              <w:jc w:val="left"/>
+            <w:tcW w:type="dxa" w:w="1701"/>
+            <w:vAlign w:val="center"/>
+          </w:tcPr>
+          <w:p>
+            <w:pPr>
+              <w:spacing w:before="0" w:after="0" w:line="240" w:lineRule="auto"/>
+              <w:jc w:val="center"/>
             </w:pPr>
             <w:r/>
             <w:r>
@@ -1364,7 +1256,7 @@
         </w:trPr>
         <w:tc>
           <w:tcPr>
-            <w:tcW w:type="dxa" w:w="850"/>
+            <w:tcW w:type="dxa" w:w="907"/>
             <w:vAlign w:val="center"/>
           </w:tcPr>
           <w:p>
@@ -1386,7 +1278,7 @@
         </w:tc>
         <w:tc>
           <w:tcPr>
-            <w:tcW w:type="dxa" w:w="2438"/>
+            <w:tcW w:type="dxa" w:w="3628"/>
             <w:vAlign w:val="center"/>
           </w:tcPr>
           <w:p>
@@ -1407,7 +1299,7 @@
         </w:tc>
         <w:tc>
           <w:tcPr>
-            <w:tcW w:type="dxa" w:w="1644"/>
+            <w:tcW w:type="dxa" w:w="2268"/>
             <w:vAlign w:val="center"/>
           </w:tcPr>
           <w:p>
@@ -1428,7 +1320,7 @@
         </w:tc>
         <w:tc>
           <w:tcPr>
-            <w:tcW w:type="dxa" w:w="1644"/>
+            <w:tcW w:type="dxa" w:w="1701"/>
             <w:vAlign w:val="center"/>
           </w:tcPr>
           <w:p>
@@ -1449,34 +1341,13 @@
         </w:tc>
         <w:tc>
           <w:tcPr>
-            <w:tcW w:type="dxa" w:w="1644"/>
-            <w:vAlign w:val="center"/>
-          </w:tcPr>
-          <w:p>
-            <w:pPr>
-              <w:spacing w:before="0" w:after="0" w:line="240" w:lineRule="auto"/>
-              <w:jc w:val="left"/>
-            </w:pPr>
-            <w:r/>
-            <w:r>
-              <w:rPr>
-                <w:rFonts w:ascii="Times New Roman" w:hAnsi="Times New Roman"/>
-                <w:b w:val="0"/>
-                <w:i w:val="0"/>
-                <w:sz w:val="22"/>
-              </w:rPr>
-            </w:r>
-          </w:p>
-        </w:tc>
-        <w:tc>
-          <w:tcPr>
-            <w:tcW w:type="dxa" w:w="1984"/>
-            <w:vAlign w:val="center"/>
-          </w:tcPr>
-          <w:p>
-            <w:pPr>
-              <w:spacing w:before="0" w:after="0" w:line="240" w:lineRule="auto"/>
-              <w:jc w:val="left"/>
+            <w:tcW w:type="dxa" w:w="1701"/>
+            <w:vAlign w:val="center"/>
+          </w:tcPr>
+          <w:p>
+            <w:pPr>
+              <w:spacing w:before="0" w:after="0" w:line="240" w:lineRule="auto"/>
+              <w:jc w:val="center"/>
             </w:pPr>
             <w:r/>
             <w:r>
@@ -1496,7 +1367,7 @@
         </w:trPr>
         <w:tc>
           <w:tcPr>
-            <w:tcW w:type="dxa" w:w="850"/>
+            <w:tcW w:type="dxa" w:w="907"/>
             <w:vAlign w:val="center"/>
           </w:tcPr>
           <w:p>
@@ -1518,7 +1389,7 @@
         </w:tc>
         <w:tc>
           <w:tcPr>
-            <w:tcW w:type="dxa" w:w="2438"/>
+            <w:tcW w:type="dxa" w:w="3628"/>
             <w:vAlign w:val="center"/>
           </w:tcPr>
           <w:p>
@@ -1539,7 +1410,7 @@
         </w:tc>
         <w:tc>
           <w:tcPr>
-            <w:tcW w:type="dxa" w:w="1644"/>
+            <w:tcW w:type="dxa" w:w="2268"/>
             <w:vAlign w:val="center"/>
           </w:tcPr>
           <w:p>
@@ -1560,7 +1431,7 @@
         </w:tc>
         <w:tc>
           <w:tcPr>
-            <w:tcW w:type="dxa" w:w="1644"/>
+            <w:tcW w:type="dxa" w:w="1701"/>
             <w:vAlign w:val="center"/>
           </w:tcPr>
           <w:p>
@@ -1581,34 +1452,13 @@
         </w:tc>
         <w:tc>
           <w:tcPr>
-            <w:tcW w:type="dxa" w:w="1644"/>
-            <w:vAlign w:val="center"/>
-          </w:tcPr>
-          <w:p>
-            <w:pPr>
-              <w:spacing w:before="0" w:after="0" w:line="240" w:lineRule="auto"/>
-              <w:jc w:val="left"/>
-            </w:pPr>
-            <w:r/>
-            <w:r>
-              <w:rPr>
-                <w:rFonts w:ascii="Times New Roman" w:hAnsi="Times New Roman"/>
-                <w:b w:val="0"/>
-                <w:i w:val="0"/>
-                <w:sz w:val="22"/>
-              </w:rPr>
-            </w:r>
-          </w:p>
-        </w:tc>
-        <w:tc>
-          <w:tcPr>
-            <w:tcW w:type="dxa" w:w="1984"/>
-            <w:vAlign w:val="center"/>
-          </w:tcPr>
-          <w:p>
-            <w:pPr>
-              <w:spacing w:before="0" w:after="0" w:line="240" w:lineRule="auto"/>
-              <w:jc w:val="left"/>
+            <w:tcW w:type="dxa" w:w="1701"/>
+            <w:vAlign w:val="center"/>
+          </w:tcPr>
+          <w:p>
+            <w:pPr>
+              <w:spacing w:before="0" w:after="0" w:line="240" w:lineRule="auto"/>
+              <w:jc w:val="center"/>
             </w:pPr>
             <w:r/>
             <w:r>
@@ -1628,7 +1478,7 @@
         </w:trPr>
         <w:tc>
           <w:tcPr>
-            <w:tcW w:type="dxa" w:w="850"/>
+            <w:tcW w:type="dxa" w:w="907"/>
             <w:vAlign w:val="center"/>
           </w:tcPr>
           <w:p>
@@ -1650,7 +1500,7 @@
         </w:tc>
         <w:tc>
           <w:tcPr>
-            <w:tcW w:type="dxa" w:w="2438"/>
+            <w:tcW w:type="dxa" w:w="3628"/>
             <w:vAlign w:val="center"/>
           </w:tcPr>
           <w:p>
@@ -1671,7 +1521,7 @@
         </w:tc>
         <w:tc>
           <w:tcPr>
-            <w:tcW w:type="dxa" w:w="1644"/>
+            <w:tcW w:type="dxa" w:w="2268"/>
             <w:vAlign w:val="center"/>
           </w:tcPr>
           <w:p>
@@ -1692,7 +1542,7 @@
         </w:tc>
         <w:tc>
           <w:tcPr>
-            <w:tcW w:type="dxa" w:w="1644"/>
+            <w:tcW w:type="dxa" w:w="1701"/>
             <w:vAlign w:val="center"/>
           </w:tcPr>
           <w:p>
@@ -1713,34 +1563,13 @@
         </w:tc>
         <w:tc>
           <w:tcPr>
-            <w:tcW w:type="dxa" w:w="1644"/>
-            <w:vAlign w:val="center"/>
-          </w:tcPr>
-          <w:p>
-            <w:pPr>
-              <w:spacing w:before="0" w:after="0" w:line="240" w:lineRule="auto"/>
-              <w:jc w:val="left"/>
-            </w:pPr>
-            <w:r/>
-            <w:r>
-              <w:rPr>
-                <w:rFonts w:ascii="Times New Roman" w:hAnsi="Times New Roman"/>
-                <w:b w:val="0"/>
-                <w:i w:val="0"/>
-                <w:sz w:val="22"/>
-              </w:rPr>
-            </w:r>
-          </w:p>
-        </w:tc>
-        <w:tc>
-          <w:tcPr>
-            <w:tcW w:type="dxa" w:w="1984"/>
-            <w:vAlign w:val="center"/>
-          </w:tcPr>
-          <w:p>
-            <w:pPr>
-              <w:spacing w:before="0" w:after="0" w:line="240" w:lineRule="auto"/>
-              <w:jc w:val="left"/>
+            <w:tcW w:type="dxa" w:w="1701"/>
+            <w:vAlign w:val="center"/>
+          </w:tcPr>
+          <w:p>
+            <w:pPr>
+              <w:spacing w:before="0" w:after="0" w:line="240" w:lineRule="auto"/>
+              <w:jc w:val="center"/>
             </w:pPr>
             <w:r/>
             <w:r>
@@ -1760,7 +1589,7 @@
         </w:trPr>
         <w:tc>
           <w:tcPr>
-            <w:tcW w:type="dxa" w:w="850"/>
+            <w:tcW w:type="dxa" w:w="907"/>
             <w:vAlign w:val="center"/>
           </w:tcPr>
           <w:p>
@@ -1782,7 +1611,7 @@
         </w:tc>
         <w:tc>
           <w:tcPr>
-            <w:tcW w:type="dxa" w:w="2438"/>
+            <w:tcW w:type="dxa" w:w="3628"/>
             <w:vAlign w:val="center"/>
           </w:tcPr>
           <w:p>
@@ -1803,7 +1632,7 @@
         </w:tc>
         <w:tc>
           <w:tcPr>
-            <w:tcW w:type="dxa" w:w="1644"/>
+            <w:tcW w:type="dxa" w:w="2268"/>
             <w:vAlign w:val="center"/>
           </w:tcPr>
           <w:p>
@@ -1824,7 +1653,7 @@
         </w:tc>
         <w:tc>
           <w:tcPr>
-            <w:tcW w:type="dxa" w:w="1644"/>
+            <w:tcW w:type="dxa" w:w="1701"/>
             <w:vAlign w:val="center"/>
           </w:tcPr>
           <w:p>
@@ -1845,34 +1674,13 @@
         </w:tc>
         <w:tc>
           <w:tcPr>
-            <w:tcW w:type="dxa" w:w="1644"/>
-            <w:vAlign w:val="center"/>
-          </w:tcPr>
-          <w:p>
-            <w:pPr>
-              <w:spacing w:before="0" w:after="0" w:line="240" w:lineRule="auto"/>
-              <w:jc w:val="left"/>
-            </w:pPr>
-            <w:r/>
-            <w:r>
-              <w:rPr>
-                <w:rFonts w:ascii="Times New Roman" w:hAnsi="Times New Roman"/>
-                <w:b w:val="0"/>
-                <w:i w:val="0"/>
-                <w:sz w:val="22"/>
-              </w:rPr>
-            </w:r>
-          </w:p>
-        </w:tc>
-        <w:tc>
-          <w:tcPr>
-            <w:tcW w:type="dxa" w:w="1984"/>
-            <w:vAlign w:val="center"/>
-          </w:tcPr>
-          <w:p>
-            <w:pPr>
-              <w:spacing w:before="0" w:after="0" w:line="240" w:lineRule="auto"/>
-              <w:jc w:val="left"/>
+            <w:tcW w:type="dxa" w:w="1701"/>
+            <w:vAlign w:val="center"/>
+          </w:tcPr>
+          <w:p>
+            <w:pPr>
+              <w:spacing w:before="0" w:after="0" w:line="240" w:lineRule="auto"/>
+              <w:jc w:val="center"/>
             </w:pPr>
             <w:r/>
             <w:r>
@@ -1892,7 +1700,7 @@
         </w:trPr>
         <w:tc>
           <w:tcPr>
-            <w:tcW w:type="dxa" w:w="850"/>
+            <w:tcW w:type="dxa" w:w="907"/>
             <w:vAlign w:val="center"/>
           </w:tcPr>
           <w:p>
@@ -1914,7 +1722,7 @@
         </w:tc>
         <w:tc>
           <w:tcPr>
-            <w:tcW w:type="dxa" w:w="2438"/>
+            <w:tcW w:type="dxa" w:w="3628"/>
             <w:vAlign w:val="center"/>
           </w:tcPr>
           <w:p>
@@ -1935,7 +1743,7 @@
         </w:tc>
         <w:tc>
           <w:tcPr>
-            <w:tcW w:type="dxa" w:w="1644"/>
+            <w:tcW w:type="dxa" w:w="2268"/>
             <w:vAlign w:val="center"/>
           </w:tcPr>
           <w:p>
@@ -1956,7 +1764,7 @@
         </w:tc>
         <w:tc>
           <w:tcPr>
-            <w:tcW w:type="dxa" w:w="1644"/>
+            <w:tcW w:type="dxa" w:w="1701"/>
             <w:vAlign w:val="center"/>
           </w:tcPr>
           <w:p>
@@ -1977,34 +1785,13 @@
         </w:tc>
         <w:tc>
           <w:tcPr>
-            <w:tcW w:type="dxa" w:w="1644"/>
-            <w:vAlign w:val="center"/>
-          </w:tcPr>
-          <w:p>
-            <w:pPr>
-              <w:spacing w:before="0" w:after="0" w:line="240" w:lineRule="auto"/>
-              <w:jc w:val="left"/>
-            </w:pPr>
-            <w:r/>
-            <w:r>
-              <w:rPr>
-                <w:rFonts w:ascii="Times New Roman" w:hAnsi="Times New Roman"/>
-                <w:b w:val="0"/>
-                <w:i w:val="0"/>
-                <w:sz w:val="22"/>
-              </w:rPr>
-            </w:r>
-          </w:p>
-        </w:tc>
-        <w:tc>
-          <w:tcPr>
-            <w:tcW w:type="dxa" w:w="1984"/>
-            <w:vAlign w:val="center"/>
-          </w:tcPr>
-          <w:p>
-            <w:pPr>
-              <w:spacing w:before="0" w:after="0" w:line="240" w:lineRule="auto"/>
-              <w:jc w:val="left"/>
+            <w:tcW w:type="dxa" w:w="1701"/>
+            <w:vAlign w:val="center"/>
+          </w:tcPr>
+          <w:p>
+            <w:pPr>
+              <w:spacing w:before="0" w:after="0" w:line="240" w:lineRule="auto"/>
+              <w:jc w:val="center"/>
             </w:pPr>
             <w:r/>
             <w:r>
@@ -2024,7 +1811,7 @@
         </w:trPr>
         <w:tc>
           <w:tcPr>
-            <w:tcW w:type="dxa" w:w="850"/>
+            <w:tcW w:type="dxa" w:w="907"/>
             <w:vAlign w:val="center"/>
           </w:tcPr>
           <w:p>
@@ -2046,7 +1833,7 @@
         </w:tc>
         <w:tc>
           <w:tcPr>
-            <w:tcW w:type="dxa" w:w="2438"/>
+            <w:tcW w:type="dxa" w:w="3628"/>
             <w:vAlign w:val="center"/>
           </w:tcPr>
           <w:p>
@@ -2067,7 +1854,7 @@
         </w:tc>
         <w:tc>
           <w:tcPr>
-            <w:tcW w:type="dxa" w:w="1644"/>
+            <w:tcW w:type="dxa" w:w="2268"/>
             <w:vAlign w:val="center"/>
           </w:tcPr>
           <w:p>
@@ -2088,7 +1875,7 @@
         </w:tc>
         <w:tc>
           <w:tcPr>
-            <w:tcW w:type="dxa" w:w="1644"/>
+            <w:tcW w:type="dxa" w:w="1701"/>
             <w:vAlign w:val="center"/>
           </w:tcPr>
           <w:p>
@@ -2109,34 +1896,13 @@
         </w:tc>
         <w:tc>
           <w:tcPr>
-            <w:tcW w:type="dxa" w:w="1644"/>
-            <w:vAlign w:val="center"/>
-          </w:tcPr>
-          <w:p>
-            <w:pPr>
-              <w:spacing w:before="0" w:after="0" w:line="240" w:lineRule="auto"/>
-              <w:jc w:val="left"/>
-            </w:pPr>
-            <w:r/>
-            <w:r>
-              <w:rPr>
-                <w:rFonts w:ascii="Times New Roman" w:hAnsi="Times New Roman"/>
-                <w:b w:val="0"/>
-                <w:i w:val="0"/>
-                <w:sz w:val="22"/>
-              </w:rPr>
-            </w:r>
-          </w:p>
-        </w:tc>
-        <w:tc>
-          <w:tcPr>
-            <w:tcW w:type="dxa" w:w="1984"/>
-            <w:vAlign w:val="center"/>
-          </w:tcPr>
-          <w:p>
-            <w:pPr>
-              <w:spacing w:before="0" w:after="0" w:line="240" w:lineRule="auto"/>
-              <w:jc w:val="left"/>
+            <w:tcW w:type="dxa" w:w="1701"/>
+            <w:vAlign w:val="center"/>
+          </w:tcPr>
+          <w:p>
+            <w:pPr>
+              <w:spacing w:before="0" w:after="0" w:line="240" w:lineRule="auto"/>
+              <w:jc w:val="center"/>
             </w:pPr>
             <w:r/>
             <w:r>
@@ -2156,7 +1922,7 @@
         </w:trPr>
         <w:tc>
           <w:tcPr>
-            <w:tcW w:type="dxa" w:w="850"/>
+            <w:tcW w:type="dxa" w:w="907"/>
             <w:vAlign w:val="center"/>
           </w:tcPr>
           <w:p>
@@ -2178,7 +1944,7 @@
         </w:tc>
         <w:tc>
           <w:tcPr>
-            <w:tcW w:type="dxa" w:w="2438"/>
+            <w:tcW w:type="dxa" w:w="3628"/>
             <w:vAlign w:val="center"/>
           </w:tcPr>
           <w:p>
@@ -2199,7 +1965,7 @@
         </w:tc>
         <w:tc>
           <w:tcPr>
-            <w:tcW w:type="dxa" w:w="1644"/>
+            <w:tcW w:type="dxa" w:w="2268"/>
             <w:vAlign w:val="center"/>
           </w:tcPr>
           <w:p>
@@ -2220,7 +1986,7 @@
         </w:tc>
         <w:tc>
           <w:tcPr>
-            <w:tcW w:type="dxa" w:w="1644"/>
+            <w:tcW w:type="dxa" w:w="1701"/>
             <w:vAlign w:val="center"/>
           </w:tcPr>
           <w:p>
@@ -2241,34 +2007,13 @@
         </w:tc>
         <w:tc>
           <w:tcPr>
-            <w:tcW w:type="dxa" w:w="1644"/>
-            <w:vAlign w:val="center"/>
-          </w:tcPr>
-          <w:p>
-            <w:pPr>
-              <w:spacing w:before="0" w:after="0" w:line="240" w:lineRule="auto"/>
-              <w:jc w:val="left"/>
-            </w:pPr>
-            <w:r/>
-            <w:r>
-              <w:rPr>
-                <w:rFonts w:ascii="Times New Roman" w:hAnsi="Times New Roman"/>
-                <w:b w:val="0"/>
-                <w:i w:val="0"/>
-                <w:sz w:val="22"/>
-              </w:rPr>
-            </w:r>
-          </w:p>
-        </w:tc>
-        <w:tc>
-          <w:tcPr>
-            <w:tcW w:type="dxa" w:w="1984"/>
-            <w:vAlign w:val="center"/>
-          </w:tcPr>
-          <w:p>
-            <w:pPr>
-              <w:spacing w:before="0" w:after="0" w:line="240" w:lineRule="auto"/>
-              <w:jc w:val="left"/>
+            <w:tcW w:type="dxa" w:w="1701"/>
+            <w:vAlign w:val="center"/>
+          </w:tcPr>
+          <w:p>
+            <w:pPr>
+              <w:spacing w:before="0" w:after="0" w:line="240" w:lineRule="auto"/>
+              <w:jc w:val="center"/>
             </w:pPr>
             <w:r/>
             <w:r>
@@ -2288,7 +2033,7 @@
         </w:trPr>
         <w:tc>
           <w:tcPr>
-            <w:tcW w:type="dxa" w:w="850"/>
+            <w:tcW w:type="dxa" w:w="907"/>
             <w:vAlign w:val="center"/>
           </w:tcPr>
           <w:p>
@@ -2310,7 +2055,7 @@
         </w:tc>
         <w:tc>
           <w:tcPr>
-            <w:tcW w:type="dxa" w:w="2438"/>
+            <w:tcW w:type="dxa" w:w="3628"/>
             <w:vAlign w:val="center"/>
           </w:tcPr>
           <w:p>
@@ -2331,7 +2076,7 @@
         </w:tc>
         <w:tc>
           <w:tcPr>
-            <w:tcW w:type="dxa" w:w="1644"/>
+            <w:tcW w:type="dxa" w:w="2268"/>
             <w:vAlign w:val="center"/>
           </w:tcPr>
           <w:p>
@@ -2352,7 +2097,7 @@
         </w:tc>
         <w:tc>
           <w:tcPr>
-            <w:tcW w:type="dxa" w:w="1644"/>
+            <w:tcW w:type="dxa" w:w="1701"/>
             <w:vAlign w:val="center"/>
           </w:tcPr>
           <w:p>
@@ -2373,34 +2118,13 @@
         </w:tc>
         <w:tc>
           <w:tcPr>
-            <w:tcW w:type="dxa" w:w="1644"/>
-            <w:vAlign w:val="center"/>
-          </w:tcPr>
-          <w:p>
-            <w:pPr>
-              <w:spacing w:before="0" w:after="0" w:line="240" w:lineRule="auto"/>
-              <w:jc w:val="left"/>
-            </w:pPr>
-            <w:r/>
-            <w:r>
-              <w:rPr>
-                <w:rFonts w:ascii="Times New Roman" w:hAnsi="Times New Roman"/>
-                <w:b w:val="0"/>
-                <w:i w:val="0"/>
-                <w:sz w:val="22"/>
-              </w:rPr>
-            </w:r>
-          </w:p>
-        </w:tc>
-        <w:tc>
-          <w:tcPr>
-            <w:tcW w:type="dxa" w:w="1984"/>
-            <w:vAlign w:val="center"/>
-          </w:tcPr>
-          <w:p>
-            <w:pPr>
-              <w:spacing w:before="0" w:after="0" w:line="240" w:lineRule="auto"/>
-              <w:jc w:val="left"/>
+            <w:tcW w:type="dxa" w:w="1701"/>
+            <w:vAlign w:val="center"/>
+          </w:tcPr>
+          <w:p>
+            <w:pPr>
+              <w:spacing w:before="0" w:after="0" w:line="240" w:lineRule="auto"/>
+              <w:jc w:val="center"/>
             </w:pPr>
             <w:r/>
             <w:r>
@@ -2420,7 +2144,7 @@
         </w:trPr>
         <w:tc>
           <w:tcPr>
-            <w:tcW w:type="dxa" w:w="850"/>
+            <w:tcW w:type="dxa" w:w="907"/>
             <w:vAlign w:val="center"/>
           </w:tcPr>
           <w:p>
@@ -2442,7 +2166,7 @@
         </w:tc>
         <w:tc>
           <w:tcPr>
-            <w:tcW w:type="dxa" w:w="2438"/>
+            <w:tcW w:type="dxa" w:w="3628"/>
             <w:vAlign w:val="center"/>
           </w:tcPr>
           <w:p>
@@ -2463,7 +2187,7 @@
         </w:tc>
         <w:tc>
           <w:tcPr>
-            <w:tcW w:type="dxa" w:w="1644"/>
+            <w:tcW w:type="dxa" w:w="2268"/>
             <w:vAlign w:val="center"/>
           </w:tcPr>
           <w:p>
@@ -2484,7 +2208,7 @@
         </w:tc>
         <w:tc>
           <w:tcPr>
-            <w:tcW w:type="dxa" w:w="1644"/>
+            <w:tcW w:type="dxa" w:w="1701"/>
             <w:vAlign w:val="center"/>
           </w:tcPr>
           <w:p>
@@ -2505,34 +2229,13 @@
         </w:tc>
         <w:tc>
           <w:tcPr>
-            <w:tcW w:type="dxa" w:w="1644"/>
-            <w:vAlign w:val="center"/>
-          </w:tcPr>
-          <w:p>
-            <w:pPr>
-              <w:spacing w:before="0" w:after="0" w:line="240" w:lineRule="auto"/>
-              <w:jc w:val="left"/>
-            </w:pPr>
-            <w:r/>
-            <w:r>
-              <w:rPr>
-                <w:rFonts w:ascii="Times New Roman" w:hAnsi="Times New Roman"/>
-                <w:b w:val="0"/>
-                <w:i w:val="0"/>
-                <w:sz w:val="22"/>
-              </w:rPr>
-            </w:r>
-          </w:p>
-        </w:tc>
-        <w:tc>
-          <w:tcPr>
-            <w:tcW w:type="dxa" w:w="1984"/>
-            <w:vAlign w:val="center"/>
-          </w:tcPr>
-          <w:p>
-            <w:pPr>
-              <w:spacing w:before="0" w:after="0" w:line="240" w:lineRule="auto"/>
-              <w:jc w:val="left"/>
+            <w:tcW w:type="dxa" w:w="1701"/>
+            <w:vAlign w:val="center"/>
+          </w:tcPr>
+          <w:p>
+            <w:pPr>
+              <w:spacing w:before="0" w:after="0" w:line="240" w:lineRule="auto"/>
+              <w:jc w:val="center"/>
             </w:pPr>
             <w:r/>
             <w:r>
@@ -2552,7 +2255,7 @@
         </w:trPr>
         <w:tc>
           <w:tcPr>
-            <w:tcW w:type="dxa" w:w="850"/>
+            <w:tcW w:type="dxa" w:w="907"/>
             <w:vAlign w:val="center"/>
           </w:tcPr>
           <w:p>
@@ -2574,7 +2277,7 @@
         </w:tc>
         <w:tc>
           <w:tcPr>
-            <w:tcW w:type="dxa" w:w="2438"/>
+            <w:tcW w:type="dxa" w:w="3628"/>
             <w:vAlign w:val="center"/>
           </w:tcPr>
           <w:p>
@@ -2595,7 +2298,7 @@
         </w:tc>
         <w:tc>
           <w:tcPr>
-            <w:tcW w:type="dxa" w:w="1644"/>
+            <w:tcW w:type="dxa" w:w="2268"/>
             <w:vAlign w:val="center"/>
           </w:tcPr>
           <w:p>
@@ -2616,7 +2319,7 @@
         </w:tc>
         <w:tc>
           <w:tcPr>
-            <w:tcW w:type="dxa" w:w="1644"/>
+            <w:tcW w:type="dxa" w:w="1701"/>
             <w:vAlign w:val="center"/>
           </w:tcPr>
           <w:p>
@@ -2637,34 +2340,13 @@
         </w:tc>
         <w:tc>
           <w:tcPr>
-            <w:tcW w:type="dxa" w:w="1644"/>
-            <w:vAlign w:val="center"/>
-          </w:tcPr>
-          <w:p>
-            <w:pPr>
-              <w:spacing w:before="0" w:after="0" w:line="240" w:lineRule="auto"/>
-              <w:jc w:val="left"/>
-            </w:pPr>
-            <w:r/>
-            <w:r>
-              <w:rPr>
-                <w:rFonts w:ascii="Times New Roman" w:hAnsi="Times New Roman"/>
-                <w:b w:val="0"/>
-                <w:i w:val="0"/>
-                <w:sz w:val="22"/>
-              </w:rPr>
-            </w:r>
-          </w:p>
-        </w:tc>
-        <w:tc>
-          <w:tcPr>
-            <w:tcW w:type="dxa" w:w="1984"/>
-            <w:vAlign w:val="center"/>
-          </w:tcPr>
-          <w:p>
-            <w:pPr>
-              <w:spacing w:before="0" w:after="0" w:line="240" w:lineRule="auto"/>
-              <w:jc w:val="left"/>
+            <w:tcW w:type="dxa" w:w="1701"/>
+            <w:vAlign w:val="center"/>
+          </w:tcPr>
+          <w:p>
+            <w:pPr>
+              <w:spacing w:before="0" w:after="0" w:line="240" w:lineRule="auto"/>
+              <w:jc w:val="center"/>
             </w:pPr>
             <w:r/>
             <w:r>
@@ -2684,7 +2366,7 @@
         </w:trPr>
         <w:tc>
           <w:tcPr>
-            <w:tcW w:type="dxa" w:w="850"/>
+            <w:tcW w:type="dxa" w:w="907"/>
             <w:vAlign w:val="center"/>
           </w:tcPr>
           <w:p>
@@ -2706,7 +2388,7 @@
         </w:tc>
         <w:tc>
           <w:tcPr>
-            <w:tcW w:type="dxa" w:w="2438"/>
+            <w:tcW w:type="dxa" w:w="3628"/>
             <w:vAlign w:val="center"/>
           </w:tcPr>
           <w:p>
@@ -2727,7 +2409,7 @@
         </w:tc>
         <w:tc>
           <w:tcPr>
-            <w:tcW w:type="dxa" w:w="1644"/>
+            <w:tcW w:type="dxa" w:w="2268"/>
             <w:vAlign w:val="center"/>
           </w:tcPr>
           <w:p>
@@ -2748,7 +2430,7 @@
         </w:tc>
         <w:tc>
           <w:tcPr>
-            <w:tcW w:type="dxa" w:w="1644"/>
+            <w:tcW w:type="dxa" w:w="1701"/>
             <w:vAlign w:val="center"/>
           </w:tcPr>
           <w:p>
@@ -2769,34 +2451,13 @@
         </w:tc>
         <w:tc>
           <w:tcPr>
-            <w:tcW w:type="dxa" w:w="1644"/>
-            <w:vAlign w:val="center"/>
-          </w:tcPr>
-          <w:p>
-            <w:pPr>
-              <w:spacing w:before="0" w:after="0" w:line="240" w:lineRule="auto"/>
-              <w:jc w:val="left"/>
-            </w:pPr>
-            <w:r/>
-            <w:r>
-              <w:rPr>
-                <w:rFonts w:ascii="Times New Roman" w:hAnsi="Times New Roman"/>
-                <w:b w:val="0"/>
-                <w:i w:val="0"/>
-                <w:sz w:val="22"/>
-              </w:rPr>
-            </w:r>
-          </w:p>
-        </w:tc>
-        <w:tc>
-          <w:tcPr>
-            <w:tcW w:type="dxa" w:w="1984"/>
-            <w:vAlign w:val="center"/>
-          </w:tcPr>
-          <w:p>
-            <w:pPr>
-              <w:spacing w:before="0" w:after="0" w:line="240" w:lineRule="auto"/>
-              <w:jc w:val="left"/>
+            <w:tcW w:type="dxa" w:w="1701"/>
+            <w:vAlign w:val="center"/>
+          </w:tcPr>
+          <w:p>
+            <w:pPr>
+              <w:spacing w:before="0" w:after="0" w:line="240" w:lineRule="auto"/>
+              <w:jc w:val="center"/>
             </w:pPr>
             <w:r/>
             <w:r>
@@ -2816,7 +2477,7 @@
         </w:trPr>
         <w:tc>
           <w:tcPr>
-            <w:tcW w:type="dxa" w:w="850"/>
+            <w:tcW w:type="dxa" w:w="907"/>
             <w:vAlign w:val="center"/>
           </w:tcPr>
           <w:p>
@@ -2838,7 +2499,7 @@
         </w:tc>
         <w:tc>
           <w:tcPr>
-            <w:tcW w:type="dxa" w:w="2438"/>
+            <w:tcW w:type="dxa" w:w="3628"/>
             <w:vAlign w:val="center"/>
           </w:tcPr>
           <w:p>
@@ -2859,7 +2520,7 @@
         </w:tc>
         <w:tc>
           <w:tcPr>
-            <w:tcW w:type="dxa" w:w="1644"/>
+            <w:tcW w:type="dxa" w:w="2268"/>
             <w:vAlign w:val="center"/>
           </w:tcPr>
           <w:p>
@@ -2880,7 +2541,7 @@
         </w:tc>
         <w:tc>
           <w:tcPr>
-            <w:tcW w:type="dxa" w:w="1644"/>
+            <w:tcW w:type="dxa" w:w="1701"/>
             <w:vAlign w:val="center"/>
           </w:tcPr>
           <w:p>
@@ -2901,34 +2562,13 @@
         </w:tc>
         <w:tc>
           <w:tcPr>
-            <w:tcW w:type="dxa" w:w="1644"/>
-            <w:vAlign w:val="center"/>
-          </w:tcPr>
-          <w:p>
-            <w:pPr>
-              <w:spacing w:before="0" w:after="0" w:line="240" w:lineRule="auto"/>
-              <w:jc w:val="left"/>
-            </w:pPr>
-            <w:r/>
-            <w:r>
-              <w:rPr>
-                <w:rFonts w:ascii="Times New Roman" w:hAnsi="Times New Roman"/>
-                <w:b w:val="0"/>
-                <w:i w:val="0"/>
-                <w:sz w:val="22"/>
-              </w:rPr>
-            </w:r>
-          </w:p>
-        </w:tc>
-        <w:tc>
-          <w:tcPr>
-            <w:tcW w:type="dxa" w:w="1984"/>
-            <w:vAlign w:val="center"/>
-          </w:tcPr>
-          <w:p>
-            <w:pPr>
-              <w:spacing w:before="0" w:after="0" w:line="240" w:lineRule="auto"/>
-              <w:jc w:val="left"/>
+            <w:tcW w:type="dxa" w:w="1701"/>
+            <w:vAlign w:val="center"/>
+          </w:tcPr>
+          <w:p>
+            <w:pPr>
+              <w:spacing w:before="0" w:after="0" w:line="240" w:lineRule="auto"/>
+              <w:jc w:val="center"/>
             </w:pPr>
             <w:r/>
             <w:r>
@@ -2948,7 +2588,7 @@
         </w:trPr>
         <w:tc>
           <w:tcPr>
-            <w:tcW w:type="dxa" w:w="850"/>
+            <w:tcW w:type="dxa" w:w="907"/>
             <w:vAlign w:val="center"/>
           </w:tcPr>
           <w:p>
@@ -2970,7 +2610,7 @@
         </w:tc>
         <w:tc>
           <w:tcPr>
-            <w:tcW w:type="dxa" w:w="2438"/>
+            <w:tcW w:type="dxa" w:w="3628"/>
             <w:vAlign w:val="center"/>
           </w:tcPr>
           <w:p>
@@ -2991,7 +2631,7 @@
         </w:tc>
         <w:tc>
           <w:tcPr>
-            <w:tcW w:type="dxa" w:w="1644"/>
+            <w:tcW w:type="dxa" w:w="2268"/>
             <w:vAlign w:val="center"/>
           </w:tcPr>
           <w:p>
@@ -3012,7 +2652,7 @@
         </w:tc>
         <w:tc>
           <w:tcPr>
-            <w:tcW w:type="dxa" w:w="1644"/>
+            <w:tcW w:type="dxa" w:w="1701"/>
             <w:vAlign w:val="center"/>
           </w:tcPr>
           <w:p>
@@ -3033,34 +2673,13 @@
         </w:tc>
         <w:tc>
           <w:tcPr>
-            <w:tcW w:type="dxa" w:w="1644"/>
-            <w:vAlign w:val="center"/>
-          </w:tcPr>
-          <w:p>
-            <w:pPr>
-              <w:spacing w:before="0" w:after="0" w:line="240" w:lineRule="auto"/>
-              <w:jc w:val="left"/>
-            </w:pPr>
-            <w:r/>
-            <w:r>
-              <w:rPr>
-                <w:rFonts w:ascii="Times New Roman" w:hAnsi="Times New Roman"/>
-                <w:b w:val="0"/>
-                <w:i w:val="0"/>
-                <w:sz w:val="22"/>
-              </w:rPr>
-            </w:r>
-          </w:p>
-        </w:tc>
-        <w:tc>
-          <w:tcPr>
-            <w:tcW w:type="dxa" w:w="1984"/>
-            <w:vAlign w:val="center"/>
-          </w:tcPr>
-          <w:p>
-            <w:pPr>
-              <w:spacing w:before="0" w:after="0" w:line="240" w:lineRule="auto"/>
-              <w:jc w:val="left"/>
+            <w:tcW w:type="dxa" w:w="1701"/>
+            <w:vAlign w:val="center"/>
+          </w:tcPr>
+          <w:p>
+            <w:pPr>
+              <w:spacing w:before="0" w:after="0" w:line="240" w:lineRule="auto"/>
+              <w:jc w:val="center"/>
             </w:pPr>
             <w:r/>
             <w:r>
@@ -3080,7 +2699,7 @@
         </w:trPr>
         <w:tc>
           <w:tcPr>
-            <w:tcW w:type="dxa" w:w="850"/>
+            <w:tcW w:type="dxa" w:w="907"/>
             <w:vAlign w:val="center"/>
           </w:tcPr>
           <w:p>
@@ -3102,7 +2721,7 @@
         </w:tc>
         <w:tc>
           <w:tcPr>
-            <w:tcW w:type="dxa" w:w="2438"/>
+            <w:tcW w:type="dxa" w:w="3628"/>
             <w:vAlign w:val="center"/>
           </w:tcPr>
           <w:p>
@@ -3123,7 +2742,7 @@
         </w:tc>
         <w:tc>
           <w:tcPr>
-            <w:tcW w:type="dxa" w:w="1644"/>
+            <w:tcW w:type="dxa" w:w="2268"/>
             <w:vAlign w:val="center"/>
           </w:tcPr>
           <w:p>
@@ -3144,7 +2763,7 @@
         </w:tc>
         <w:tc>
           <w:tcPr>
-            <w:tcW w:type="dxa" w:w="1644"/>
+            <w:tcW w:type="dxa" w:w="1701"/>
             <w:vAlign w:val="center"/>
           </w:tcPr>
           <w:p>
@@ -3165,34 +2784,13 @@
         </w:tc>
         <w:tc>
           <w:tcPr>
-            <w:tcW w:type="dxa" w:w="1644"/>
-            <w:vAlign w:val="center"/>
-          </w:tcPr>
-          <w:p>
-            <w:pPr>
-              <w:spacing w:before="0" w:after="0" w:line="240" w:lineRule="auto"/>
-              <w:jc w:val="left"/>
-            </w:pPr>
-            <w:r/>
-            <w:r>
-              <w:rPr>
-                <w:rFonts w:ascii="Times New Roman" w:hAnsi="Times New Roman"/>
-                <w:b w:val="0"/>
-                <w:i w:val="0"/>
-                <w:sz w:val="22"/>
-              </w:rPr>
-            </w:r>
-          </w:p>
-        </w:tc>
-        <w:tc>
-          <w:tcPr>
-            <w:tcW w:type="dxa" w:w="1984"/>
-            <w:vAlign w:val="center"/>
-          </w:tcPr>
-          <w:p>
-            <w:pPr>
-              <w:spacing w:before="0" w:after="0" w:line="240" w:lineRule="auto"/>
-              <w:jc w:val="left"/>
+            <w:tcW w:type="dxa" w:w="1701"/>
+            <w:vAlign w:val="center"/>
+          </w:tcPr>
+          <w:p>
+            <w:pPr>
+              <w:spacing w:before="0" w:after="0" w:line="240" w:lineRule="auto"/>
+              <w:jc w:val="center"/>
             </w:pPr>
             <w:r/>
             <w:r>
@@ -3212,7 +2810,7 @@
         </w:trPr>
         <w:tc>
           <w:tcPr>
-            <w:tcW w:type="dxa" w:w="850"/>
+            <w:tcW w:type="dxa" w:w="907"/>
             <w:vAlign w:val="center"/>
           </w:tcPr>
           <w:p>
@@ -3234,7 +2832,7 @@
         </w:tc>
         <w:tc>
           <w:tcPr>
-            <w:tcW w:type="dxa" w:w="2438"/>
+            <w:tcW w:type="dxa" w:w="3628"/>
             <w:vAlign w:val="center"/>
           </w:tcPr>
           <w:p>
@@ -3255,7 +2853,7 @@
         </w:tc>
         <w:tc>
           <w:tcPr>
-            <w:tcW w:type="dxa" w:w="1644"/>
+            <w:tcW w:type="dxa" w:w="2268"/>
             <w:vAlign w:val="center"/>
           </w:tcPr>
           <w:p>
@@ -3276,7 +2874,7 @@
         </w:tc>
         <w:tc>
           <w:tcPr>
-            <w:tcW w:type="dxa" w:w="1644"/>
+            <w:tcW w:type="dxa" w:w="1701"/>
             <w:vAlign w:val="center"/>
           </w:tcPr>
           <w:p>
@@ -3297,34 +2895,13 @@
         </w:tc>
         <w:tc>
           <w:tcPr>
-            <w:tcW w:type="dxa" w:w="1644"/>
-            <w:vAlign w:val="center"/>
-          </w:tcPr>
-          <w:p>
-            <w:pPr>
-              <w:spacing w:before="0" w:after="0" w:line="240" w:lineRule="auto"/>
-              <w:jc w:val="left"/>
-            </w:pPr>
-            <w:r/>
-            <w:r>
-              <w:rPr>
-                <w:rFonts w:ascii="Times New Roman" w:hAnsi="Times New Roman"/>
-                <w:b w:val="0"/>
-                <w:i w:val="0"/>
-                <w:sz w:val="22"/>
-              </w:rPr>
-            </w:r>
-          </w:p>
-        </w:tc>
-        <w:tc>
-          <w:tcPr>
-            <w:tcW w:type="dxa" w:w="1984"/>
-            <w:vAlign w:val="center"/>
-          </w:tcPr>
-          <w:p>
-            <w:pPr>
-              <w:spacing w:before="0" w:after="0" w:line="240" w:lineRule="auto"/>
-              <w:jc w:val="left"/>
+            <w:tcW w:type="dxa" w:w="1701"/>
+            <w:vAlign w:val="center"/>
+          </w:tcPr>
+          <w:p>
+            <w:pPr>
+              <w:spacing w:before="0" w:after="0" w:line="240" w:lineRule="auto"/>
+              <w:jc w:val="center"/>
             </w:pPr>
             <w:r/>
             <w:r>
@@ -3344,7 +2921,7 @@
         </w:trPr>
         <w:tc>
           <w:tcPr>
-            <w:tcW w:type="dxa" w:w="850"/>
+            <w:tcW w:type="dxa" w:w="907"/>
             <w:vAlign w:val="center"/>
           </w:tcPr>
           <w:p>
@@ -3366,7 +2943,7 @@
         </w:tc>
         <w:tc>
           <w:tcPr>
-            <w:tcW w:type="dxa" w:w="2438"/>
+            <w:tcW w:type="dxa" w:w="3628"/>
             <w:vAlign w:val="center"/>
           </w:tcPr>
           <w:p>
@@ -3387,7 +2964,7 @@
         </w:tc>
         <w:tc>
           <w:tcPr>
-            <w:tcW w:type="dxa" w:w="1644"/>
+            <w:tcW w:type="dxa" w:w="2268"/>
             <w:vAlign w:val="center"/>
           </w:tcPr>
           <w:p>
@@ -3408,7 +2985,7 @@
         </w:tc>
         <w:tc>
           <w:tcPr>
-            <w:tcW w:type="dxa" w:w="1644"/>
+            <w:tcW w:type="dxa" w:w="1701"/>
             <w:vAlign w:val="center"/>
           </w:tcPr>
           <w:p>
@@ -3429,34 +3006,13 @@
         </w:tc>
         <w:tc>
           <w:tcPr>
-            <w:tcW w:type="dxa" w:w="1644"/>
-            <w:vAlign w:val="center"/>
-          </w:tcPr>
-          <w:p>
-            <w:pPr>
-              <w:spacing w:before="0" w:after="0" w:line="240" w:lineRule="auto"/>
-              <w:jc w:val="left"/>
-            </w:pPr>
-            <w:r/>
-            <w:r>
-              <w:rPr>
-                <w:rFonts w:ascii="Times New Roman" w:hAnsi="Times New Roman"/>
-                <w:b w:val="0"/>
-                <w:i w:val="0"/>
-                <w:sz w:val="22"/>
-              </w:rPr>
-            </w:r>
-          </w:p>
-        </w:tc>
-        <w:tc>
-          <w:tcPr>
-            <w:tcW w:type="dxa" w:w="1984"/>
-            <w:vAlign w:val="center"/>
-          </w:tcPr>
-          <w:p>
-            <w:pPr>
-              <w:spacing w:before="0" w:after="0" w:line="240" w:lineRule="auto"/>
-              <w:jc w:val="left"/>
+            <w:tcW w:type="dxa" w:w="1701"/>
+            <w:vAlign w:val="center"/>
+          </w:tcPr>
+          <w:p>
+            <w:pPr>
+              <w:spacing w:before="0" w:after="0" w:line="240" w:lineRule="auto"/>
+              <w:jc w:val="center"/>
             </w:pPr>
             <w:r/>
             <w:r>
@@ -3476,7 +3032,7 @@
         </w:trPr>
         <w:tc>
           <w:tcPr>
-            <w:tcW w:type="dxa" w:w="850"/>
+            <w:tcW w:type="dxa" w:w="907"/>
             <w:vAlign w:val="center"/>
           </w:tcPr>
           <w:p>
@@ -3498,7 +3054,7 @@
         </w:tc>
         <w:tc>
           <w:tcPr>
-            <w:tcW w:type="dxa" w:w="2438"/>
+            <w:tcW w:type="dxa" w:w="3628"/>
             <w:vAlign w:val="center"/>
           </w:tcPr>
           <w:p>
@@ -3519,7 +3075,7 @@
         </w:tc>
         <w:tc>
           <w:tcPr>
-            <w:tcW w:type="dxa" w:w="1644"/>
+            <w:tcW w:type="dxa" w:w="2268"/>
             <w:vAlign w:val="center"/>
           </w:tcPr>
           <w:p>
@@ -3540,7 +3096,7 @@
         </w:tc>
         <w:tc>
           <w:tcPr>
-            <w:tcW w:type="dxa" w:w="1644"/>
+            <w:tcW w:type="dxa" w:w="1701"/>
             <w:vAlign w:val="center"/>
           </w:tcPr>
           <w:p>
@@ -3561,34 +3117,13 @@
         </w:tc>
         <w:tc>
           <w:tcPr>
-            <w:tcW w:type="dxa" w:w="1644"/>
-            <w:vAlign w:val="center"/>
-          </w:tcPr>
-          <w:p>
-            <w:pPr>
-              <w:spacing w:before="0" w:after="0" w:line="240" w:lineRule="auto"/>
-              <w:jc w:val="left"/>
-            </w:pPr>
-            <w:r/>
-            <w:r>
-              <w:rPr>
-                <w:rFonts w:ascii="Times New Roman" w:hAnsi="Times New Roman"/>
-                <w:b w:val="0"/>
-                <w:i w:val="0"/>
-                <w:sz w:val="22"/>
-              </w:rPr>
-            </w:r>
-          </w:p>
-        </w:tc>
-        <w:tc>
-          <w:tcPr>
-            <w:tcW w:type="dxa" w:w="1984"/>
-            <w:vAlign w:val="center"/>
-          </w:tcPr>
-          <w:p>
-            <w:pPr>
-              <w:spacing w:before="0" w:after="0" w:line="240" w:lineRule="auto"/>
-              <w:jc w:val="left"/>
+            <w:tcW w:type="dxa" w:w="1701"/>
+            <w:vAlign w:val="center"/>
+          </w:tcPr>
+          <w:p>
+            <w:pPr>
+              <w:spacing w:before="0" w:after="0" w:line="240" w:lineRule="auto"/>
+              <w:jc w:val="center"/>
             </w:pPr>
             <w:r/>
             <w:r>
@@ -3608,7 +3143,7 @@
         </w:trPr>
         <w:tc>
           <w:tcPr>
-            <w:tcW w:type="dxa" w:w="850"/>
+            <w:tcW w:type="dxa" w:w="907"/>
             <w:vAlign w:val="center"/>
           </w:tcPr>
           <w:p>
@@ -3630,7 +3165,7 @@
         </w:tc>
         <w:tc>
           <w:tcPr>
-            <w:tcW w:type="dxa" w:w="2438"/>
+            <w:tcW w:type="dxa" w:w="3628"/>
             <w:vAlign w:val="center"/>
           </w:tcPr>
           <w:p>
@@ -3651,7 +3186,7 @@
         </w:tc>
         <w:tc>
           <w:tcPr>
-            <w:tcW w:type="dxa" w:w="1644"/>
+            <w:tcW w:type="dxa" w:w="2268"/>
             <w:vAlign w:val="center"/>
           </w:tcPr>
           <w:p>
@@ -3672,7 +3207,7 @@
         </w:tc>
         <w:tc>
           <w:tcPr>
-            <w:tcW w:type="dxa" w:w="1644"/>
+            <w:tcW w:type="dxa" w:w="1701"/>
             <w:vAlign w:val="center"/>
           </w:tcPr>
           <w:p>
@@ -3693,34 +3228,13 @@
         </w:tc>
         <w:tc>
           <w:tcPr>
-            <w:tcW w:type="dxa" w:w="1644"/>
-            <w:vAlign w:val="center"/>
-          </w:tcPr>
-          <w:p>
-            <w:pPr>
-              <w:spacing w:before="0" w:after="0" w:line="240" w:lineRule="auto"/>
-              <w:jc w:val="left"/>
-            </w:pPr>
-            <w:r/>
-            <w:r>
-              <w:rPr>
-                <w:rFonts w:ascii="Times New Roman" w:hAnsi="Times New Roman"/>
-                <w:b w:val="0"/>
-                <w:i w:val="0"/>
-                <w:sz w:val="22"/>
-              </w:rPr>
-            </w:r>
-          </w:p>
-        </w:tc>
-        <w:tc>
-          <w:tcPr>
-            <w:tcW w:type="dxa" w:w="1984"/>
-            <w:vAlign w:val="center"/>
-          </w:tcPr>
-          <w:p>
-            <w:pPr>
-              <w:spacing w:before="0" w:after="0" w:line="240" w:lineRule="auto"/>
-              <w:jc w:val="left"/>
+            <w:tcW w:type="dxa" w:w="1701"/>
+            <w:vAlign w:val="center"/>
+          </w:tcPr>
+          <w:p>
+            <w:pPr>
+              <w:spacing w:before="0" w:after="0" w:line="240" w:lineRule="auto"/>
+              <w:jc w:val="center"/>
             </w:pPr>
             <w:r/>
             <w:r>
@@ -3740,7 +3254,7 @@
         </w:trPr>
         <w:tc>
           <w:tcPr>
-            <w:tcW w:type="dxa" w:w="850"/>
+            <w:tcW w:type="dxa" w:w="907"/>
             <w:vAlign w:val="center"/>
           </w:tcPr>
           <w:p>
@@ -3762,7 +3276,7 @@
         </w:tc>
         <w:tc>
           <w:tcPr>
-            <w:tcW w:type="dxa" w:w="2438"/>
+            <w:tcW w:type="dxa" w:w="3628"/>
             <w:vAlign w:val="center"/>
           </w:tcPr>
           <w:p>
@@ -3783,7 +3297,7 @@
         </w:tc>
         <w:tc>
           <w:tcPr>
-            <w:tcW w:type="dxa" w:w="1644"/>
+            <w:tcW w:type="dxa" w:w="2268"/>
             <w:vAlign w:val="center"/>
           </w:tcPr>
           <w:p>
@@ -3804,7 +3318,7 @@
         </w:tc>
         <w:tc>
           <w:tcPr>
-            <w:tcW w:type="dxa" w:w="1644"/>
+            <w:tcW w:type="dxa" w:w="1701"/>
             <w:vAlign w:val="center"/>
           </w:tcPr>
           <w:p>
@@ -3825,34 +3339,13 @@
         </w:tc>
         <w:tc>
           <w:tcPr>
-            <w:tcW w:type="dxa" w:w="1644"/>
-            <w:vAlign w:val="center"/>
-          </w:tcPr>
-          <w:p>
-            <w:pPr>
-              <w:spacing w:before="0" w:after="0" w:line="240" w:lineRule="auto"/>
-              <w:jc w:val="left"/>
-            </w:pPr>
-            <w:r/>
-            <w:r>
-              <w:rPr>
-                <w:rFonts w:ascii="Times New Roman" w:hAnsi="Times New Roman"/>
-                <w:b w:val="0"/>
-                <w:i w:val="0"/>
-                <w:sz w:val="22"/>
-              </w:rPr>
-            </w:r>
-          </w:p>
-        </w:tc>
-        <w:tc>
-          <w:tcPr>
-            <w:tcW w:type="dxa" w:w="1984"/>
-            <w:vAlign w:val="center"/>
-          </w:tcPr>
-          <w:p>
-            <w:pPr>
-              <w:spacing w:before="0" w:after="0" w:line="240" w:lineRule="auto"/>
-              <w:jc w:val="left"/>
+            <w:tcW w:type="dxa" w:w="1701"/>
+            <w:vAlign w:val="center"/>
+          </w:tcPr>
+          <w:p>
+            <w:pPr>
+              <w:spacing w:before="0" w:after="0" w:line="240" w:lineRule="auto"/>
+              <w:jc w:val="center"/>
             </w:pPr>
             <w:r/>
             <w:r>
@@ -3872,7 +3365,7 @@
         </w:trPr>
         <w:tc>
           <w:tcPr>
-            <w:tcW w:type="dxa" w:w="850"/>
+            <w:tcW w:type="dxa" w:w="907"/>
             <w:vAlign w:val="center"/>
           </w:tcPr>
           <w:p>
@@ -3894,7 +3387,7 @@
         </w:tc>
         <w:tc>
           <w:tcPr>
-            <w:tcW w:type="dxa" w:w="2438"/>
+            <w:tcW w:type="dxa" w:w="3628"/>
             <w:vAlign w:val="center"/>
           </w:tcPr>
           <w:p>
@@ -3915,7 +3408,7 @@
         </w:tc>
         <w:tc>
           <w:tcPr>
-            <w:tcW w:type="dxa" w:w="1644"/>
+            <w:tcW w:type="dxa" w:w="2268"/>
             <w:vAlign w:val="center"/>
           </w:tcPr>
           <w:p>
@@ -3936,7 +3429,7 @@
         </w:tc>
         <w:tc>
           <w:tcPr>
-            <w:tcW w:type="dxa" w:w="1644"/>
+            <w:tcW w:type="dxa" w:w="1701"/>
             <w:vAlign w:val="center"/>
           </w:tcPr>
           <w:p>
@@ -3957,34 +3450,13 @@
         </w:tc>
         <w:tc>
           <w:tcPr>
-            <w:tcW w:type="dxa" w:w="1644"/>
-            <w:vAlign w:val="center"/>
-          </w:tcPr>
-          <w:p>
-            <w:pPr>
-              <w:spacing w:before="0" w:after="0" w:line="240" w:lineRule="auto"/>
-              <w:jc w:val="left"/>
-            </w:pPr>
-            <w:r/>
-            <w:r>
-              <w:rPr>
-                <w:rFonts w:ascii="Times New Roman" w:hAnsi="Times New Roman"/>
-                <w:b w:val="0"/>
-                <w:i w:val="0"/>
-                <w:sz w:val="22"/>
-              </w:rPr>
-            </w:r>
-          </w:p>
-        </w:tc>
-        <w:tc>
-          <w:tcPr>
-            <w:tcW w:type="dxa" w:w="1984"/>
-            <w:vAlign w:val="center"/>
-          </w:tcPr>
-          <w:p>
-            <w:pPr>
-              <w:spacing w:before="0" w:after="0" w:line="240" w:lineRule="auto"/>
-              <w:jc w:val="left"/>
+            <w:tcW w:type="dxa" w:w="1701"/>
+            <w:vAlign w:val="center"/>
+          </w:tcPr>
+          <w:p>
+            <w:pPr>
+              <w:spacing w:before="0" w:after="0" w:line="240" w:lineRule="auto"/>
+              <w:jc w:val="center"/>
             </w:pPr>
             <w:r/>
             <w:r>
@@ -4004,7 +3476,7 @@
         </w:trPr>
         <w:tc>
           <w:tcPr>
-            <w:tcW w:type="dxa" w:w="850"/>
+            <w:tcW w:type="dxa" w:w="907"/>
             <w:vAlign w:val="center"/>
           </w:tcPr>
           <w:p>
@@ -4026,7 +3498,7 @@
         </w:tc>
         <w:tc>
           <w:tcPr>
-            <w:tcW w:type="dxa" w:w="2438"/>
+            <w:tcW w:type="dxa" w:w="3628"/>
             <w:vAlign w:val="center"/>
           </w:tcPr>
           <w:p>
@@ -4047,7 +3519,7 @@
         </w:tc>
         <w:tc>
           <w:tcPr>
-            <w:tcW w:type="dxa" w:w="1644"/>
+            <w:tcW w:type="dxa" w:w="2268"/>
             <w:vAlign w:val="center"/>
           </w:tcPr>
           <w:p>
@@ -4068,7 +3540,7 @@
         </w:tc>
         <w:tc>
           <w:tcPr>
-            <w:tcW w:type="dxa" w:w="1644"/>
+            <w:tcW w:type="dxa" w:w="1701"/>
             <w:vAlign w:val="center"/>
           </w:tcPr>
           <w:p>
@@ -4089,34 +3561,13 @@
         </w:tc>
         <w:tc>
           <w:tcPr>
-            <w:tcW w:type="dxa" w:w="1644"/>
-            <w:vAlign w:val="center"/>
-          </w:tcPr>
-          <w:p>
-            <w:pPr>
-              <w:spacing w:before="0" w:after="0" w:line="240" w:lineRule="auto"/>
-              <w:jc w:val="left"/>
-            </w:pPr>
-            <w:r/>
-            <w:r>
-              <w:rPr>
-                <w:rFonts w:ascii="Times New Roman" w:hAnsi="Times New Roman"/>
-                <w:b w:val="0"/>
-                <w:i w:val="0"/>
-                <w:sz w:val="22"/>
-              </w:rPr>
-            </w:r>
-          </w:p>
-        </w:tc>
-        <w:tc>
-          <w:tcPr>
-            <w:tcW w:type="dxa" w:w="1984"/>
-            <w:vAlign w:val="center"/>
-          </w:tcPr>
-          <w:p>
-            <w:pPr>
-              <w:spacing w:before="0" w:after="0" w:line="240" w:lineRule="auto"/>
-              <w:jc w:val="left"/>
+            <w:tcW w:type="dxa" w:w="1701"/>
+            <w:vAlign w:val="center"/>
+          </w:tcPr>
+          <w:p>
+            <w:pPr>
+              <w:spacing w:before="0" w:after="0" w:line="240" w:lineRule="auto"/>
+              <w:jc w:val="center"/>
             </w:pPr>
             <w:r/>
             <w:r>
@@ -4136,7 +3587,7 @@
         </w:trPr>
         <w:tc>
           <w:tcPr>
-            <w:tcW w:type="dxa" w:w="850"/>
+            <w:tcW w:type="dxa" w:w="907"/>
             <w:vAlign w:val="center"/>
           </w:tcPr>
           <w:p>
@@ -4158,7 +3609,7 @@
         </w:tc>
         <w:tc>
           <w:tcPr>
-            <w:tcW w:type="dxa" w:w="2438"/>
+            <w:tcW w:type="dxa" w:w="3628"/>
             <w:vAlign w:val="center"/>
           </w:tcPr>
           <w:p>
@@ -4179,7 +3630,7 @@
         </w:tc>
         <w:tc>
           <w:tcPr>
-            <w:tcW w:type="dxa" w:w="1644"/>
+            <w:tcW w:type="dxa" w:w="2268"/>
             <w:vAlign w:val="center"/>
           </w:tcPr>
           <w:p>
@@ -4200,7 +3651,7 @@
         </w:tc>
         <w:tc>
           <w:tcPr>
-            <w:tcW w:type="dxa" w:w="1644"/>
+            <w:tcW w:type="dxa" w:w="1701"/>
             <w:vAlign w:val="center"/>
           </w:tcPr>
           <w:p>
@@ -4221,34 +3672,13 @@
         </w:tc>
         <w:tc>
           <w:tcPr>
-            <w:tcW w:type="dxa" w:w="1644"/>
-            <w:vAlign w:val="center"/>
-          </w:tcPr>
-          <w:p>
-            <w:pPr>
-              <w:spacing w:before="0" w:after="0" w:line="240" w:lineRule="auto"/>
-              <w:jc w:val="left"/>
-            </w:pPr>
-            <w:r/>
-            <w:r>
-              <w:rPr>
-                <w:rFonts w:ascii="Times New Roman" w:hAnsi="Times New Roman"/>
-                <w:b w:val="0"/>
-                <w:i w:val="0"/>
-                <w:sz w:val="22"/>
-              </w:rPr>
-            </w:r>
-          </w:p>
-        </w:tc>
-        <w:tc>
-          <w:tcPr>
-            <w:tcW w:type="dxa" w:w="1984"/>
-            <w:vAlign w:val="center"/>
-          </w:tcPr>
-          <w:p>
-            <w:pPr>
-              <w:spacing w:before="0" w:after="0" w:line="240" w:lineRule="auto"/>
-              <w:jc w:val="left"/>
+            <w:tcW w:type="dxa" w:w="1701"/>
+            <w:vAlign w:val="center"/>
+          </w:tcPr>
+          <w:p>
+            <w:pPr>
+              <w:spacing w:before="0" w:after="0" w:line="240" w:lineRule="auto"/>
+              <w:jc w:val="center"/>
             </w:pPr>
             <w:r/>
             <w:r>
@@ -4268,7 +3698,7 @@
         </w:trPr>
         <w:tc>
           <w:tcPr>
-            <w:tcW w:type="dxa" w:w="850"/>
+            <w:tcW w:type="dxa" w:w="907"/>
             <w:vAlign w:val="center"/>
           </w:tcPr>
           <w:p>
@@ -4290,7 +3720,7 @@
         </w:tc>
         <w:tc>
           <w:tcPr>
-            <w:tcW w:type="dxa" w:w="2438"/>
+            <w:tcW w:type="dxa" w:w="3628"/>
             <w:vAlign w:val="center"/>
           </w:tcPr>
           <w:p>
@@ -4311,7 +3741,7 @@
         </w:tc>
         <w:tc>
           <w:tcPr>
-            <w:tcW w:type="dxa" w:w="1644"/>
+            <w:tcW w:type="dxa" w:w="2268"/>
             <w:vAlign w:val="center"/>
           </w:tcPr>
           <w:p>
@@ -4332,7 +3762,7 @@
         </w:tc>
         <w:tc>
           <w:tcPr>
-            <w:tcW w:type="dxa" w:w="1644"/>
+            <w:tcW w:type="dxa" w:w="1701"/>
             <w:vAlign w:val="center"/>
           </w:tcPr>
           <w:p>
@@ -4353,34 +3783,13 @@
         </w:tc>
         <w:tc>
           <w:tcPr>
-            <w:tcW w:type="dxa" w:w="1644"/>
-            <w:vAlign w:val="center"/>
-          </w:tcPr>
-          <w:p>
-            <w:pPr>
-              <w:spacing w:before="0" w:after="0" w:line="240" w:lineRule="auto"/>
-              <w:jc w:val="left"/>
-            </w:pPr>
-            <w:r/>
-            <w:r>
-              <w:rPr>
-                <w:rFonts w:ascii="Times New Roman" w:hAnsi="Times New Roman"/>
-                <w:b w:val="0"/>
-                <w:i w:val="0"/>
-                <w:sz w:val="22"/>
-              </w:rPr>
-            </w:r>
-          </w:p>
-        </w:tc>
-        <w:tc>
-          <w:tcPr>
-            <w:tcW w:type="dxa" w:w="1984"/>
-            <w:vAlign w:val="center"/>
-          </w:tcPr>
-          <w:p>
-            <w:pPr>
-              <w:spacing w:before="0" w:after="0" w:line="240" w:lineRule="auto"/>
-              <w:jc w:val="left"/>
+            <w:tcW w:type="dxa" w:w="1701"/>
+            <w:vAlign w:val="center"/>
+          </w:tcPr>
+          <w:p>
+            <w:pPr>
+              <w:spacing w:before="0" w:after="0" w:line="240" w:lineRule="auto"/>
+              <w:jc w:val="center"/>
             </w:pPr>
             <w:r/>
             <w:r>
@@ -4400,7 +3809,7 @@
         </w:trPr>
         <w:tc>
           <w:tcPr>
-            <w:tcW w:type="dxa" w:w="850"/>
+            <w:tcW w:type="dxa" w:w="907"/>
             <w:vAlign w:val="center"/>
           </w:tcPr>
           <w:p>
@@ -4422,7 +3831,7 @@
         </w:tc>
         <w:tc>
           <w:tcPr>
-            <w:tcW w:type="dxa" w:w="2438"/>
+            <w:tcW w:type="dxa" w:w="3628"/>
             <w:vAlign w:val="center"/>
           </w:tcPr>
           <w:p>
@@ -4443,7 +3852,7 @@
         </w:tc>
         <w:tc>
           <w:tcPr>
-            <w:tcW w:type="dxa" w:w="1644"/>
+            <w:tcW w:type="dxa" w:w="2268"/>
             <w:vAlign w:val="center"/>
           </w:tcPr>
           <w:p>
@@ -4464,7 +3873,7 @@
         </w:tc>
         <w:tc>
           <w:tcPr>
-            <w:tcW w:type="dxa" w:w="1644"/>
+            <w:tcW w:type="dxa" w:w="1701"/>
             <w:vAlign w:val="center"/>
           </w:tcPr>
           <w:p>
@@ -4485,34 +3894,13 @@
         </w:tc>
         <w:tc>
           <w:tcPr>
-            <w:tcW w:type="dxa" w:w="1644"/>
-            <w:vAlign w:val="center"/>
-          </w:tcPr>
-          <w:p>
-            <w:pPr>
-              <w:spacing w:before="0" w:after="0" w:line="240" w:lineRule="auto"/>
-              <w:jc w:val="left"/>
-            </w:pPr>
-            <w:r/>
-            <w:r>
-              <w:rPr>
-                <w:rFonts w:ascii="Times New Roman" w:hAnsi="Times New Roman"/>
-                <w:b w:val="0"/>
-                <w:i w:val="0"/>
-                <w:sz w:val="22"/>
-              </w:rPr>
-            </w:r>
-          </w:p>
-        </w:tc>
-        <w:tc>
-          <w:tcPr>
-            <w:tcW w:type="dxa" w:w="1984"/>
-            <w:vAlign w:val="center"/>
-          </w:tcPr>
-          <w:p>
-            <w:pPr>
-              <w:spacing w:before="0" w:after="0" w:line="240" w:lineRule="auto"/>
-              <w:jc w:val="left"/>
+            <w:tcW w:type="dxa" w:w="1701"/>
+            <w:vAlign w:val="center"/>
+          </w:tcPr>
+          <w:p>
+            <w:pPr>
+              <w:spacing w:before="0" w:after="0" w:line="240" w:lineRule="auto"/>
+              <w:jc w:val="center"/>
             </w:pPr>
             <w:r/>
             <w:r>
@@ -4532,7 +3920,7 @@
         </w:trPr>
         <w:tc>
           <w:tcPr>
-            <w:tcW w:type="dxa" w:w="850"/>
+            <w:tcW w:type="dxa" w:w="907"/>
             <w:vAlign w:val="center"/>
           </w:tcPr>
           <w:p>
@@ -4554,7 +3942,7 @@
         </w:tc>
         <w:tc>
           <w:tcPr>
-            <w:tcW w:type="dxa" w:w="2438"/>
+            <w:tcW w:type="dxa" w:w="3628"/>
             <w:vAlign w:val="center"/>
           </w:tcPr>
           <w:p>
@@ -4575,7 +3963,7 @@
         </w:tc>
         <w:tc>
           <w:tcPr>
-            <w:tcW w:type="dxa" w:w="1644"/>
+            <w:tcW w:type="dxa" w:w="2268"/>
             <w:vAlign w:val="center"/>
           </w:tcPr>
           <w:p>
@@ -4596,7 +3984,7 @@
         </w:tc>
         <w:tc>
           <w:tcPr>
-            <w:tcW w:type="dxa" w:w="1644"/>
+            <w:tcW w:type="dxa" w:w="1701"/>
             <w:vAlign w:val="center"/>
           </w:tcPr>
           <w:p>
@@ -4617,34 +4005,13 @@
         </w:tc>
         <w:tc>
           <w:tcPr>
-            <w:tcW w:type="dxa" w:w="1644"/>
-            <w:vAlign w:val="center"/>
-          </w:tcPr>
-          <w:p>
-            <w:pPr>
-              <w:spacing w:before="0" w:after="0" w:line="240" w:lineRule="auto"/>
-              <w:jc w:val="left"/>
-            </w:pPr>
-            <w:r/>
-            <w:r>
-              <w:rPr>
-                <w:rFonts w:ascii="Times New Roman" w:hAnsi="Times New Roman"/>
-                <w:b w:val="0"/>
-                <w:i w:val="0"/>
-                <w:sz w:val="22"/>
-              </w:rPr>
-            </w:r>
-          </w:p>
-        </w:tc>
-        <w:tc>
-          <w:tcPr>
-            <w:tcW w:type="dxa" w:w="1984"/>
-            <w:vAlign w:val="center"/>
-          </w:tcPr>
-          <w:p>
-            <w:pPr>
-              <w:spacing w:before="0" w:after="0" w:line="240" w:lineRule="auto"/>
-              <w:jc w:val="left"/>
+            <w:tcW w:type="dxa" w:w="1701"/>
+            <w:vAlign w:val="center"/>
+          </w:tcPr>
+          <w:p>
+            <w:pPr>
+              <w:spacing w:before="0" w:after="0" w:line="240" w:lineRule="auto"/>
+              <w:jc w:val="center"/>
             </w:pPr>
             <w:r/>
             <w:r>
@@ -4664,7 +4031,7 @@
         </w:trPr>
         <w:tc>
           <w:tcPr>
-            <w:tcW w:type="dxa" w:w="850"/>
+            <w:tcW w:type="dxa" w:w="907"/>
             <w:vAlign w:val="center"/>
           </w:tcPr>
           <w:p>
@@ -4686,7 +4053,7 @@
         </w:tc>
         <w:tc>
           <w:tcPr>
-            <w:tcW w:type="dxa" w:w="2438"/>
+            <w:tcW w:type="dxa" w:w="3628"/>
             <w:vAlign w:val="center"/>
           </w:tcPr>
           <w:p>
@@ -4707,7 +4074,7 @@
         </w:tc>
         <w:tc>
           <w:tcPr>
-            <w:tcW w:type="dxa" w:w="1644"/>
+            <w:tcW w:type="dxa" w:w="2268"/>
             <w:vAlign w:val="center"/>
           </w:tcPr>
           <w:p>
@@ -4728,7 +4095,7 @@
         </w:tc>
         <w:tc>
           <w:tcPr>
-            <w:tcW w:type="dxa" w:w="1644"/>
+            <w:tcW w:type="dxa" w:w="1701"/>
             <w:vAlign w:val="center"/>
           </w:tcPr>
           <w:p>
@@ -4749,7 +4116,55 @@
         </w:tc>
         <w:tc>
           <w:tcPr>
-            <w:tcW w:type="dxa" w:w="1644"/>
+            <w:tcW w:type="dxa" w:w="1701"/>
+            <w:vAlign w:val="center"/>
+          </w:tcPr>
+          <w:p>
+            <w:pPr>
+              <w:spacing w:before="0" w:after="0" w:line="240" w:lineRule="auto"/>
+              <w:jc w:val="center"/>
+            </w:pPr>
+            <w:r/>
+            <w:r>
+              <w:rPr>
+                <w:rFonts w:ascii="Times New Roman" w:hAnsi="Times New Roman"/>
+                <w:b w:val="0"/>
+                <w:i w:val="0"/>
+                <w:sz w:val="22"/>
+              </w:rPr>
+            </w:r>
+          </w:p>
+        </w:tc>
+      </w:tr>
+      <w:tr>
+        <w:trPr>
+          <w:cantSplit w:val="true"/>
+        </w:trPr>
+        <w:tc>
+          <w:tcPr>
+            <w:tcW w:type="dxa" w:w="907"/>
+            <w:vAlign w:val="center"/>
+          </w:tcPr>
+          <w:p>
+            <w:pPr>
+              <w:spacing w:before="0" w:after="0" w:line="240" w:lineRule="auto"/>
+              <w:jc w:val="center"/>
+            </w:pPr>
+            <w:r/>
+            <w:r>
+              <w:rPr>
+                <w:rFonts w:ascii="Times New Roman" w:hAnsi="Times New Roman"/>
+                <w:b w:val="0"/>
+                <w:i w:val="0"/>
+                <w:sz w:val="22"/>
+              </w:rPr>
+              <w:t>31</w:t>
+            </w:r>
+          </w:p>
+        </w:tc>
+        <w:tc>
+          <w:tcPr>
+            <w:tcW w:type="dxa" w:w="3628"/>
             <w:vAlign w:val="center"/>
           </w:tcPr>
           <w:p>
@@ -4770,13 +4185,5494 @@
         </w:tc>
         <w:tc>
           <w:tcPr>
-            <w:tcW w:type="dxa" w:w="1984"/>
+            <w:tcW w:type="dxa" w:w="2268"/>
             <w:vAlign w:val="center"/>
           </w:tcPr>
           <w:p>
             <w:pPr>
               <w:spacing w:before="0" w:after="0" w:line="240" w:lineRule="auto"/>
               <w:jc w:val="left"/>
+            </w:pPr>
+            <w:r/>
+            <w:r>
+              <w:rPr>
+                <w:rFonts w:ascii="Times New Roman" w:hAnsi="Times New Roman"/>
+                <w:b w:val="0"/>
+                <w:i w:val="0"/>
+                <w:sz w:val="22"/>
+              </w:rPr>
+            </w:r>
+          </w:p>
+        </w:tc>
+        <w:tc>
+          <w:tcPr>
+            <w:tcW w:type="dxa" w:w="1701"/>
+            <w:vAlign w:val="center"/>
+          </w:tcPr>
+          <w:p>
+            <w:pPr>
+              <w:spacing w:before="0" w:after="0" w:line="240" w:lineRule="auto"/>
+              <w:jc w:val="left"/>
+            </w:pPr>
+            <w:r/>
+            <w:r>
+              <w:rPr>
+                <w:rFonts w:ascii="Times New Roman" w:hAnsi="Times New Roman"/>
+                <w:b w:val="0"/>
+                <w:i w:val="0"/>
+                <w:sz w:val="22"/>
+              </w:rPr>
+            </w:r>
+          </w:p>
+        </w:tc>
+        <w:tc>
+          <w:tcPr>
+            <w:tcW w:type="dxa" w:w="1701"/>
+            <w:vAlign w:val="center"/>
+          </w:tcPr>
+          <w:p>
+            <w:pPr>
+              <w:spacing w:before="0" w:after="0" w:line="240" w:lineRule="auto"/>
+              <w:jc w:val="center"/>
+            </w:pPr>
+            <w:r/>
+            <w:r>
+              <w:rPr>
+                <w:rFonts w:ascii="Times New Roman" w:hAnsi="Times New Roman"/>
+                <w:b w:val="0"/>
+                <w:i w:val="0"/>
+                <w:sz w:val="22"/>
+              </w:rPr>
+            </w:r>
+          </w:p>
+        </w:tc>
+      </w:tr>
+      <w:tr>
+        <w:trPr>
+          <w:cantSplit w:val="true"/>
+        </w:trPr>
+        <w:tc>
+          <w:tcPr>
+            <w:tcW w:type="dxa" w:w="907"/>
+            <w:vAlign w:val="center"/>
+          </w:tcPr>
+          <w:p>
+            <w:pPr>
+              <w:spacing w:before="0" w:after="0" w:line="240" w:lineRule="auto"/>
+              <w:jc w:val="center"/>
+            </w:pPr>
+            <w:r/>
+            <w:r>
+              <w:rPr>
+                <w:rFonts w:ascii="Times New Roman" w:hAnsi="Times New Roman"/>
+                <w:b w:val="0"/>
+                <w:i w:val="0"/>
+                <w:sz w:val="22"/>
+              </w:rPr>
+              <w:t>32</w:t>
+            </w:r>
+          </w:p>
+        </w:tc>
+        <w:tc>
+          <w:tcPr>
+            <w:tcW w:type="dxa" w:w="3628"/>
+            <w:vAlign w:val="center"/>
+          </w:tcPr>
+          <w:p>
+            <w:pPr>
+              <w:spacing w:before="0" w:after="0" w:line="240" w:lineRule="auto"/>
+              <w:jc w:val="left"/>
+            </w:pPr>
+            <w:r/>
+            <w:r>
+              <w:rPr>
+                <w:rFonts w:ascii="Times New Roman" w:hAnsi="Times New Roman"/>
+                <w:b w:val="0"/>
+                <w:i w:val="0"/>
+                <w:sz w:val="22"/>
+              </w:rPr>
+            </w:r>
+          </w:p>
+        </w:tc>
+        <w:tc>
+          <w:tcPr>
+            <w:tcW w:type="dxa" w:w="2268"/>
+            <w:vAlign w:val="center"/>
+          </w:tcPr>
+          <w:p>
+            <w:pPr>
+              <w:spacing w:before="0" w:after="0" w:line="240" w:lineRule="auto"/>
+              <w:jc w:val="left"/>
+            </w:pPr>
+            <w:r/>
+            <w:r>
+              <w:rPr>
+                <w:rFonts w:ascii="Times New Roman" w:hAnsi="Times New Roman"/>
+                <w:b w:val="0"/>
+                <w:i w:val="0"/>
+                <w:sz w:val="22"/>
+              </w:rPr>
+            </w:r>
+          </w:p>
+        </w:tc>
+        <w:tc>
+          <w:tcPr>
+            <w:tcW w:type="dxa" w:w="1701"/>
+            <w:vAlign w:val="center"/>
+          </w:tcPr>
+          <w:p>
+            <w:pPr>
+              <w:spacing w:before="0" w:after="0" w:line="240" w:lineRule="auto"/>
+              <w:jc w:val="left"/>
+            </w:pPr>
+            <w:r/>
+            <w:r>
+              <w:rPr>
+                <w:rFonts w:ascii="Times New Roman" w:hAnsi="Times New Roman"/>
+                <w:b w:val="0"/>
+                <w:i w:val="0"/>
+                <w:sz w:val="22"/>
+              </w:rPr>
+            </w:r>
+          </w:p>
+        </w:tc>
+        <w:tc>
+          <w:tcPr>
+            <w:tcW w:type="dxa" w:w="1701"/>
+            <w:vAlign w:val="center"/>
+          </w:tcPr>
+          <w:p>
+            <w:pPr>
+              <w:spacing w:before="0" w:after="0" w:line="240" w:lineRule="auto"/>
+              <w:jc w:val="center"/>
+            </w:pPr>
+            <w:r/>
+            <w:r>
+              <w:rPr>
+                <w:rFonts w:ascii="Times New Roman" w:hAnsi="Times New Roman"/>
+                <w:b w:val="0"/>
+                <w:i w:val="0"/>
+                <w:sz w:val="22"/>
+              </w:rPr>
+            </w:r>
+          </w:p>
+        </w:tc>
+      </w:tr>
+      <w:tr>
+        <w:trPr>
+          <w:cantSplit w:val="true"/>
+        </w:trPr>
+        <w:tc>
+          <w:tcPr>
+            <w:tcW w:type="dxa" w:w="907"/>
+            <w:vAlign w:val="center"/>
+          </w:tcPr>
+          <w:p>
+            <w:pPr>
+              <w:spacing w:before="0" w:after="0" w:line="240" w:lineRule="auto"/>
+              <w:jc w:val="center"/>
+            </w:pPr>
+            <w:r/>
+            <w:r>
+              <w:rPr>
+                <w:rFonts w:ascii="Times New Roman" w:hAnsi="Times New Roman"/>
+                <w:b w:val="0"/>
+                <w:i w:val="0"/>
+                <w:sz w:val="22"/>
+              </w:rPr>
+              <w:t>33</w:t>
+            </w:r>
+          </w:p>
+        </w:tc>
+        <w:tc>
+          <w:tcPr>
+            <w:tcW w:type="dxa" w:w="3628"/>
+            <w:vAlign w:val="center"/>
+          </w:tcPr>
+          <w:p>
+            <w:pPr>
+              <w:spacing w:before="0" w:after="0" w:line="240" w:lineRule="auto"/>
+              <w:jc w:val="left"/>
+            </w:pPr>
+            <w:r/>
+            <w:r>
+              <w:rPr>
+                <w:rFonts w:ascii="Times New Roman" w:hAnsi="Times New Roman"/>
+                <w:b w:val="0"/>
+                <w:i w:val="0"/>
+                <w:sz w:val="22"/>
+              </w:rPr>
+            </w:r>
+          </w:p>
+        </w:tc>
+        <w:tc>
+          <w:tcPr>
+            <w:tcW w:type="dxa" w:w="2268"/>
+            <w:vAlign w:val="center"/>
+          </w:tcPr>
+          <w:p>
+            <w:pPr>
+              <w:spacing w:before="0" w:after="0" w:line="240" w:lineRule="auto"/>
+              <w:jc w:val="left"/>
+            </w:pPr>
+            <w:r/>
+            <w:r>
+              <w:rPr>
+                <w:rFonts w:ascii="Times New Roman" w:hAnsi="Times New Roman"/>
+                <w:b w:val="0"/>
+                <w:i w:val="0"/>
+                <w:sz w:val="22"/>
+              </w:rPr>
+            </w:r>
+          </w:p>
+        </w:tc>
+        <w:tc>
+          <w:tcPr>
+            <w:tcW w:type="dxa" w:w="1701"/>
+            <w:vAlign w:val="center"/>
+          </w:tcPr>
+          <w:p>
+            <w:pPr>
+              <w:spacing w:before="0" w:after="0" w:line="240" w:lineRule="auto"/>
+              <w:jc w:val="left"/>
+            </w:pPr>
+            <w:r/>
+            <w:r>
+              <w:rPr>
+                <w:rFonts w:ascii="Times New Roman" w:hAnsi="Times New Roman"/>
+                <w:b w:val="0"/>
+                <w:i w:val="0"/>
+                <w:sz w:val="22"/>
+              </w:rPr>
+            </w:r>
+          </w:p>
+        </w:tc>
+        <w:tc>
+          <w:tcPr>
+            <w:tcW w:type="dxa" w:w="1701"/>
+            <w:vAlign w:val="center"/>
+          </w:tcPr>
+          <w:p>
+            <w:pPr>
+              <w:spacing w:before="0" w:after="0" w:line="240" w:lineRule="auto"/>
+              <w:jc w:val="center"/>
+            </w:pPr>
+            <w:r/>
+            <w:r>
+              <w:rPr>
+                <w:rFonts w:ascii="Times New Roman" w:hAnsi="Times New Roman"/>
+                <w:b w:val="0"/>
+                <w:i w:val="0"/>
+                <w:sz w:val="22"/>
+              </w:rPr>
+            </w:r>
+          </w:p>
+        </w:tc>
+      </w:tr>
+      <w:tr>
+        <w:trPr>
+          <w:cantSplit w:val="true"/>
+        </w:trPr>
+        <w:tc>
+          <w:tcPr>
+            <w:tcW w:type="dxa" w:w="907"/>
+            <w:vAlign w:val="center"/>
+          </w:tcPr>
+          <w:p>
+            <w:pPr>
+              <w:spacing w:before="0" w:after="0" w:line="240" w:lineRule="auto"/>
+              <w:jc w:val="center"/>
+            </w:pPr>
+            <w:r/>
+            <w:r>
+              <w:rPr>
+                <w:rFonts w:ascii="Times New Roman" w:hAnsi="Times New Roman"/>
+                <w:b w:val="0"/>
+                <w:i w:val="0"/>
+                <w:sz w:val="22"/>
+              </w:rPr>
+              <w:t>34</w:t>
+            </w:r>
+          </w:p>
+        </w:tc>
+        <w:tc>
+          <w:tcPr>
+            <w:tcW w:type="dxa" w:w="3628"/>
+            <w:vAlign w:val="center"/>
+          </w:tcPr>
+          <w:p>
+            <w:pPr>
+              <w:spacing w:before="0" w:after="0" w:line="240" w:lineRule="auto"/>
+              <w:jc w:val="left"/>
+            </w:pPr>
+            <w:r/>
+            <w:r>
+              <w:rPr>
+                <w:rFonts w:ascii="Times New Roman" w:hAnsi="Times New Roman"/>
+                <w:b w:val="0"/>
+                <w:i w:val="0"/>
+                <w:sz w:val="22"/>
+              </w:rPr>
+            </w:r>
+          </w:p>
+        </w:tc>
+        <w:tc>
+          <w:tcPr>
+            <w:tcW w:type="dxa" w:w="2268"/>
+            <w:vAlign w:val="center"/>
+          </w:tcPr>
+          <w:p>
+            <w:pPr>
+              <w:spacing w:before="0" w:after="0" w:line="240" w:lineRule="auto"/>
+              <w:jc w:val="left"/>
+            </w:pPr>
+            <w:r/>
+            <w:r>
+              <w:rPr>
+                <w:rFonts w:ascii="Times New Roman" w:hAnsi="Times New Roman"/>
+                <w:b w:val="0"/>
+                <w:i w:val="0"/>
+                <w:sz w:val="22"/>
+              </w:rPr>
+            </w:r>
+          </w:p>
+        </w:tc>
+        <w:tc>
+          <w:tcPr>
+            <w:tcW w:type="dxa" w:w="1701"/>
+            <w:vAlign w:val="center"/>
+          </w:tcPr>
+          <w:p>
+            <w:pPr>
+              <w:spacing w:before="0" w:after="0" w:line="240" w:lineRule="auto"/>
+              <w:jc w:val="left"/>
+            </w:pPr>
+            <w:r/>
+            <w:r>
+              <w:rPr>
+                <w:rFonts w:ascii="Times New Roman" w:hAnsi="Times New Roman"/>
+                <w:b w:val="0"/>
+                <w:i w:val="0"/>
+                <w:sz w:val="22"/>
+              </w:rPr>
+            </w:r>
+          </w:p>
+        </w:tc>
+        <w:tc>
+          <w:tcPr>
+            <w:tcW w:type="dxa" w:w="1701"/>
+            <w:vAlign w:val="center"/>
+          </w:tcPr>
+          <w:p>
+            <w:pPr>
+              <w:spacing w:before="0" w:after="0" w:line="240" w:lineRule="auto"/>
+              <w:jc w:val="center"/>
+            </w:pPr>
+            <w:r/>
+            <w:r>
+              <w:rPr>
+                <w:rFonts w:ascii="Times New Roman" w:hAnsi="Times New Roman"/>
+                <w:b w:val="0"/>
+                <w:i w:val="0"/>
+                <w:sz w:val="22"/>
+              </w:rPr>
+            </w:r>
+          </w:p>
+        </w:tc>
+      </w:tr>
+      <w:tr>
+        <w:trPr>
+          <w:cantSplit w:val="true"/>
+        </w:trPr>
+        <w:tc>
+          <w:tcPr>
+            <w:tcW w:type="dxa" w:w="907"/>
+            <w:vAlign w:val="center"/>
+          </w:tcPr>
+          <w:p>
+            <w:pPr>
+              <w:spacing w:before="0" w:after="0" w:line="240" w:lineRule="auto"/>
+              <w:jc w:val="center"/>
+            </w:pPr>
+            <w:r/>
+            <w:r>
+              <w:rPr>
+                <w:rFonts w:ascii="Times New Roman" w:hAnsi="Times New Roman"/>
+                <w:b w:val="0"/>
+                <w:i w:val="0"/>
+                <w:sz w:val="22"/>
+              </w:rPr>
+              <w:t>35</w:t>
+            </w:r>
+          </w:p>
+        </w:tc>
+        <w:tc>
+          <w:tcPr>
+            <w:tcW w:type="dxa" w:w="3628"/>
+            <w:vAlign w:val="center"/>
+          </w:tcPr>
+          <w:p>
+            <w:pPr>
+              <w:spacing w:before="0" w:after="0" w:line="240" w:lineRule="auto"/>
+              <w:jc w:val="left"/>
+            </w:pPr>
+            <w:r/>
+            <w:r>
+              <w:rPr>
+                <w:rFonts w:ascii="Times New Roman" w:hAnsi="Times New Roman"/>
+                <w:b w:val="0"/>
+                <w:i w:val="0"/>
+                <w:sz w:val="22"/>
+              </w:rPr>
+            </w:r>
+          </w:p>
+        </w:tc>
+        <w:tc>
+          <w:tcPr>
+            <w:tcW w:type="dxa" w:w="2268"/>
+            <w:vAlign w:val="center"/>
+          </w:tcPr>
+          <w:p>
+            <w:pPr>
+              <w:spacing w:before="0" w:after="0" w:line="240" w:lineRule="auto"/>
+              <w:jc w:val="left"/>
+            </w:pPr>
+            <w:r/>
+            <w:r>
+              <w:rPr>
+                <w:rFonts w:ascii="Times New Roman" w:hAnsi="Times New Roman"/>
+                <w:b w:val="0"/>
+                <w:i w:val="0"/>
+                <w:sz w:val="22"/>
+              </w:rPr>
+            </w:r>
+          </w:p>
+        </w:tc>
+        <w:tc>
+          <w:tcPr>
+            <w:tcW w:type="dxa" w:w="1701"/>
+            <w:vAlign w:val="center"/>
+          </w:tcPr>
+          <w:p>
+            <w:pPr>
+              <w:spacing w:before="0" w:after="0" w:line="240" w:lineRule="auto"/>
+              <w:jc w:val="left"/>
+            </w:pPr>
+            <w:r/>
+            <w:r>
+              <w:rPr>
+                <w:rFonts w:ascii="Times New Roman" w:hAnsi="Times New Roman"/>
+                <w:b w:val="0"/>
+                <w:i w:val="0"/>
+                <w:sz w:val="22"/>
+              </w:rPr>
+            </w:r>
+          </w:p>
+        </w:tc>
+        <w:tc>
+          <w:tcPr>
+            <w:tcW w:type="dxa" w:w="1701"/>
+            <w:vAlign w:val="center"/>
+          </w:tcPr>
+          <w:p>
+            <w:pPr>
+              <w:spacing w:before="0" w:after="0" w:line="240" w:lineRule="auto"/>
+              <w:jc w:val="center"/>
+            </w:pPr>
+            <w:r/>
+            <w:r>
+              <w:rPr>
+                <w:rFonts w:ascii="Times New Roman" w:hAnsi="Times New Roman"/>
+                <w:b w:val="0"/>
+                <w:i w:val="0"/>
+                <w:sz w:val="22"/>
+              </w:rPr>
+            </w:r>
+          </w:p>
+        </w:tc>
+      </w:tr>
+      <w:tr>
+        <w:trPr>
+          <w:cantSplit w:val="true"/>
+        </w:trPr>
+        <w:tc>
+          <w:tcPr>
+            <w:tcW w:type="dxa" w:w="907"/>
+            <w:vAlign w:val="center"/>
+          </w:tcPr>
+          <w:p>
+            <w:pPr>
+              <w:spacing w:before="0" w:after="0" w:line="240" w:lineRule="auto"/>
+              <w:jc w:val="center"/>
+            </w:pPr>
+            <w:r/>
+            <w:r>
+              <w:rPr>
+                <w:rFonts w:ascii="Times New Roman" w:hAnsi="Times New Roman"/>
+                <w:b w:val="0"/>
+                <w:i w:val="0"/>
+                <w:sz w:val="22"/>
+              </w:rPr>
+              <w:t>36</w:t>
+            </w:r>
+          </w:p>
+        </w:tc>
+        <w:tc>
+          <w:tcPr>
+            <w:tcW w:type="dxa" w:w="3628"/>
+            <w:vAlign w:val="center"/>
+          </w:tcPr>
+          <w:p>
+            <w:pPr>
+              <w:spacing w:before="0" w:after="0" w:line="240" w:lineRule="auto"/>
+              <w:jc w:val="left"/>
+            </w:pPr>
+            <w:r/>
+            <w:r>
+              <w:rPr>
+                <w:rFonts w:ascii="Times New Roman" w:hAnsi="Times New Roman"/>
+                <w:b w:val="0"/>
+                <w:i w:val="0"/>
+                <w:sz w:val="22"/>
+              </w:rPr>
+            </w:r>
+          </w:p>
+        </w:tc>
+        <w:tc>
+          <w:tcPr>
+            <w:tcW w:type="dxa" w:w="2268"/>
+            <w:vAlign w:val="center"/>
+          </w:tcPr>
+          <w:p>
+            <w:pPr>
+              <w:spacing w:before="0" w:after="0" w:line="240" w:lineRule="auto"/>
+              <w:jc w:val="left"/>
+            </w:pPr>
+            <w:r/>
+            <w:r>
+              <w:rPr>
+                <w:rFonts w:ascii="Times New Roman" w:hAnsi="Times New Roman"/>
+                <w:b w:val="0"/>
+                <w:i w:val="0"/>
+                <w:sz w:val="22"/>
+              </w:rPr>
+            </w:r>
+          </w:p>
+        </w:tc>
+        <w:tc>
+          <w:tcPr>
+            <w:tcW w:type="dxa" w:w="1701"/>
+            <w:vAlign w:val="center"/>
+          </w:tcPr>
+          <w:p>
+            <w:pPr>
+              <w:spacing w:before="0" w:after="0" w:line="240" w:lineRule="auto"/>
+              <w:jc w:val="left"/>
+            </w:pPr>
+            <w:r/>
+            <w:r>
+              <w:rPr>
+                <w:rFonts w:ascii="Times New Roman" w:hAnsi="Times New Roman"/>
+                <w:b w:val="0"/>
+                <w:i w:val="0"/>
+                <w:sz w:val="22"/>
+              </w:rPr>
+            </w:r>
+          </w:p>
+        </w:tc>
+        <w:tc>
+          <w:tcPr>
+            <w:tcW w:type="dxa" w:w="1701"/>
+            <w:vAlign w:val="center"/>
+          </w:tcPr>
+          <w:p>
+            <w:pPr>
+              <w:spacing w:before="0" w:after="0" w:line="240" w:lineRule="auto"/>
+              <w:jc w:val="center"/>
+            </w:pPr>
+            <w:r/>
+            <w:r>
+              <w:rPr>
+                <w:rFonts w:ascii="Times New Roman" w:hAnsi="Times New Roman"/>
+                <w:b w:val="0"/>
+                <w:i w:val="0"/>
+                <w:sz w:val="22"/>
+              </w:rPr>
+            </w:r>
+          </w:p>
+        </w:tc>
+      </w:tr>
+      <w:tr>
+        <w:trPr>
+          <w:cantSplit w:val="true"/>
+        </w:trPr>
+        <w:tc>
+          <w:tcPr>
+            <w:tcW w:type="dxa" w:w="907"/>
+            <w:vAlign w:val="center"/>
+          </w:tcPr>
+          <w:p>
+            <w:pPr>
+              <w:spacing w:before="0" w:after="0" w:line="240" w:lineRule="auto"/>
+              <w:jc w:val="center"/>
+            </w:pPr>
+            <w:r/>
+            <w:r>
+              <w:rPr>
+                <w:rFonts w:ascii="Times New Roman" w:hAnsi="Times New Roman"/>
+                <w:b w:val="0"/>
+                <w:i w:val="0"/>
+                <w:sz w:val="22"/>
+              </w:rPr>
+              <w:t>37</w:t>
+            </w:r>
+          </w:p>
+        </w:tc>
+        <w:tc>
+          <w:tcPr>
+            <w:tcW w:type="dxa" w:w="3628"/>
+            <w:vAlign w:val="center"/>
+          </w:tcPr>
+          <w:p>
+            <w:pPr>
+              <w:spacing w:before="0" w:after="0" w:line="240" w:lineRule="auto"/>
+              <w:jc w:val="left"/>
+            </w:pPr>
+            <w:r/>
+            <w:r>
+              <w:rPr>
+                <w:rFonts w:ascii="Times New Roman" w:hAnsi="Times New Roman"/>
+                <w:b w:val="0"/>
+                <w:i w:val="0"/>
+                <w:sz w:val="22"/>
+              </w:rPr>
+            </w:r>
+          </w:p>
+        </w:tc>
+        <w:tc>
+          <w:tcPr>
+            <w:tcW w:type="dxa" w:w="2268"/>
+            <w:vAlign w:val="center"/>
+          </w:tcPr>
+          <w:p>
+            <w:pPr>
+              <w:spacing w:before="0" w:after="0" w:line="240" w:lineRule="auto"/>
+              <w:jc w:val="left"/>
+            </w:pPr>
+            <w:r/>
+            <w:r>
+              <w:rPr>
+                <w:rFonts w:ascii="Times New Roman" w:hAnsi="Times New Roman"/>
+                <w:b w:val="0"/>
+                <w:i w:val="0"/>
+                <w:sz w:val="22"/>
+              </w:rPr>
+            </w:r>
+          </w:p>
+        </w:tc>
+        <w:tc>
+          <w:tcPr>
+            <w:tcW w:type="dxa" w:w="1701"/>
+            <w:vAlign w:val="center"/>
+          </w:tcPr>
+          <w:p>
+            <w:pPr>
+              <w:spacing w:before="0" w:after="0" w:line="240" w:lineRule="auto"/>
+              <w:jc w:val="left"/>
+            </w:pPr>
+            <w:r/>
+            <w:r>
+              <w:rPr>
+                <w:rFonts w:ascii="Times New Roman" w:hAnsi="Times New Roman"/>
+                <w:b w:val="0"/>
+                <w:i w:val="0"/>
+                <w:sz w:val="22"/>
+              </w:rPr>
+            </w:r>
+          </w:p>
+        </w:tc>
+        <w:tc>
+          <w:tcPr>
+            <w:tcW w:type="dxa" w:w="1701"/>
+            <w:vAlign w:val="center"/>
+          </w:tcPr>
+          <w:p>
+            <w:pPr>
+              <w:spacing w:before="0" w:after="0" w:line="240" w:lineRule="auto"/>
+              <w:jc w:val="center"/>
+            </w:pPr>
+            <w:r/>
+            <w:r>
+              <w:rPr>
+                <w:rFonts w:ascii="Times New Roman" w:hAnsi="Times New Roman"/>
+                <w:b w:val="0"/>
+                <w:i w:val="0"/>
+                <w:sz w:val="22"/>
+              </w:rPr>
+            </w:r>
+          </w:p>
+        </w:tc>
+      </w:tr>
+      <w:tr>
+        <w:trPr>
+          <w:cantSplit w:val="true"/>
+        </w:trPr>
+        <w:tc>
+          <w:tcPr>
+            <w:tcW w:type="dxa" w:w="907"/>
+            <w:vAlign w:val="center"/>
+          </w:tcPr>
+          <w:p>
+            <w:pPr>
+              <w:spacing w:before="0" w:after="0" w:line="240" w:lineRule="auto"/>
+              <w:jc w:val="center"/>
+            </w:pPr>
+            <w:r/>
+            <w:r>
+              <w:rPr>
+                <w:rFonts w:ascii="Times New Roman" w:hAnsi="Times New Roman"/>
+                <w:b w:val="0"/>
+                <w:i w:val="0"/>
+                <w:sz w:val="22"/>
+              </w:rPr>
+              <w:t>38</w:t>
+            </w:r>
+          </w:p>
+        </w:tc>
+        <w:tc>
+          <w:tcPr>
+            <w:tcW w:type="dxa" w:w="3628"/>
+            <w:vAlign w:val="center"/>
+          </w:tcPr>
+          <w:p>
+            <w:pPr>
+              <w:spacing w:before="0" w:after="0" w:line="240" w:lineRule="auto"/>
+              <w:jc w:val="left"/>
+            </w:pPr>
+            <w:r/>
+            <w:r>
+              <w:rPr>
+                <w:rFonts w:ascii="Times New Roman" w:hAnsi="Times New Roman"/>
+                <w:b w:val="0"/>
+                <w:i w:val="0"/>
+                <w:sz w:val="22"/>
+              </w:rPr>
+            </w:r>
+          </w:p>
+        </w:tc>
+        <w:tc>
+          <w:tcPr>
+            <w:tcW w:type="dxa" w:w="2268"/>
+            <w:vAlign w:val="center"/>
+          </w:tcPr>
+          <w:p>
+            <w:pPr>
+              <w:spacing w:before="0" w:after="0" w:line="240" w:lineRule="auto"/>
+              <w:jc w:val="left"/>
+            </w:pPr>
+            <w:r/>
+            <w:r>
+              <w:rPr>
+                <w:rFonts w:ascii="Times New Roman" w:hAnsi="Times New Roman"/>
+                <w:b w:val="0"/>
+                <w:i w:val="0"/>
+                <w:sz w:val="22"/>
+              </w:rPr>
+            </w:r>
+          </w:p>
+        </w:tc>
+        <w:tc>
+          <w:tcPr>
+            <w:tcW w:type="dxa" w:w="1701"/>
+            <w:vAlign w:val="center"/>
+          </w:tcPr>
+          <w:p>
+            <w:pPr>
+              <w:spacing w:before="0" w:after="0" w:line="240" w:lineRule="auto"/>
+              <w:jc w:val="left"/>
+            </w:pPr>
+            <w:r/>
+            <w:r>
+              <w:rPr>
+                <w:rFonts w:ascii="Times New Roman" w:hAnsi="Times New Roman"/>
+                <w:b w:val="0"/>
+                <w:i w:val="0"/>
+                <w:sz w:val="22"/>
+              </w:rPr>
+            </w:r>
+          </w:p>
+        </w:tc>
+        <w:tc>
+          <w:tcPr>
+            <w:tcW w:type="dxa" w:w="1701"/>
+            <w:vAlign w:val="center"/>
+          </w:tcPr>
+          <w:p>
+            <w:pPr>
+              <w:spacing w:before="0" w:after="0" w:line="240" w:lineRule="auto"/>
+              <w:jc w:val="center"/>
+            </w:pPr>
+            <w:r/>
+            <w:r>
+              <w:rPr>
+                <w:rFonts w:ascii="Times New Roman" w:hAnsi="Times New Roman"/>
+                <w:b w:val="0"/>
+                <w:i w:val="0"/>
+                <w:sz w:val="22"/>
+              </w:rPr>
+            </w:r>
+          </w:p>
+        </w:tc>
+      </w:tr>
+      <w:tr>
+        <w:trPr>
+          <w:cantSplit w:val="true"/>
+        </w:trPr>
+        <w:tc>
+          <w:tcPr>
+            <w:tcW w:type="dxa" w:w="907"/>
+            <w:vAlign w:val="center"/>
+          </w:tcPr>
+          <w:p>
+            <w:pPr>
+              <w:spacing w:before="0" w:after="0" w:line="240" w:lineRule="auto"/>
+              <w:jc w:val="center"/>
+            </w:pPr>
+            <w:r/>
+            <w:r>
+              <w:rPr>
+                <w:rFonts w:ascii="Times New Roman" w:hAnsi="Times New Roman"/>
+                <w:b w:val="0"/>
+                <w:i w:val="0"/>
+                <w:sz w:val="22"/>
+              </w:rPr>
+              <w:t>39</w:t>
+            </w:r>
+          </w:p>
+        </w:tc>
+        <w:tc>
+          <w:tcPr>
+            <w:tcW w:type="dxa" w:w="3628"/>
+            <w:vAlign w:val="center"/>
+          </w:tcPr>
+          <w:p>
+            <w:pPr>
+              <w:spacing w:before="0" w:after="0" w:line="240" w:lineRule="auto"/>
+              <w:jc w:val="left"/>
+            </w:pPr>
+            <w:r/>
+            <w:r>
+              <w:rPr>
+                <w:rFonts w:ascii="Times New Roman" w:hAnsi="Times New Roman"/>
+                <w:b w:val="0"/>
+                <w:i w:val="0"/>
+                <w:sz w:val="22"/>
+              </w:rPr>
+            </w:r>
+          </w:p>
+        </w:tc>
+        <w:tc>
+          <w:tcPr>
+            <w:tcW w:type="dxa" w:w="2268"/>
+            <w:vAlign w:val="center"/>
+          </w:tcPr>
+          <w:p>
+            <w:pPr>
+              <w:spacing w:before="0" w:after="0" w:line="240" w:lineRule="auto"/>
+              <w:jc w:val="left"/>
+            </w:pPr>
+            <w:r/>
+            <w:r>
+              <w:rPr>
+                <w:rFonts w:ascii="Times New Roman" w:hAnsi="Times New Roman"/>
+                <w:b w:val="0"/>
+                <w:i w:val="0"/>
+                <w:sz w:val="22"/>
+              </w:rPr>
+            </w:r>
+          </w:p>
+        </w:tc>
+        <w:tc>
+          <w:tcPr>
+            <w:tcW w:type="dxa" w:w="1701"/>
+            <w:vAlign w:val="center"/>
+          </w:tcPr>
+          <w:p>
+            <w:pPr>
+              <w:spacing w:before="0" w:after="0" w:line="240" w:lineRule="auto"/>
+              <w:jc w:val="left"/>
+            </w:pPr>
+            <w:r/>
+            <w:r>
+              <w:rPr>
+                <w:rFonts w:ascii="Times New Roman" w:hAnsi="Times New Roman"/>
+                <w:b w:val="0"/>
+                <w:i w:val="0"/>
+                <w:sz w:val="22"/>
+              </w:rPr>
+            </w:r>
+          </w:p>
+        </w:tc>
+        <w:tc>
+          <w:tcPr>
+            <w:tcW w:type="dxa" w:w="1701"/>
+            <w:vAlign w:val="center"/>
+          </w:tcPr>
+          <w:p>
+            <w:pPr>
+              <w:spacing w:before="0" w:after="0" w:line="240" w:lineRule="auto"/>
+              <w:jc w:val="center"/>
+            </w:pPr>
+            <w:r/>
+            <w:r>
+              <w:rPr>
+                <w:rFonts w:ascii="Times New Roman" w:hAnsi="Times New Roman"/>
+                <w:b w:val="0"/>
+                <w:i w:val="0"/>
+                <w:sz w:val="22"/>
+              </w:rPr>
+            </w:r>
+          </w:p>
+        </w:tc>
+      </w:tr>
+      <w:tr>
+        <w:trPr>
+          <w:cantSplit w:val="true"/>
+        </w:trPr>
+        <w:tc>
+          <w:tcPr>
+            <w:tcW w:type="dxa" w:w="907"/>
+            <w:vAlign w:val="center"/>
+          </w:tcPr>
+          <w:p>
+            <w:pPr>
+              <w:spacing w:before="0" w:after="0" w:line="240" w:lineRule="auto"/>
+              <w:jc w:val="center"/>
+            </w:pPr>
+            <w:r/>
+            <w:r>
+              <w:rPr>
+                <w:rFonts w:ascii="Times New Roman" w:hAnsi="Times New Roman"/>
+                <w:b w:val="0"/>
+                <w:i w:val="0"/>
+                <w:sz w:val="22"/>
+              </w:rPr>
+              <w:t>40</w:t>
+            </w:r>
+          </w:p>
+        </w:tc>
+        <w:tc>
+          <w:tcPr>
+            <w:tcW w:type="dxa" w:w="3628"/>
+            <w:vAlign w:val="center"/>
+          </w:tcPr>
+          <w:p>
+            <w:pPr>
+              <w:spacing w:before="0" w:after="0" w:line="240" w:lineRule="auto"/>
+              <w:jc w:val="left"/>
+            </w:pPr>
+            <w:r/>
+            <w:r>
+              <w:rPr>
+                <w:rFonts w:ascii="Times New Roman" w:hAnsi="Times New Roman"/>
+                <w:b w:val="0"/>
+                <w:i w:val="0"/>
+                <w:sz w:val="22"/>
+              </w:rPr>
+            </w:r>
+          </w:p>
+        </w:tc>
+        <w:tc>
+          <w:tcPr>
+            <w:tcW w:type="dxa" w:w="2268"/>
+            <w:vAlign w:val="center"/>
+          </w:tcPr>
+          <w:p>
+            <w:pPr>
+              <w:spacing w:before="0" w:after="0" w:line="240" w:lineRule="auto"/>
+              <w:jc w:val="left"/>
+            </w:pPr>
+            <w:r/>
+            <w:r>
+              <w:rPr>
+                <w:rFonts w:ascii="Times New Roman" w:hAnsi="Times New Roman"/>
+                <w:b w:val="0"/>
+                <w:i w:val="0"/>
+                <w:sz w:val="22"/>
+              </w:rPr>
+            </w:r>
+          </w:p>
+        </w:tc>
+        <w:tc>
+          <w:tcPr>
+            <w:tcW w:type="dxa" w:w="1701"/>
+            <w:vAlign w:val="center"/>
+          </w:tcPr>
+          <w:p>
+            <w:pPr>
+              <w:spacing w:before="0" w:after="0" w:line="240" w:lineRule="auto"/>
+              <w:jc w:val="left"/>
+            </w:pPr>
+            <w:r/>
+            <w:r>
+              <w:rPr>
+                <w:rFonts w:ascii="Times New Roman" w:hAnsi="Times New Roman"/>
+                <w:b w:val="0"/>
+                <w:i w:val="0"/>
+                <w:sz w:val="22"/>
+              </w:rPr>
+            </w:r>
+          </w:p>
+        </w:tc>
+        <w:tc>
+          <w:tcPr>
+            <w:tcW w:type="dxa" w:w="1701"/>
+            <w:vAlign w:val="center"/>
+          </w:tcPr>
+          <w:p>
+            <w:pPr>
+              <w:spacing w:before="0" w:after="0" w:line="240" w:lineRule="auto"/>
+              <w:jc w:val="center"/>
+            </w:pPr>
+            <w:r/>
+            <w:r>
+              <w:rPr>
+                <w:rFonts w:ascii="Times New Roman" w:hAnsi="Times New Roman"/>
+                <w:b w:val="0"/>
+                <w:i w:val="0"/>
+                <w:sz w:val="22"/>
+              </w:rPr>
+            </w:r>
+          </w:p>
+        </w:tc>
+      </w:tr>
+      <w:tr>
+        <w:trPr>
+          <w:cantSplit w:val="true"/>
+        </w:trPr>
+        <w:tc>
+          <w:tcPr>
+            <w:tcW w:type="dxa" w:w="907"/>
+            <w:vAlign w:val="center"/>
+          </w:tcPr>
+          <w:p>
+            <w:pPr>
+              <w:spacing w:before="0" w:after="0" w:line="240" w:lineRule="auto"/>
+              <w:jc w:val="center"/>
+            </w:pPr>
+            <w:r/>
+            <w:r>
+              <w:rPr>
+                <w:rFonts w:ascii="Times New Roman" w:hAnsi="Times New Roman"/>
+                <w:b w:val="0"/>
+                <w:i w:val="0"/>
+                <w:sz w:val="22"/>
+              </w:rPr>
+              <w:t>41</w:t>
+            </w:r>
+          </w:p>
+        </w:tc>
+        <w:tc>
+          <w:tcPr>
+            <w:tcW w:type="dxa" w:w="3628"/>
+            <w:vAlign w:val="center"/>
+          </w:tcPr>
+          <w:p>
+            <w:pPr>
+              <w:spacing w:before="0" w:after="0" w:line="240" w:lineRule="auto"/>
+              <w:jc w:val="left"/>
+            </w:pPr>
+            <w:r/>
+            <w:r>
+              <w:rPr>
+                <w:rFonts w:ascii="Times New Roman" w:hAnsi="Times New Roman"/>
+                <w:b w:val="0"/>
+                <w:i w:val="0"/>
+                <w:sz w:val="22"/>
+              </w:rPr>
+            </w:r>
+          </w:p>
+        </w:tc>
+        <w:tc>
+          <w:tcPr>
+            <w:tcW w:type="dxa" w:w="2268"/>
+            <w:vAlign w:val="center"/>
+          </w:tcPr>
+          <w:p>
+            <w:pPr>
+              <w:spacing w:before="0" w:after="0" w:line="240" w:lineRule="auto"/>
+              <w:jc w:val="left"/>
+            </w:pPr>
+            <w:r/>
+            <w:r>
+              <w:rPr>
+                <w:rFonts w:ascii="Times New Roman" w:hAnsi="Times New Roman"/>
+                <w:b w:val="0"/>
+                <w:i w:val="0"/>
+                <w:sz w:val="22"/>
+              </w:rPr>
+            </w:r>
+          </w:p>
+        </w:tc>
+        <w:tc>
+          <w:tcPr>
+            <w:tcW w:type="dxa" w:w="1701"/>
+            <w:vAlign w:val="center"/>
+          </w:tcPr>
+          <w:p>
+            <w:pPr>
+              <w:spacing w:before="0" w:after="0" w:line="240" w:lineRule="auto"/>
+              <w:jc w:val="left"/>
+            </w:pPr>
+            <w:r/>
+            <w:r>
+              <w:rPr>
+                <w:rFonts w:ascii="Times New Roman" w:hAnsi="Times New Roman"/>
+                <w:b w:val="0"/>
+                <w:i w:val="0"/>
+                <w:sz w:val="22"/>
+              </w:rPr>
+            </w:r>
+          </w:p>
+        </w:tc>
+        <w:tc>
+          <w:tcPr>
+            <w:tcW w:type="dxa" w:w="1701"/>
+            <w:vAlign w:val="center"/>
+          </w:tcPr>
+          <w:p>
+            <w:pPr>
+              <w:spacing w:before="0" w:after="0" w:line="240" w:lineRule="auto"/>
+              <w:jc w:val="center"/>
+            </w:pPr>
+            <w:r/>
+            <w:r>
+              <w:rPr>
+                <w:rFonts w:ascii="Times New Roman" w:hAnsi="Times New Roman"/>
+                <w:b w:val="0"/>
+                <w:i w:val="0"/>
+                <w:sz w:val="22"/>
+              </w:rPr>
+            </w:r>
+          </w:p>
+        </w:tc>
+      </w:tr>
+      <w:tr>
+        <w:trPr>
+          <w:cantSplit w:val="true"/>
+        </w:trPr>
+        <w:tc>
+          <w:tcPr>
+            <w:tcW w:type="dxa" w:w="907"/>
+            <w:vAlign w:val="center"/>
+          </w:tcPr>
+          <w:p>
+            <w:pPr>
+              <w:spacing w:before="0" w:after="0" w:line="240" w:lineRule="auto"/>
+              <w:jc w:val="center"/>
+            </w:pPr>
+            <w:r/>
+            <w:r>
+              <w:rPr>
+                <w:rFonts w:ascii="Times New Roman" w:hAnsi="Times New Roman"/>
+                <w:b w:val="0"/>
+                <w:i w:val="0"/>
+                <w:sz w:val="22"/>
+              </w:rPr>
+              <w:t>42</w:t>
+            </w:r>
+          </w:p>
+        </w:tc>
+        <w:tc>
+          <w:tcPr>
+            <w:tcW w:type="dxa" w:w="3628"/>
+            <w:vAlign w:val="center"/>
+          </w:tcPr>
+          <w:p>
+            <w:pPr>
+              <w:spacing w:before="0" w:after="0" w:line="240" w:lineRule="auto"/>
+              <w:jc w:val="left"/>
+            </w:pPr>
+            <w:r/>
+            <w:r>
+              <w:rPr>
+                <w:rFonts w:ascii="Times New Roman" w:hAnsi="Times New Roman"/>
+                <w:b w:val="0"/>
+                <w:i w:val="0"/>
+                <w:sz w:val="22"/>
+              </w:rPr>
+            </w:r>
+          </w:p>
+        </w:tc>
+        <w:tc>
+          <w:tcPr>
+            <w:tcW w:type="dxa" w:w="2268"/>
+            <w:vAlign w:val="center"/>
+          </w:tcPr>
+          <w:p>
+            <w:pPr>
+              <w:spacing w:before="0" w:after="0" w:line="240" w:lineRule="auto"/>
+              <w:jc w:val="left"/>
+            </w:pPr>
+            <w:r/>
+            <w:r>
+              <w:rPr>
+                <w:rFonts w:ascii="Times New Roman" w:hAnsi="Times New Roman"/>
+                <w:b w:val="0"/>
+                <w:i w:val="0"/>
+                <w:sz w:val="22"/>
+              </w:rPr>
+            </w:r>
+          </w:p>
+        </w:tc>
+        <w:tc>
+          <w:tcPr>
+            <w:tcW w:type="dxa" w:w="1701"/>
+            <w:vAlign w:val="center"/>
+          </w:tcPr>
+          <w:p>
+            <w:pPr>
+              <w:spacing w:before="0" w:after="0" w:line="240" w:lineRule="auto"/>
+              <w:jc w:val="left"/>
+            </w:pPr>
+            <w:r/>
+            <w:r>
+              <w:rPr>
+                <w:rFonts w:ascii="Times New Roman" w:hAnsi="Times New Roman"/>
+                <w:b w:val="0"/>
+                <w:i w:val="0"/>
+                <w:sz w:val="22"/>
+              </w:rPr>
+            </w:r>
+          </w:p>
+        </w:tc>
+        <w:tc>
+          <w:tcPr>
+            <w:tcW w:type="dxa" w:w="1701"/>
+            <w:vAlign w:val="center"/>
+          </w:tcPr>
+          <w:p>
+            <w:pPr>
+              <w:spacing w:before="0" w:after="0" w:line="240" w:lineRule="auto"/>
+              <w:jc w:val="center"/>
+            </w:pPr>
+            <w:r/>
+            <w:r>
+              <w:rPr>
+                <w:rFonts w:ascii="Times New Roman" w:hAnsi="Times New Roman"/>
+                <w:b w:val="0"/>
+                <w:i w:val="0"/>
+                <w:sz w:val="22"/>
+              </w:rPr>
+            </w:r>
+          </w:p>
+        </w:tc>
+      </w:tr>
+      <w:tr>
+        <w:trPr>
+          <w:cantSplit w:val="true"/>
+        </w:trPr>
+        <w:tc>
+          <w:tcPr>
+            <w:tcW w:type="dxa" w:w="907"/>
+            <w:vAlign w:val="center"/>
+          </w:tcPr>
+          <w:p>
+            <w:pPr>
+              <w:spacing w:before="0" w:after="0" w:line="240" w:lineRule="auto"/>
+              <w:jc w:val="center"/>
+            </w:pPr>
+            <w:r/>
+            <w:r>
+              <w:rPr>
+                <w:rFonts w:ascii="Times New Roman" w:hAnsi="Times New Roman"/>
+                <w:b w:val="0"/>
+                <w:i w:val="0"/>
+                <w:sz w:val="22"/>
+              </w:rPr>
+              <w:t>43</w:t>
+            </w:r>
+          </w:p>
+        </w:tc>
+        <w:tc>
+          <w:tcPr>
+            <w:tcW w:type="dxa" w:w="3628"/>
+            <w:vAlign w:val="center"/>
+          </w:tcPr>
+          <w:p>
+            <w:pPr>
+              <w:spacing w:before="0" w:after="0" w:line="240" w:lineRule="auto"/>
+              <w:jc w:val="left"/>
+            </w:pPr>
+            <w:r/>
+            <w:r>
+              <w:rPr>
+                <w:rFonts w:ascii="Times New Roman" w:hAnsi="Times New Roman"/>
+                <w:b w:val="0"/>
+                <w:i w:val="0"/>
+                <w:sz w:val="22"/>
+              </w:rPr>
+            </w:r>
+          </w:p>
+        </w:tc>
+        <w:tc>
+          <w:tcPr>
+            <w:tcW w:type="dxa" w:w="2268"/>
+            <w:vAlign w:val="center"/>
+          </w:tcPr>
+          <w:p>
+            <w:pPr>
+              <w:spacing w:before="0" w:after="0" w:line="240" w:lineRule="auto"/>
+              <w:jc w:val="left"/>
+            </w:pPr>
+            <w:r/>
+            <w:r>
+              <w:rPr>
+                <w:rFonts w:ascii="Times New Roman" w:hAnsi="Times New Roman"/>
+                <w:b w:val="0"/>
+                <w:i w:val="0"/>
+                <w:sz w:val="22"/>
+              </w:rPr>
+            </w:r>
+          </w:p>
+        </w:tc>
+        <w:tc>
+          <w:tcPr>
+            <w:tcW w:type="dxa" w:w="1701"/>
+            <w:vAlign w:val="center"/>
+          </w:tcPr>
+          <w:p>
+            <w:pPr>
+              <w:spacing w:before="0" w:after="0" w:line="240" w:lineRule="auto"/>
+              <w:jc w:val="left"/>
+            </w:pPr>
+            <w:r/>
+            <w:r>
+              <w:rPr>
+                <w:rFonts w:ascii="Times New Roman" w:hAnsi="Times New Roman"/>
+                <w:b w:val="0"/>
+                <w:i w:val="0"/>
+                <w:sz w:val="22"/>
+              </w:rPr>
+            </w:r>
+          </w:p>
+        </w:tc>
+        <w:tc>
+          <w:tcPr>
+            <w:tcW w:type="dxa" w:w="1701"/>
+            <w:vAlign w:val="center"/>
+          </w:tcPr>
+          <w:p>
+            <w:pPr>
+              <w:spacing w:before="0" w:after="0" w:line="240" w:lineRule="auto"/>
+              <w:jc w:val="center"/>
+            </w:pPr>
+            <w:r/>
+            <w:r>
+              <w:rPr>
+                <w:rFonts w:ascii="Times New Roman" w:hAnsi="Times New Roman"/>
+                <w:b w:val="0"/>
+                <w:i w:val="0"/>
+                <w:sz w:val="22"/>
+              </w:rPr>
+            </w:r>
+          </w:p>
+        </w:tc>
+      </w:tr>
+      <w:tr>
+        <w:trPr>
+          <w:cantSplit w:val="true"/>
+        </w:trPr>
+        <w:tc>
+          <w:tcPr>
+            <w:tcW w:type="dxa" w:w="907"/>
+            <w:vAlign w:val="center"/>
+          </w:tcPr>
+          <w:p>
+            <w:pPr>
+              <w:spacing w:before="0" w:after="0" w:line="240" w:lineRule="auto"/>
+              <w:jc w:val="center"/>
+            </w:pPr>
+            <w:r/>
+            <w:r>
+              <w:rPr>
+                <w:rFonts w:ascii="Times New Roman" w:hAnsi="Times New Roman"/>
+                <w:b w:val="0"/>
+                <w:i w:val="0"/>
+                <w:sz w:val="22"/>
+              </w:rPr>
+              <w:t>44</w:t>
+            </w:r>
+          </w:p>
+        </w:tc>
+        <w:tc>
+          <w:tcPr>
+            <w:tcW w:type="dxa" w:w="3628"/>
+            <w:vAlign w:val="center"/>
+          </w:tcPr>
+          <w:p>
+            <w:pPr>
+              <w:spacing w:before="0" w:after="0" w:line="240" w:lineRule="auto"/>
+              <w:jc w:val="left"/>
+            </w:pPr>
+            <w:r/>
+            <w:r>
+              <w:rPr>
+                <w:rFonts w:ascii="Times New Roman" w:hAnsi="Times New Roman"/>
+                <w:b w:val="0"/>
+                <w:i w:val="0"/>
+                <w:sz w:val="22"/>
+              </w:rPr>
+            </w:r>
+          </w:p>
+        </w:tc>
+        <w:tc>
+          <w:tcPr>
+            <w:tcW w:type="dxa" w:w="2268"/>
+            <w:vAlign w:val="center"/>
+          </w:tcPr>
+          <w:p>
+            <w:pPr>
+              <w:spacing w:before="0" w:after="0" w:line="240" w:lineRule="auto"/>
+              <w:jc w:val="left"/>
+            </w:pPr>
+            <w:r/>
+            <w:r>
+              <w:rPr>
+                <w:rFonts w:ascii="Times New Roman" w:hAnsi="Times New Roman"/>
+                <w:b w:val="0"/>
+                <w:i w:val="0"/>
+                <w:sz w:val="22"/>
+              </w:rPr>
+            </w:r>
+          </w:p>
+        </w:tc>
+        <w:tc>
+          <w:tcPr>
+            <w:tcW w:type="dxa" w:w="1701"/>
+            <w:vAlign w:val="center"/>
+          </w:tcPr>
+          <w:p>
+            <w:pPr>
+              <w:spacing w:before="0" w:after="0" w:line="240" w:lineRule="auto"/>
+              <w:jc w:val="left"/>
+            </w:pPr>
+            <w:r/>
+            <w:r>
+              <w:rPr>
+                <w:rFonts w:ascii="Times New Roman" w:hAnsi="Times New Roman"/>
+                <w:b w:val="0"/>
+                <w:i w:val="0"/>
+                <w:sz w:val="22"/>
+              </w:rPr>
+            </w:r>
+          </w:p>
+        </w:tc>
+        <w:tc>
+          <w:tcPr>
+            <w:tcW w:type="dxa" w:w="1701"/>
+            <w:vAlign w:val="center"/>
+          </w:tcPr>
+          <w:p>
+            <w:pPr>
+              <w:spacing w:before="0" w:after="0" w:line="240" w:lineRule="auto"/>
+              <w:jc w:val="center"/>
+            </w:pPr>
+            <w:r/>
+            <w:r>
+              <w:rPr>
+                <w:rFonts w:ascii="Times New Roman" w:hAnsi="Times New Roman"/>
+                <w:b w:val="0"/>
+                <w:i w:val="0"/>
+                <w:sz w:val="22"/>
+              </w:rPr>
+            </w:r>
+          </w:p>
+        </w:tc>
+      </w:tr>
+      <w:tr>
+        <w:trPr>
+          <w:cantSplit w:val="true"/>
+        </w:trPr>
+        <w:tc>
+          <w:tcPr>
+            <w:tcW w:type="dxa" w:w="907"/>
+            <w:vAlign w:val="center"/>
+          </w:tcPr>
+          <w:p>
+            <w:pPr>
+              <w:spacing w:before="0" w:after="0" w:line="240" w:lineRule="auto"/>
+              <w:jc w:val="center"/>
+            </w:pPr>
+            <w:r/>
+            <w:r>
+              <w:rPr>
+                <w:rFonts w:ascii="Times New Roman" w:hAnsi="Times New Roman"/>
+                <w:b w:val="0"/>
+                <w:i w:val="0"/>
+                <w:sz w:val="22"/>
+              </w:rPr>
+              <w:t>45</w:t>
+            </w:r>
+          </w:p>
+        </w:tc>
+        <w:tc>
+          <w:tcPr>
+            <w:tcW w:type="dxa" w:w="3628"/>
+            <w:vAlign w:val="center"/>
+          </w:tcPr>
+          <w:p>
+            <w:pPr>
+              <w:spacing w:before="0" w:after="0" w:line="240" w:lineRule="auto"/>
+              <w:jc w:val="left"/>
+            </w:pPr>
+            <w:r/>
+            <w:r>
+              <w:rPr>
+                <w:rFonts w:ascii="Times New Roman" w:hAnsi="Times New Roman"/>
+                <w:b w:val="0"/>
+                <w:i w:val="0"/>
+                <w:sz w:val="22"/>
+              </w:rPr>
+            </w:r>
+          </w:p>
+        </w:tc>
+        <w:tc>
+          <w:tcPr>
+            <w:tcW w:type="dxa" w:w="2268"/>
+            <w:vAlign w:val="center"/>
+          </w:tcPr>
+          <w:p>
+            <w:pPr>
+              <w:spacing w:before="0" w:after="0" w:line="240" w:lineRule="auto"/>
+              <w:jc w:val="left"/>
+            </w:pPr>
+            <w:r/>
+            <w:r>
+              <w:rPr>
+                <w:rFonts w:ascii="Times New Roman" w:hAnsi="Times New Roman"/>
+                <w:b w:val="0"/>
+                <w:i w:val="0"/>
+                <w:sz w:val="22"/>
+              </w:rPr>
+            </w:r>
+          </w:p>
+        </w:tc>
+        <w:tc>
+          <w:tcPr>
+            <w:tcW w:type="dxa" w:w="1701"/>
+            <w:vAlign w:val="center"/>
+          </w:tcPr>
+          <w:p>
+            <w:pPr>
+              <w:spacing w:before="0" w:after="0" w:line="240" w:lineRule="auto"/>
+              <w:jc w:val="left"/>
+            </w:pPr>
+            <w:r/>
+            <w:r>
+              <w:rPr>
+                <w:rFonts w:ascii="Times New Roman" w:hAnsi="Times New Roman"/>
+                <w:b w:val="0"/>
+                <w:i w:val="0"/>
+                <w:sz w:val="22"/>
+              </w:rPr>
+            </w:r>
+          </w:p>
+        </w:tc>
+        <w:tc>
+          <w:tcPr>
+            <w:tcW w:type="dxa" w:w="1701"/>
+            <w:vAlign w:val="center"/>
+          </w:tcPr>
+          <w:p>
+            <w:pPr>
+              <w:spacing w:before="0" w:after="0" w:line="240" w:lineRule="auto"/>
+              <w:jc w:val="center"/>
+            </w:pPr>
+            <w:r/>
+            <w:r>
+              <w:rPr>
+                <w:rFonts w:ascii="Times New Roman" w:hAnsi="Times New Roman"/>
+                <w:b w:val="0"/>
+                <w:i w:val="0"/>
+                <w:sz w:val="22"/>
+              </w:rPr>
+            </w:r>
+          </w:p>
+        </w:tc>
+      </w:tr>
+      <w:tr>
+        <w:trPr>
+          <w:cantSplit w:val="true"/>
+        </w:trPr>
+        <w:tc>
+          <w:tcPr>
+            <w:tcW w:type="dxa" w:w="907"/>
+            <w:vAlign w:val="center"/>
+          </w:tcPr>
+          <w:p>
+            <w:pPr>
+              <w:spacing w:before="0" w:after="0" w:line="240" w:lineRule="auto"/>
+              <w:jc w:val="center"/>
+            </w:pPr>
+            <w:r/>
+            <w:r>
+              <w:rPr>
+                <w:rFonts w:ascii="Times New Roman" w:hAnsi="Times New Roman"/>
+                <w:b w:val="0"/>
+                <w:i w:val="0"/>
+                <w:sz w:val="22"/>
+              </w:rPr>
+              <w:t>46</w:t>
+            </w:r>
+          </w:p>
+        </w:tc>
+        <w:tc>
+          <w:tcPr>
+            <w:tcW w:type="dxa" w:w="3628"/>
+            <w:vAlign w:val="center"/>
+          </w:tcPr>
+          <w:p>
+            <w:pPr>
+              <w:spacing w:before="0" w:after="0" w:line="240" w:lineRule="auto"/>
+              <w:jc w:val="left"/>
+            </w:pPr>
+            <w:r/>
+            <w:r>
+              <w:rPr>
+                <w:rFonts w:ascii="Times New Roman" w:hAnsi="Times New Roman"/>
+                <w:b w:val="0"/>
+                <w:i w:val="0"/>
+                <w:sz w:val="22"/>
+              </w:rPr>
+            </w:r>
+          </w:p>
+        </w:tc>
+        <w:tc>
+          <w:tcPr>
+            <w:tcW w:type="dxa" w:w="2268"/>
+            <w:vAlign w:val="center"/>
+          </w:tcPr>
+          <w:p>
+            <w:pPr>
+              <w:spacing w:before="0" w:after="0" w:line="240" w:lineRule="auto"/>
+              <w:jc w:val="left"/>
+            </w:pPr>
+            <w:r/>
+            <w:r>
+              <w:rPr>
+                <w:rFonts w:ascii="Times New Roman" w:hAnsi="Times New Roman"/>
+                <w:b w:val="0"/>
+                <w:i w:val="0"/>
+                <w:sz w:val="22"/>
+              </w:rPr>
+            </w:r>
+          </w:p>
+        </w:tc>
+        <w:tc>
+          <w:tcPr>
+            <w:tcW w:type="dxa" w:w="1701"/>
+            <w:vAlign w:val="center"/>
+          </w:tcPr>
+          <w:p>
+            <w:pPr>
+              <w:spacing w:before="0" w:after="0" w:line="240" w:lineRule="auto"/>
+              <w:jc w:val="left"/>
+            </w:pPr>
+            <w:r/>
+            <w:r>
+              <w:rPr>
+                <w:rFonts w:ascii="Times New Roman" w:hAnsi="Times New Roman"/>
+                <w:b w:val="0"/>
+                <w:i w:val="0"/>
+                <w:sz w:val="22"/>
+              </w:rPr>
+            </w:r>
+          </w:p>
+        </w:tc>
+        <w:tc>
+          <w:tcPr>
+            <w:tcW w:type="dxa" w:w="1701"/>
+            <w:vAlign w:val="center"/>
+          </w:tcPr>
+          <w:p>
+            <w:pPr>
+              <w:spacing w:before="0" w:after="0" w:line="240" w:lineRule="auto"/>
+              <w:jc w:val="center"/>
+            </w:pPr>
+            <w:r/>
+            <w:r>
+              <w:rPr>
+                <w:rFonts w:ascii="Times New Roman" w:hAnsi="Times New Roman"/>
+                <w:b w:val="0"/>
+                <w:i w:val="0"/>
+                <w:sz w:val="22"/>
+              </w:rPr>
+            </w:r>
+          </w:p>
+        </w:tc>
+      </w:tr>
+      <w:tr>
+        <w:trPr>
+          <w:cantSplit w:val="true"/>
+        </w:trPr>
+        <w:tc>
+          <w:tcPr>
+            <w:tcW w:type="dxa" w:w="907"/>
+            <w:vAlign w:val="center"/>
+          </w:tcPr>
+          <w:p>
+            <w:pPr>
+              <w:spacing w:before="0" w:after="0" w:line="240" w:lineRule="auto"/>
+              <w:jc w:val="center"/>
+            </w:pPr>
+            <w:r/>
+            <w:r>
+              <w:rPr>
+                <w:rFonts w:ascii="Times New Roman" w:hAnsi="Times New Roman"/>
+                <w:b w:val="0"/>
+                <w:i w:val="0"/>
+                <w:sz w:val="22"/>
+              </w:rPr>
+              <w:t>47</w:t>
+            </w:r>
+          </w:p>
+        </w:tc>
+        <w:tc>
+          <w:tcPr>
+            <w:tcW w:type="dxa" w:w="3628"/>
+            <w:vAlign w:val="center"/>
+          </w:tcPr>
+          <w:p>
+            <w:pPr>
+              <w:spacing w:before="0" w:after="0" w:line="240" w:lineRule="auto"/>
+              <w:jc w:val="left"/>
+            </w:pPr>
+            <w:r/>
+            <w:r>
+              <w:rPr>
+                <w:rFonts w:ascii="Times New Roman" w:hAnsi="Times New Roman"/>
+                <w:b w:val="0"/>
+                <w:i w:val="0"/>
+                <w:sz w:val="22"/>
+              </w:rPr>
+            </w:r>
+          </w:p>
+        </w:tc>
+        <w:tc>
+          <w:tcPr>
+            <w:tcW w:type="dxa" w:w="2268"/>
+            <w:vAlign w:val="center"/>
+          </w:tcPr>
+          <w:p>
+            <w:pPr>
+              <w:spacing w:before="0" w:after="0" w:line="240" w:lineRule="auto"/>
+              <w:jc w:val="left"/>
+            </w:pPr>
+            <w:r/>
+            <w:r>
+              <w:rPr>
+                <w:rFonts w:ascii="Times New Roman" w:hAnsi="Times New Roman"/>
+                <w:b w:val="0"/>
+                <w:i w:val="0"/>
+                <w:sz w:val="22"/>
+              </w:rPr>
+            </w:r>
+          </w:p>
+        </w:tc>
+        <w:tc>
+          <w:tcPr>
+            <w:tcW w:type="dxa" w:w="1701"/>
+            <w:vAlign w:val="center"/>
+          </w:tcPr>
+          <w:p>
+            <w:pPr>
+              <w:spacing w:before="0" w:after="0" w:line="240" w:lineRule="auto"/>
+              <w:jc w:val="left"/>
+            </w:pPr>
+            <w:r/>
+            <w:r>
+              <w:rPr>
+                <w:rFonts w:ascii="Times New Roman" w:hAnsi="Times New Roman"/>
+                <w:b w:val="0"/>
+                <w:i w:val="0"/>
+                <w:sz w:val="22"/>
+              </w:rPr>
+            </w:r>
+          </w:p>
+        </w:tc>
+        <w:tc>
+          <w:tcPr>
+            <w:tcW w:type="dxa" w:w="1701"/>
+            <w:vAlign w:val="center"/>
+          </w:tcPr>
+          <w:p>
+            <w:pPr>
+              <w:spacing w:before="0" w:after="0" w:line="240" w:lineRule="auto"/>
+              <w:jc w:val="center"/>
+            </w:pPr>
+            <w:r/>
+            <w:r>
+              <w:rPr>
+                <w:rFonts w:ascii="Times New Roman" w:hAnsi="Times New Roman"/>
+                <w:b w:val="0"/>
+                <w:i w:val="0"/>
+                <w:sz w:val="22"/>
+              </w:rPr>
+            </w:r>
+          </w:p>
+        </w:tc>
+      </w:tr>
+      <w:tr>
+        <w:trPr>
+          <w:cantSplit w:val="true"/>
+        </w:trPr>
+        <w:tc>
+          <w:tcPr>
+            <w:tcW w:type="dxa" w:w="907"/>
+            <w:vAlign w:val="center"/>
+          </w:tcPr>
+          <w:p>
+            <w:pPr>
+              <w:spacing w:before="0" w:after="0" w:line="240" w:lineRule="auto"/>
+              <w:jc w:val="center"/>
+            </w:pPr>
+            <w:r/>
+            <w:r>
+              <w:rPr>
+                <w:rFonts w:ascii="Times New Roman" w:hAnsi="Times New Roman"/>
+                <w:b w:val="0"/>
+                <w:i w:val="0"/>
+                <w:sz w:val="22"/>
+              </w:rPr>
+              <w:t>48</w:t>
+            </w:r>
+          </w:p>
+        </w:tc>
+        <w:tc>
+          <w:tcPr>
+            <w:tcW w:type="dxa" w:w="3628"/>
+            <w:vAlign w:val="center"/>
+          </w:tcPr>
+          <w:p>
+            <w:pPr>
+              <w:spacing w:before="0" w:after="0" w:line="240" w:lineRule="auto"/>
+              <w:jc w:val="left"/>
+            </w:pPr>
+            <w:r/>
+            <w:r>
+              <w:rPr>
+                <w:rFonts w:ascii="Times New Roman" w:hAnsi="Times New Roman"/>
+                <w:b w:val="0"/>
+                <w:i w:val="0"/>
+                <w:sz w:val="22"/>
+              </w:rPr>
+            </w:r>
+          </w:p>
+        </w:tc>
+        <w:tc>
+          <w:tcPr>
+            <w:tcW w:type="dxa" w:w="2268"/>
+            <w:vAlign w:val="center"/>
+          </w:tcPr>
+          <w:p>
+            <w:pPr>
+              <w:spacing w:before="0" w:after="0" w:line="240" w:lineRule="auto"/>
+              <w:jc w:val="left"/>
+            </w:pPr>
+            <w:r/>
+            <w:r>
+              <w:rPr>
+                <w:rFonts w:ascii="Times New Roman" w:hAnsi="Times New Roman"/>
+                <w:b w:val="0"/>
+                <w:i w:val="0"/>
+                <w:sz w:val="22"/>
+              </w:rPr>
+            </w:r>
+          </w:p>
+        </w:tc>
+        <w:tc>
+          <w:tcPr>
+            <w:tcW w:type="dxa" w:w="1701"/>
+            <w:vAlign w:val="center"/>
+          </w:tcPr>
+          <w:p>
+            <w:pPr>
+              <w:spacing w:before="0" w:after="0" w:line="240" w:lineRule="auto"/>
+              <w:jc w:val="left"/>
+            </w:pPr>
+            <w:r/>
+            <w:r>
+              <w:rPr>
+                <w:rFonts w:ascii="Times New Roman" w:hAnsi="Times New Roman"/>
+                <w:b w:val="0"/>
+                <w:i w:val="0"/>
+                <w:sz w:val="22"/>
+              </w:rPr>
+            </w:r>
+          </w:p>
+        </w:tc>
+        <w:tc>
+          <w:tcPr>
+            <w:tcW w:type="dxa" w:w="1701"/>
+            <w:vAlign w:val="center"/>
+          </w:tcPr>
+          <w:p>
+            <w:pPr>
+              <w:spacing w:before="0" w:after="0" w:line="240" w:lineRule="auto"/>
+              <w:jc w:val="center"/>
+            </w:pPr>
+            <w:r/>
+            <w:r>
+              <w:rPr>
+                <w:rFonts w:ascii="Times New Roman" w:hAnsi="Times New Roman"/>
+                <w:b w:val="0"/>
+                <w:i w:val="0"/>
+                <w:sz w:val="22"/>
+              </w:rPr>
+            </w:r>
+          </w:p>
+        </w:tc>
+      </w:tr>
+      <w:tr>
+        <w:trPr>
+          <w:cantSplit w:val="true"/>
+        </w:trPr>
+        <w:tc>
+          <w:tcPr>
+            <w:tcW w:type="dxa" w:w="907"/>
+            <w:vAlign w:val="center"/>
+          </w:tcPr>
+          <w:p>
+            <w:pPr>
+              <w:spacing w:before="0" w:after="0" w:line="240" w:lineRule="auto"/>
+              <w:jc w:val="center"/>
+            </w:pPr>
+            <w:r/>
+            <w:r>
+              <w:rPr>
+                <w:rFonts w:ascii="Times New Roman" w:hAnsi="Times New Roman"/>
+                <w:b w:val="0"/>
+                <w:i w:val="0"/>
+                <w:sz w:val="22"/>
+              </w:rPr>
+              <w:t>49</w:t>
+            </w:r>
+          </w:p>
+        </w:tc>
+        <w:tc>
+          <w:tcPr>
+            <w:tcW w:type="dxa" w:w="3628"/>
+            <w:vAlign w:val="center"/>
+          </w:tcPr>
+          <w:p>
+            <w:pPr>
+              <w:spacing w:before="0" w:after="0" w:line="240" w:lineRule="auto"/>
+              <w:jc w:val="left"/>
+            </w:pPr>
+            <w:r/>
+            <w:r>
+              <w:rPr>
+                <w:rFonts w:ascii="Times New Roman" w:hAnsi="Times New Roman"/>
+                <w:b w:val="0"/>
+                <w:i w:val="0"/>
+                <w:sz w:val="22"/>
+              </w:rPr>
+            </w:r>
+          </w:p>
+        </w:tc>
+        <w:tc>
+          <w:tcPr>
+            <w:tcW w:type="dxa" w:w="2268"/>
+            <w:vAlign w:val="center"/>
+          </w:tcPr>
+          <w:p>
+            <w:pPr>
+              <w:spacing w:before="0" w:after="0" w:line="240" w:lineRule="auto"/>
+              <w:jc w:val="left"/>
+            </w:pPr>
+            <w:r/>
+            <w:r>
+              <w:rPr>
+                <w:rFonts w:ascii="Times New Roman" w:hAnsi="Times New Roman"/>
+                <w:b w:val="0"/>
+                <w:i w:val="0"/>
+                <w:sz w:val="22"/>
+              </w:rPr>
+            </w:r>
+          </w:p>
+        </w:tc>
+        <w:tc>
+          <w:tcPr>
+            <w:tcW w:type="dxa" w:w="1701"/>
+            <w:vAlign w:val="center"/>
+          </w:tcPr>
+          <w:p>
+            <w:pPr>
+              <w:spacing w:before="0" w:after="0" w:line="240" w:lineRule="auto"/>
+              <w:jc w:val="left"/>
+            </w:pPr>
+            <w:r/>
+            <w:r>
+              <w:rPr>
+                <w:rFonts w:ascii="Times New Roman" w:hAnsi="Times New Roman"/>
+                <w:b w:val="0"/>
+                <w:i w:val="0"/>
+                <w:sz w:val="22"/>
+              </w:rPr>
+            </w:r>
+          </w:p>
+        </w:tc>
+        <w:tc>
+          <w:tcPr>
+            <w:tcW w:type="dxa" w:w="1701"/>
+            <w:vAlign w:val="center"/>
+          </w:tcPr>
+          <w:p>
+            <w:pPr>
+              <w:spacing w:before="0" w:after="0" w:line="240" w:lineRule="auto"/>
+              <w:jc w:val="center"/>
+            </w:pPr>
+            <w:r/>
+            <w:r>
+              <w:rPr>
+                <w:rFonts w:ascii="Times New Roman" w:hAnsi="Times New Roman"/>
+                <w:b w:val="0"/>
+                <w:i w:val="0"/>
+                <w:sz w:val="22"/>
+              </w:rPr>
+            </w:r>
+          </w:p>
+        </w:tc>
+      </w:tr>
+      <w:tr>
+        <w:trPr>
+          <w:cantSplit w:val="true"/>
+        </w:trPr>
+        <w:tc>
+          <w:tcPr>
+            <w:tcW w:type="dxa" w:w="907"/>
+            <w:vAlign w:val="center"/>
+          </w:tcPr>
+          <w:p>
+            <w:pPr>
+              <w:spacing w:before="0" w:after="0" w:line="240" w:lineRule="auto"/>
+              <w:jc w:val="center"/>
+            </w:pPr>
+            <w:r/>
+            <w:r>
+              <w:rPr>
+                <w:rFonts w:ascii="Times New Roman" w:hAnsi="Times New Roman"/>
+                <w:b w:val="0"/>
+                <w:i w:val="0"/>
+                <w:sz w:val="22"/>
+              </w:rPr>
+              <w:t>50</w:t>
+            </w:r>
+          </w:p>
+        </w:tc>
+        <w:tc>
+          <w:tcPr>
+            <w:tcW w:type="dxa" w:w="3628"/>
+            <w:vAlign w:val="center"/>
+          </w:tcPr>
+          <w:p>
+            <w:pPr>
+              <w:spacing w:before="0" w:after="0" w:line="240" w:lineRule="auto"/>
+              <w:jc w:val="left"/>
+            </w:pPr>
+            <w:r/>
+            <w:r>
+              <w:rPr>
+                <w:rFonts w:ascii="Times New Roman" w:hAnsi="Times New Roman"/>
+                <w:b w:val="0"/>
+                <w:i w:val="0"/>
+                <w:sz w:val="22"/>
+              </w:rPr>
+            </w:r>
+          </w:p>
+        </w:tc>
+        <w:tc>
+          <w:tcPr>
+            <w:tcW w:type="dxa" w:w="2268"/>
+            <w:vAlign w:val="center"/>
+          </w:tcPr>
+          <w:p>
+            <w:pPr>
+              <w:spacing w:before="0" w:after="0" w:line="240" w:lineRule="auto"/>
+              <w:jc w:val="left"/>
+            </w:pPr>
+            <w:r/>
+            <w:r>
+              <w:rPr>
+                <w:rFonts w:ascii="Times New Roman" w:hAnsi="Times New Roman"/>
+                <w:b w:val="0"/>
+                <w:i w:val="0"/>
+                <w:sz w:val="22"/>
+              </w:rPr>
+            </w:r>
+          </w:p>
+        </w:tc>
+        <w:tc>
+          <w:tcPr>
+            <w:tcW w:type="dxa" w:w="1701"/>
+            <w:vAlign w:val="center"/>
+          </w:tcPr>
+          <w:p>
+            <w:pPr>
+              <w:spacing w:before="0" w:after="0" w:line="240" w:lineRule="auto"/>
+              <w:jc w:val="left"/>
+            </w:pPr>
+            <w:r/>
+            <w:r>
+              <w:rPr>
+                <w:rFonts w:ascii="Times New Roman" w:hAnsi="Times New Roman"/>
+                <w:b w:val="0"/>
+                <w:i w:val="0"/>
+                <w:sz w:val="22"/>
+              </w:rPr>
+            </w:r>
+          </w:p>
+        </w:tc>
+        <w:tc>
+          <w:tcPr>
+            <w:tcW w:type="dxa" w:w="1701"/>
+            <w:vAlign w:val="center"/>
+          </w:tcPr>
+          <w:p>
+            <w:pPr>
+              <w:spacing w:before="0" w:after="0" w:line="240" w:lineRule="auto"/>
+              <w:jc w:val="center"/>
+            </w:pPr>
+            <w:r/>
+            <w:r>
+              <w:rPr>
+                <w:rFonts w:ascii="Times New Roman" w:hAnsi="Times New Roman"/>
+                <w:b w:val="0"/>
+                <w:i w:val="0"/>
+                <w:sz w:val="22"/>
+              </w:rPr>
+            </w:r>
+          </w:p>
+        </w:tc>
+      </w:tr>
+      <w:tr>
+        <w:trPr>
+          <w:cantSplit w:val="true"/>
+        </w:trPr>
+        <w:tc>
+          <w:tcPr>
+            <w:tcW w:type="dxa" w:w="907"/>
+            <w:vAlign w:val="center"/>
+          </w:tcPr>
+          <w:p>
+            <w:pPr>
+              <w:spacing w:before="0" w:after="0" w:line="240" w:lineRule="auto"/>
+              <w:jc w:val="center"/>
+            </w:pPr>
+            <w:r/>
+            <w:r>
+              <w:rPr>
+                <w:rFonts w:ascii="Times New Roman" w:hAnsi="Times New Roman"/>
+                <w:b w:val="0"/>
+                <w:i w:val="0"/>
+                <w:sz w:val="22"/>
+              </w:rPr>
+              <w:t>51</w:t>
+            </w:r>
+          </w:p>
+        </w:tc>
+        <w:tc>
+          <w:tcPr>
+            <w:tcW w:type="dxa" w:w="3628"/>
+            <w:vAlign w:val="center"/>
+          </w:tcPr>
+          <w:p>
+            <w:pPr>
+              <w:spacing w:before="0" w:after="0" w:line="240" w:lineRule="auto"/>
+              <w:jc w:val="left"/>
+            </w:pPr>
+            <w:r/>
+            <w:r>
+              <w:rPr>
+                <w:rFonts w:ascii="Times New Roman" w:hAnsi="Times New Roman"/>
+                <w:b w:val="0"/>
+                <w:i w:val="0"/>
+                <w:sz w:val="22"/>
+              </w:rPr>
+            </w:r>
+          </w:p>
+        </w:tc>
+        <w:tc>
+          <w:tcPr>
+            <w:tcW w:type="dxa" w:w="2268"/>
+            <w:vAlign w:val="center"/>
+          </w:tcPr>
+          <w:p>
+            <w:pPr>
+              <w:spacing w:before="0" w:after="0" w:line="240" w:lineRule="auto"/>
+              <w:jc w:val="left"/>
+            </w:pPr>
+            <w:r/>
+            <w:r>
+              <w:rPr>
+                <w:rFonts w:ascii="Times New Roman" w:hAnsi="Times New Roman"/>
+                <w:b w:val="0"/>
+                <w:i w:val="0"/>
+                <w:sz w:val="22"/>
+              </w:rPr>
+            </w:r>
+          </w:p>
+        </w:tc>
+        <w:tc>
+          <w:tcPr>
+            <w:tcW w:type="dxa" w:w="1701"/>
+            <w:vAlign w:val="center"/>
+          </w:tcPr>
+          <w:p>
+            <w:pPr>
+              <w:spacing w:before="0" w:after="0" w:line="240" w:lineRule="auto"/>
+              <w:jc w:val="left"/>
+            </w:pPr>
+            <w:r/>
+            <w:r>
+              <w:rPr>
+                <w:rFonts w:ascii="Times New Roman" w:hAnsi="Times New Roman"/>
+                <w:b w:val="0"/>
+                <w:i w:val="0"/>
+                <w:sz w:val="22"/>
+              </w:rPr>
+            </w:r>
+          </w:p>
+        </w:tc>
+        <w:tc>
+          <w:tcPr>
+            <w:tcW w:type="dxa" w:w="1701"/>
+            <w:vAlign w:val="center"/>
+          </w:tcPr>
+          <w:p>
+            <w:pPr>
+              <w:spacing w:before="0" w:after="0" w:line="240" w:lineRule="auto"/>
+              <w:jc w:val="center"/>
+            </w:pPr>
+            <w:r/>
+            <w:r>
+              <w:rPr>
+                <w:rFonts w:ascii="Times New Roman" w:hAnsi="Times New Roman"/>
+                <w:b w:val="0"/>
+                <w:i w:val="0"/>
+                <w:sz w:val="22"/>
+              </w:rPr>
+            </w:r>
+          </w:p>
+        </w:tc>
+      </w:tr>
+      <w:tr>
+        <w:trPr>
+          <w:cantSplit w:val="true"/>
+        </w:trPr>
+        <w:tc>
+          <w:tcPr>
+            <w:tcW w:type="dxa" w:w="907"/>
+            <w:vAlign w:val="center"/>
+          </w:tcPr>
+          <w:p>
+            <w:pPr>
+              <w:spacing w:before="0" w:after="0" w:line="240" w:lineRule="auto"/>
+              <w:jc w:val="center"/>
+            </w:pPr>
+            <w:r/>
+            <w:r>
+              <w:rPr>
+                <w:rFonts w:ascii="Times New Roman" w:hAnsi="Times New Roman"/>
+                <w:b w:val="0"/>
+                <w:i w:val="0"/>
+                <w:sz w:val="22"/>
+              </w:rPr>
+              <w:t>52</w:t>
+            </w:r>
+          </w:p>
+        </w:tc>
+        <w:tc>
+          <w:tcPr>
+            <w:tcW w:type="dxa" w:w="3628"/>
+            <w:vAlign w:val="center"/>
+          </w:tcPr>
+          <w:p>
+            <w:pPr>
+              <w:spacing w:before="0" w:after="0" w:line="240" w:lineRule="auto"/>
+              <w:jc w:val="left"/>
+            </w:pPr>
+            <w:r/>
+            <w:r>
+              <w:rPr>
+                <w:rFonts w:ascii="Times New Roman" w:hAnsi="Times New Roman"/>
+                <w:b w:val="0"/>
+                <w:i w:val="0"/>
+                <w:sz w:val="22"/>
+              </w:rPr>
+            </w:r>
+          </w:p>
+        </w:tc>
+        <w:tc>
+          <w:tcPr>
+            <w:tcW w:type="dxa" w:w="2268"/>
+            <w:vAlign w:val="center"/>
+          </w:tcPr>
+          <w:p>
+            <w:pPr>
+              <w:spacing w:before="0" w:after="0" w:line="240" w:lineRule="auto"/>
+              <w:jc w:val="left"/>
+            </w:pPr>
+            <w:r/>
+            <w:r>
+              <w:rPr>
+                <w:rFonts w:ascii="Times New Roman" w:hAnsi="Times New Roman"/>
+                <w:b w:val="0"/>
+                <w:i w:val="0"/>
+                <w:sz w:val="22"/>
+              </w:rPr>
+            </w:r>
+          </w:p>
+        </w:tc>
+        <w:tc>
+          <w:tcPr>
+            <w:tcW w:type="dxa" w:w="1701"/>
+            <w:vAlign w:val="center"/>
+          </w:tcPr>
+          <w:p>
+            <w:pPr>
+              <w:spacing w:before="0" w:after="0" w:line="240" w:lineRule="auto"/>
+              <w:jc w:val="left"/>
+            </w:pPr>
+            <w:r/>
+            <w:r>
+              <w:rPr>
+                <w:rFonts w:ascii="Times New Roman" w:hAnsi="Times New Roman"/>
+                <w:b w:val="0"/>
+                <w:i w:val="0"/>
+                <w:sz w:val="22"/>
+              </w:rPr>
+            </w:r>
+          </w:p>
+        </w:tc>
+        <w:tc>
+          <w:tcPr>
+            <w:tcW w:type="dxa" w:w="1701"/>
+            <w:vAlign w:val="center"/>
+          </w:tcPr>
+          <w:p>
+            <w:pPr>
+              <w:spacing w:before="0" w:after="0" w:line="240" w:lineRule="auto"/>
+              <w:jc w:val="center"/>
+            </w:pPr>
+            <w:r/>
+            <w:r>
+              <w:rPr>
+                <w:rFonts w:ascii="Times New Roman" w:hAnsi="Times New Roman"/>
+                <w:b w:val="0"/>
+                <w:i w:val="0"/>
+                <w:sz w:val="22"/>
+              </w:rPr>
+            </w:r>
+          </w:p>
+        </w:tc>
+      </w:tr>
+      <w:tr>
+        <w:trPr>
+          <w:cantSplit w:val="true"/>
+        </w:trPr>
+        <w:tc>
+          <w:tcPr>
+            <w:tcW w:type="dxa" w:w="907"/>
+            <w:vAlign w:val="center"/>
+          </w:tcPr>
+          <w:p>
+            <w:pPr>
+              <w:spacing w:before="0" w:after="0" w:line="240" w:lineRule="auto"/>
+              <w:jc w:val="center"/>
+            </w:pPr>
+            <w:r/>
+            <w:r>
+              <w:rPr>
+                <w:rFonts w:ascii="Times New Roman" w:hAnsi="Times New Roman"/>
+                <w:b w:val="0"/>
+                <w:i w:val="0"/>
+                <w:sz w:val="22"/>
+              </w:rPr>
+              <w:t>53</w:t>
+            </w:r>
+          </w:p>
+        </w:tc>
+        <w:tc>
+          <w:tcPr>
+            <w:tcW w:type="dxa" w:w="3628"/>
+            <w:vAlign w:val="center"/>
+          </w:tcPr>
+          <w:p>
+            <w:pPr>
+              <w:spacing w:before="0" w:after="0" w:line="240" w:lineRule="auto"/>
+              <w:jc w:val="left"/>
+            </w:pPr>
+            <w:r/>
+            <w:r>
+              <w:rPr>
+                <w:rFonts w:ascii="Times New Roman" w:hAnsi="Times New Roman"/>
+                <w:b w:val="0"/>
+                <w:i w:val="0"/>
+                <w:sz w:val="22"/>
+              </w:rPr>
+            </w:r>
+          </w:p>
+        </w:tc>
+        <w:tc>
+          <w:tcPr>
+            <w:tcW w:type="dxa" w:w="2268"/>
+            <w:vAlign w:val="center"/>
+          </w:tcPr>
+          <w:p>
+            <w:pPr>
+              <w:spacing w:before="0" w:after="0" w:line="240" w:lineRule="auto"/>
+              <w:jc w:val="left"/>
+            </w:pPr>
+            <w:r/>
+            <w:r>
+              <w:rPr>
+                <w:rFonts w:ascii="Times New Roman" w:hAnsi="Times New Roman"/>
+                <w:b w:val="0"/>
+                <w:i w:val="0"/>
+                <w:sz w:val="22"/>
+              </w:rPr>
+            </w:r>
+          </w:p>
+        </w:tc>
+        <w:tc>
+          <w:tcPr>
+            <w:tcW w:type="dxa" w:w="1701"/>
+            <w:vAlign w:val="center"/>
+          </w:tcPr>
+          <w:p>
+            <w:pPr>
+              <w:spacing w:before="0" w:after="0" w:line="240" w:lineRule="auto"/>
+              <w:jc w:val="left"/>
+            </w:pPr>
+            <w:r/>
+            <w:r>
+              <w:rPr>
+                <w:rFonts w:ascii="Times New Roman" w:hAnsi="Times New Roman"/>
+                <w:b w:val="0"/>
+                <w:i w:val="0"/>
+                <w:sz w:val="22"/>
+              </w:rPr>
+            </w:r>
+          </w:p>
+        </w:tc>
+        <w:tc>
+          <w:tcPr>
+            <w:tcW w:type="dxa" w:w="1701"/>
+            <w:vAlign w:val="center"/>
+          </w:tcPr>
+          <w:p>
+            <w:pPr>
+              <w:spacing w:before="0" w:after="0" w:line="240" w:lineRule="auto"/>
+              <w:jc w:val="center"/>
+            </w:pPr>
+            <w:r/>
+            <w:r>
+              <w:rPr>
+                <w:rFonts w:ascii="Times New Roman" w:hAnsi="Times New Roman"/>
+                <w:b w:val="0"/>
+                <w:i w:val="0"/>
+                <w:sz w:val="22"/>
+              </w:rPr>
+            </w:r>
+          </w:p>
+        </w:tc>
+      </w:tr>
+      <w:tr>
+        <w:trPr>
+          <w:cantSplit w:val="true"/>
+        </w:trPr>
+        <w:tc>
+          <w:tcPr>
+            <w:tcW w:type="dxa" w:w="907"/>
+            <w:vAlign w:val="center"/>
+          </w:tcPr>
+          <w:p>
+            <w:pPr>
+              <w:spacing w:before="0" w:after="0" w:line="240" w:lineRule="auto"/>
+              <w:jc w:val="center"/>
+            </w:pPr>
+            <w:r/>
+            <w:r>
+              <w:rPr>
+                <w:rFonts w:ascii="Times New Roman" w:hAnsi="Times New Roman"/>
+                <w:b w:val="0"/>
+                <w:i w:val="0"/>
+                <w:sz w:val="22"/>
+              </w:rPr>
+              <w:t>54</w:t>
+            </w:r>
+          </w:p>
+        </w:tc>
+        <w:tc>
+          <w:tcPr>
+            <w:tcW w:type="dxa" w:w="3628"/>
+            <w:vAlign w:val="center"/>
+          </w:tcPr>
+          <w:p>
+            <w:pPr>
+              <w:spacing w:before="0" w:after="0" w:line="240" w:lineRule="auto"/>
+              <w:jc w:val="left"/>
+            </w:pPr>
+            <w:r/>
+            <w:r>
+              <w:rPr>
+                <w:rFonts w:ascii="Times New Roman" w:hAnsi="Times New Roman"/>
+                <w:b w:val="0"/>
+                <w:i w:val="0"/>
+                <w:sz w:val="22"/>
+              </w:rPr>
+            </w:r>
+          </w:p>
+        </w:tc>
+        <w:tc>
+          <w:tcPr>
+            <w:tcW w:type="dxa" w:w="2268"/>
+            <w:vAlign w:val="center"/>
+          </w:tcPr>
+          <w:p>
+            <w:pPr>
+              <w:spacing w:before="0" w:after="0" w:line="240" w:lineRule="auto"/>
+              <w:jc w:val="left"/>
+            </w:pPr>
+            <w:r/>
+            <w:r>
+              <w:rPr>
+                <w:rFonts w:ascii="Times New Roman" w:hAnsi="Times New Roman"/>
+                <w:b w:val="0"/>
+                <w:i w:val="0"/>
+                <w:sz w:val="22"/>
+              </w:rPr>
+            </w:r>
+          </w:p>
+        </w:tc>
+        <w:tc>
+          <w:tcPr>
+            <w:tcW w:type="dxa" w:w="1701"/>
+            <w:vAlign w:val="center"/>
+          </w:tcPr>
+          <w:p>
+            <w:pPr>
+              <w:spacing w:before="0" w:after="0" w:line="240" w:lineRule="auto"/>
+              <w:jc w:val="left"/>
+            </w:pPr>
+            <w:r/>
+            <w:r>
+              <w:rPr>
+                <w:rFonts w:ascii="Times New Roman" w:hAnsi="Times New Roman"/>
+                <w:b w:val="0"/>
+                <w:i w:val="0"/>
+                <w:sz w:val="22"/>
+              </w:rPr>
+            </w:r>
+          </w:p>
+        </w:tc>
+        <w:tc>
+          <w:tcPr>
+            <w:tcW w:type="dxa" w:w="1701"/>
+            <w:vAlign w:val="center"/>
+          </w:tcPr>
+          <w:p>
+            <w:pPr>
+              <w:spacing w:before="0" w:after="0" w:line="240" w:lineRule="auto"/>
+              <w:jc w:val="center"/>
+            </w:pPr>
+            <w:r/>
+            <w:r>
+              <w:rPr>
+                <w:rFonts w:ascii="Times New Roman" w:hAnsi="Times New Roman"/>
+                <w:b w:val="0"/>
+                <w:i w:val="0"/>
+                <w:sz w:val="22"/>
+              </w:rPr>
+            </w:r>
+          </w:p>
+        </w:tc>
+      </w:tr>
+      <w:tr>
+        <w:trPr>
+          <w:cantSplit w:val="true"/>
+        </w:trPr>
+        <w:tc>
+          <w:tcPr>
+            <w:tcW w:type="dxa" w:w="907"/>
+            <w:vAlign w:val="center"/>
+          </w:tcPr>
+          <w:p>
+            <w:pPr>
+              <w:spacing w:before="0" w:after="0" w:line="240" w:lineRule="auto"/>
+              <w:jc w:val="center"/>
+            </w:pPr>
+            <w:r/>
+            <w:r>
+              <w:rPr>
+                <w:rFonts w:ascii="Times New Roman" w:hAnsi="Times New Roman"/>
+                <w:b w:val="0"/>
+                <w:i w:val="0"/>
+                <w:sz w:val="22"/>
+              </w:rPr>
+              <w:t>55</w:t>
+            </w:r>
+          </w:p>
+        </w:tc>
+        <w:tc>
+          <w:tcPr>
+            <w:tcW w:type="dxa" w:w="3628"/>
+            <w:vAlign w:val="center"/>
+          </w:tcPr>
+          <w:p>
+            <w:pPr>
+              <w:spacing w:before="0" w:after="0" w:line="240" w:lineRule="auto"/>
+              <w:jc w:val="left"/>
+            </w:pPr>
+            <w:r/>
+            <w:r>
+              <w:rPr>
+                <w:rFonts w:ascii="Times New Roman" w:hAnsi="Times New Roman"/>
+                <w:b w:val="0"/>
+                <w:i w:val="0"/>
+                <w:sz w:val="22"/>
+              </w:rPr>
+            </w:r>
+          </w:p>
+        </w:tc>
+        <w:tc>
+          <w:tcPr>
+            <w:tcW w:type="dxa" w:w="2268"/>
+            <w:vAlign w:val="center"/>
+          </w:tcPr>
+          <w:p>
+            <w:pPr>
+              <w:spacing w:before="0" w:after="0" w:line="240" w:lineRule="auto"/>
+              <w:jc w:val="left"/>
+            </w:pPr>
+            <w:r/>
+            <w:r>
+              <w:rPr>
+                <w:rFonts w:ascii="Times New Roman" w:hAnsi="Times New Roman"/>
+                <w:b w:val="0"/>
+                <w:i w:val="0"/>
+                <w:sz w:val="22"/>
+              </w:rPr>
+            </w:r>
+          </w:p>
+        </w:tc>
+        <w:tc>
+          <w:tcPr>
+            <w:tcW w:type="dxa" w:w="1701"/>
+            <w:vAlign w:val="center"/>
+          </w:tcPr>
+          <w:p>
+            <w:pPr>
+              <w:spacing w:before="0" w:after="0" w:line="240" w:lineRule="auto"/>
+              <w:jc w:val="left"/>
+            </w:pPr>
+            <w:r/>
+            <w:r>
+              <w:rPr>
+                <w:rFonts w:ascii="Times New Roman" w:hAnsi="Times New Roman"/>
+                <w:b w:val="0"/>
+                <w:i w:val="0"/>
+                <w:sz w:val="22"/>
+              </w:rPr>
+            </w:r>
+          </w:p>
+        </w:tc>
+        <w:tc>
+          <w:tcPr>
+            <w:tcW w:type="dxa" w:w="1701"/>
+            <w:vAlign w:val="center"/>
+          </w:tcPr>
+          <w:p>
+            <w:pPr>
+              <w:spacing w:before="0" w:after="0" w:line="240" w:lineRule="auto"/>
+              <w:jc w:val="center"/>
+            </w:pPr>
+            <w:r/>
+            <w:r>
+              <w:rPr>
+                <w:rFonts w:ascii="Times New Roman" w:hAnsi="Times New Roman"/>
+                <w:b w:val="0"/>
+                <w:i w:val="0"/>
+                <w:sz w:val="22"/>
+              </w:rPr>
+            </w:r>
+          </w:p>
+        </w:tc>
+      </w:tr>
+      <w:tr>
+        <w:trPr>
+          <w:cantSplit w:val="true"/>
+        </w:trPr>
+        <w:tc>
+          <w:tcPr>
+            <w:tcW w:type="dxa" w:w="907"/>
+            <w:vAlign w:val="center"/>
+          </w:tcPr>
+          <w:p>
+            <w:pPr>
+              <w:spacing w:before="0" w:after="0" w:line="240" w:lineRule="auto"/>
+              <w:jc w:val="center"/>
+            </w:pPr>
+            <w:r/>
+            <w:r>
+              <w:rPr>
+                <w:rFonts w:ascii="Times New Roman" w:hAnsi="Times New Roman"/>
+                <w:b w:val="0"/>
+                <w:i w:val="0"/>
+                <w:sz w:val="22"/>
+              </w:rPr>
+              <w:t>56</w:t>
+            </w:r>
+          </w:p>
+        </w:tc>
+        <w:tc>
+          <w:tcPr>
+            <w:tcW w:type="dxa" w:w="3628"/>
+            <w:vAlign w:val="center"/>
+          </w:tcPr>
+          <w:p>
+            <w:pPr>
+              <w:spacing w:before="0" w:after="0" w:line="240" w:lineRule="auto"/>
+              <w:jc w:val="left"/>
+            </w:pPr>
+            <w:r/>
+            <w:r>
+              <w:rPr>
+                <w:rFonts w:ascii="Times New Roman" w:hAnsi="Times New Roman"/>
+                <w:b w:val="0"/>
+                <w:i w:val="0"/>
+                <w:sz w:val="22"/>
+              </w:rPr>
+            </w:r>
+          </w:p>
+        </w:tc>
+        <w:tc>
+          <w:tcPr>
+            <w:tcW w:type="dxa" w:w="2268"/>
+            <w:vAlign w:val="center"/>
+          </w:tcPr>
+          <w:p>
+            <w:pPr>
+              <w:spacing w:before="0" w:after="0" w:line="240" w:lineRule="auto"/>
+              <w:jc w:val="left"/>
+            </w:pPr>
+            <w:r/>
+            <w:r>
+              <w:rPr>
+                <w:rFonts w:ascii="Times New Roman" w:hAnsi="Times New Roman"/>
+                <w:b w:val="0"/>
+                <w:i w:val="0"/>
+                <w:sz w:val="22"/>
+              </w:rPr>
+            </w:r>
+          </w:p>
+        </w:tc>
+        <w:tc>
+          <w:tcPr>
+            <w:tcW w:type="dxa" w:w="1701"/>
+            <w:vAlign w:val="center"/>
+          </w:tcPr>
+          <w:p>
+            <w:pPr>
+              <w:spacing w:before="0" w:after="0" w:line="240" w:lineRule="auto"/>
+              <w:jc w:val="left"/>
+            </w:pPr>
+            <w:r/>
+            <w:r>
+              <w:rPr>
+                <w:rFonts w:ascii="Times New Roman" w:hAnsi="Times New Roman"/>
+                <w:b w:val="0"/>
+                <w:i w:val="0"/>
+                <w:sz w:val="22"/>
+              </w:rPr>
+            </w:r>
+          </w:p>
+        </w:tc>
+        <w:tc>
+          <w:tcPr>
+            <w:tcW w:type="dxa" w:w="1701"/>
+            <w:vAlign w:val="center"/>
+          </w:tcPr>
+          <w:p>
+            <w:pPr>
+              <w:spacing w:before="0" w:after="0" w:line="240" w:lineRule="auto"/>
+              <w:jc w:val="center"/>
+            </w:pPr>
+            <w:r/>
+            <w:r>
+              <w:rPr>
+                <w:rFonts w:ascii="Times New Roman" w:hAnsi="Times New Roman"/>
+                <w:b w:val="0"/>
+                <w:i w:val="0"/>
+                <w:sz w:val="22"/>
+              </w:rPr>
+            </w:r>
+          </w:p>
+        </w:tc>
+      </w:tr>
+      <w:tr>
+        <w:trPr>
+          <w:cantSplit w:val="true"/>
+        </w:trPr>
+        <w:tc>
+          <w:tcPr>
+            <w:tcW w:type="dxa" w:w="907"/>
+            <w:vAlign w:val="center"/>
+          </w:tcPr>
+          <w:p>
+            <w:pPr>
+              <w:spacing w:before="0" w:after="0" w:line="240" w:lineRule="auto"/>
+              <w:jc w:val="center"/>
+            </w:pPr>
+            <w:r/>
+            <w:r>
+              <w:rPr>
+                <w:rFonts w:ascii="Times New Roman" w:hAnsi="Times New Roman"/>
+                <w:b w:val="0"/>
+                <w:i w:val="0"/>
+                <w:sz w:val="22"/>
+              </w:rPr>
+              <w:t>57</w:t>
+            </w:r>
+          </w:p>
+        </w:tc>
+        <w:tc>
+          <w:tcPr>
+            <w:tcW w:type="dxa" w:w="3628"/>
+            <w:vAlign w:val="center"/>
+          </w:tcPr>
+          <w:p>
+            <w:pPr>
+              <w:spacing w:before="0" w:after="0" w:line="240" w:lineRule="auto"/>
+              <w:jc w:val="left"/>
+            </w:pPr>
+            <w:r/>
+            <w:r>
+              <w:rPr>
+                <w:rFonts w:ascii="Times New Roman" w:hAnsi="Times New Roman"/>
+                <w:b w:val="0"/>
+                <w:i w:val="0"/>
+                <w:sz w:val="22"/>
+              </w:rPr>
+            </w:r>
+          </w:p>
+        </w:tc>
+        <w:tc>
+          <w:tcPr>
+            <w:tcW w:type="dxa" w:w="2268"/>
+            <w:vAlign w:val="center"/>
+          </w:tcPr>
+          <w:p>
+            <w:pPr>
+              <w:spacing w:before="0" w:after="0" w:line="240" w:lineRule="auto"/>
+              <w:jc w:val="left"/>
+            </w:pPr>
+            <w:r/>
+            <w:r>
+              <w:rPr>
+                <w:rFonts w:ascii="Times New Roman" w:hAnsi="Times New Roman"/>
+                <w:b w:val="0"/>
+                <w:i w:val="0"/>
+                <w:sz w:val="22"/>
+              </w:rPr>
+            </w:r>
+          </w:p>
+        </w:tc>
+        <w:tc>
+          <w:tcPr>
+            <w:tcW w:type="dxa" w:w="1701"/>
+            <w:vAlign w:val="center"/>
+          </w:tcPr>
+          <w:p>
+            <w:pPr>
+              <w:spacing w:before="0" w:after="0" w:line="240" w:lineRule="auto"/>
+              <w:jc w:val="left"/>
+            </w:pPr>
+            <w:r/>
+            <w:r>
+              <w:rPr>
+                <w:rFonts w:ascii="Times New Roman" w:hAnsi="Times New Roman"/>
+                <w:b w:val="0"/>
+                <w:i w:val="0"/>
+                <w:sz w:val="22"/>
+              </w:rPr>
+            </w:r>
+          </w:p>
+        </w:tc>
+        <w:tc>
+          <w:tcPr>
+            <w:tcW w:type="dxa" w:w="1701"/>
+            <w:vAlign w:val="center"/>
+          </w:tcPr>
+          <w:p>
+            <w:pPr>
+              <w:spacing w:before="0" w:after="0" w:line="240" w:lineRule="auto"/>
+              <w:jc w:val="center"/>
+            </w:pPr>
+            <w:r/>
+            <w:r>
+              <w:rPr>
+                <w:rFonts w:ascii="Times New Roman" w:hAnsi="Times New Roman"/>
+                <w:b w:val="0"/>
+                <w:i w:val="0"/>
+                <w:sz w:val="22"/>
+              </w:rPr>
+            </w:r>
+          </w:p>
+        </w:tc>
+      </w:tr>
+      <w:tr>
+        <w:trPr>
+          <w:cantSplit w:val="true"/>
+        </w:trPr>
+        <w:tc>
+          <w:tcPr>
+            <w:tcW w:type="dxa" w:w="907"/>
+            <w:vAlign w:val="center"/>
+          </w:tcPr>
+          <w:p>
+            <w:pPr>
+              <w:spacing w:before="0" w:after="0" w:line="240" w:lineRule="auto"/>
+              <w:jc w:val="center"/>
+            </w:pPr>
+            <w:r/>
+            <w:r>
+              <w:rPr>
+                <w:rFonts w:ascii="Times New Roman" w:hAnsi="Times New Roman"/>
+                <w:b w:val="0"/>
+                <w:i w:val="0"/>
+                <w:sz w:val="22"/>
+              </w:rPr>
+              <w:t>58</w:t>
+            </w:r>
+          </w:p>
+        </w:tc>
+        <w:tc>
+          <w:tcPr>
+            <w:tcW w:type="dxa" w:w="3628"/>
+            <w:vAlign w:val="center"/>
+          </w:tcPr>
+          <w:p>
+            <w:pPr>
+              <w:spacing w:before="0" w:after="0" w:line="240" w:lineRule="auto"/>
+              <w:jc w:val="left"/>
+            </w:pPr>
+            <w:r/>
+            <w:r>
+              <w:rPr>
+                <w:rFonts w:ascii="Times New Roman" w:hAnsi="Times New Roman"/>
+                <w:b w:val="0"/>
+                <w:i w:val="0"/>
+                <w:sz w:val="22"/>
+              </w:rPr>
+            </w:r>
+          </w:p>
+        </w:tc>
+        <w:tc>
+          <w:tcPr>
+            <w:tcW w:type="dxa" w:w="2268"/>
+            <w:vAlign w:val="center"/>
+          </w:tcPr>
+          <w:p>
+            <w:pPr>
+              <w:spacing w:before="0" w:after="0" w:line="240" w:lineRule="auto"/>
+              <w:jc w:val="left"/>
+            </w:pPr>
+            <w:r/>
+            <w:r>
+              <w:rPr>
+                <w:rFonts w:ascii="Times New Roman" w:hAnsi="Times New Roman"/>
+                <w:b w:val="0"/>
+                <w:i w:val="0"/>
+                <w:sz w:val="22"/>
+              </w:rPr>
+            </w:r>
+          </w:p>
+        </w:tc>
+        <w:tc>
+          <w:tcPr>
+            <w:tcW w:type="dxa" w:w="1701"/>
+            <w:vAlign w:val="center"/>
+          </w:tcPr>
+          <w:p>
+            <w:pPr>
+              <w:spacing w:before="0" w:after="0" w:line="240" w:lineRule="auto"/>
+              <w:jc w:val="left"/>
+            </w:pPr>
+            <w:r/>
+            <w:r>
+              <w:rPr>
+                <w:rFonts w:ascii="Times New Roman" w:hAnsi="Times New Roman"/>
+                <w:b w:val="0"/>
+                <w:i w:val="0"/>
+                <w:sz w:val="22"/>
+              </w:rPr>
+            </w:r>
+          </w:p>
+        </w:tc>
+        <w:tc>
+          <w:tcPr>
+            <w:tcW w:type="dxa" w:w="1701"/>
+            <w:vAlign w:val="center"/>
+          </w:tcPr>
+          <w:p>
+            <w:pPr>
+              <w:spacing w:before="0" w:after="0" w:line="240" w:lineRule="auto"/>
+              <w:jc w:val="center"/>
+            </w:pPr>
+            <w:r/>
+            <w:r>
+              <w:rPr>
+                <w:rFonts w:ascii="Times New Roman" w:hAnsi="Times New Roman"/>
+                <w:b w:val="0"/>
+                <w:i w:val="0"/>
+                <w:sz w:val="22"/>
+              </w:rPr>
+            </w:r>
+          </w:p>
+        </w:tc>
+      </w:tr>
+      <w:tr>
+        <w:trPr>
+          <w:cantSplit w:val="true"/>
+        </w:trPr>
+        <w:tc>
+          <w:tcPr>
+            <w:tcW w:type="dxa" w:w="907"/>
+            <w:vAlign w:val="center"/>
+          </w:tcPr>
+          <w:p>
+            <w:pPr>
+              <w:spacing w:before="0" w:after="0" w:line="240" w:lineRule="auto"/>
+              <w:jc w:val="center"/>
+            </w:pPr>
+            <w:r/>
+            <w:r>
+              <w:rPr>
+                <w:rFonts w:ascii="Times New Roman" w:hAnsi="Times New Roman"/>
+                <w:b w:val="0"/>
+                <w:i w:val="0"/>
+                <w:sz w:val="22"/>
+              </w:rPr>
+              <w:t>59</w:t>
+            </w:r>
+          </w:p>
+        </w:tc>
+        <w:tc>
+          <w:tcPr>
+            <w:tcW w:type="dxa" w:w="3628"/>
+            <w:vAlign w:val="center"/>
+          </w:tcPr>
+          <w:p>
+            <w:pPr>
+              <w:spacing w:before="0" w:after="0" w:line="240" w:lineRule="auto"/>
+              <w:jc w:val="left"/>
+            </w:pPr>
+            <w:r/>
+            <w:r>
+              <w:rPr>
+                <w:rFonts w:ascii="Times New Roman" w:hAnsi="Times New Roman"/>
+                <w:b w:val="0"/>
+                <w:i w:val="0"/>
+                <w:sz w:val="22"/>
+              </w:rPr>
+            </w:r>
+          </w:p>
+        </w:tc>
+        <w:tc>
+          <w:tcPr>
+            <w:tcW w:type="dxa" w:w="2268"/>
+            <w:vAlign w:val="center"/>
+          </w:tcPr>
+          <w:p>
+            <w:pPr>
+              <w:spacing w:before="0" w:after="0" w:line="240" w:lineRule="auto"/>
+              <w:jc w:val="left"/>
+            </w:pPr>
+            <w:r/>
+            <w:r>
+              <w:rPr>
+                <w:rFonts w:ascii="Times New Roman" w:hAnsi="Times New Roman"/>
+                <w:b w:val="0"/>
+                <w:i w:val="0"/>
+                <w:sz w:val="22"/>
+              </w:rPr>
+            </w:r>
+          </w:p>
+        </w:tc>
+        <w:tc>
+          <w:tcPr>
+            <w:tcW w:type="dxa" w:w="1701"/>
+            <w:vAlign w:val="center"/>
+          </w:tcPr>
+          <w:p>
+            <w:pPr>
+              <w:spacing w:before="0" w:after="0" w:line="240" w:lineRule="auto"/>
+              <w:jc w:val="left"/>
+            </w:pPr>
+            <w:r/>
+            <w:r>
+              <w:rPr>
+                <w:rFonts w:ascii="Times New Roman" w:hAnsi="Times New Roman"/>
+                <w:b w:val="0"/>
+                <w:i w:val="0"/>
+                <w:sz w:val="22"/>
+              </w:rPr>
+            </w:r>
+          </w:p>
+        </w:tc>
+        <w:tc>
+          <w:tcPr>
+            <w:tcW w:type="dxa" w:w="1701"/>
+            <w:vAlign w:val="center"/>
+          </w:tcPr>
+          <w:p>
+            <w:pPr>
+              <w:spacing w:before="0" w:after="0" w:line="240" w:lineRule="auto"/>
+              <w:jc w:val="center"/>
+            </w:pPr>
+            <w:r/>
+            <w:r>
+              <w:rPr>
+                <w:rFonts w:ascii="Times New Roman" w:hAnsi="Times New Roman"/>
+                <w:b w:val="0"/>
+                <w:i w:val="0"/>
+                <w:sz w:val="22"/>
+              </w:rPr>
+            </w:r>
+          </w:p>
+        </w:tc>
+      </w:tr>
+      <w:tr>
+        <w:trPr>
+          <w:cantSplit w:val="true"/>
+        </w:trPr>
+        <w:tc>
+          <w:tcPr>
+            <w:tcW w:type="dxa" w:w="907"/>
+            <w:vAlign w:val="center"/>
+          </w:tcPr>
+          <w:p>
+            <w:pPr>
+              <w:spacing w:before="0" w:after="0" w:line="240" w:lineRule="auto"/>
+              <w:jc w:val="center"/>
+            </w:pPr>
+            <w:r/>
+            <w:r>
+              <w:rPr>
+                <w:rFonts w:ascii="Times New Roman" w:hAnsi="Times New Roman"/>
+                <w:b w:val="0"/>
+                <w:i w:val="0"/>
+                <w:sz w:val="22"/>
+              </w:rPr>
+              <w:t>60</w:t>
+            </w:r>
+          </w:p>
+        </w:tc>
+        <w:tc>
+          <w:tcPr>
+            <w:tcW w:type="dxa" w:w="3628"/>
+            <w:vAlign w:val="center"/>
+          </w:tcPr>
+          <w:p>
+            <w:pPr>
+              <w:spacing w:before="0" w:after="0" w:line="240" w:lineRule="auto"/>
+              <w:jc w:val="left"/>
+            </w:pPr>
+            <w:r/>
+            <w:r>
+              <w:rPr>
+                <w:rFonts w:ascii="Times New Roman" w:hAnsi="Times New Roman"/>
+                <w:b w:val="0"/>
+                <w:i w:val="0"/>
+                <w:sz w:val="22"/>
+              </w:rPr>
+            </w:r>
+          </w:p>
+        </w:tc>
+        <w:tc>
+          <w:tcPr>
+            <w:tcW w:type="dxa" w:w="2268"/>
+            <w:vAlign w:val="center"/>
+          </w:tcPr>
+          <w:p>
+            <w:pPr>
+              <w:spacing w:before="0" w:after="0" w:line="240" w:lineRule="auto"/>
+              <w:jc w:val="left"/>
+            </w:pPr>
+            <w:r/>
+            <w:r>
+              <w:rPr>
+                <w:rFonts w:ascii="Times New Roman" w:hAnsi="Times New Roman"/>
+                <w:b w:val="0"/>
+                <w:i w:val="0"/>
+                <w:sz w:val="22"/>
+              </w:rPr>
+            </w:r>
+          </w:p>
+        </w:tc>
+        <w:tc>
+          <w:tcPr>
+            <w:tcW w:type="dxa" w:w="1701"/>
+            <w:vAlign w:val="center"/>
+          </w:tcPr>
+          <w:p>
+            <w:pPr>
+              <w:spacing w:before="0" w:after="0" w:line="240" w:lineRule="auto"/>
+              <w:jc w:val="left"/>
+            </w:pPr>
+            <w:r/>
+            <w:r>
+              <w:rPr>
+                <w:rFonts w:ascii="Times New Roman" w:hAnsi="Times New Roman"/>
+                <w:b w:val="0"/>
+                <w:i w:val="0"/>
+                <w:sz w:val="22"/>
+              </w:rPr>
+            </w:r>
+          </w:p>
+        </w:tc>
+        <w:tc>
+          <w:tcPr>
+            <w:tcW w:type="dxa" w:w="1701"/>
+            <w:vAlign w:val="center"/>
+          </w:tcPr>
+          <w:p>
+            <w:pPr>
+              <w:spacing w:before="0" w:after="0" w:line="240" w:lineRule="auto"/>
+              <w:jc w:val="center"/>
+            </w:pPr>
+            <w:r/>
+            <w:r>
+              <w:rPr>
+                <w:rFonts w:ascii="Times New Roman" w:hAnsi="Times New Roman"/>
+                <w:b w:val="0"/>
+                <w:i w:val="0"/>
+                <w:sz w:val="22"/>
+              </w:rPr>
+            </w:r>
+          </w:p>
+        </w:tc>
+      </w:tr>
+      <w:tr>
+        <w:trPr>
+          <w:cantSplit w:val="true"/>
+        </w:trPr>
+        <w:tc>
+          <w:tcPr>
+            <w:tcW w:type="dxa" w:w="907"/>
+            <w:vAlign w:val="center"/>
+          </w:tcPr>
+          <w:p>
+            <w:pPr>
+              <w:spacing w:before="0" w:after="0" w:line="240" w:lineRule="auto"/>
+              <w:jc w:val="center"/>
+            </w:pPr>
+            <w:r/>
+            <w:r>
+              <w:rPr>
+                <w:rFonts w:ascii="Times New Roman" w:hAnsi="Times New Roman"/>
+                <w:b w:val="0"/>
+                <w:i w:val="0"/>
+                <w:sz w:val="22"/>
+              </w:rPr>
+              <w:t>61</w:t>
+            </w:r>
+          </w:p>
+        </w:tc>
+        <w:tc>
+          <w:tcPr>
+            <w:tcW w:type="dxa" w:w="3628"/>
+            <w:vAlign w:val="center"/>
+          </w:tcPr>
+          <w:p>
+            <w:pPr>
+              <w:spacing w:before="0" w:after="0" w:line="240" w:lineRule="auto"/>
+              <w:jc w:val="left"/>
+            </w:pPr>
+            <w:r/>
+            <w:r>
+              <w:rPr>
+                <w:rFonts w:ascii="Times New Roman" w:hAnsi="Times New Roman"/>
+                <w:b w:val="0"/>
+                <w:i w:val="0"/>
+                <w:sz w:val="22"/>
+              </w:rPr>
+            </w:r>
+          </w:p>
+        </w:tc>
+        <w:tc>
+          <w:tcPr>
+            <w:tcW w:type="dxa" w:w="2268"/>
+            <w:vAlign w:val="center"/>
+          </w:tcPr>
+          <w:p>
+            <w:pPr>
+              <w:spacing w:before="0" w:after="0" w:line="240" w:lineRule="auto"/>
+              <w:jc w:val="left"/>
+            </w:pPr>
+            <w:r/>
+            <w:r>
+              <w:rPr>
+                <w:rFonts w:ascii="Times New Roman" w:hAnsi="Times New Roman"/>
+                <w:b w:val="0"/>
+                <w:i w:val="0"/>
+                <w:sz w:val="22"/>
+              </w:rPr>
+            </w:r>
+          </w:p>
+        </w:tc>
+        <w:tc>
+          <w:tcPr>
+            <w:tcW w:type="dxa" w:w="1701"/>
+            <w:vAlign w:val="center"/>
+          </w:tcPr>
+          <w:p>
+            <w:pPr>
+              <w:spacing w:before="0" w:after="0" w:line="240" w:lineRule="auto"/>
+              <w:jc w:val="left"/>
+            </w:pPr>
+            <w:r/>
+            <w:r>
+              <w:rPr>
+                <w:rFonts w:ascii="Times New Roman" w:hAnsi="Times New Roman"/>
+                <w:b w:val="0"/>
+                <w:i w:val="0"/>
+                <w:sz w:val="22"/>
+              </w:rPr>
+            </w:r>
+          </w:p>
+        </w:tc>
+        <w:tc>
+          <w:tcPr>
+            <w:tcW w:type="dxa" w:w="1701"/>
+            <w:vAlign w:val="center"/>
+          </w:tcPr>
+          <w:p>
+            <w:pPr>
+              <w:spacing w:before="0" w:after="0" w:line="240" w:lineRule="auto"/>
+              <w:jc w:val="center"/>
+            </w:pPr>
+            <w:r/>
+            <w:r>
+              <w:rPr>
+                <w:rFonts w:ascii="Times New Roman" w:hAnsi="Times New Roman"/>
+                <w:b w:val="0"/>
+                <w:i w:val="0"/>
+                <w:sz w:val="22"/>
+              </w:rPr>
+            </w:r>
+          </w:p>
+        </w:tc>
+      </w:tr>
+      <w:tr>
+        <w:trPr>
+          <w:cantSplit w:val="true"/>
+        </w:trPr>
+        <w:tc>
+          <w:tcPr>
+            <w:tcW w:type="dxa" w:w="907"/>
+            <w:vAlign w:val="center"/>
+          </w:tcPr>
+          <w:p>
+            <w:pPr>
+              <w:spacing w:before="0" w:after="0" w:line="240" w:lineRule="auto"/>
+              <w:jc w:val="center"/>
+            </w:pPr>
+            <w:r/>
+            <w:r>
+              <w:rPr>
+                <w:rFonts w:ascii="Times New Roman" w:hAnsi="Times New Roman"/>
+                <w:b w:val="0"/>
+                <w:i w:val="0"/>
+                <w:sz w:val="22"/>
+              </w:rPr>
+              <w:t>62</w:t>
+            </w:r>
+          </w:p>
+        </w:tc>
+        <w:tc>
+          <w:tcPr>
+            <w:tcW w:type="dxa" w:w="3628"/>
+            <w:vAlign w:val="center"/>
+          </w:tcPr>
+          <w:p>
+            <w:pPr>
+              <w:spacing w:before="0" w:after="0" w:line="240" w:lineRule="auto"/>
+              <w:jc w:val="left"/>
+            </w:pPr>
+            <w:r/>
+            <w:r>
+              <w:rPr>
+                <w:rFonts w:ascii="Times New Roman" w:hAnsi="Times New Roman"/>
+                <w:b w:val="0"/>
+                <w:i w:val="0"/>
+                <w:sz w:val="22"/>
+              </w:rPr>
+            </w:r>
+          </w:p>
+        </w:tc>
+        <w:tc>
+          <w:tcPr>
+            <w:tcW w:type="dxa" w:w="2268"/>
+            <w:vAlign w:val="center"/>
+          </w:tcPr>
+          <w:p>
+            <w:pPr>
+              <w:spacing w:before="0" w:after="0" w:line="240" w:lineRule="auto"/>
+              <w:jc w:val="left"/>
+            </w:pPr>
+            <w:r/>
+            <w:r>
+              <w:rPr>
+                <w:rFonts w:ascii="Times New Roman" w:hAnsi="Times New Roman"/>
+                <w:b w:val="0"/>
+                <w:i w:val="0"/>
+                <w:sz w:val="22"/>
+              </w:rPr>
+            </w:r>
+          </w:p>
+        </w:tc>
+        <w:tc>
+          <w:tcPr>
+            <w:tcW w:type="dxa" w:w="1701"/>
+            <w:vAlign w:val="center"/>
+          </w:tcPr>
+          <w:p>
+            <w:pPr>
+              <w:spacing w:before="0" w:after="0" w:line="240" w:lineRule="auto"/>
+              <w:jc w:val="left"/>
+            </w:pPr>
+            <w:r/>
+            <w:r>
+              <w:rPr>
+                <w:rFonts w:ascii="Times New Roman" w:hAnsi="Times New Roman"/>
+                <w:b w:val="0"/>
+                <w:i w:val="0"/>
+                <w:sz w:val="22"/>
+              </w:rPr>
+            </w:r>
+          </w:p>
+        </w:tc>
+        <w:tc>
+          <w:tcPr>
+            <w:tcW w:type="dxa" w:w="1701"/>
+            <w:vAlign w:val="center"/>
+          </w:tcPr>
+          <w:p>
+            <w:pPr>
+              <w:spacing w:before="0" w:after="0" w:line="240" w:lineRule="auto"/>
+              <w:jc w:val="center"/>
+            </w:pPr>
+            <w:r/>
+            <w:r>
+              <w:rPr>
+                <w:rFonts w:ascii="Times New Roman" w:hAnsi="Times New Roman"/>
+                <w:b w:val="0"/>
+                <w:i w:val="0"/>
+                <w:sz w:val="22"/>
+              </w:rPr>
+            </w:r>
+          </w:p>
+        </w:tc>
+      </w:tr>
+      <w:tr>
+        <w:trPr>
+          <w:cantSplit w:val="true"/>
+        </w:trPr>
+        <w:tc>
+          <w:tcPr>
+            <w:tcW w:type="dxa" w:w="907"/>
+            <w:vAlign w:val="center"/>
+          </w:tcPr>
+          <w:p>
+            <w:pPr>
+              <w:spacing w:before="0" w:after="0" w:line="240" w:lineRule="auto"/>
+              <w:jc w:val="center"/>
+            </w:pPr>
+            <w:r/>
+            <w:r>
+              <w:rPr>
+                <w:rFonts w:ascii="Times New Roman" w:hAnsi="Times New Roman"/>
+                <w:b w:val="0"/>
+                <w:i w:val="0"/>
+                <w:sz w:val="22"/>
+              </w:rPr>
+              <w:t>63</w:t>
+            </w:r>
+          </w:p>
+        </w:tc>
+        <w:tc>
+          <w:tcPr>
+            <w:tcW w:type="dxa" w:w="3628"/>
+            <w:vAlign w:val="center"/>
+          </w:tcPr>
+          <w:p>
+            <w:pPr>
+              <w:spacing w:before="0" w:after="0" w:line="240" w:lineRule="auto"/>
+              <w:jc w:val="left"/>
+            </w:pPr>
+            <w:r/>
+            <w:r>
+              <w:rPr>
+                <w:rFonts w:ascii="Times New Roman" w:hAnsi="Times New Roman"/>
+                <w:b w:val="0"/>
+                <w:i w:val="0"/>
+                <w:sz w:val="22"/>
+              </w:rPr>
+            </w:r>
+          </w:p>
+        </w:tc>
+        <w:tc>
+          <w:tcPr>
+            <w:tcW w:type="dxa" w:w="2268"/>
+            <w:vAlign w:val="center"/>
+          </w:tcPr>
+          <w:p>
+            <w:pPr>
+              <w:spacing w:before="0" w:after="0" w:line="240" w:lineRule="auto"/>
+              <w:jc w:val="left"/>
+            </w:pPr>
+            <w:r/>
+            <w:r>
+              <w:rPr>
+                <w:rFonts w:ascii="Times New Roman" w:hAnsi="Times New Roman"/>
+                <w:b w:val="0"/>
+                <w:i w:val="0"/>
+                <w:sz w:val="22"/>
+              </w:rPr>
+            </w:r>
+          </w:p>
+        </w:tc>
+        <w:tc>
+          <w:tcPr>
+            <w:tcW w:type="dxa" w:w="1701"/>
+            <w:vAlign w:val="center"/>
+          </w:tcPr>
+          <w:p>
+            <w:pPr>
+              <w:spacing w:before="0" w:after="0" w:line="240" w:lineRule="auto"/>
+              <w:jc w:val="left"/>
+            </w:pPr>
+            <w:r/>
+            <w:r>
+              <w:rPr>
+                <w:rFonts w:ascii="Times New Roman" w:hAnsi="Times New Roman"/>
+                <w:b w:val="0"/>
+                <w:i w:val="0"/>
+                <w:sz w:val="22"/>
+              </w:rPr>
+            </w:r>
+          </w:p>
+        </w:tc>
+        <w:tc>
+          <w:tcPr>
+            <w:tcW w:type="dxa" w:w="1701"/>
+            <w:vAlign w:val="center"/>
+          </w:tcPr>
+          <w:p>
+            <w:pPr>
+              <w:spacing w:before="0" w:after="0" w:line="240" w:lineRule="auto"/>
+              <w:jc w:val="center"/>
+            </w:pPr>
+            <w:r/>
+            <w:r>
+              <w:rPr>
+                <w:rFonts w:ascii="Times New Roman" w:hAnsi="Times New Roman"/>
+                <w:b w:val="0"/>
+                <w:i w:val="0"/>
+                <w:sz w:val="22"/>
+              </w:rPr>
+            </w:r>
+          </w:p>
+        </w:tc>
+      </w:tr>
+      <w:tr>
+        <w:trPr>
+          <w:cantSplit w:val="true"/>
+        </w:trPr>
+        <w:tc>
+          <w:tcPr>
+            <w:tcW w:type="dxa" w:w="907"/>
+            <w:vAlign w:val="center"/>
+          </w:tcPr>
+          <w:p>
+            <w:pPr>
+              <w:spacing w:before="0" w:after="0" w:line="240" w:lineRule="auto"/>
+              <w:jc w:val="center"/>
+            </w:pPr>
+            <w:r/>
+            <w:r>
+              <w:rPr>
+                <w:rFonts w:ascii="Times New Roman" w:hAnsi="Times New Roman"/>
+                <w:b w:val="0"/>
+                <w:i w:val="0"/>
+                <w:sz w:val="22"/>
+              </w:rPr>
+              <w:t>64</w:t>
+            </w:r>
+          </w:p>
+        </w:tc>
+        <w:tc>
+          <w:tcPr>
+            <w:tcW w:type="dxa" w:w="3628"/>
+            <w:vAlign w:val="center"/>
+          </w:tcPr>
+          <w:p>
+            <w:pPr>
+              <w:spacing w:before="0" w:after="0" w:line="240" w:lineRule="auto"/>
+              <w:jc w:val="left"/>
+            </w:pPr>
+            <w:r/>
+            <w:r>
+              <w:rPr>
+                <w:rFonts w:ascii="Times New Roman" w:hAnsi="Times New Roman"/>
+                <w:b w:val="0"/>
+                <w:i w:val="0"/>
+                <w:sz w:val="22"/>
+              </w:rPr>
+            </w:r>
+          </w:p>
+        </w:tc>
+        <w:tc>
+          <w:tcPr>
+            <w:tcW w:type="dxa" w:w="2268"/>
+            <w:vAlign w:val="center"/>
+          </w:tcPr>
+          <w:p>
+            <w:pPr>
+              <w:spacing w:before="0" w:after="0" w:line="240" w:lineRule="auto"/>
+              <w:jc w:val="left"/>
+            </w:pPr>
+            <w:r/>
+            <w:r>
+              <w:rPr>
+                <w:rFonts w:ascii="Times New Roman" w:hAnsi="Times New Roman"/>
+                <w:b w:val="0"/>
+                <w:i w:val="0"/>
+                <w:sz w:val="22"/>
+              </w:rPr>
+            </w:r>
+          </w:p>
+        </w:tc>
+        <w:tc>
+          <w:tcPr>
+            <w:tcW w:type="dxa" w:w="1701"/>
+            <w:vAlign w:val="center"/>
+          </w:tcPr>
+          <w:p>
+            <w:pPr>
+              <w:spacing w:before="0" w:after="0" w:line="240" w:lineRule="auto"/>
+              <w:jc w:val="left"/>
+            </w:pPr>
+            <w:r/>
+            <w:r>
+              <w:rPr>
+                <w:rFonts w:ascii="Times New Roman" w:hAnsi="Times New Roman"/>
+                <w:b w:val="0"/>
+                <w:i w:val="0"/>
+                <w:sz w:val="22"/>
+              </w:rPr>
+            </w:r>
+          </w:p>
+        </w:tc>
+        <w:tc>
+          <w:tcPr>
+            <w:tcW w:type="dxa" w:w="1701"/>
+            <w:vAlign w:val="center"/>
+          </w:tcPr>
+          <w:p>
+            <w:pPr>
+              <w:spacing w:before="0" w:after="0" w:line="240" w:lineRule="auto"/>
+              <w:jc w:val="center"/>
+            </w:pPr>
+            <w:r/>
+            <w:r>
+              <w:rPr>
+                <w:rFonts w:ascii="Times New Roman" w:hAnsi="Times New Roman"/>
+                <w:b w:val="0"/>
+                <w:i w:val="0"/>
+                <w:sz w:val="22"/>
+              </w:rPr>
+            </w:r>
+          </w:p>
+        </w:tc>
+      </w:tr>
+      <w:tr>
+        <w:trPr>
+          <w:cantSplit w:val="true"/>
+        </w:trPr>
+        <w:tc>
+          <w:tcPr>
+            <w:tcW w:type="dxa" w:w="907"/>
+            <w:vAlign w:val="center"/>
+          </w:tcPr>
+          <w:p>
+            <w:pPr>
+              <w:spacing w:before="0" w:after="0" w:line="240" w:lineRule="auto"/>
+              <w:jc w:val="center"/>
+            </w:pPr>
+            <w:r/>
+            <w:r>
+              <w:rPr>
+                <w:rFonts w:ascii="Times New Roman" w:hAnsi="Times New Roman"/>
+                <w:b w:val="0"/>
+                <w:i w:val="0"/>
+                <w:sz w:val="22"/>
+              </w:rPr>
+              <w:t>65</w:t>
+            </w:r>
+          </w:p>
+        </w:tc>
+        <w:tc>
+          <w:tcPr>
+            <w:tcW w:type="dxa" w:w="3628"/>
+            <w:vAlign w:val="center"/>
+          </w:tcPr>
+          <w:p>
+            <w:pPr>
+              <w:spacing w:before="0" w:after="0" w:line="240" w:lineRule="auto"/>
+              <w:jc w:val="left"/>
+            </w:pPr>
+            <w:r/>
+            <w:r>
+              <w:rPr>
+                <w:rFonts w:ascii="Times New Roman" w:hAnsi="Times New Roman"/>
+                <w:b w:val="0"/>
+                <w:i w:val="0"/>
+                <w:sz w:val="22"/>
+              </w:rPr>
+            </w:r>
+          </w:p>
+        </w:tc>
+        <w:tc>
+          <w:tcPr>
+            <w:tcW w:type="dxa" w:w="2268"/>
+            <w:vAlign w:val="center"/>
+          </w:tcPr>
+          <w:p>
+            <w:pPr>
+              <w:spacing w:before="0" w:after="0" w:line="240" w:lineRule="auto"/>
+              <w:jc w:val="left"/>
+            </w:pPr>
+            <w:r/>
+            <w:r>
+              <w:rPr>
+                <w:rFonts w:ascii="Times New Roman" w:hAnsi="Times New Roman"/>
+                <w:b w:val="0"/>
+                <w:i w:val="0"/>
+                <w:sz w:val="22"/>
+              </w:rPr>
+            </w:r>
+          </w:p>
+        </w:tc>
+        <w:tc>
+          <w:tcPr>
+            <w:tcW w:type="dxa" w:w="1701"/>
+            <w:vAlign w:val="center"/>
+          </w:tcPr>
+          <w:p>
+            <w:pPr>
+              <w:spacing w:before="0" w:after="0" w:line="240" w:lineRule="auto"/>
+              <w:jc w:val="left"/>
+            </w:pPr>
+            <w:r/>
+            <w:r>
+              <w:rPr>
+                <w:rFonts w:ascii="Times New Roman" w:hAnsi="Times New Roman"/>
+                <w:b w:val="0"/>
+                <w:i w:val="0"/>
+                <w:sz w:val="22"/>
+              </w:rPr>
+            </w:r>
+          </w:p>
+        </w:tc>
+        <w:tc>
+          <w:tcPr>
+            <w:tcW w:type="dxa" w:w="1701"/>
+            <w:vAlign w:val="center"/>
+          </w:tcPr>
+          <w:p>
+            <w:pPr>
+              <w:spacing w:before="0" w:after="0" w:line="240" w:lineRule="auto"/>
+              <w:jc w:val="center"/>
+            </w:pPr>
+            <w:r/>
+            <w:r>
+              <w:rPr>
+                <w:rFonts w:ascii="Times New Roman" w:hAnsi="Times New Roman"/>
+                <w:b w:val="0"/>
+                <w:i w:val="0"/>
+                <w:sz w:val="22"/>
+              </w:rPr>
+            </w:r>
+          </w:p>
+        </w:tc>
+      </w:tr>
+      <w:tr>
+        <w:trPr>
+          <w:cantSplit w:val="true"/>
+        </w:trPr>
+        <w:tc>
+          <w:tcPr>
+            <w:tcW w:type="dxa" w:w="907"/>
+            <w:vAlign w:val="center"/>
+          </w:tcPr>
+          <w:p>
+            <w:pPr>
+              <w:spacing w:before="0" w:after="0" w:line="240" w:lineRule="auto"/>
+              <w:jc w:val="center"/>
+            </w:pPr>
+            <w:r/>
+            <w:r>
+              <w:rPr>
+                <w:rFonts w:ascii="Times New Roman" w:hAnsi="Times New Roman"/>
+                <w:b w:val="0"/>
+                <w:i w:val="0"/>
+                <w:sz w:val="22"/>
+              </w:rPr>
+              <w:t>66</w:t>
+            </w:r>
+          </w:p>
+        </w:tc>
+        <w:tc>
+          <w:tcPr>
+            <w:tcW w:type="dxa" w:w="3628"/>
+            <w:vAlign w:val="center"/>
+          </w:tcPr>
+          <w:p>
+            <w:pPr>
+              <w:spacing w:before="0" w:after="0" w:line="240" w:lineRule="auto"/>
+              <w:jc w:val="left"/>
+            </w:pPr>
+            <w:r/>
+            <w:r>
+              <w:rPr>
+                <w:rFonts w:ascii="Times New Roman" w:hAnsi="Times New Roman"/>
+                <w:b w:val="0"/>
+                <w:i w:val="0"/>
+                <w:sz w:val="22"/>
+              </w:rPr>
+            </w:r>
+          </w:p>
+        </w:tc>
+        <w:tc>
+          <w:tcPr>
+            <w:tcW w:type="dxa" w:w="2268"/>
+            <w:vAlign w:val="center"/>
+          </w:tcPr>
+          <w:p>
+            <w:pPr>
+              <w:spacing w:before="0" w:after="0" w:line="240" w:lineRule="auto"/>
+              <w:jc w:val="left"/>
+            </w:pPr>
+            <w:r/>
+            <w:r>
+              <w:rPr>
+                <w:rFonts w:ascii="Times New Roman" w:hAnsi="Times New Roman"/>
+                <w:b w:val="0"/>
+                <w:i w:val="0"/>
+                <w:sz w:val="22"/>
+              </w:rPr>
+            </w:r>
+          </w:p>
+        </w:tc>
+        <w:tc>
+          <w:tcPr>
+            <w:tcW w:type="dxa" w:w="1701"/>
+            <w:vAlign w:val="center"/>
+          </w:tcPr>
+          <w:p>
+            <w:pPr>
+              <w:spacing w:before="0" w:after="0" w:line="240" w:lineRule="auto"/>
+              <w:jc w:val="left"/>
+            </w:pPr>
+            <w:r/>
+            <w:r>
+              <w:rPr>
+                <w:rFonts w:ascii="Times New Roman" w:hAnsi="Times New Roman"/>
+                <w:b w:val="0"/>
+                <w:i w:val="0"/>
+                <w:sz w:val="22"/>
+              </w:rPr>
+            </w:r>
+          </w:p>
+        </w:tc>
+        <w:tc>
+          <w:tcPr>
+            <w:tcW w:type="dxa" w:w="1701"/>
+            <w:vAlign w:val="center"/>
+          </w:tcPr>
+          <w:p>
+            <w:pPr>
+              <w:spacing w:before="0" w:after="0" w:line="240" w:lineRule="auto"/>
+              <w:jc w:val="center"/>
+            </w:pPr>
+            <w:r/>
+            <w:r>
+              <w:rPr>
+                <w:rFonts w:ascii="Times New Roman" w:hAnsi="Times New Roman"/>
+                <w:b w:val="0"/>
+                <w:i w:val="0"/>
+                <w:sz w:val="22"/>
+              </w:rPr>
+            </w:r>
+          </w:p>
+        </w:tc>
+      </w:tr>
+      <w:tr>
+        <w:trPr>
+          <w:cantSplit w:val="true"/>
+        </w:trPr>
+        <w:tc>
+          <w:tcPr>
+            <w:tcW w:type="dxa" w:w="907"/>
+            <w:vAlign w:val="center"/>
+          </w:tcPr>
+          <w:p>
+            <w:pPr>
+              <w:spacing w:before="0" w:after="0" w:line="240" w:lineRule="auto"/>
+              <w:jc w:val="center"/>
+            </w:pPr>
+            <w:r/>
+            <w:r>
+              <w:rPr>
+                <w:rFonts w:ascii="Times New Roman" w:hAnsi="Times New Roman"/>
+                <w:b w:val="0"/>
+                <w:i w:val="0"/>
+                <w:sz w:val="22"/>
+              </w:rPr>
+              <w:t>67</w:t>
+            </w:r>
+          </w:p>
+        </w:tc>
+        <w:tc>
+          <w:tcPr>
+            <w:tcW w:type="dxa" w:w="3628"/>
+            <w:vAlign w:val="center"/>
+          </w:tcPr>
+          <w:p>
+            <w:pPr>
+              <w:spacing w:before="0" w:after="0" w:line="240" w:lineRule="auto"/>
+              <w:jc w:val="left"/>
+            </w:pPr>
+            <w:r/>
+            <w:r>
+              <w:rPr>
+                <w:rFonts w:ascii="Times New Roman" w:hAnsi="Times New Roman"/>
+                <w:b w:val="0"/>
+                <w:i w:val="0"/>
+                <w:sz w:val="22"/>
+              </w:rPr>
+            </w:r>
+          </w:p>
+        </w:tc>
+        <w:tc>
+          <w:tcPr>
+            <w:tcW w:type="dxa" w:w="2268"/>
+            <w:vAlign w:val="center"/>
+          </w:tcPr>
+          <w:p>
+            <w:pPr>
+              <w:spacing w:before="0" w:after="0" w:line="240" w:lineRule="auto"/>
+              <w:jc w:val="left"/>
+            </w:pPr>
+            <w:r/>
+            <w:r>
+              <w:rPr>
+                <w:rFonts w:ascii="Times New Roman" w:hAnsi="Times New Roman"/>
+                <w:b w:val="0"/>
+                <w:i w:val="0"/>
+                <w:sz w:val="22"/>
+              </w:rPr>
+            </w:r>
+          </w:p>
+        </w:tc>
+        <w:tc>
+          <w:tcPr>
+            <w:tcW w:type="dxa" w:w="1701"/>
+            <w:vAlign w:val="center"/>
+          </w:tcPr>
+          <w:p>
+            <w:pPr>
+              <w:spacing w:before="0" w:after="0" w:line="240" w:lineRule="auto"/>
+              <w:jc w:val="left"/>
+            </w:pPr>
+            <w:r/>
+            <w:r>
+              <w:rPr>
+                <w:rFonts w:ascii="Times New Roman" w:hAnsi="Times New Roman"/>
+                <w:b w:val="0"/>
+                <w:i w:val="0"/>
+                <w:sz w:val="22"/>
+              </w:rPr>
+            </w:r>
+          </w:p>
+        </w:tc>
+        <w:tc>
+          <w:tcPr>
+            <w:tcW w:type="dxa" w:w="1701"/>
+            <w:vAlign w:val="center"/>
+          </w:tcPr>
+          <w:p>
+            <w:pPr>
+              <w:spacing w:before="0" w:after="0" w:line="240" w:lineRule="auto"/>
+              <w:jc w:val="center"/>
+            </w:pPr>
+            <w:r/>
+            <w:r>
+              <w:rPr>
+                <w:rFonts w:ascii="Times New Roman" w:hAnsi="Times New Roman"/>
+                <w:b w:val="0"/>
+                <w:i w:val="0"/>
+                <w:sz w:val="22"/>
+              </w:rPr>
+            </w:r>
+          </w:p>
+        </w:tc>
+      </w:tr>
+      <w:tr>
+        <w:trPr>
+          <w:cantSplit w:val="true"/>
+        </w:trPr>
+        <w:tc>
+          <w:tcPr>
+            <w:tcW w:type="dxa" w:w="907"/>
+            <w:vAlign w:val="center"/>
+          </w:tcPr>
+          <w:p>
+            <w:pPr>
+              <w:spacing w:before="0" w:after="0" w:line="240" w:lineRule="auto"/>
+              <w:jc w:val="center"/>
+            </w:pPr>
+            <w:r/>
+            <w:r>
+              <w:rPr>
+                <w:rFonts w:ascii="Times New Roman" w:hAnsi="Times New Roman"/>
+                <w:b w:val="0"/>
+                <w:i w:val="0"/>
+                <w:sz w:val="22"/>
+              </w:rPr>
+              <w:t>68</w:t>
+            </w:r>
+          </w:p>
+        </w:tc>
+        <w:tc>
+          <w:tcPr>
+            <w:tcW w:type="dxa" w:w="3628"/>
+            <w:vAlign w:val="center"/>
+          </w:tcPr>
+          <w:p>
+            <w:pPr>
+              <w:spacing w:before="0" w:after="0" w:line="240" w:lineRule="auto"/>
+              <w:jc w:val="left"/>
+            </w:pPr>
+            <w:r/>
+            <w:r>
+              <w:rPr>
+                <w:rFonts w:ascii="Times New Roman" w:hAnsi="Times New Roman"/>
+                <w:b w:val="0"/>
+                <w:i w:val="0"/>
+                <w:sz w:val="22"/>
+              </w:rPr>
+            </w:r>
+          </w:p>
+        </w:tc>
+        <w:tc>
+          <w:tcPr>
+            <w:tcW w:type="dxa" w:w="2268"/>
+            <w:vAlign w:val="center"/>
+          </w:tcPr>
+          <w:p>
+            <w:pPr>
+              <w:spacing w:before="0" w:after="0" w:line="240" w:lineRule="auto"/>
+              <w:jc w:val="left"/>
+            </w:pPr>
+            <w:r/>
+            <w:r>
+              <w:rPr>
+                <w:rFonts w:ascii="Times New Roman" w:hAnsi="Times New Roman"/>
+                <w:b w:val="0"/>
+                <w:i w:val="0"/>
+                <w:sz w:val="22"/>
+              </w:rPr>
+            </w:r>
+          </w:p>
+        </w:tc>
+        <w:tc>
+          <w:tcPr>
+            <w:tcW w:type="dxa" w:w="1701"/>
+            <w:vAlign w:val="center"/>
+          </w:tcPr>
+          <w:p>
+            <w:pPr>
+              <w:spacing w:before="0" w:after="0" w:line="240" w:lineRule="auto"/>
+              <w:jc w:val="left"/>
+            </w:pPr>
+            <w:r/>
+            <w:r>
+              <w:rPr>
+                <w:rFonts w:ascii="Times New Roman" w:hAnsi="Times New Roman"/>
+                <w:b w:val="0"/>
+                <w:i w:val="0"/>
+                <w:sz w:val="22"/>
+              </w:rPr>
+            </w:r>
+          </w:p>
+        </w:tc>
+        <w:tc>
+          <w:tcPr>
+            <w:tcW w:type="dxa" w:w="1701"/>
+            <w:vAlign w:val="center"/>
+          </w:tcPr>
+          <w:p>
+            <w:pPr>
+              <w:spacing w:before="0" w:after="0" w:line="240" w:lineRule="auto"/>
+              <w:jc w:val="center"/>
+            </w:pPr>
+            <w:r/>
+            <w:r>
+              <w:rPr>
+                <w:rFonts w:ascii="Times New Roman" w:hAnsi="Times New Roman"/>
+                <w:b w:val="0"/>
+                <w:i w:val="0"/>
+                <w:sz w:val="22"/>
+              </w:rPr>
+            </w:r>
+          </w:p>
+        </w:tc>
+      </w:tr>
+      <w:tr>
+        <w:trPr>
+          <w:cantSplit w:val="true"/>
+        </w:trPr>
+        <w:tc>
+          <w:tcPr>
+            <w:tcW w:type="dxa" w:w="907"/>
+            <w:vAlign w:val="center"/>
+          </w:tcPr>
+          <w:p>
+            <w:pPr>
+              <w:spacing w:before="0" w:after="0" w:line="240" w:lineRule="auto"/>
+              <w:jc w:val="center"/>
+            </w:pPr>
+            <w:r/>
+            <w:r>
+              <w:rPr>
+                <w:rFonts w:ascii="Times New Roman" w:hAnsi="Times New Roman"/>
+                <w:b w:val="0"/>
+                <w:i w:val="0"/>
+                <w:sz w:val="22"/>
+              </w:rPr>
+              <w:t>69</w:t>
+            </w:r>
+          </w:p>
+        </w:tc>
+        <w:tc>
+          <w:tcPr>
+            <w:tcW w:type="dxa" w:w="3628"/>
+            <w:vAlign w:val="center"/>
+          </w:tcPr>
+          <w:p>
+            <w:pPr>
+              <w:spacing w:before="0" w:after="0" w:line="240" w:lineRule="auto"/>
+              <w:jc w:val="left"/>
+            </w:pPr>
+            <w:r/>
+            <w:r>
+              <w:rPr>
+                <w:rFonts w:ascii="Times New Roman" w:hAnsi="Times New Roman"/>
+                <w:b w:val="0"/>
+                <w:i w:val="0"/>
+                <w:sz w:val="22"/>
+              </w:rPr>
+            </w:r>
+          </w:p>
+        </w:tc>
+        <w:tc>
+          <w:tcPr>
+            <w:tcW w:type="dxa" w:w="2268"/>
+            <w:vAlign w:val="center"/>
+          </w:tcPr>
+          <w:p>
+            <w:pPr>
+              <w:spacing w:before="0" w:after="0" w:line="240" w:lineRule="auto"/>
+              <w:jc w:val="left"/>
+            </w:pPr>
+            <w:r/>
+            <w:r>
+              <w:rPr>
+                <w:rFonts w:ascii="Times New Roman" w:hAnsi="Times New Roman"/>
+                <w:b w:val="0"/>
+                <w:i w:val="0"/>
+                <w:sz w:val="22"/>
+              </w:rPr>
+            </w:r>
+          </w:p>
+        </w:tc>
+        <w:tc>
+          <w:tcPr>
+            <w:tcW w:type="dxa" w:w="1701"/>
+            <w:vAlign w:val="center"/>
+          </w:tcPr>
+          <w:p>
+            <w:pPr>
+              <w:spacing w:before="0" w:after="0" w:line="240" w:lineRule="auto"/>
+              <w:jc w:val="left"/>
+            </w:pPr>
+            <w:r/>
+            <w:r>
+              <w:rPr>
+                <w:rFonts w:ascii="Times New Roman" w:hAnsi="Times New Roman"/>
+                <w:b w:val="0"/>
+                <w:i w:val="0"/>
+                <w:sz w:val="22"/>
+              </w:rPr>
+            </w:r>
+          </w:p>
+        </w:tc>
+        <w:tc>
+          <w:tcPr>
+            <w:tcW w:type="dxa" w:w="1701"/>
+            <w:vAlign w:val="center"/>
+          </w:tcPr>
+          <w:p>
+            <w:pPr>
+              <w:spacing w:before="0" w:after="0" w:line="240" w:lineRule="auto"/>
+              <w:jc w:val="center"/>
+            </w:pPr>
+            <w:r/>
+            <w:r>
+              <w:rPr>
+                <w:rFonts w:ascii="Times New Roman" w:hAnsi="Times New Roman"/>
+                <w:b w:val="0"/>
+                <w:i w:val="0"/>
+                <w:sz w:val="22"/>
+              </w:rPr>
+            </w:r>
+          </w:p>
+        </w:tc>
+      </w:tr>
+      <w:tr>
+        <w:trPr>
+          <w:cantSplit w:val="true"/>
+        </w:trPr>
+        <w:tc>
+          <w:tcPr>
+            <w:tcW w:type="dxa" w:w="907"/>
+            <w:vAlign w:val="center"/>
+          </w:tcPr>
+          <w:p>
+            <w:pPr>
+              <w:spacing w:before="0" w:after="0" w:line="240" w:lineRule="auto"/>
+              <w:jc w:val="center"/>
+            </w:pPr>
+            <w:r/>
+            <w:r>
+              <w:rPr>
+                <w:rFonts w:ascii="Times New Roman" w:hAnsi="Times New Roman"/>
+                <w:b w:val="0"/>
+                <w:i w:val="0"/>
+                <w:sz w:val="22"/>
+              </w:rPr>
+              <w:t>70</w:t>
+            </w:r>
+          </w:p>
+        </w:tc>
+        <w:tc>
+          <w:tcPr>
+            <w:tcW w:type="dxa" w:w="3628"/>
+            <w:vAlign w:val="center"/>
+          </w:tcPr>
+          <w:p>
+            <w:pPr>
+              <w:spacing w:before="0" w:after="0" w:line="240" w:lineRule="auto"/>
+              <w:jc w:val="left"/>
+            </w:pPr>
+            <w:r/>
+            <w:r>
+              <w:rPr>
+                <w:rFonts w:ascii="Times New Roman" w:hAnsi="Times New Roman"/>
+                <w:b w:val="0"/>
+                <w:i w:val="0"/>
+                <w:sz w:val="22"/>
+              </w:rPr>
+            </w:r>
+          </w:p>
+        </w:tc>
+        <w:tc>
+          <w:tcPr>
+            <w:tcW w:type="dxa" w:w="2268"/>
+            <w:vAlign w:val="center"/>
+          </w:tcPr>
+          <w:p>
+            <w:pPr>
+              <w:spacing w:before="0" w:after="0" w:line="240" w:lineRule="auto"/>
+              <w:jc w:val="left"/>
+            </w:pPr>
+            <w:r/>
+            <w:r>
+              <w:rPr>
+                <w:rFonts w:ascii="Times New Roman" w:hAnsi="Times New Roman"/>
+                <w:b w:val="0"/>
+                <w:i w:val="0"/>
+                <w:sz w:val="22"/>
+              </w:rPr>
+            </w:r>
+          </w:p>
+        </w:tc>
+        <w:tc>
+          <w:tcPr>
+            <w:tcW w:type="dxa" w:w="1701"/>
+            <w:vAlign w:val="center"/>
+          </w:tcPr>
+          <w:p>
+            <w:pPr>
+              <w:spacing w:before="0" w:after="0" w:line="240" w:lineRule="auto"/>
+              <w:jc w:val="left"/>
+            </w:pPr>
+            <w:r/>
+            <w:r>
+              <w:rPr>
+                <w:rFonts w:ascii="Times New Roman" w:hAnsi="Times New Roman"/>
+                <w:b w:val="0"/>
+                <w:i w:val="0"/>
+                <w:sz w:val="22"/>
+              </w:rPr>
+            </w:r>
+          </w:p>
+        </w:tc>
+        <w:tc>
+          <w:tcPr>
+            <w:tcW w:type="dxa" w:w="1701"/>
+            <w:vAlign w:val="center"/>
+          </w:tcPr>
+          <w:p>
+            <w:pPr>
+              <w:spacing w:before="0" w:after="0" w:line="240" w:lineRule="auto"/>
+              <w:jc w:val="center"/>
+            </w:pPr>
+            <w:r/>
+            <w:r>
+              <w:rPr>
+                <w:rFonts w:ascii="Times New Roman" w:hAnsi="Times New Roman"/>
+                <w:b w:val="0"/>
+                <w:i w:val="0"/>
+                <w:sz w:val="22"/>
+              </w:rPr>
+            </w:r>
+          </w:p>
+        </w:tc>
+      </w:tr>
+      <w:tr>
+        <w:trPr>
+          <w:cantSplit w:val="true"/>
+        </w:trPr>
+        <w:tc>
+          <w:tcPr>
+            <w:tcW w:type="dxa" w:w="907"/>
+            <w:vAlign w:val="center"/>
+          </w:tcPr>
+          <w:p>
+            <w:pPr>
+              <w:spacing w:before="0" w:after="0" w:line="240" w:lineRule="auto"/>
+              <w:jc w:val="center"/>
+            </w:pPr>
+            <w:r/>
+            <w:r>
+              <w:rPr>
+                <w:rFonts w:ascii="Times New Roman" w:hAnsi="Times New Roman"/>
+                <w:b w:val="0"/>
+                <w:i w:val="0"/>
+                <w:sz w:val="22"/>
+              </w:rPr>
+              <w:t>71</w:t>
+            </w:r>
+          </w:p>
+        </w:tc>
+        <w:tc>
+          <w:tcPr>
+            <w:tcW w:type="dxa" w:w="3628"/>
+            <w:vAlign w:val="center"/>
+          </w:tcPr>
+          <w:p>
+            <w:pPr>
+              <w:spacing w:before="0" w:after="0" w:line="240" w:lineRule="auto"/>
+              <w:jc w:val="left"/>
+            </w:pPr>
+            <w:r/>
+            <w:r>
+              <w:rPr>
+                <w:rFonts w:ascii="Times New Roman" w:hAnsi="Times New Roman"/>
+                <w:b w:val="0"/>
+                <w:i w:val="0"/>
+                <w:sz w:val="22"/>
+              </w:rPr>
+            </w:r>
+          </w:p>
+        </w:tc>
+        <w:tc>
+          <w:tcPr>
+            <w:tcW w:type="dxa" w:w="2268"/>
+            <w:vAlign w:val="center"/>
+          </w:tcPr>
+          <w:p>
+            <w:pPr>
+              <w:spacing w:before="0" w:after="0" w:line="240" w:lineRule="auto"/>
+              <w:jc w:val="left"/>
+            </w:pPr>
+            <w:r/>
+            <w:r>
+              <w:rPr>
+                <w:rFonts w:ascii="Times New Roman" w:hAnsi="Times New Roman"/>
+                <w:b w:val="0"/>
+                <w:i w:val="0"/>
+                <w:sz w:val="22"/>
+              </w:rPr>
+            </w:r>
+          </w:p>
+        </w:tc>
+        <w:tc>
+          <w:tcPr>
+            <w:tcW w:type="dxa" w:w="1701"/>
+            <w:vAlign w:val="center"/>
+          </w:tcPr>
+          <w:p>
+            <w:pPr>
+              <w:spacing w:before="0" w:after="0" w:line="240" w:lineRule="auto"/>
+              <w:jc w:val="left"/>
+            </w:pPr>
+            <w:r/>
+            <w:r>
+              <w:rPr>
+                <w:rFonts w:ascii="Times New Roman" w:hAnsi="Times New Roman"/>
+                <w:b w:val="0"/>
+                <w:i w:val="0"/>
+                <w:sz w:val="22"/>
+              </w:rPr>
+            </w:r>
+          </w:p>
+        </w:tc>
+        <w:tc>
+          <w:tcPr>
+            <w:tcW w:type="dxa" w:w="1701"/>
+            <w:vAlign w:val="center"/>
+          </w:tcPr>
+          <w:p>
+            <w:pPr>
+              <w:spacing w:before="0" w:after="0" w:line="240" w:lineRule="auto"/>
+              <w:jc w:val="center"/>
+            </w:pPr>
+            <w:r/>
+            <w:r>
+              <w:rPr>
+                <w:rFonts w:ascii="Times New Roman" w:hAnsi="Times New Roman"/>
+                <w:b w:val="0"/>
+                <w:i w:val="0"/>
+                <w:sz w:val="22"/>
+              </w:rPr>
+            </w:r>
+          </w:p>
+        </w:tc>
+      </w:tr>
+      <w:tr>
+        <w:trPr>
+          <w:cantSplit w:val="true"/>
+        </w:trPr>
+        <w:tc>
+          <w:tcPr>
+            <w:tcW w:type="dxa" w:w="907"/>
+            <w:vAlign w:val="center"/>
+          </w:tcPr>
+          <w:p>
+            <w:pPr>
+              <w:spacing w:before="0" w:after="0" w:line="240" w:lineRule="auto"/>
+              <w:jc w:val="center"/>
+            </w:pPr>
+            <w:r/>
+            <w:r>
+              <w:rPr>
+                <w:rFonts w:ascii="Times New Roman" w:hAnsi="Times New Roman"/>
+                <w:b w:val="0"/>
+                <w:i w:val="0"/>
+                <w:sz w:val="22"/>
+              </w:rPr>
+              <w:t>72</w:t>
+            </w:r>
+          </w:p>
+        </w:tc>
+        <w:tc>
+          <w:tcPr>
+            <w:tcW w:type="dxa" w:w="3628"/>
+            <w:vAlign w:val="center"/>
+          </w:tcPr>
+          <w:p>
+            <w:pPr>
+              <w:spacing w:before="0" w:after="0" w:line="240" w:lineRule="auto"/>
+              <w:jc w:val="left"/>
+            </w:pPr>
+            <w:r/>
+            <w:r>
+              <w:rPr>
+                <w:rFonts w:ascii="Times New Roman" w:hAnsi="Times New Roman"/>
+                <w:b w:val="0"/>
+                <w:i w:val="0"/>
+                <w:sz w:val="22"/>
+              </w:rPr>
+            </w:r>
+          </w:p>
+        </w:tc>
+        <w:tc>
+          <w:tcPr>
+            <w:tcW w:type="dxa" w:w="2268"/>
+            <w:vAlign w:val="center"/>
+          </w:tcPr>
+          <w:p>
+            <w:pPr>
+              <w:spacing w:before="0" w:after="0" w:line="240" w:lineRule="auto"/>
+              <w:jc w:val="left"/>
+            </w:pPr>
+            <w:r/>
+            <w:r>
+              <w:rPr>
+                <w:rFonts w:ascii="Times New Roman" w:hAnsi="Times New Roman"/>
+                <w:b w:val="0"/>
+                <w:i w:val="0"/>
+                <w:sz w:val="22"/>
+              </w:rPr>
+            </w:r>
+          </w:p>
+        </w:tc>
+        <w:tc>
+          <w:tcPr>
+            <w:tcW w:type="dxa" w:w="1701"/>
+            <w:vAlign w:val="center"/>
+          </w:tcPr>
+          <w:p>
+            <w:pPr>
+              <w:spacing w:before="0" w:after="0" w:line="240" w:lineRule="auto"/>
+              <w:jc w:val="left"/>
+            </w:pPr>
+            <w:r/>
+            <w:r>
+              <w:rPr>
+                <w:rFonts w:ascii="Times New Roman" w:hAnsi="Times New Roman"/>
+                <w:b w:val="0"/>
+                <w:i w:val="0"/>
+                <w:sz w:val="22"/>
+              </w:rPr>
+            </w:r>
+          </w:p>
+        </w:tc>
+        <w:tc>
+          <w:tcPr>
+            <w:tcW w:type="dxa" w:w="1701"/>
+            <w:vAlign w:val="center"/>
+          </w:tcPr>
+          <w:p>
+            <w:pPr>
+              <w:spacing w:before="0" w:after="0" w:line="240" w:lineRule="auto"/>
+              <w:jc w:val="center"/>
+            </w:pPr>
+            <w:r/>
+            <w:r>
+              <w:rPr>
+                <w:rFonts w:ascii="Times New Roman" w:hAnsi="Times New Roman"/>
+                <w:b w:val="0"/>
+                <w:i w:val="0"/>
+                <w:sz w:val="22"/>
+              </w:rPr>
+            </w:r>
+          </w:p>
+        </w:tc>
+      </w:tr>
+      <w:tr>
+        <w:trPr>
+          <w:cantSplit w:val="true"/>
+        </w:trPr>
+        <w:tc>
+          <w:tcPr>
+            <w:tcW w:type="dxa" w:w="907"/>
+            <w:vAlign w:val="center"/>
+          </w:tcPr>
+          <w:p>
+            <w:pPr>
+              <w:spacing w:before="0" w:after="0" w:line="240" w:lineRule="auto"/>
+              <w:jc w:val="center"/>
+            </w:pPr>
+            <w:r/>
+            <w:r>
+              <w:rPr>
+                <w:rFonts w:ascii="Times New Roman" w:hAnsi="Times New Roman"/>
+                <w:b w:val="0"/>
+                <w:i w:val="0"/>
+                <w:sz w:val="22"/>
+              </w:rPr>
+              <w:t>73</w:t>
+            </w:r>
+          </w:p>
+        </w:tc>
+        <w:tc>
+          <w:tcPr>
+            <w:tcW w:type="dxa" w:w="3628"/>
+            <w:vAlign w:val="center"/>
+          </w:tcPr>
+          <w:p>
+            <w:pPr>
+              <w:spacing w:before="0" w:after="0" w:line="240" w:lineRule="auto"/>
+              <w:jc w:val="left"/>
+            </w:pPr>
+            <w:r/>
+            <w:r>
+              <w:rPr>
+                <w:rFonts w:ascii="Times New Roman" w:hAnsi="Times New Roman"/>
+                <w:b w:val="0"/>
+                <w:i w:val="0"/>
+                <w:sz w:val="22"/>
+              </w:rPr>
+            </w:r>
+          </w:p>
+        </w:tc>
+        <w:tc>
+          <w:tcPr>
+            <w:tcW w:type="dxa" w:w="2268"/>
+            <w:vAlign w:val="center"/>
+          </w:tcPr>
+          <w:p>
+            <w:pPr>
+              <w:spacing w:before="0" w:after="0" w:line="240" w:lineRule="auto"/>
+              <w:jc w:val="left"/>
+            </w:pPr>
+            <w:r/>
+            <w:r>
+              <w:rPr>
+                <w:rFonts w:ascii="Times New Roman" w:hAnsi="Times New Roman"/>
+                <w:b w:val="0"/>
+                <w:i w:val="0"/>
+                <w:sz w:val="22"/>
+              </w:rPr>
+            </w:r>
+          </w:p>
+        </w:tc>
+        <w:tc>
+          <w:tcPr>
+            <w:tcW w:type="dxa" w:w="1701"/>
+            <w:vAlign w:val="center"/>
+          </w:tcPr>
+          <w:p>
+            <w:pPr>
+              <w:spacing w:before="0" w:after="0" w:line="240" w:lineRule="auto"/>
+              <w:jc w:val="left"/>
+            </w:pPr>
+            <w:r/>
+            <w:r>
+              <w:rPr>
+                <w:rFonts w:ascii="Times New Roman" w:hAnsi="Times New Roman"/>
+                <w:b w:val="0"/>
+                <w:i w:val="0"/>
+                <w:sz w:val="22"/>
+              </w:rPr>
+            </w:r>
+          </w:p>
+        </w:tc>
+        <w:tc>
+          <w:tcPr>
+            <w:tcW w:type="dxa" w:w="1701"/>
+            <w:vAlign w:val="center"/>
+          </w:tcPr>
+          <w:p>
+            <w:pPr>
+              <w:spacing w:before="0" w:after="0" w:line="240" w:lineRule="auto"/>
+              <w:jc w:val="center"/>
+            </w:pPr>
+            <w:r/>
+            <w:r>
+              <w:rPr>
+                <w:rFonts w:ascii="Times New Roman" w:hAnsi="Times New Roman"/>
+                <w:b w:val="0"/>
+                <w:i w:val="0"/>
+                <w:sz w:val="22"/>
+              </w:rPr>
+            </w:r>
+          </w:p>
+        </w:tc>
+      </w:tr>
+      <w:tr>
+        <w:trPr>
+          <w:cantSplit w:val="true"/>
+        </w:trPr>
+        <w:tc>
+          <w:tcPr>
+            <w:tcW w:type="dxa" w:w="907"/>
+            <w:vAlign w:val="center"/>
+          </w:tcPr>
+          <w:p>
+            <w:pPr>
+              <w:spacing w:before="0" w:after="0" w:line="240" w:lineRule="auto"/>
+              <w:jc w:val="center"/>
+            </w:pPr>
+            <w:r/>
+            <w:r>
+              <w:rPr>
+                <w:rFonts w:ascii="Times New Roman" w:hAnsi="Times New Roman"/>
+                <w:b w:val="0"/>
+                <w:i w:val="0"/>
+                <w:sz w:val="22"/>
+              </w:rPr>
+              <w:t>74</w:t>
+            </w:r>
+          </w:p>
+        </w:tc>
+        <w:tc>
+          <w:tcPr>
+            <w:tcW w:type="dxa" w:w="3628"/>
+            <w:vAlign w:val="center"/>
+          </w:tcPr>
+          <w:p>
+            <w:pPr>
+              <w:spacing w:before="0" w:after="0" w:line="240" w:lineRule="auto"/>
+              <w:jc w:val="left"/>
+            </w:pPr>
+            <w:r/>
+            <w:r>
+              <w:rPr>
+                <w:rFonts w:ascii="Times New Roman" w:hAnsi="Times New Roman"/>
+                <w:b w:val="0"/>
+                <w:i w:val="0"/>
+                <w:sz w:val="22"/>
+              </w:rPr>
+            </w:r>
+          </w:p>
+        </w:tc>
+        <w:tc>
+          <w:tcPr>
+            <w:tcW w:type="dxa" w:w="2268"/>
+            <w:vAlign w:val="center"/>
+          </w:tcPr>
+          <w:p>
+            <w:pPr>
+              <w:spacing w:before="0" w:after="0" w:line="240" w:lineRule="auto"/>
+              <w:jc w:val="left"/>
+            </w:pPr>
+            <w:r/>
+            <w:r>
+              <w:rPr>
+                <w:rFonts w:ascii="Times New Roman" w:hAnsi="Times New Roman"/>
+                <w:b w:val="0"/>
+                <w:i w:val="0"/>
+                <w:sz w:val="22"/>
+              </w:rPr>
+            </w:r>
+          </w:p>
+        </w:tc>
+        <w:tc>
+          <w:tcPr>
+            <w:tcW w:type="dxa" w:w="1701"/>
+            <w:vAlign w:val="center"/>
+          </w:tcPr>
+          <w:p>
+            <w:pPr>
+              <w:spacing w:before="0" w:after="0" w:line="240" w:lineRule="auto"/>
+              <w:jc w:val="left"/>
+            </w:pPr>
+            <w:r/>
+            <w:r>
+              <w:rPr>
+                <w:rFonts w:ascii="Times New Roman" w:hAnsi="Times New Roman"/>
+                <w:b w:val="0"/>
+                <w:i w:val="0"/>
+                <w:sz w:val="22"/>
+              </w:rPr>
+            </w:r>
+          </w:p>
+        </w:tc>
+        <w:tc>
+          <w:tcPr>
+            <w:tcW w:type="dxa" w:w="1701"/>
+            <w:vAlign w:val="center"/>
+          </w:tcPr>
+          <w:p>
+            <w:pPr>
+              <w:spacing w:before="0" w:after="0" w:line="240" w:lineRule="auto"/>
+              <w:jc w:val="center"/>
+            </w:pPr>
+            <w:r/>
+            <w:r>
+              <w:rPr>
+                <w:rFonts w:ascii="Times New Roman" w:hAnsi="Times New Roman"/>
+                <w:b w:val="0"/>
+                <w:i w:val="0"/>
+                <w:sz w:val="22"/>
+              </w:rPr>
+            </w:r>
+          </w:p>
+        </w:tc>
+      </w:tr>
+      <w:tr>
+        <w:trPr>
+          <w:cantSplit w:val="true"/>
+        </w:trPr>
+        <w:tc>
+          <w:tcPr>
+            <w:tcW w:type="dxa" w:w="907"/>
+            <w:vAlign w:val="center"/>
+          </w:tcPr>
+          <w:p>
+            <w:pPr>
+              <w:spacing w:before="0" w:after="0" w:line="240" w:lineRule="auto"/>
+              <w:jc w:val="center"/>
+            </w:pPr>
+            <w:r/>
+            <w:r>
+              <w:rPr>
+                <w:rFonts w:ascii="Times New Roman" w:hAnsi="Times New Roman"/>
+                <w:b w:val="0"/>
+                <w:i w:val="0"/>
+                <w:sz w:val="22"/>
+              </w:rPr>
+              <w:t>75</w:t>
+            </w:r>
+          </w:p>
+        </w:tc>
+        <w:tc>
+          <w:tcPr>
+            <w:tcW w:type="dxa" w:w="3628"/>
+            <w:vAlign w:val="center"/>
+          </w:tcPr>
+          <w:p>
+            <w:pPr>
+              <w:spacing w:before="0" w:after="0" w:line="240" w:lineRule="auto"/>
+              <w:jc w:val="left"/>
+            </w:pPr>
+            <w:r/>
+            <w:r>
+              <w:rPr>
+                <w:rFonts w:ascii="Times New Roman" w:hAnsi="Times New Roman"/>
+                <w:b w:val="0"/>
+                <w:i w:val="0"/>
+                <w:sz w:val="22"/>
+              </w:rPr>
+            </w:r>
+          </w:p>
+        </w:tc>
+        <w:tc>
+          <w:tcPr>
+            <w:tcW w:type="dxa" w:w="2268"/>
+            <w:vAlign w:val="center"/>
+          </w:tcPr>
+          <w:p>
+            <w:pPr>
+              <w:spacing w:before="0" w:after="0" w:line="240" w:lineRule="auto"/>
+              <w:jc w:val="left"/>
+            </w:pPr>
+            <w:r/>
+            <w:r>
+              <w:rPr>
+                <w:rFonts w:ascii="Times New Roman" w:hAnsi="Times New Roman"/>
+                <w:b w:val="0"/>
+                <w:i w:val="0"/>
+                <w:sz w:val="22"/>
+              </w:rPr>
+            </w:r>
+          </w:p>
+        </w:tc>
+        <w:tc>
+          <w:tcPr>
+            <w:tcW w:type="dxa" w:w="1701"/>
+            <w:vAlign w:val="center"/>
+          </w:tcPr>
+          <w:p>
+            <w:pPr>
+              <w:spacing w:before="0" w:after="0" w:line="240" w:lineRule="auto"/>
+              <w:jc w:val="left"/>
+            </w:pPr>
+            <w:r/>
+            <w:r>
+              <w:rPr>
+                <w:rFonts w:ascii="Times New Roman" w:hAnsi="Times New Roman"/>
+                <w:b w:val="0"/>
+                <w:i w:val="0"/>
+                <w:sz w:val="22"/>
+              </w:rPr>
+            </w:r>
+          </w:p>
+        </w:tc>
+        <w:tc>
+          <w:tcPr>
+            <w:tcW w:type="dxa" w:w="1701"/>
+            <w:vAlign w:val="center"/>
+          </w:tcPr>
+          <w:p>
+            <w:pPr>
+              <w:spacing w:before="0" w:after="0" w:line="240" w:lineRule="auto"/>
+              <w:jc w:val="center"/>
+            </w:pPr>
+            <w:r/>
+            <w:r>
+              <w:rPr>
+                <w:rFonts w:ascii="Times New Roman" w:hAnsi="Times New Roman"/>
+                <w:b w:val="0"/>
+                <w:i w:val="0"/>
+                <w:sz w:val="22"/>
+              </w:rPr>
+            </w:r>
+          </w:p>
+        </w:tc>
+      </w:tr>
+      <w:tr>
+        <w:trPr>
+          <w:cantSplit w:val="true"/>
+        </w:trPr>
+        <w:tc>
+          <w:tcPr>
+            <w:tcW w:type="dxa" w:w="907"/>
+            <w:vAlign w:val="center"/>
+          </w:tcPr>
+          <w:p>
+            <w:pPr>
+              <w:spacing w:before="0" w:after="0" w:line="240" w:lineRule="auto"/>
+              <w:jc w:val="center"/>
+            </w:pPr>
+            <w:r/>
+            <w:r>
+              <w:rPr>
+                <w:rFonts w:ascii="Times New Roman" w:hAnsi="Times New Roman"/>
+                <w:b w:val="0"/>
+                <w:i w:val="0"/>
+                <w:sz w:val="22"/>
+              </w:rPr>
+              <w:t>76</w:t>
+            </w:r>
+          </w:p>
+        </w:tc>
+        <w:tc>
+          <w:tcPr>
+            <w:tcW w:type="dxa" w:w="3628"/>
+            <w:vAlign w:val="center"/>
+          </w:tcPr>
+          <w:p>
+            <w:pPr>
+              <w:spacing w:before="0" w:after="0" w:line="240" w:lineRule="auto"/>
+              <w:jc w:val="left"/>
+            </w:pPr>
+            <w:r/>
+            <w:r>
+              <w:rPr>
+                <w:rFonts w:ascii="Times New Roman" w:hAnsi="Times New Roman"/>
+                <w:b w:val="0"/>
+                <w:i w:val="0"/>
+                <w:sz w:val="22"/>
+              </w:rPr>
+            </w:r>
+          </w:p>
+        </w:tc>
+        <w:tc>
+          <w:tcPr>
+            <w:tcW w:type="dxa" w:w="2268"/>
+            <w:vAlign w:val="center"/>
+          </w:tcPr>
+          <w:p>
+            <w:pPr>
+              <w:spacing w:before="0" w:after="0" w:line="240" w:lineRule="auto"/>
+              <w:jc w:val="left"/>
+            </w:pPr>
+            <w:r/>
+            <w:r>
+              <w:rPr>
+                <w:rFonts w:ascii="Times New Roman" w:hAnsi="Times New Roman"/>
+                <w:b w:val="0"/>
+                <w:i w:val="0"/>
+                <w:sz w:val="22"/>
+              </w:rPr>
+            </w:r>
+          </w:p>
+        </w:tc>
+        <w:tc>
+          <w:tcPr>
+            <w:tcW w:type="dxa" w:w="1701"/>
+            <w:vAlign w:val="center"/>
+          </w:tcPr>
+          <w:p>
+            <w:pPr>
+              <w:spacing w:before="0" w:after="0" w:line="240" w:lineRule="auto"/>
+              <w:jc w:val="left"/>
+            </w:pPr>
+            <w:r/>
+            <w:r>
+              <w:rPr>
+                <w:rFonts w:ascii="Times New Roman" w:hAnsi="Times New Roman"/>
+                <w:b w:val="0"/>
+                <w:i w:val="0"/>
+                <w:sz w:val="22"/>
+              </w:rPr>
+            </w:r>
+          </w:p>
+        </w:tc>
+        <w:tc>
+          <w:tcPr>
+            <w:tcW w:type="dxa" w:w="1701"/>
+            <w:vAlign w:val="center"/>
+          </w:tcPr>
+          <w:p>
+            <w:pPr>
+              <w:spacing w:before="0" w:after="0" w:line="240" w:lineRule="auto"/>
+              <w:jc w:val="center"/>
+            </w:pPr>
+            <w:r/>
+            <w:r>
+              <w:rPr>
+                <w:rFonts w:ascii="Times New Roman" w:hAnsi="Times New Roman"/>
+                <w:b w:val="0"/>
+                <w:i w:val="0"/>
+                <w:sz w:val="22"/>
+              </w:rPr>
+            </w:r>
+          </w:p>
+        </w:tc>
+      </w:tr>
+      <w:tr>
+        <w:trPr>
+          <w:cantSplit w:val="true"/>
+        </w:trPr>
+        <w:tc>
+          <w:tcPr>
+            <w:tcW w:type="dxa" w:w="907"/>
+            <w:vAlign w:val="center"/>
+          </w:tcPr>
+          <w:p>
+            <w:pPr>
+              <w:spacing w:before="0" w:after="0" w:line="240" w:lineRule="auto"/>
+              <w:jc w:val="center"/>
+            </w:pPr>
+            <w:r/>
+            <w:r>
+              <w:rPr>
+                <w:rFonts w:ascii="Times New Roman" w:hAnsi="Times New Roman"/>
+                <w:b w:val="0"/>
+                <w:i w:val="0"/>
+                <w:sz w:val="22"/>
+              </w:rPr>
+              <w:t>77</w:t>
+            </w:r>
+          </w:p>
+        </w:tc>
+        <w:tc>
+          <w:tcPr>
+            <w:tcW w:type="dxa" w:w="3628"/>
+            <w:vAlign w:val="center"/>
+          </w:tcPr>
+          <w:p>
+            <w:pPr>
+              <w:spacing w:before="0" w:after="0" w:line="240" w:lineRule="auto"/>
+              <w:jc w:val="left"/>
+            </w:pPr>
+            <w:r/>
+            <w:r>
+              <w:rPr>
+                <w:rFonts w:ascii="Times New Roman" w:hAnsi="Times New Roman"/>
+                <w:b w:val="0"/>
+                <w:i w:val="0"/>
+                <w:sz w:val="22"/>
+              </w:rPr>
+            </w:r>
+          </w:p>
+        </w:tc>
+        <w:tc>
+          <w:tcPr>
+            <w:tcW w:type="dxa" w:w="2268"/>
+            <w:vAlign w:val="center"/>
+          </w:tcPr>
+          <w:p>
+            <w:pPr>
+              <w:spacing w:before="0" w:after="0" w:line="240" w:lineRule="auto"/>
+              <w:jc w:val="left"/>
+            </w:pPr>
+            <w:r/>
+            <w:r>
+              <w:rPr>
+                <w:rFonts w:ascii="Times New Roman" w:hAnsi="Times New Roman"/>
+                <w:b w:val="0"/>
+                <w:i w:val="0"/>
+                <w:sz w:val="22"/>
+              </w:rPr>
+            </w:r>
+          </w:p>
+        </w:tc>
+        <w:tc>
+          <w:tcPr>
+            <w:tcW w:type="dxa" w:w="1701"/>
+            <w:vAlign w:val="center"/>
+          </w:tcPr>
+          <w:p>
+            <w:pPr>
+              <w:spacing w:before="0" w:after="0" w:line="240" w:lineRule="auto"/>
+              <w:jc w:val="left"/>
+            </w:pPr>
+            <w:r/>
+            <w:r>
+              <w:rPr>
+                <w:rFonts w:ascii="Times New Roman" w:hAnsi="Times New Roman"/>
+                <w:b w:val="0"/>
+                <w:i w:val="0"/>
+                <w:sz w:val="22"/>
+              </w:rPr>
+            </w:r>
+          </w:p>
+        </w:tc>
+        <w:tc>
+          <w:tcPr>
+            <w:tcW w:type="dxa" w:w="1701"/>
+            <w:vAlign w:val="center"/>
+          </w:tcPr>
+          <w:p>
+            <w:pPr>
+              <w:spacing w:before="0" w:after="0" w:line="240" w:lineRule="auto"/>
+              <w:jc w:val="center"/>
+            </w:pPr>
+            <w:r/>
+            <w:r>
+              <w:rPr>
+                <w:rFonts w:ascii="Times New Roman" w:hAnsi="Times New Roman"/>
+                <w:b w:val="0"/>
+                <w:i w:val="0"/>
+                <w:sz w:val="22"/>
+              </w:rPr>
+            </w:r>
+          </w:p>
+        </w:tc>
+      </w:tr>
+      <w:tr>
+        <w:trPr>
+          <w:cantSplit w:val="true"/>
+        </w:trPr>
+        <w:tc>
+          <w:tcPr>
+            <w:tcW w:type="dxa" w:w="907"/>
+            <w:vAlign w:val="center"/>
+          </w:tcPr>
+          <w:p>
+            <w:pPr>
+              <w:spacing w:before="0" w:after="0" w:line="240" w:lineRule="auto"/>
+              <w:jc w:val="center"/>
+            </w:pPr>
+            <w:r/>
+            <w:r>
+              <w:rPr>
+                <w:rFonts w:ascii="Times New Roman" w:hAnsi="Times New Roman"/>
+                <w:b w:val="0"/>
+                <w:i w:val="0"/>
+                <w:sz w:val="22"/>
+              </w:rPr>
+              <w:t>78</w:t>
+            </w:r>
+          </w:p>
+        </w:tc>
+        <w:tc>
+          <w:tcPr>
+            <w:tcW w:type="dxa" w:w="3628"/>
+            <w:vAlign w:val="center"/>
+          </w:tcPr>
+          <w:p>
+            <w:pPr>
+              <w:spacing w:before="0" w:after="0" w:line="240" w:lineRule="auto"/>
+              <w:jc w:val="left"/>
+            </w:pPr>
+            <w:r/>
+            <w:r>
+              <w:rPr>
+                <w:rFonts w:ascii="Times New Roman" w:hAnsi="Times New Roman"/>
+                <w:b w:val="0"/>
+                <w:i w:val="0"/>
+                <w:sz w:val="22"/>
+              </w:rPr>
+            </w:r>
+          </w:p>
+        </w:tc>
+        <w:tc>
+          <w:tcPr>
+            <w:tcW w:type="dxa" w:w="2268"/>
+            <w:vAlign w:val="center"/>
+          </w:tcPr>
+          <w:p>
+            <w:pPr>
+              <w:spacing w:before="0" w:after="0" w:line="240" w:lineRule="auto"/>
+              <w:jc w:val="left"/>
+            </w:pPr>
+            <w:r/>
+            <w:r>
+              <w:rPr>
+                <w:rFonts w:ascii="Times New Roman" w:hAnsi="Times New Roman"/>
+                <w:b w:val="0"/>
+                <w:i w:val="0"/>
+                <w:sz w:val="22"/>
+              </w:rPr>
+            </w:r>
+          </w:p>
+        </w:tc>
+        <w:tc>
+          <w:tcPr>
+            <w:tcW w:type="dxa" w:w="1701"/>
+            <w:vAlign w:val="center"/>
+          </w:tcPr>
+          <w:p>
+            <w:pPr>
+              <w:spacing w:before="0" w:after="0" w:line="240" w:lineRule="auto"/>
+              <w:jc w:val="left"/>
+            </w:pPr>
+            <w:r/>
+            <w:r>
+              <w:rPr>
+                <w:rFonts w:ascii="Times New Roman" w:hAnsi="Times New Roman"/>
+                <w:b w:val="0"/>
+                <w:i w:val="0"/>
+                <w:sz w:val="22"/>
+              </w:rPr>
+            </w:r>
+          </w:p>
+        </w:tc>
+        <w:tc>
+          <w:tcPr>
+            <w:tcW w:type="dxa" w:w="1701"/>
+            <w:vAlign w:val="center"/>
+          </w:tcPr>
+          <w:p>
+            <w:pPr>
+              <w:spacing w:before="0" w:after="0" w:line="240" w:lineRule="auto"/>
+              <w:jc w:val="center"/>
+            </w:pPr>
+            <w:r/>
+            <w:r>
+              <w:rPr>
+                <w:rFonts w:ascii="Times New Roman" w:hAnsi="Times New Roman"/>
+                <w:b w:val="0"/>
+                <w:i w:val="0"/>
+                <w:sz w:val="22"/>
+              </w:rPr>
+            </w:r>
+          </w:p>
+        </w:tc>
+      </w:tr>
+      <w:tr>
+        <w:trPr>
+          <w:cantSplit w:val="true"/>
+        </w:trPr>
+        <w:tc>
+          <w:tcPr>
+            <w:tcW w:type="dxa" w:w="907"/>
+            <w:vAlign w:val="center"/>
+          </w:tcPr>
+          <w:p>
+            <w:pPr>
+              <w:spacing w:before="0" w:after="0" w:line="240" w:lineRule="auto"/>
+              <w:jc w:val="center"/>
+            </w:pPr>
+            <w:r/>
+            <w:r>
+              <w:rPr>
+                <w:rFonts w:ascii="Times New Roman" w:hAnsi="Times New Roman"/>
+                <w:b w:val="0"/>
+                <w:i w:val="0"/>
+                <w:sz w:val="22"/>
+              </w:rPr>
+              <w:t>79</w:t>
+            </w:r>
+          </w:p>
+        </w:tc>
+        <w:tc>
+          <w:tcPr>
+            <w:tcW w:type="dxa" w:w="3628"/>
+            <w:vAlign w:val="center"/>
+          </w:tcPr>
+          <w:p>
+            <w:pPr>
+              <w:spacing w:before="0" w:after="0" w:line="240" w:lineRule="auto"/>
+              <w:jc w:val="left"/>
+            </w:pPr>
+            <w:r/>
+            <w:r>
+              <w:rPr>
+                <w:rFonts w:ascii="Times New Roman" w:hAnsi="Times New Roman"/>
+                <w:b w:val="0"/>
+                <w:i w:val="0"/>
+                <w:sz w:val="22"/>
+              </w:rPr>
+            </w:r>
+          </w:p>
+        </w:tc>
+        <w:tc>
+          <w:tcPr>
+            <w:tcW w:type="dxa" w:w="2268"/>
+            <w:vAlign w:val="center"/>
+          </w:tcPr>
+          <w:p>
+            <w:pPr>
+              <w:spacing w:before="0" w:after="0" w:line="240" w:lineRule="auto"/>
+              <w:jc w:val="left"/>
+            </w:pPr>
+            <w:r/>
+            <w:r>
+              <w:rPr>
+                <w:rFonts w:ascii="Times New Roman" w:hAnsi="Times New Roman"/>
+                <w:b w:val="0"/>
+                <w:i w:val="0"/>
+                <w:sz w:val="22"/>
+              </w:rPr>
+            </w:r>
+          </w:p>
+        </w:tc>
+        <w:tc>
+          <w:tcPr>
+            <w:tcW w:type="dxa" w:w="1701"/>
+            <w:vAlign w:val="center"/>
+          </w:tcPr>
+          <w:p>
+            <w:pPr>
+              <w:spacing w:before="0" w:after="0" w:line="240" w:lineRule="auto"/>
+              <w:jc w:val="left"/>
+            </w:pPr>
+            <w:r/>
+            <w:r>
+              <w:rPr>
+                <w:rFonts w:ascii="Times New Roman" w:hAnsi="Times New Roman"/>
+                <w:b w:val="0"/>
+                <w:i w:val="0"/>
+                <w:sz w:val="22"/>
+              </w:rPr>
+            </w:r>
+          </w:p>
+        </w:tc>
+        <w:tc>
+          <w:tcPr>
+            <w:tcW w:type="dxa" w:w="1701"/>
+            <w:vAlign w:val="center"/>
+          </w:tcPr>
+          <w:p>
+            <w:pPr>
+              <w:spacing w:before="0" w:after="0" w:line="240" w:lineRule="auto"/>
+              <w:jc w:val="center"/>
+            </w:pPr>
+            <w:r/>
+            <w:r>
+              <w:rPr>
+                <w:rFonts w:ascii="Times New Roman" w:hAnsi="Times New Roman"/>
+                <w:b w:val="0"/>
+                <w:i w:val="0"/>
+                <w:sz w:val="22"/>
+              </w:rPr>
+            </w:r>
+          </w:p>
+        </w:tc>
+      </w:tr>
+      <w:tr>
+        <w:trPr>
+          <w:cantSplit w:val="true"/>
+        </w:trPr>
+        <w:tc>
+          <w:tcPr>
+            <w:tcW w:type="dxa" w:w="907"/>
+            <w:vAlign w:val="center"/>
+          </w:tcPr>
+          <w:p>
+            <w:pPr>
+              <w:spacing w:before="0" w:after="0" w:line="240" w:lineRule="auto"/>
+              <w:jc w:val="center"/>
+            </w:pPr>
+            <w:r/>
+            <w:r>
+              <w:rPr>
+                <w:rFonts w:ascii="Times New Roman" w:hAnsi="Times New Roman"/>
+                <w:b w:val="0"/>
+                <w:i w:val="0"/>
+                <w:sz w:val="22"/>
+              </w:rPr>
+              <w:t>80</w:t>
+            </w:r>
+          </w:p>
+        </w:tc>
+        <w:tc>
+          <w:tcPr>
+            <w:tcW w:type="dxa" w:w="3628"/>
+            <w:vAlign w:val="center"/>
+          </w:tcPr>
+          <w:p>
+            <w:pPr>
+              <w:spacing w:before="0" w:after="0" w:line="240" w:lineRule="auto"/>
+              <w:jc w:val="left"/>
+            </w:pPr>
+            <w:r/>
+            <w:r>
+              <w:rPr>
+                <w:rFonts w:ascii="Times New Roman" w:hAnsi="Times New Roman"/>
+                <w:b w:val="0"/>
+                <w:i w:val="0"/>
+                <w:sz w:val="22"/>
+              </w:rPr>
+            </w:r>
+          </w:p>
+        </w:tc>
+        <w:tc>
+          <w:tcPr>
+            <w:tcW w:type="dxa" w:w="2268"/>
+            <w:vAlign w:val="center"/>
+          </w:tcPr>
+          <w:p>
+            <w:pPr>
+              <w:spacing w:before="0" w:after="0" w:line="240" w:lineRule="auto"/>
+              <w:jc w:val="left"/>
+            </w:pPr>
+            <w:r/>
+            <w:r>
+              <w:rPr>
+                <w:rFonts w:ascii="Times New Roman" w:hAnsi="Times New Roman"/>
+                <w:b w:val="0"/>
+                <w:i w:val="0"/>
+                <w:sz w:val="22"/>
+              </w:rPr>
+            </w:r>
+          </w:p>
+        </w:tc>
+        <w:tc>
+          <w:tcPr>
+            <w:tcW w:type="dxa" w:w="1701"/>
+            <w:vAlign w:val="center"/>
+          </w:tcPr>
+          <w:p>
+            <w:pPr>
+              <w:spacing w:before="0" w:after="0" w:line="240" w:lineRule="auto"/>
+              <w:jc w:val="left"/>
+            </w:pPr>
+            <w:r/>
+            <w:r>
+              <w:rPr>
+                <w:rFonts w:ascii="Times New Roman" w:hAnsi="Times New Roman"/>
+                <w:b w:val="0"/>
+                <w:i w:val="0"/>
+                <w:sz w:val="22"/>
+              </w:rPr>
+            </w:r>
+          </w:p>
+        </w:tc>
+        <w:tc>
+          <w:tcPr>
+            <w:tcW w:type="dxa" w:w="1701"/>
+            <w:vAlign w:val="center"/>
+          </w:tcPr>
+          <w:p>
+            <w:pPr>
+              <w:spacing w:before="0" w:after="0" w:line="240" w:lineRule="auto"/>
+              <w:jc w:val="center"/>
             </w:pPr>
             <w:r/>
             <w:r>
@@ -4815,7 +9711,7 @@
           <w:i w:val="0"/>
           <w:sz w:val="28"/>
         </w:rPr>
-        <w:t>3. Итоги</w:t>
+        <w:t>3. Итоги и сверка</w:t>
       </w:r>
     </w:p>
     <w:tbl>
@@ -4890,7 +9786,7 @@
                 <w:i w:val="0"/>
                 <w:sz w:val="24"/>
               </w:rPr>
-              <w:t>Количество, шт.</w:t>
+              <w:t>Значение</w:t>
             </w:r>
           </w:p>
         </w:tc>
@@ -4918,7 +9814,7 @@
                 <w:i w:val="0"/>
                 <w:sz w:val="24"/>
               </w:rPr>
-              <w:t>Всего по описи (подсчёт присвоенных номеров)</w:t>
+              <w:t>Количество номеров по описи, шт.</w:t>
             </w:r>
           </w:p>
         </w:tc>
@@ -4967,7 +9863,7 @@
                 <w:i w:val="0"/>
                 <w:sz w:val="24"/>
               </w:rPr>
-              <w:t>Упаковок (тары)</w:t>
+              <w:t>Количество изделий в коробке по документам, шт.</w:t>
             </w:r>
           </w:p>
         </w:tc>
@@ -4989,6 +9885,7 @@
                 <w:i w:val="0"/>
                 <w:sz w:val="24"/>
               </w:rPr>
+              <w:t>80</w:t>
             </w:r>
           </w:p>
         </w:tc>
@@ -5016,7 +9913,7 @@
                 <w:i w:val="0"/>
                 <w:sz w:val="24"/>
               </w:rPr>
-              <w:t>Выдано / отгружено</w:t>
+              <w:t>Фактически проверено по номерам, шт.</w:t>
             </w:r>
           </w:p>
         </w:tc>
@@ -5065,7 +9962,7 @@
                 <w:i w:val="0"/>
                 <w:sz w:val="24"/>
               </w:rPr>
-              <w:t>Остаток на складе</w:t>
+              <w:t>Расхождение, шт.</w:t>
             </w:r>
           </w:p>
         </w:tc>
@@ -5094,12 +9991,29 @@
     </w:tbl>
     <w:p>
       <w:pPr>
-        <w:spacing w:before="0" w:after="0" w:line="280" w:lineRule="exact"/>
+        <w:spacing w:before="0" w:after="0" w:line="200" w:lineRule="exact"/>
       </w:pPr>
       <w:r>
         <w:rPr>
           <w:sz w:val="4"/>
         </w:rPr>
+      </w:r>
+    </w:p>
+    <w:p>
+      <w:pPr>
+        <w:keepNext w:val="0"/>
+        <w:spacing w:before="0" w:after="280" w:line="240" w:lineRule="auto"/>
+        <w:ind w:firstLine="709"/>
+        <w:jc w:val="both"/>
+      </w:pPr>
+      <w:r>
+        <w:rPr>
+          <w:rFonts w:ascii="Times New Roman" w:hAnsi="Times New Roman"/>
+          <w:b w:val="0"/>
+          <w:i w:val="0"/>
+          <w:sz w:val="24"/>
+        </w:rPr>
+        <w:t>Настоящая опись подтверждает присутствие в партии, в коробке № ____________, ____________ шт. изделий с присвоенными номерами, указанными в перечне. Каждый номер проверен по наличию.</w:t>
       </w:r>
     </w:p>
     <w:p>
@@ -5116,7 +10030,7 @@
           <w:i w:val="0"/>
           <w:sz w:val="28"/>
         </w:rPr>
-        <w:t>4. Ответственные лица</w:t>
+        <w:t>4. Подписи ответственных лиц и заказчика</w:t>
       </w:r>
     </w:p>
     <w:tbl>
@@ -5153,7 +10067,7 @@
         </w:trPr>
         <w:tc>
           <w:tcPr>
-            <w:tcW w:type="dxa" w:w="3061"/>
+            <w:tcW w:type="dxa" w:w="3628"/>
             <w:vAlign w:val="center"/>
             <w:shd w:val="clear" w:color="auto" w:fill="E7E6E6"/>
           </w:tcPr>
@@ -5170,13 +10084,13 @@
                 <w:i w:val="0"/>
                 <w:sz w:val="24"/>
               </w:rPr>
-              <w:t>Должность</w:t>
-            </w:r>
-          </w:p>
-        </w:tc>
-        <w:tc>
-          <w:tcPr>
-            <w:tcW w:type="dxa" w:w="3175"/>
+              <w:t>Должность / роль</w:t>
+            </w:r>
+          </w:p>
+        </w:tc>
+        <w:tc>
+          <w:tcPr>
+            <w:tcW w:type="dxa" w:w="2835"/>
             <w:vAlign w:val="center"/>
             <w:shd w:val="clear" w:color="auto" w:fill="E7E6E6"/>
           </w:tcPr>
@@ -5222,7 +10136,7 @@
         </w:tc>
         <w:tc>
           <w:tcPr>
-            <w:tcW w:type="dxa" w:w="1928"/>
+            <w:tcW w:type="dxa" w:w="1701"/>
             <w:vAlign w:val="center"/>
             <w:shd w:val="clear" w:color="auto" w:fill="E7E6E6"/>
           </w:tcPr>
@@ -5251,7 +10165,7 @@
         </w:trPr>
         <w:tc>
           <w:tcPr>
-            <w:tcW w:type="dxa" w:w="3061"/>
+            <w:tcW w:type="dxa" w:w="3628"/>
             <w:vAlign w:val="center"/>
             <w:shd w:val="clear" w:color="auto" w:fill="F2F2F2"/>
           </w:tcPr>
@@ -5274,7 +10188,7 @@
         </w:tc>
         <w:tc>
           <w:tcPr>
-            <w:tcW w:type="dxa" w:w="3175"/>
+            <w:tcW w:type="dxa" w:w="2835"/>
             <w:vAlign w:val="center"/>
           </w:tcPr>
           <w:p>
@@ -5316,7 +10230,7 @@
         </w:tc>
         <w:tc>
           <w:tcPr>
-            <w:tcW w:type="dxa" w:w="1928"/>
+            <w:tcW w:type="dxa" w:w="1701"/>
             <w:vAlign w:val="center"/>
           </w:tcPr>
           <w:p>
@@ -5343,7 +10257,7 @@
         </w:trPr>
         <w:tc>
           <w:tcPr>
-            <w:tcW w:type="dxa" w:w="3061"/>
+            <w:tcW w:type="dxa" w:w="3628"/>
             <w:vAlign w:val="center"/>
             <w:shd w:val="clear" w:color="auto" w:fill="F2F2F2"/>
           </w:tcPr>
@@ -5366,7 +10280,7 @@
         </w:tc>
         <w:tc>
           <w:tcPr>
-            <w:tcW w:type="dxa" w:w="3175"/>
+            <w:tcW w:type="dxa" w:w="2835"/>
             <w:vAlign w:val="center"/>
           </w:tcPr>
           <w:p>
@@ -5408,7 +10322,7 @@
         </w:tc>
         <w:tc>
           <w:tcPr>
-            <w:tcW w:type="dxa" w:w="1928"/>
+            <w:tcW w:type="dxa" w:w="1701"/>
             <w:vAlign w:val="center"/>
           </w:tcPr>
           <w:p>
@@ -5435,7 +10349,7 @@
         </w:trPr>
         <w:tc>
           <w:tcPr>
-            <w:tcW w:type="dxa" w:w="3061"/>
+            <w:tcW w:type="dxa" w:w="3628"/>
             <w:vAlign w:val="center"/>
             <w:shd w:val="clear" w:color="auto" w:fill="F2F2F2"/>
           </w:tcPr>
@@ -5452,13 +10366,13 @@
                 <w:i w:val="0"/>
                 <w:sz w:val="24"/>
               </w:rPr>
-              <w:t>Ответственный за хранение</w:t>
-            </w:r>
-          </w:p>
-        </w:tc>
-        <w:tc>
-          <w:tcPr>
-            <w:tcW w:type="dxa" w:w="3175"/>
+              <w:t>Ответственный за охрану</w:t>
+            </w:r>
+          </w:p>
+        </w:tc>
+        <w:tc>
+          <w:tcPr>
+            <w:tcW w:type="dxa" w:w="2835"/>
             <w:vAlign w:val="center"/>
           </w:tcPr>
           <w:p>
@@ -5500,7 +10414,191 @@
         </w:tc>
         <w:tc>
           <w:tcPr>
-            <w:tcW w:type="dxa" w:w="1928"/>
+            <w:tcW w:type="dxa" w:w="1701"/>
+            <w:vAlign w:val="center"/>
+          </w:tcPr>
+          <w:p>
+            <w:pPr>
+              <w:spacing w:before="0" w:after="0" w:line="240" w:lineRule="auto"/>
+              <w:jc w:val="left"/>
+            </w:pPr>
+            <w:r/>
+            <w:r>
+              <w:rPr>
+                <w:rFonts w:ascii="Times New Roman" w:hAnsi="Times New Roman"/>
+                <w:b w:val="0"/>
+                <w:i w:val="0"/>
+                <w:sz w:val="24"/>
+              </w:rPr>
+            </w:r>
+          </w:p>
+        </w:tc>
+      </w:tr>
+      <w:tr>
+        <w:trPr>
+          <w:cantSplit w:val="true"/>
+          <w:trHeight w:val="624"/>
+        </w:trPr>
+        <w:tc>
+          <w:tcPr>
+            <w:tcW w:type="dxa" w:w="3628"/>
+            <w:vAlign w:val="center"/>
+            <w:shd w:val="clear" w:color="auto" w:fill="F2F2F2"/>
+          </w:tcPr>
+          <w:p>
+            <w:pPr>
+              <w:spacing w:before="0" w:after="0" w:line="240" w:lineRule="auto"/>
+              <w:jc w:val="left"/>
+            </w:pPr>
+            <w:r/>
+            <w:r>
+              <w:rPr>
+                <w:rFonts w:ascii="Times New Roman" w:hAnsi="Times New Roman"/>
+                <w:b/>
+                <w:i w:val="0"/>
+                <w:sz w:val="24"/>
+              </w:rPr>
+              <w:t>Ответственный за отгрузку (передал)</w:t>
+            </w:r>
+          </w:p>
+        </w:tc>
+        <w:tc>
+          <w:tcPr>
+            <w:tcW w:type="dxa" w:w="2835"/>
+            <w:vAlign w:val="center"/>
+          </w:tcPr>
+          <w:p>
+            <w:pPr>
+              <w:spacing w:before="0" w:after="0" w:line="240" w:lineRule="auto"/>
+              <w:jc w:val="left"/>
+            </w:pPr>
+            <w:r/>
+            <w:r>
+              <w:rPr>
+                <w:rFonts w:ascii="Times New Roman" w:hAnsi="Times New Roman"/>
+                <w:b w:val="0"/>
+                <w:i w:val="0"/>
+                <w:sz w:val="24"/>
+              </w:rPr>
+            </w:r>
+          </w:p>
+        </w:tc>
+        <w:tc>
+          <w:tcPr>
+            <w:tcW w:type="dxa" w:w="2041"/>
+            <w:vAlign w:val="center"/>
+          </w:tcPr>
+          <w:p>
+            <w:pPr>
+              <w:spacing w:before="0" w:after="0" w:line="240" w:lineRule="auto"/>
+              <w:jc w:val="left"/>
+            </w:pPr>
+            <w:r/>
+            <w:r>
+              <w:rPr>
+                <w:rFonts w:ascii="Times New Roman" w:hAnsi="Times New Roman"/>
+                <w:b w:val="0"/>
+                <w:i w:val="0"/>
+                <w:sz w:val="24"/>
+              </w:rPr>
+            </w:r>
+          </w:p>
+        </w:tc>
+        <w:tc>
+          <w:tcPr>
+            <w:tcW w:type="dxa" w:w="1701"/>
+            <w:vAlign w:val="center"/>
+          </w:tcPr>
+          <w:p>
+            <w:pPr>
+              <w:spacing w:before="0" w:after="0" w:line="240" w:lineRule="auto"/>
+              <w:jc w:val="left"/>
+            </w:pPr>
+            <w:r/>
+            <w:r>
+              <w:rPr>
+                <w:rFonts w:ascii="Times New Roman" w:hAnsi="Times New Roman"/>
+                <w:b w:val="0"/>
+                <w:i w:val="0"/>
+                <w:sz w:val="24"/>
+              </w:rPr>
+            </w:r>
+          </w:p>
+        </w:tc>
+      </w:tr>
+      <w:tr>
+        <w:trPr>
+          <w:cantSplit w:val="true"/>
+          <w:trHeight w:val="624"/>
+        </w:trPr>
+        <w:tc>
+          <w:tcPr>
+            <w:tcW w:type="dxa" w:w="3628"/>
+            <w:vAlign w:val="center"/>
+            <w:shd w:val="clear" w:color="auto" w:fill="F2F2F2"/>
+          </w:tcPr>
+          <w:p>
+            <w:pPr>
+              <w:spacing w:before="0" w:after="0" w:line="240" w:lineRule="auto"/>
+              <w:jc w:val="left"/>
+            </w:pPr>
+            <w:r/>
+            <w:r>
+              <w:rPr>
+                <w:rFonts w:ascii="Times New Roman" w:hAnsi="Times New Roman"/>
+                <w:b/>
+                <w:i w:val="0"/>
+                <w:sz w:val="24"/>
+              </w:rPr>
+              <w:t>Принял (заказчик)</w:t>
+            </w:r>
+          </w:p>
+        </w:tc>
+        <w:tc>
+          <w:tcPr>
+            <w:tcW w:type="dxa" w:w="2835"/>
+            <w:vAlign w:val="center"/>
+          </w:tcPr>
+          <w:p>
+            <w:pPr>
+              <w:spacing w:before="0" w:after="0" w:line="240" w:lineRule="auto"/>
+              <w:jc w:val="left"/>
+            </w:pPr>
+            <w:r/>
+            <w:r>
+              <w:rPr>
+                <w:rFonts w:ascii="Times New Roman" w:hAnsi="Times New Roman"/>
+                <w:b w:val="0"/>
+                <w:i w:val="0"/>
+                <w:sz w:val="24"/>
+              </w:rPr>
+            </w:r>
+          </w:p>
+        </w:tc>
+        <w:tc>
+          <w:tcPr>
+            <w:tcW w:type="dxa" w:w="2041"/>
+            <w:vAlign w:val="center"/>
+          </w:tcPr>
+          <w:p>
+            <w:pPr>
+              <w:spacing w:before="0" w:after="0" w:line="240" w:lineRule="auto"/>
+              <w:jc w:val="left"/>
+            </w:pPr>
+            <w:r/>
+            <w:r>
+              <w:rPr>
+                <w:rFonts w:ascii="Times New Roman" w:hAnsi="Times New Roman"/>
+                <w:b w:val="0"/>
+                <w:i w:val="0"/>
+                <w:sz w:val="24"/>
+              </w:rPr>
+            </w:r>
+          </w:p>
+        </w:tc>
+        <w:tc>
+          <w:tcPr>
+            <w:tcW w:type="dxa" w:w="1701"/>
             <w:vAlign w:val="center"/>
           </w:tcPr>
           <w:p>
@@ -5523,7 +10621,7 @@
     </w:tbl>
     <w:p>
       <w:pPr>
-        <w:spacing w:before="0" w:after="0" w:line="320" w:lineRule="exact"/>
+        <w:spacing w:before="0" w:after="0" w:line="200" w:lineRule="exact"/>
       </w:pPr>
       <w:r>
         <w:rPr>
@@ -5545,7 +10643,7 @@
           <w:i/>
           <w:sz w:val="24"/>
         </w:rPr>
-        <w:t>Примечание. Опись оформляется в соответствии с условиями лицензии и требованиями к учёту и хранению боеприпасов, действующими в организации. Номер описи вносится в этикетку (ЭТ).</w:t>
+        <w:t>Подписью заказчик подтверждает, что убедился в наличии всех изделий по номерам, указанным в описи, и что все номера проверены.</w:t>
       </w:r>
     </w:p>
     <w:sectPr>

--- a/docs/opis_boepripasy.docx
+++ b/docs/opis_boepripasy.docx
@@ -130,7 +130,7 @@
           <w:i w:val="0"/>
           <w:sz w:val="28"/>
         </w:rPr>
-        <w:t>учёта боеприпасов (патронов), подлежащих отгрузке</w:t>
+        <w:t>боеприпасов (патронов), подлежащих отгрузке</w:t>
       </w:r>
     </w:p>
     <w:tbl>
